--- a/docs/00_thesis/chapters/06_第六章_實驗結果.docx
+++ b/docs/00_thesis/chapters/06_第六章_實驗結果.docx
@@ -2,7 +2,7 @@
 <file path=word/document.xml><?xml version="1.0" encoding="utf-8"?>
 <w:document xmlns:w="http://schemas.openxmlformats.org/wordprocessingml/2006/main" xmlns:m="http://schemas.openxmlformats.org/officeDocument/2006/math" xmlns:r="http://schemas.openxmlformats.org/officeDocument/2006/relationships" xmlns:o="urn:schemas-microsoft-com:office:office" xmlns:v="urn:schemas-microsoft-com:vml" xmlns:w10="urn:schemas-microsoft-com:office:word" xmlns:a="http://schemas.openxmlformats.org/drawingml/2006/main" xmlns:pic="http://schemas.openxmlformats.org/drawingml/2006/picture" xmlns:wp="http://schemas.openxmlformats.org/drawingml/2006/wordprocessingDrawing">
   <w:body>
-    <w:bookmarkStart w:id="71" w:name="第六章-實驗結果"/>
+    <w:bookmarkStart w:id="73" w:name="第六章-實驗結果"/>
     <w:p>
       <w:pPr>
         <w:pStyle w:val="1"/>
@@ -52,7 +52,7 @@
         <w:t xml:space="preserve">交叉驗證，確保同一參與者的紀錄不會同時出現在訓練集與測試集中。</w:t>
       </w:r>
     </w:p>
-    <w:bookmarkStart w:id="25" w:name="模型性能比較"/>
+    <w:bookmarkStart w:id="26" w:name="模型性能比較"/>
     <w:p>
       <w:pPr>
         <w:pStyle w:val="2"/>
@@ -245,16 +245,14 @@
     <w:tbl>
       <w:tblPr>
         <w:tblStyle w:val="Table"/>
-        <w:tblW w:type="pct" w:w="5000"/>
-        <w:tblLayout w:type="fixed"/>
+        <w:tblW w:type="auto" w:w="0"/>
         <w:tblLook w:firstRow="1" w:lastRow="0" w:firstColumn="0" w:lastColumn="0" w:noHBand="0" w:noVBand="0" w:val="0020"/>
       </w:tblPr>
       <w:tblGrid>
-        <w:gridCol w:w="1320"/>
-        <w:gridCol w:w="1320"/>
-        <w:gridCol w:w="1760"/>
-        <w:gridCol w:w="1760"/>
-        <w:gridCol w:w="1760"/>
+        <w:gridCol w:w="1980"/>
+        <w:gridCol w:w="1980"/>
+        <w:gridCol w:w="1980"/>
+        <w:gridCol w:w="1980"/>
       </w:tblGrid>
       <w:tr>
         <w:trPr>
@@ -284,20 +282,6 @@
               <w:rPr>
                 <w:rFonts w:hint="eastAsia"/>
               </w:rPr>
-              <w:t xml:space="preserve">類型</w:t>
-            </w:r>
-          </w:p>
-        </w:tc>
-        <w:tc>
-          <w:tcPr/>
-          <w:p>
-            <w:pPr>
-              <w:pStyle w:val="Compact"/>
-            </w:pPr>
-            <w:r>
-              <w:rPr>
-                <w:rFonts w:hint="eastAsia"/>
-              </w:rPr>
               <w:t xml:space="preserve">高血壓</w:t>
             </w:r>
           </w:p>
@@ -340,20 +324,6 @@
             </w:pPr>
             <w:r>
               <w:t xml:space="preserve">LR</w:t>
-            </w:r>
-          </w:p>
-        </w:tc>
-        <w:tc>
-          <w:tcPr/>
-          <w:p>
-            <w:pPr>
-              <w:pStyle w:val="Compact"/>
-            </w:pPr>
-            <w:r>
-              <w:rPr>
-                <w:rFonts w:hint="eastAsia"/>
-              </w:rPr>
-              <w:t xml:space="preserve">傳統統計</w:t>
             </w:r>
           </w:p>
         </w:tc>
@@ -418,20 +388,6 @@
               <w:pStyle w:val="Compact"/>
             </w:pPr>
             <w:r>
-              <w:rPr>
-                <w:rFonts w:hint="eastAsia"/>
-              </w:rPr>
-              <w:t xml:space="preserve">傳統統計</w:t>
-            </w:r>
-          </w:p>
-        </w:tc>
-        <w:tc>
-          <w:tcPr/>
-          <w:p>
-            <w:pPr>
-              <w:pStyle w:val="Compact"/>
-            </w:pPr>
-            <w:r>
               <w:t xml:space="preserve">0.709 ± 0.022</w:t>
             </w:r>
           </w:p>
@@ -478,20 +434,6 @@
               <w:pStyle w:val="Compact"/>
             </w:pPr>
             <w:r>
-              <w:rPr>
-                <w:rFonts w:hint="eastAsia"/>
-              </w:rPr>
-              <w:t xml:space="preserve">傳統統計</w:t>
-            </w:r>
-          </w:p>
-        </w:tc>
-        <w:tc>
-          <w:tcPr/>
-          <w:p>
-            <w:pPr>
-              <w:pStyle w:val="Compact"/>
-            </w:pPr>
-            <w:r>
               <w:t xml:space="preserve">0.720 ± 0.017</w:t>
             </w:r>
           </w:p>
@@ -538,20 +480,6 @@
               <w:pStyle w:val="Compact"/>
             </w:pPr>
             <w:r>
-              <w:rPr>
-                <w:rFonts w:hint="eastAsia"/>
-              </w:rPr>
-              <w:t xml:space="preserve">基於實例</w:t>
-            </w:r>
-          </w:p>
-        </w:tc>
-        <w:tc>
-          <w:tcPr/>
-          <w:p>
-            <w:pPr>
-              <w:pStyle w:val="Compact"/>
-            </w:pPr>
-            <w:r>
               <w:t xml:space="preserve">0.630 ± 0.018</w:t>
             </w:r>
           </w:p>
@@ -598,20 +526,6 @@
               <w:pStyle w:val="Compact"/>
             </w:pPr>
             <w:r>
-              <w:rPr>
-                <w:rFonts w:hint="eastAsia"/>
-              </w:rPr>
-              <w:t xml:space="preserve">樹模型</w:t>
-            </w:r>
-          </w:p>
-        </w:tc>
-        <w:tc>
-          <w:tcPr/>
-          <w:p>
-            <w:pPr>
-              <w:pStyle w:val="Compact"/>
-            </w:pPr>
-            <w:r>
               <w:t xml:space="preserve">0.658 ± 0.012</w:t>
             </w:r>
           </w:p>
@@ -648,20 +562,6 @@
             </w:pPr>
             <w:r>
               <w:t xml:space="preserve">RF</w:t>
-            </w:r>
-          </w:p>
-        </w:tc>
-        <w:tc>
-          <w:tcPr/>
-          <w:p>
-            <w:pPr>
-              <w:pStyle w:val="Compact"/>
-            </w:pPr>
-            <w:r>
-              <w:rPr>
-                <w:rFonts w:hint="eastAsia"/>
-              </w:rPr>
-              <w:t xml:space="preserve">樹模型</w:t>
             </w:r>
           </w:p>
         </w:tc>
@@ -722,20 +622,6 @@
               <w:pStyle w:val="Compact"/>
             </w:pPr>
             <w:r>
-              <w:rPr>
-                <w:rFonts w:hint="eastAsia"/>
-              </w:rPr>
-              <w:t xml:space="preserve">樹模型</w:t>
-            </w:r>
-          </w:p>
-        </w:tc>
-        <w:tc>
-          <w:tcPr/>
-          <w:p>
-            <w:pPr>
-              <w:pStyle w:val="Compact"/>
-            </w:pPr>
-            <w:r>
               <w:t xml:space="preserve">0.738 ± 0.012</w:t>
             </w:r>
           </w:p>
@@ -782,20 +668,6 @@
               <w:pStyle w:val="Compact"/>
             </w:pPr>
             <w:r>
-              <w:rPr>
-                <w:rFonts w:hint="eastAsia"/>
-              </w:rPr>
-              <w:t xml:space="preserve">樹模型</w:t>
-            </w:r>
-          </w:p>
-        </w:tc>
-        <w:tc>
-          <w:tcPr/>
-          <w:p>
-            <w:pPr>
-              <w:pStyle w:val="Compact"/>
-            </w:pPr>
-            <w:r>
               <w:t xml:space="preserve">0.730 ± 0.011</w:t>
             </w:r>
           </w:p>
@@ -842,20 +714,6 @@
               <w:pStyle w:val="Compact"/>
             </w:pPr>
             <w:r>
-              <w:rPr>
-                <w:rFonts w:hint="eastAsia"/>
-              </w:rPr>
-              <w:t xml:space="preserve">核方法</w:t>
-            </w:r>
-          </w:p>
-        </w:tc>
-        <w:tc>
-          <w:tcPr/>
-          <w:p>
-            <w:pPr>
-              <w:pStyle w:val="Compact"/>
-            </w:pPr>
-            <w:r>
               <w:t xml:space="preserve">0.726 ± 0.011</w:t>
             </w:r>
           </w:p>
@@ -892,20 +750,6 @@
             </w:pPr>
             <w:r>
               <w:t xml:space="preserve">MLP</w:t>
-            </w:r>
-          </w:p>
-        </w:tc>
-        <w:tc>
-          <w:tcPr/>
-          <w:p>
-            <w:pPr>
-              <w:pStyle w:val="Compact"/>
-            </w:pPr>
-            <w:r>
-              <w:rPr>
-                <w:rFonts w:hint="eastAsia"/>
-              </w:rPr>
-              <w:t xml:space="preserve">神經網路</w:t>
             </w:r>
           </w:p>
         </w:tc>
@@ -4049,20 +3893,19 @@
       </w:r>
     </w:p>
     <w:bookmarkEnd w:id="24"/>
-    <w:bookmarkEnd w:id="25"/>
-    <w:bookmarkStart w:id="34" w:name="特徵重要性分析"/>
+    <w:bookmarkStart w:id="25" w:name="過擬合檢查"/>
     <w:p>
       <w:pPr>
-        <w:pStyle w:val="2"/>
-      </w:pPr>
-      <w:r>
-        <w:t xml:space="preserve">6.2 </w:t>
-      </w:r>
-      <w:r>
-        <w:rPr>
-          <w:rFonts w:hint="eastAsia"/>
-        </w:rPr>
-        <w:t xml:space="preserve">特徵重要性分析</w:t>
+        <w:pStyle w:val="3"/>
+      </w:pPr>
+      <w:r>
+        <w:t xml:space="preserve">6.1.5 </w:t>
+      </w:r>
+      <w:r>
+        <w:rPr>
+          <w:rFonts w:hint="eastAsia"/>
+        </w:rPr>
+        <w:t xml:space="preserve">過擬合檢查</w:t>
       </w:r>
     </w:p>
     <w:p>
@@ -4072,25 +3915,1092 @@
       <w:r>
         <w:rPr>
           <w:rFonts w:hint="eastAsia"/>
+        </w:rPr>
+        <w:t xml:space="preserve">為評估各模型的泛化能力，本研究比較訓練集與測試集的</w:t>
+      </w:r>
+      <w:r>
+        <w:t xml:space="preserve"> AUC </w:t>
+      </w:r>
+      <w:r>
+        <w:rPr>
+          <w:rFonts w:hint="eastAsia"/>
+        </w:rPr>
+        <w:t xml:space="preserve">差異（Gap</w:t>
+      </w:r>
+      <w:r>
+        <w:t xml:space="preserve"> = Train AUC − Test </w:t>
+      </w:r>
+      <w:r>
+        <w:rPr>
+          <w:rFonts w:hint="eastAsia"/>
+        </w:rPr>
+        <w:t xml:space="preserve">AUC）。Gap</w:t>
+      </w:r>
+      <w:r>
+        <w:t xml:space="preserve"> </w:t>
+      </w:r>
+      <w:r>
+        <w:rPr>
+          <w:rFonts w:hint="eastAsia"/>
+        </w:rPr>
+        <w:t xml:space="preserve">越大表示模型過擬合越嚴重，即模型在訓練資料上的表現遠優於未見過的測試資料。</w:t>
+      </w:r>
+    </w:p>
+    <w:p>
+      <w:pPr>
+        <w:pStyle w:val="a0"/>
+      </w:pPr>
+      <w:r>
+        <w:rPr>
+          <w:rFonts w:hint="eastAsia"/>
           <w:b/>
           <w:bCs/>
         </w:rPr>
-        <w:t xml:space="preserve">實驗目的</w:t>
-      </w:r>
-      <w:r>
-        <w:rPr>
-          <w:rFonts w:hint="eastAsia"/>
-        </w:rPr>
-        <w:t xml:space="preserve">：回答</w:t>
-      </w:r>
-      <w:r>
+        <w:t xml:space="preserve">表</w:t>
+      </w:r>
+      <w:r>
+        <w:rPr>
+          <w:b/>
+          <w:bCs/>
+        </w:rPr>
+        <w:t xml:space="preserve"> 6-5 </w:t>
+      </w:r>
+      <w:r>
+        <w:rPr>
+          <w:rFonts w:hint="eastAsia"/>
+          <w:b/>
+          <w:bCs/>
+        </w:rPr>
+        <w:t xml:space="preserve">各模型訓練集</w:t>
+      </w:r>
+      <w:r>
+        <w:rPr>
+          <w:b/>
+          <w:bCs/>
+        </w:rPr>
+        <w:t xml:space="preserve"> AUC </w:t>
+      </w:r>
+      <w:r>
+        <w:rPr>
+          <w:rFonts w:hint="eastAsia"/>
+          <w:b/>
+          <w:bCs/>
+        </w:rPr>
+        <w:t xml:space="preserve">與泛化差距（5-Fold</w:t>
+      </w:r>
+      <w:r>
+        <w:rPr>
+          <w:b/>
+          <w:bCs/>
+        </w:rPr>
         <w:t xml:space="preserve"> </w:t>
       </w:r>
       <w:r>
         <w:rPr>
           <w:rFonts w:hint="eastAsia"/>
-        </w:rPr>
-        <w:t xml:space="preserve">Q4（特徵重要性分析）——哪些生物標記及其變化量對三高疾病預測最為重要？Δ</w:t>
+          <w:b/>
+          <w:bCs/>
+        </w:rPr>
+        <w:t xml:space="preserve">CV）</w:t>
+      </w:r>
+    </w:p>
+    <w:tbl>
+      <w:tblPr>
+        <w:tblStyle w:val="Table"/>
+        <w:tblW w:type="auto" w:w="0"/>
+        <w:tblLook w:firstRow="1" w:lastRow="0" w:firstColumn="0" w:lastColumn="0" w:noHBand="0" w:noVBand="0" w:val="0020"/>
+      </w:tblPr>
+      <w:tblGrid>
+        <w:gridCol w:w="1131"/>
+        <w:gridCol w:w="1131"/>
+        <w:gridCol w:w="1131"/>
+        <w:gridCol w:w="1131"/>
+        <w:gridCol w:w="1131"/>
+        <w:gridCol w:w="1131"/>
+        <w:gridCol w:w="1131"/>
+      </w:tblGrid>
+      <w:tr>
+        <w:trPr>
+          <w:tblHeader w:val="on"/>
+        </w:trPr>
+        <w:tc>
+          <w:tcPr/>
+          <w:p>
+            <w:pPr>
+              <w:pStyle w:val="Compact"/>
+            </w:pPr>
+            <w:r>
+              <w:rPr>
+                <w:rFonts w:hint="eastAsia"/>
+              </w:rPr>
+              <w:t xml:space="preserve">模型</w:t>
+            </w:r>
+          </w:p>
+        </w:tc>
+        <w:tc>
+          <w:tcPr/>
+          <w:p>
+            <w:pPr>
+              <w:pStyle w:val="Compact"/>
+              <w:jc w:val="center"/>
+            </w:pPr>
+            <w:r>
+              <w:rPr>
+                <w:rFonts w:hint="eastAsia"/>
+              </w:rPr>
+              <w:t xml:space="preserve">高血壓</w:t>
+            </w:r>
+            <w:r>
+              <w:t xml:space="preserve"> Train</w:t>
+            </w:r>
+          </w:p>
+        </w:tc>
+        <w:tc>
+          <w:tcPr/>
+          <w:p>
+            <w:pPr>
+              <w:pStyle w:val="Compact"/>
+              <w:jc w:val="center"/>
+            </w:pPr>
+            <w:r>
+              <w:t xml:space="preserve">Gap</w:t>
+            </w:r>
+          </w:p>
+        </w:tc>
+        <w:tc>
+          <w:tcPr/>
+          <w:p>
+            <w:pPr>
+              <w:pStyle w:val="Compact"/>
+              <w:jc w:val="center"/>
+            </w:pPr>
+            <w:r>
+              <w:rPr>
+                <w:rFonts w:hint="eastAsia"/>
+              </w:rPr>
+              <w:t xml:space="preserve">高血糖</w:t>
+            </w:r>
+            <w:r>
+              <w:t xml:space="preserve"> Train</w:t>
+            </w:r>
+          </w:p>
+        </w:tc>
+        <w:tc>
+          <w:tcPr/>
+          <w:p>
+            <w:pPr>
+              <w:pStyle w:val="Compact"/>
+              <w:jc w:val="center"/>
+            </w:pPr>
+            <w:r>
+              <w:t xml:space="preserve">Gap</w:t>
+            </w:r>
+          </w:p>
+        </w:tc>
+        <w:tc>
+          <w:tcPr/>
+          <w:p>
+            <w:pPr>
+              <w:pStyle w:val="Compact"/>
+              <w:jc w:val="center"/>
+            </w:pPr>
+            <w:r>
+              <w:rPr>
+                <w:rFonts w:hint="eastAsia"/>
+              </w:rPr>
+              <w:t xml:space="preserve">高血脂</w:t>
+            </w:r>
+            <w:r>
+              <w:t xml:space="preserve"> Train</w:t>
+            </w:r>
+          </w:p>
+        </w:tc>
+        <w:tc>
+          <w:tcPr/>
+          <w:p>
+            <w:pPr>
+              <w:pStyle w:val="Compact"/>
+              <w:jc w:val="center"/>
+            </w:pPr>
+            <w:r>
+              <w:t xml:space="preserve">Gap</w:t>
+            </w:r>
+          </w:p>
+        </w:tc>
+      </w:tr>
+      <w:tr>
+        <w:tc>
+          <w:tcPr/>
+          <w:p>
+            <w:pPr>
+              <w:pStyle w:val="Compact"/>
+            </w:pPr>
+            <w:r>
+              <w:t xml:space="preserve">LR</w:t>
+            </w:r>
+          </w:p>
+        </w:tc>
+        <w:tc>
+          <w:tcPr/>
+          <w:p>
+            <w:pPr>
+              <w:pStyle w:val="Compact"/>
+              <w:jc w:val="center"/>
+            </w:pPr>
+            <w:r>
+              <w:t xml:space="preserve">0.724</w:t>
+            </w:r>
+          </w:p>
+        </w:tc>
+        <w:tc>
+          <w:tcPr/>
+          <w:p>
+            <w:pPr>
+              <w:pStyle w:val="Compact"/>
+              <w:jc w:val="center"/>
+            </w:pPr>
+            <w:r>
+              <w:t xml:space="preserve">0.003</w:t>
+            </w:r>
+          </w:p>
+        </w:tc>
+        <w:tc>
+          <w:tcPr/>
+          <w:p>
+            <w:pPr>
+              <w:pStyle w:val="Compact"/>
+              <w:jc w:val="center"/>
+            </w:pPr>
+            <w:r>
+              <w:t xml:space="preserve">0.940</w:t>
+            </w:r>
+          </w:p>
+        </w:tc>
+        <w:tc>
+          <w:tcPr/>
+          <w:p>
+            <w:pPr>
+              <w:pStyle w:val="Compact"/>
+              <w:jc w:val="center"/>
+            </w:pPr>
+            <w:r>
+              <w:t xml:space="preserve">0.003</w:t>
+            </w:r>
+          </w:p>
+        </w:tc>
+        <w:tc>
+          <w:tcPr/>
+          <w:p>
+            <w:pPr>
+              <w:pStyle w:val="Compact"/>
+              <w:jc w:val="center"/>
+            </w:pPr>
+            <w:r>
+              <w:t xml:space="preserve">0.871</w:t>
+            </w:r>
+          </w:p>
+        </w:tc>
+        <w:tc>
+          <w:tcPr/>
+          <w:p>
+            <w:pPr>
+              <w:pStyle w:val="Compact"/>
+              <w:jc w:val="center"/>
+            </w:pPr>
+            <w:r>
+              <w:t xml:space="preserve">0.004</w:t>
+            </w:r>
+          </w:p>
+        </w:tc>
+      </w:tr>
+      <w:tr>
+        <w:tc>
+          <w:tcPr/>
+          <w:p>
+            <w:pPr>
+              <w:pStyle w:val="Compact"/>
+            </w:pPr>
+            <w:r>
+              <w:t xml:space="preserve">NB</w:t>
+            </w:r>
+          </w:p>
+        </w:tc>
+        <w:tc>
+          <w:tcPr/>
+          <w:p>
+            <w:pPr>
+              <w:pStyle w:val="Compact"/>
+              <w:jc w:val="center"/>
+            </w:pPr>
+            <w:r>
+              <w:t xml:space="preserve">0.712</w:t>
+            </w:r>
+          </w:p>
+        </w:tc>
+        <w:tc>
+          <w:tcPr/>
+          <w:p>
+            <w:pPr>
+              <w:pStyle w:val="Compact"/>
+              <w:jc w:val="center"/>
+            </w:pPr>
+            <w:r>
+              <w:t xml:space="preserve">0.003</w:t>
+            </w:r>
+          </w:p>
+        </w:tc>
+        <w:tc>
+          <w:tcPr/>
+          <w:p>
+            <w:pPr>
+              <w:pStyle w:val="Compact"/>
+              <w:jc w:val="center"/>
+            </w:pPr>
+            <w:r>
+              <w:t xml:space="preserve">0.919</w:t>
+            </w:r>
+          </w:p>
+        </w:tc>
+        <w:tc>
+          <w:tcPr/>
+          <w:p>
+            <w:pPr>
+              <w:pStyle w:val="Compact"/>
+              <w:jc w:val="center"/>
+            </w:pPr>
+            <w:r>
+              <w:t xml:space="preserve">0.002</w:t>
+            </w:r>
+          </w:p>
+        </w:tc>
+        <w:tc>
+          <w:tcPr/>
+          <w:p>
+            <w:pPr>
+              <w:pStyle w:val="Compact"/>
+              <w:jc w:val="center"/>
+            </w:pPr>
+            <w:r>
+              <w:t xml:space="preserve">0.857</w:t>
+            </w:r>
+          </w:p>
+        </w:tc>
+        <w:tc>
+          <w:tcPr/>
+          <w:p>
+            <w:pPr>
+              <w:pStyle w:val="Compact"/>
+              <w:jc w:val="center"/>
+            </w:pPr>
+            <w:r>
+              <w:t xml:space="preserve">0.010</w:t>
+            </w:r>
+          </w:p>
+        </w:tc>
+      </w:tr>
+      <w:tr>
+        <w:tc>
+          <w:tcPr/>
+          <w:p>
+            <w:pPr>
+              <w:pStyle w:val="Compact"/>
+            </w:pPr>
+            <w:r>
+              <w:t xml:space="preserve">LDA</w:t>
+            </w:r>
+          </w:p>
+        </w:tc>
+        <w:tc>
+          <w:tcPr/>
+          <w:p>
+            <w:pPr>
+              <w:pStyle w:val="Compact"/>
+              <w:jc w:val="center"/>
+            </w:pPr>
+            <w:r>
+              <w:t xml:space="preserve">0.724</w:t>
+            </w:r>
+          </w:p>
+        </w:tc>
+        <w:tc>
+          <w:tcPr/>
+          <w:p>
+            <w:pPr>
+              <w:pStyle w:val="Compact"/>
+              <w:jc w:val="center"/>
+            </w:pPr>
+            <w:r>
+              <w:t xml:space="preserve">0.004</w:t>
+            </w:r>
+          </w:p>
+        </w:tc>
+        <w:tc>
+          <w:tcPr/>
+          <w:p>
+            <w:pPr>
+              <w:pStyle w:val="Compact"/>
+              <w:jc w:val="center"/>
+            </w:pPr>
+            <w:r>
+              <w:t xml:space="preserve">0.938</w:t>
+            </w:r>
+          </w:p>
+        </w:tc>
+        <w:tc>
+          <w:tcPr/>
+          <w:p>
+            <w:pPr>
+              <w:pStyle w:val="Compact"/>
+              <w:jc w:val="center"/>
+            </w:pPr>
+            <w:r>
+              <w:t xml:space="preserve">0.001</w:t>
+            </w:r>
+          </w:p>
+        </w:tc>
+        <w:tc>
+          <w:tcPr/>
+          <w:p>
+            <w:pPr>
+              <w:pStyle w:val="Compact"/>
+              <w:jc w:val="center"/>
+            </w:pPr>
+            <w:r>
+              <w:t xml:space="preserve">0.870</w:t>
+            </w:r>
+          </w:p>
+        </w:tc>
+        <w:tc>
+          <w:tcPr/>
+          <w:p>
+            <w:pPr>
+              <w:pStyle w:val="Compact"/>
+              <w:jc w:val="center"/>
+            </w:pPr>
+            <w:r>
+              <w:t xml:space="preserve">0.003</w:t>
+            </w:r>
+          </w:p>
+        </w:tc>
+      </w:tr>
+      <w:tr>
+        <w:tc>
+          <w:tcPr/>
+          <w:p>
+            <w:pPr>
+              <w:pStyle w:val="Compact"/>
+            </w:pPr>
+            <w:r>
+              <w:t xml:space="preserve">KNN</w:t>
+            </w:r>
+          </w:p>
+        </w:tc>
+        <w:tc>
+          <w:tcPr/>
+          <w:p>
+            <w:pPr>
+              <w:pStyle w:val="Compact"/>
+              <w:jc w:val="center"/>
+            </w:pPr>
+            <w:r>
+              <w:t xml:space="preserve">0.863</w:t>
+            </w:r>
+          </w:p>
+        </w:tc>
+        <w:tc>
+          <w:tcPr/>
+          <w:p>
+            <w:pPr>
+              <w:pStyle w:val="Compact"/>
+              <w:jc w:val="center"/>
+            </w:pPr>
+            <w:r>
+              <w:t xml:space="preserve">0.234</w:t>
+            </w:r>
+          </w:p>
+        </w:tc>
+        <w:tc>
+          <w:tcPr/>
+          <w:p>
+            <w:pPr>
+              <w:pStyle w:val="Compact"/>
+              <w:jc w:val="center"/>
+            </w:pPr>
+            <w:r>
+              <w:t xml:space="preserve">0.976</w:t>
+            </w:r>
+          </w:p>
+        </w:tc>
+        <w:tc>
+          <w:tcPr/>
+          <w:p>
+            <w:pPr>
+              <w:pStyle w:val="Compact"/>
+              <w:jc w:val="center"/>
+            </w:pPr>
+            <w:r>
+              <w:t xml:space="preserve">0.194</w:t>
+            </w:r>
+          </w:p>
+        </w:tc>
+        <w:tc>
+          <w:tcPr/>
+          <w:p>
+            <w:pPr>
+              <w:pStyle w:val="Compact"/>
+              <w:jc w:val="center"/>
+            </w:pPr>
+            <w:r>
+              <w:t xml:space="preserve">0.937</w:t>
+            </w:r>
+          </w:p>
+        </w:tc>
+        <w:tc>
+          <w:tcPr/>
+          <w:p>
+            <w:pPr>
+              <w:pStyle w:val="Compact"/>
+              <w:jc w:val="center"/>
+            </w:pPr>
+            <w:r>
+              <w:t xml:space="preserve">0.264</w:t>
+            </w:r>
+          </w:p>
+        </w:tc>
+      </w:tr>
+      <w:tr>
+        <w:tc>
+          <w:tcPr/>
+          <w:p>
+            <w:pPr>
+              <w:pStyle w:val="Compact"/>
+            </w:pPr>
+            <w:r>
+              <w:t xml:space="preserve">DT</w:t>
+            </w:r>
+          </w:p>
+        </w:tc>
+        <w:tc>
+          <w:tcPr/>
+          <w:p>
+            <w:pPr>
+              <w:pStyle w:val="Compact"/>
+              <w:jc w:val="center"/>
+            </w:pPr>
+            <w:r>
+              <w:t xml:space="preserve">0.853</w:t>
+            </w:r>
+          </w:p>
+        </w:tc>
+        <w:tc>
+          <w:tcPr/>
+          <w:p>
+            <w:pPr>
+              <w:pStyle w:val="Compact"/>
+              <w:jc w:val="center"/>
+            </w:pPr>
+            <w:r>
+              <w:t xml:space="preserve">0.195</w:t>
+            </w:r>
+          </w:p>
+        </w:tc>
+        <w:tc>
+          <w:tcPr/>
+          <w:p>
+            <w:pPr>
+              <w:pStyle w:val="Compact"/>
+              <w:jc w:val="center"/>
+            </w:pPr>
+            <w:r>
+              <w:t xml:space="preserve">0.980</w:t>
+            </w:r>
+          </w:p>
+        </w:tc>
+        <w:tc>
+          <w:tcPr/>
+          <w:p>
+            <w:pPr>
+              <w:pStyle w:val="Compact"/>
+              <w:jc w:val="center"/>
+            </w:pPr>
+            <w:r>
+              <w:t xml:space="preserve">0.145</w:t>
+            </w:r>
+          </w:p>
+        </w:tc>
+        <w:tc>
+          <w:tcPr/>
+          <w:p>
+            <w:pPr>
+              <w:pStyle w:val="Compact"/>
+              <w:jc w:val="center"/>
+            </w:pPr>
+            <w:r>
+              <w:t xml:space="preserve">0.944</w:t>
+            </w:r>
+          </w:p>
+        </w:tc>
+        <w:tc>
+          <w:tcPr/>
+          <w:p>
+            <w:pPr>
+              <w:pStyle w:val="Compact"/>
+              <w:jc w:val="center"/>
+            </w:pPr>
+            <w:r>
+              <w:t xml:space="preserve">0.201</w:t>
+            </w:r>
+          </w:p>
+        </w:tc>
+      </w:tr>
+      <w:tr>
+        <w:tc>
+          <w:tcPr/>
+          <w:p>
+            <w:pPr>
+              <w:pStyle w:val="Compact"/>
+            </w:pPr>
+            <w:r>
+              <w:t xml:space="preserve">RF</w:t>
+            </w:r>
+          </w:p>
+        </w:tc>
+        <w:tc>
+          <w:tcPr/>
+          <w:p>
+            <w:pPr>
+              <w:pStyle w:val="Compact"/>
+              <w:jc w:val="center"/>
+            </w:pPr>
+            <w:r>
+              <w:t xml:space="preserve">0.997</w:t>
+            </w:r>
+          </w:p>
+        </w:tc>
+        <w:tc>
+          <w:tcPr/>
+          <w:p>
+            <w:pPr>
+              <w:pStyle w:val="Compact"/>
+              <w:jc w:val="center"/>
+            </w:pPr>
+            <w:r>
+              <w:rPr>
+                <w:b/>
+                <w:bCs/>
+              </w:rPr>
+              <w:t xml:space="preserve">0.254</w:t>
+            </w:r>
+          </w:p>
+        </w:tc>
+        <w:tc>
+          <w:tcPr/>
+          <w:p>
+            <w:pPr>
+              <w:pStyle w:val="Compact"/>
+              <w:jc w:val="center"/>
+            </w:pPr>
+            <w:r>
+              <w:t xml:space="preserve">0.996</w:t>
+            </w:r>
+          </w:p>
+        </w:tc>
+        <w:tc>
+          <w:tcPr/>
+          <w:p>
+            <w:pPr>
+              <w:pStyle w:val="Compact"/>
+              <w:jc w:val="center"/>
+            </w:pPr>
+            <w:r>
+              <w:t xml:space="preserve">0.064</w:t>
+            </w:r>
+          </w:p>
+        </w:tc>
+        <w:tc>
+          <w:tcPr/>
+          <w:p>
+            <w:pPr>
+              <w:pStyle w:val="Compact"/>
+              <w:jc w:val="center"/>
+            </w:pPr>
+            <w:r>
+              <w:t xml:space="preserve">0.993</w:t>
+            </w:r>
+          </w:p>
+        </w:tc>
+        <w:tc>
+          <w:tcPr/>
+          <w:p>
+            <w:pPr>
+              <w:pStyle w:val="Compact"/>
+              <w:jc w:val="center"/>
+            </w:pPr>
+            <w:r>
+              <w:t xml:space="preserve">0.134</w:t>
+            </w:r>
+          </w:p>
+        </w:tc>
+      </w:tr>
+      <w:tr>
+        <w:tc>
+          <w:tcPr/>
+          <w:p>
+            <w:pPr>
+              <w:pStyle w:val="Compact"/>
+            </w:pPr>
+            <w:r>
+              <w:t xml:space="preserve">XGB</w:t>
+            </w:r>
+          </w:p>
+        </w:tc>
+        <w:tc>
+          <w:tcPr/>
+          <w:p>
+            <w:pPr>
+              <w:pStyle w:val="Compact"/>
+              <w:jc w:val="center"/>
+            </w:pPr>
+            <w:r>
+              <w:t xml:space="preserve">0.909</w:t>
+            </w:r>
+          </w:p>
+        </w:tc>
+        <w:tc>
+          <w:tcPr/>
+          <w:p>
+            <w:pPr>
+              <w:pStyle w:val="Compact"/>
+              <w:jc w:val="center"/>
+            </w:pPr>
+            <w:r>
+              <w:t xml:space="preserve">0.170</w:t>
+            </w:r>
+          </w:p>
+        </w:tc>
+        <w:tc>
+          <w:tcPr/>
+          <w:p>
+            <w:pPr>
+              <w:pStyle w:val="Compact"/>
+              <w:jc w:val="center"/>
+            </w:pPr>
+            <w:r>
+              <w:t xml:space="preserve">0.995</w:t>
+            </w:r>
+          </w:p>
+        </w:tc>
+        <w:tc>
+          <w:tcPr/>
+          <w:p>
+            <w:pPr>
+              <w:pStyle w:val="Compact"/>
+              <w:jc w:val="center"/>
+            </w:pPr>
+            <w:r>
+              <w:t xml:space="preserve">0.064</w:t>
+            </w:r>
+          </w:p>
+        </w:tc>
+        <w:tc>
+          <w:tcPr/>
+          <w:p>
+            <w:pPr>
+              <w:pStyle w:val="Compact"/>
+              <w:jc w:val="center"/>
+            </w:pPr>
+            <w:r>
+              <w:t xml:space="preserve">0.974</w:t>
+            </w:r>
+          </w:p>
+        </w:tc>
+        <w:tc>
+          <w:tcPr/>
+          <w:p>
+            <w:pPr>
+              <w:pStyle w:val="Compact"/>
+              <w:jc w:val="center"/>
+            </w:pPr>
+            <w:r>
+              <w:t xml:space="preserve">0.117</w:t>
+            </w:r>
+          </w:p>
+        </w:tc>
+      </w:tr>
+      <w:tr>
+        <w:tc>
+          <w:tcPr/>
+          <w:p>
+            <w:pPr>
+              <w:pStyle w:val="Compact"/>
+            </w:pPr>
+            <w:r>
+              <w:t xml:space="preserve">LGBM</w:t>
+            </w:r>
+          </w:p>
+        </w:tc>
+        <w:tc>
+          <w:tcPr/>
+          <w:p>
+            <w:pPr>
+              <w:pStyle w:val="Compact"/>
+              <w:jc w:val="center"/>
+            </w:pPr>
+            <w:r>
+              <w:t xml:space="preserve">0.969</w:t>
+            </w:r>
+          </w:p>
+        </w:tc>
+        <w:tc>
+          <w:tcPr/>
+          <w:p>
+            <w:pPr>
+              <w:pStyle w:val="Compact"/>
+              <w:jc w:val="center"/>
+            </w:pPr>
+            <w:r>
+              <w:t xml:space="preserve">0.239</w:t>
+            </w:r>
+          </w:p>
+        </w:tc>
+        <w:tc>
+          <w:tcPr/>
+          <w:p>
+            <w:pPr>
+              <w:pStyle w:val="Compact"/>
+              <w:jc w:val="center"/>
+            </w:pPr>
+            <w:r>
+              <w:t xml:space="preserve">1.000</w:t>
+            </w:r>
+          </w:p>
+        </w:tc>
+        <w:tc>
+          <w:tcPr/>
+          <w:p>
+            <w:pPr>
+              <w:pStyle w:val="Compact"/>
+              <w:jc w:val="center"/>
+            </w:pPr>
+            <w:r>
+              <w:t xml:space="preserve">0.074</w:t>
+            </w:r>
+          </w:p>
+        </w:tc>
+        <w:tc>
+          <w:tcPr/>
+          <w:p>
+            <w:pPr>
+              <w:pStyle w:val="Compact"/>
+              <w:jc w:val="center"/>
+            </w:pPr>
+            <w:r>
+              <w:t xml:space="preserve">0.997</w:t>
+            </w:r>
+          </w:p>
+        </w:tc>
+        <w:tc>
+          <w:tcPr/>
+          <w:p>
+            <w:pPr>
+              <w:pStyle w:val="Compact"/>
+              <w:jc w:val="center"/>
+            </w:pPr>
+            <w:r>
+              <w:t xml:space="preserve">0.146</w:t>
+            </w:r>
+          </w:p>
+        </w:tc>
+      </w:tr>
+      <w:tr>
+        <w:tc>
+          <w:tcPr/>
+          <w:p>
+            <w:pPr>
+              <w:pStyle w:val="Compact"/>
+            </w:pPr>
+            <w:r>
+              <w:t xml:space="preserve">SVM</w:t>
+            </w:r>
+          </w:p>
+        </w:tc>
+        <w:tc>
+          <w:tcPr/>
+          <w:p>
+            <w:pPr>
+              <w:pStyle w:val="Compact"/>
+              <w:jc w:val="center"/>
+            </w:pPr>
+            <w:r>
+              <w:t xml:space="preserve">0.863</w:t>
+            </w:r>
+          </w:p>
+        </w:tc>
+        <w:tc>
+          <w:tcPr/>
+          <w:p>
+            <w:pPr>
+              <w:pStyle w:val="Compact"/>
+              <w:jc w:val="center"/>
+            </w:pPr>
+            <w:r>
+              <w:t xml:space="preserve">0.137</w:t>
+            </w:r>
+          </w:p>
+        </w:tc>
+        <w:tc>
+          <w:tcPr/>
+          <w:p>
+            <w:pPr>
+              <w:pStyle w:val="Compact"/>
+              <w:jc w:val="center"/>
+            </w:pPr>
+            <w:r>
+              <w:t xml:space="preserve">0.983</w:t>
+            </w:r>
+          </w:p>
+        </w:tc>
+        <w:tc>
+          <w:tcPr/>
+          <w:p>
+            <w:pPr>
+              <w:pStyle w:val="Compact"/>
+              <w:jc w:val="center"/>
+            </w:pPr>
+            <w:r>
+              <w:t xml:space="preserve">0.063</w:t>
+            </w:r>
+          </w:p>
+        </w:tc>
+        <w:tc>
+          <w:tcPr/>
+          <w:p>
+            <w:pPr>
+              <w:pStyle w:val="Compact"/>
+              <w:jc w:val="center"/>
+            </w:pPr>
+            <w:r>
+              <w:t xml:space="preserve">0.946</w:t>
+            </w:r>
+          </w:p>
+        </w:tc>
+        <w:tc>
+          <w:tcPr/>
+          <w:p>
+            <w:pPr>
+              <w:pStyle w:val="Compact"/>
+              <w:jc w:val="center"/>
+            </w:pPr>
+            <w:r>
+              <w:t xml:space="preserve">0.101</w:t>
+            </w:r>
+          </w:p>
+        </w:tc>
+      </w:tr>
+      <w:tr>
+        <w:tc>
+          <w:tcPr/>
+          <w:p>
+            <w:pPr>
+              <w:pStyle w:val="Compact"/>
+            </w:pPr>
+            <w:r>
+              <w:t xml:space="preserve">MLP</w:t>
+            </w:r>
+          </w:p>
+        </w:tc>
+        <w:tc>
+          <w:tcPr/>
+          <w:p>
+            <w:pPr>
+              <w:pStyle w:val="Compact"/>
+              <w:jc w:val="center"/>
+            </w:pPr>
+            <w:r>
+              <w:t xml:space="preserve">0.712</w:t>
+            </w:r>
+          </w:p>
+        </w:tc>
+        <w:tc>
+          <w:tcPr/>
+          <w:p>
+            <w:pPr>
+              <w:pStyle w:val="Compact"/>
+              <w:jc w:val="center"/>
+            </w:pPr>
+            <w:r>
+              <w:t xml:space="preserve">0.009</w:t>
+            </w:r>
+          </w:p>
+        </w:tc>
+        <w:tc>
+          <w:tcPr/>
+          <w:p>
+            <w:pPr>
+              <w:pStyle w:val="Compact"/>
+              <w:jc w:val="center"/>
+            </w:pPr>
+            <w:r>
+              <w:t xml:space="preserve">0.935</w:t>
+            </w:r>
+          </w:p>
+        </w:tc>
+        <w:tc>
+          <w:tcPr/>
+          <w:p>
+            <w:pPr>
+              <w:pStyle w:val="Compact"/>
+              <w:jc w:val="center"/>
+            </w:pPr>
+            <w:r>
+              <w:t xml:space="preserve">0.015</w:t>
+            </w:r>
+          </w:p>
+        </w:tc>
+        <w:tc>
+          <w:tcPr/>
+          <w:p>
+            <w:pPr>
+              <w:pStyle w:val="Compact"/>
+              <w:jc w:val="center"/>
+            </w:pPr>
+            <w:r>
+              <w:t xml:space="preserve">0.763</w:t>
+            </w:r>
+          </w:p>
+        </w:tc>
+        <w:tc>
+          <w:tcPr/>
+          <w:p>
+            <w:pPr>
+              <w:pStyle w:val="Compact"/>
+              <w:jc w:val="center"/>
+            </w:pPr>
+            <w:r>
+              <w:t xml:space="preserve">0.021</w:t>
+            </w:r>
+          </w:p>
+        </w:tc>
+      </w:tr>
+    </w:tbl>
+    <w:p>
+      <w:pPr>
+        <w:pStyle w:val="a0"/>
+      </w:pPr>
+      <w:r>
+        <w:rPr>
+          <w:rFonts w:hint="eastAsia"/>
+        </w:rPr>
+        <w:t xml:space="preserve">註：Test</w:t>
+      </w:r>
+      <w:r>
+        <w:t xml:space="preserve"> AUC </w:t>
+      </w:r>
+      <w:r>
+        <w:rPr>
+          <w:rFonts w:hint="eastAsia"/>
+        </w:rPr>
+        <w:t xml:space="preserve">見表</w:t>
       </w:r>
       <w:r>
         <w:t xml:space="preserve"> </w:t>
@@ -4099,60 +5009,21 @@
         <w:rPr>
           <w:rFonts w:hint="eastAsia"/>
         </w:rPr>
-        <w:t xml:space="preserve">特徵在重要特徵中的佔比為何？</w:t>
-      </w:r>
-    </w:p>
-    <w:bookmarkStart w:id="29" w:name="shap-特徵重要性"/>
-    <w:p>
-      <w:pPr>
-        <w:pStyle w:val="3"/>
-      </w:pPr>
-      <w:r>
-        <w:t xml:space="preserve">6.2.1 SHAP </w:t>
-      </w:r>
-      <w:r>
-        <w:rPr>
-          <w:rFonts w:hint="eastAsia"/>
-        </w:rPr>
-        <w:t xml:space="preserve">特徵重要性</w:t>
+        <w:t xml:space="preserve">6-1；Gap</w:t>
+      </w:r>
+      <w:r>
+        <w:t xml:space="preserve"> = Train AUC − Test AUC</w:t>
       </w:r>
     </w:p>
     <w:p>
       <w:pPr>
-        <w:pStyle w:val="FirstParagraph"/>
-      </w:pPr>
-      <w:r>
-        <w:rPr>
-          <w:rFonts w:hint="eastAsia"/>
-        </w:rPr>
-        <w:t xml:space="preserve">本研究使用</w:t>
-      </w:r>
-      <w:r>
-        <w:t xml:space="preserve"> </w:t>
-      </w:r>
-      <w:r>
-        <w:rPr>
-          <w:rFonts w:hint="eastAsia"/>
-        </w:rPr>
-        <w:t xml:space="preserve">SHAP（SHapley</w:t>
-      </w:r>
-      <w:r>
-        <w:t xml:space="preserve"> Additive </w:t>
-      </w:r>
-      <w:r>
-        <w:rPr>
-          <w:rFonts w:hint="eastAsia"/>
-        </w:rPr>
-        <w:t xml:space="preserve">exPlanations）分析</w:t>
-      </w:r>
-      <w:r>
-        <w:t xml:space="preserve"> XGBoost </w:t>
-      </w:r>
-      <w:r>
-        <w:rPr>
-          <w:rFonts w:hint="eastAsia"/>
-        </w:rPr>
-        <w:t xml:space="preserve">模型的特徵重要性。表</w:t>
+        <w:pStyle w:val="a0"/>
+      </w:pPr>
+      <w:r>
+        <w:rPr>
+          <w:rFonts w:hint="eastAsia"/>
+        </w:rPr>
+        <w:t xml:space="preserve">由表</w:t>
       </w:r>
       <w:r>
         <w:t xml:space="preserve"> 6-5 </w:t>
@@ -4161,21 +5032,15 @@
         <w:rPr>
           <w:rFonts w:hint="eastAsia"/>
         </w:rPr>
-        <w:t xml:space="preserve">呈現三項疾病的</w:t>
-      </w:r>
-      <w:r>
-        <w:t xml:space="preserve"> Top 10 </w:t>
-      </w:r>
-      <w:r>
-        <w:rPr>
-          <w:rFonts w:hint="eastAsia"/>
-        </w:rPr>
-        <w:t xml:space="preserve">重要特徵。</w:t>
+        <w:t xml:space="preserve">可觀察到三種截然不同的泛化模式：</w:t>
       </w:r>
     </w:p>
     <w:p>
       <w:pPr>
-        <w:pStyle w:val="a0"/>
+        <w:numPr>
+          <w:ilvl w:val="0"/>
+          <w:numId w:val="1001"/>
+        </w:numPr>
       </w:pPr>
       <w:r>
         <w:rPr>
@@ -4183,14 +5048,515 @@
           <w:b/>
           <w:bCs/>
         </w:rPr>
-        <w:t xml:space="preserve">表</w:t>
-      </w:r>
-      <w:r>
-        <w:rPr>
+        <w:t xml:space="preserve">傳統統計方法</w:t>
+      </w:r>
+      <w:r>
+        <w:rPr>
+          <w:rFonts w:hint="eastAsia"/>
+        </w:rPr>
+        <w:t xml:space="preserve">（LR、NB、LDA）：Gap</w:t>
+      </w:r>
+      <w:r>
+        <w:t xml:space="preserve"> </w:t>
+      </w:r>
+      <w:r>
+        <w:rPr>
+          <w:rFonts w:hint="eastAsia"/>
+        </w:rPr>
+        <w:t xml:space="preserve">極小（≤</w:t>
+      </w:r>
+      <w:r>
+        <w:t xml:space="preserve"> </w:t>
+      </w:r>
+      <w:r>
+        <w:rPr>
+          <w:rFonts w:hint="eastAsia"/>
+        </w:rPr>
+        <w:t xml:space="preserve">0.010），幾乎不存在過擬合。線性模型的低模型容量在</w:t>
+      </w:r>
+      <w:r>
+        <w:t xml:space="preserve"> 26 </w:t>
+      </w:r>
+      <w:r>
+        <w:rPr>
+          <w:rFonts w:hint="eastAsia"/>
+        </w:rPr>
+        <w:t xml:space="preserve">個特徵的結構化資料上不易過度擬合訓練資料。</w:t>
+      </w:r>
+    </w:p>
+    <w:p>
+      <w:pPr>
+        <w:numPr>
+          <w:ilvl w:val="0"/>
+          <w:numId w:val="1001"/>
+        </w:numPr>
+      </w:pPr>
+      <w:r>
+        <w:rPr>
+          <w:rFonts w:hint="eastAsia"/>
           <w:b/>
           <w:bCs/>
         </w:rPr>
-        <w:t xml:space="preserve"> 6-5 </w:t>
+        <w:t xml:space="preserve">樹模型與核方法</w:t>
+      </w:r>
+      <w:r>
+        <w:rPr>
+          <w:rFonts w:hint="eastAsia"/>
+        </w:rPr>
+        <w:t xml:space="preserve">（RF、XGB、LGBM、SVM）：Gap</w:t>
+      </w:r>
+      <w:r>
+        <w:t xml:space="preserve"> </w:t>
+      </w:r>
+      <w:r>
+        <w:rPr>
+          <w:rFonts w:hint="eastAsia"/>
+        </w:rPr>
+        <w:t xml:space="preserve">介於</w:t>
+      </w:r>
+      <w:r>
+        <w:t xml:space="preserve"> 0.063 </w:t>
+      </w:r>
+      <w:r>
+        <w:rPr>
+          <w:rFonts w:hint="eastAsia"/>
+        </w:rPr>
+        <w:t xml:space="preserve">至</w:t>
+      </w:r>
+      <w:r>
+        <w:t xml:space="preserve"> </w:t>
+      </w:r>
+      <w:r>
+        <w:rPr>
+          <w:rFonts w:hint="eastAsia"/>
+        </w:rPr>
+        <w:t xml:space="preserve">0.254。其中</w:t>
+      </w:r>
+      <w:r>
+        <w:t xml:space="preserve"> RF </w:t>
+      </w:r>
+      <w:r>
+        <w:rPr>
+          <w:rFonts w:hint="eastAsia"/>
+        </w:rPr>
+        <w:t xml:space="preserve">的過擬合最為嚴重——高血壓的訓練集</w:t>
+      </w:r>
+      <w:r>
+        <w:t xml:space="preserve"> AUC </w:t>
+      </w:r>
+      <w:r>
+        <w:rPr>
+          <w:rFonts w:hint="eastAsia"/>
+        </w:rPr>
+        <w:t xml:space="preserve">達</w:t>
+      </w:r>
+      <w:r>
+        <w:t xml:space="preserve"> </w:t>
+      </w:r>
+      <w:r>
+        <w:rPr>
+          <w:rFonts w:hint="eastAsia"/>
+        </w:rPr>
+        <w:t xml:space="preserve">0.997（近乎完美記憶），但測試集僅</w:t>
+      </w:r>
+      <w:r>
+        <w:t xml:space="preserve"> </w:t>
+      </w:r>
+      <w:r>
+        <w:rPr>
+          <w:rFonts w:hint="eastAsia"/>
+        </w:rPr>
+        <w:t xml:space="preserve">0.743（Gap</w:t>
+      </w:r>
+      <w:r>
+        <w:t xml:space="preserve"> </w:t>
+      </w:r>
+      <w:r>
+        <w:rPr>
+          <w:rFonts w:hint="eastAsia"/>
+        </w:rPr>
+        <w:t xml:space="preserve">0.254）。LGBM</w:t>
+      </w:r>
+      <w:r>
+        <w:t xml:space="preserve"> </w:t>
+      </w:r>
+      <w:r>
+        <w:rPr>
+          <w:rFonts w:hint="eastAsia"/>
+        </w:rPr>
+        <w:t xml:space="preserve">在高血糖任務中訓練集</w:t>
+      </w:r>
+      <w:r>
+        <w:t xml:space="preserve"> AUC </w:t>
+      </w:r>
+      <w:r>
+        <w:rPr>
+          <w:rFonts w:hint="eastAsia"/>
+        </w:rPr>
+        <w:t xml:space="preserve">達</w:t>
+      </w:r>
+      <w:r>
+        <w:t xml:space="preserve"> </w:t>
+      </w:r>
+      <w:r>
+        <w:rPr>
+          <w:rFonts w:hint="eastAsia"/>
+        </w:rPr>
+        <w:t xml:space="preserve">1.000，亦呈現完全記憶的行為。然而，儘管過擬合明顯，這些模型的測試集</w:t>
+      </w:r>
+      <w:r>
+        <w:t xml:space="preserve"> AUC </w:t>
+      </w:r>
+      <w:r>
+        <w:rPr>
+          <w:rFonts w:hint="eastAsia"/>
+        </w:rPr>
+        <w:t xml:space="preserve">仍高於</w:t>
+      </w:r>
+      <w:r>
+        <w:t xml:space="preserve"> DT </w:t>
+      </w:r>
+      <w:r>
+        <w:rPr>
+          <w:rFonts w:hint="eastAsia"/>
+        </w:rPr>
+        <w:t xml:space="preserve">與</w:t>
+      </w:r>
+      <w:r>
+        <w:t xml:space="preserve"> </w:t>
+      </w:r>
+      <w:r>
+        <w:rPr>
+          <w:rFonts w:hint="eastAsia"/>
+        </w:rPr>
+        <w:t xml:space="preserve">KNN，顯示集成方法在部分過擬合的情況下仍能保留有效的泛化特徵。</w:t>
+      </w:r>
+    </w:p>
+    <w:p>
+      <w:pPr>
+        <w:numPr>
+          <w:ilvl w:val="0"/>
+          <w:numId w:val="1001"/>
+        </w:numPr>
+      </w:pPr>
+      <w:r>
+        <w:rPr>
+          <w:b/>
+          <w:bCs/>
+        </w:rPr>
+        <w:t xml:space="preserve">MLP </w:t>
+      </w:r>
+      <w:r>
+        <w:rPr>
+          <w:rFonts w:hint="eastAsia"/>
+          <w:b/>
+          <w:bCs/>
+        </w:rPr>
+        <w:t xml:space="preserve">與</w:t>
+      </w:r>
+      <w:r>
+        <w:rPr>
+          <w:b/>
+          <w:bCs/>
+        </w:rPr>
+        <w:t xml:space="preserve"> KNN/DT</w:t>
+      </w:r>
+      <w:r>
+        <w:rPr>
+          <w:rFonts w:hint="eastAsia"/>
+        </w:rPr>
+        <w:t xml:space="preserve">：MLP</w:t>
+      </w:r>
+      <w:r>
+        <w:t xml:space="preserve"> </w:t>
+      </w:r>
+      <w:r>
+        <w:rPr>
+          <w:rFonts w:hint="eastAsia"/>
+        </w:rPr>
+        <w:t xml:space="preserve">的</w:t>
+      </w:r>
+      <w:r>
+        <w:t xml:space="preserve"> Gap </w:t>
+      </w:r>
+      <w:r>
+        <w:rPr>
+          <w:rFonts w:hint="eastAsia"/>
+        </w:rPr>
+        <w:t xml:space="preserve">偏低（0.009–0.021），但其測試集表現不穩定（高血脂</w:t>
+      </w:r>
+      <w:r>
+        <w:t xml:space="preserve"> AUC </w:t>
+      </w:r>
+      <w:r>
+        <w:rPr>
+          <w:rFonts w:hint="eastAsia"/>
+        </w:rPr>
+        <w:t xml:space="preserve">標準差</w:t>
+      </w:r>
+      <w:r>
+        <w:t xml:space="preserve"> </w:t>
+      </w:r>
+      <w:r>
+        <w:rPr>
+          <w:rFonts w:hint="eastAsia"/>
+        </w:rPr>
+        <w:t xml:space="preserve">0.136），顯示問題在於訓練不穩定而非過擬合。KNN</w:t>
+      </w:r>
+      <w:r>
+        <w:t xml:space="preserve"> </w:t>
+      </w:r>
+      <w:r>
+        <w:rPr>
+          <w:rFonts w:hint="eastAsia"/>
+        </w:rPr>
+        <w:t xml:space="preserve">與</w:t>
+      </w:r>
+      <w:r>
+        <w:t xml:space="preserve"> DT </w:t>
+      </w:r>
+      <w:r>
+        <w:rPr>
+          <w:rFonts w:hint="eastAsia"/>
+        </w:rPr>
+        <w:t xml:space="preserve">則同時呈現高</w:t>
+      </w:r>
+      <w:r>
+        <w:t xml:space="preserve"> </w:t>
+      </w:r>
+      <w:r>
+        <w:rPr>
+          <w:rFonts w:hint="eastAsia"/>
+        </w:rPr>
+        <w:t xml:space="preserve">Gap（0.145–0.264）與低測試集</w:t>
+      </w:r>
+      <w:r>
+        <w:t xml:space="preserve"> </w:t>
+      </w:r>
+      <w:r>
+        <w:rPr>
+          <w:rFonts w:hint="eastAsia"/>
+        </w:rPr>
+        <w:t xml:space="preserve">AUC，為過擬合最嚴重且泛化能力最差的兩個模型。</w:t>
+      </w:r>
+    </w:p>
+    <w:p>
+      <w:pPr>
+        <w:pStyle w:val="FirstParagraph"/>
+      </w:pPr>
+      <w:r>
+        <w:rPr>
+          <w:rFonts w:hint="eastAsia"/>
+        </w:rPr>
+        <w:t xml:space="preserve">此分析呼應</w:t>
+      </w:r>
+      <w:r>
+        <w:t xml:space="preserve"> §6.1.1 </w:t>
+      </w:r>
+      <w:r>
+        <w:rPr>
+          <w:rFonts w:hint="eastAsia"/>
+        </w:rPr>
+        <w:t xml:space="preserve">的觀察：傳統統計方法（尤其</w:t>
+      </w:r>
+      <w:r>
+        <w:t xml:space="preserve"> </w:t>
+      </w:r>
+      <w:r>
+        <w:rPr>
+          <w:rFonts w:hint="eastAsia"/>
+        </w:rPr>
+        <w:t xml:space="preserve">LR）在結構化健檢資料上不僅測試集</w:t>
+      </w:r>
+      <w:r>
+        <w:t xml:space="preserve"> AUC </w:t>
+      </w:r>
+      <w:r>
+        <w:rPr>
+          <w:rFonts w:hint="eastAsia"/>
+        </w:rPr>
+        <w:t xml:space="preserve">高，泛化能力亦最佳。樹模型雖然測試集</w:t>
+      </w:r>
+      <w:r>
+        <w:t xml:space="preserve"> AUC </w:t>
+      </w:r>
+      <w:r>
+        <w:rPr>
+          <w:rFonts w:hint="eastAsia"/>
+        </w:rPr>
+        <w:t xml:space="preserve">可與</w:t>
+      </w:r>
+      <w:r>
+        <w:t xml:space="preserve"> LR </w:t>
+      </w:r>
+      <w:r>
+        <w:rPr>
+          <w:rFonts w:hint="eastAsia"/>
+        </w:rPr>
+        <w:t xml:space="preserve">相近（如</w:t>
+      </w:r>
+      <w:r>
+        <w:t xml:space="preserve"> RF </w:t>
+      </w:r>
+      <w:r>
+        <w:rPr>
+          <w:rFonts w:hint="eastAsia"/>
+        </w:rPr>
+        <w:t xml:space="preserve">高血壓</w:t>
+      </w:r>
+      <w:r>
+        <w:t xml:space="preserve"> 0.743 vs LR </w:t>
+      </w:r>
+      <w:r>
+        <w:rPr>
+          <w:rFonts w:hint="eastAsia"/>
+        </w:rPr>
+        <w:t xml:space="preserve">0.721），但其訓練集-測試集差距顯示模型利用了訓練資料中的雜訊特徵，泛化穩健性較差。</w:t>
+      </w:r>
+    </w:p>
+    <w:bookmarkEnd w:id="25"/>
+    <w:bookmarkEnd w:id="26"/>
+    <w:bookmarkStart w:id="35" w:name="特徵重要性分析"/>
+    <w:p>
+      <w:pPr>
+        <w:pStyle w:val="2"/>
+      </w:pPr>
+      <w:r>
+        <w:t xml:space="preserve">6.2 </w:t>
+      </w:r>
+      <w:r>
+        <w:rPr>
+          <w:rFonts w:hint="eastAsia"/>
+        </w:rPr>
+        <w:t xml:space="preserve">特徵重要性分析</w:t>
+      </w:r>
+    </w:p>
+    <w:p>
+      <w:pPr>
+        <w:pStyle w:val="FirstParagraph"/>
+      </w:pPr>
+      <w:r>
+        <w:rPr>
+          <w:rFonts w:hint="eastAsia"/>
+          <w:b/>
+          <w:bCs/>
+        </w:rPr>
+        <w:t xml:space="preserve">實驗目的</w:t>
+      </w:r>
+      <w:r>
+        <w:rPr>
+          <w:rFonts w:hint="eastAsia"/>
+        </w:rPr>
+        <w:t xml:space="preserve">：回答</w:t>
+      </w:r>
+      <w:r>
+        <w:t xml:space="preserve"> </w:t>
+      </w:r>
+      <w:r>
+        <w:rPr>
+          <w:rFonts w:hint="eastAsia"/>
+        </w:rPr>
+        <w:t xml:space="preserve">Q4（特徵重要性分析）——哪些生物標記及其變化量對三高疾病預測最為重要？Δ</w:t>
+      </w:r>
+      <w:r>
+        <w:t xml:space="preserve"> </w:t>
+      </w:r>
+      <w:r>
+        <w:rPr>
+          <w:rFonts w:hint="eastAsia"/>
+        </w:rPr>
+        <w:t xml:space="preserve">特徵在重要特徵中的佔比為何？</w:t>
+      </w:r>
+    </w:p>
+    <w:bookmarkStart w:id="30" w:name="shap-特徵重要性"/>
+    <w:p>
+      <w:pPr>
+        <w:pStyle w:val="3"/>
+      </w:pPr>
+      <w:r>
+        <w:t xml:space="preserve">6.2.1 SHAP </w:t>
+      </w:r>
+      <w:r>
+        <w:rPr>
+          <w:rFonts w:hint="eastAsia"/>
+        </w:rPr>
+        <w:t xml:space="preserve">特徵重要性</w:t>
+      </w:r>
+    </w:p>
+    <w:p>
+      <w:pPr>
+        <w:pStyle w:val="FirstParagraph"/>
+      </w:pPr>
+      <w:r>
+        <w:rPr>
+          <w:rFonts w:hint="eastAsia"/>
+        </w:rPr>
+        <w:t xml:space="preserve">本研究使用</w:t>
+      </w:r>
+      <w:r>
+        <w:t xml:space="preserve"> </w:t>
+      </w:r>
+      <w:r>
+        <w:rPr>
+          <w:rFonts w:hint="eastAsia"/>
+        </w:rPr>
+        <w:t xml:space="preserve">SHAP（SHapley</w:t>
+      </w:r>
+      <w:r>
+        <w:t xml:space="preserve"> Additive </w:t>
+      </w:r>
+      <w:r>
+        <w:rPr>
+          <w:rFonts w:hint="eastAsia"/>
+        </w:rPr>
+        <w:t xml:space="preserve">exPlanations）分析</w:t>
+      </w:r>
+      <w:r>
+        <w:t xml:space="preserve"> XGBoost </w:t>
+      </w:r>
+      <w:r>
+        <w:rPr>
+          <w:rFonts w:hint="eastAsia"/>
+        </w:rPr>
+        <w:t xml:space="preserve">模型的特徵重要性。表</w:t>
+      </w:r>
+      <w:r>
+        <w:t xml:space="preserve"> 6-6 </w:t>
+      </w:r>
+      <w:r>
+        <w:rPr>
+          <w:rFonts w:hint="eastAsia"/>
+        </w:rPr>
+        <w:t xml:space="preserve">呈現三項疾病的</w:t>
+      </w:r>
+      <w:r>
+        <w:t xml:space="preserve"> Top 10 </w:t>
+      </w:r>
+      <w:r>
+        <w:rPr>
+          <w:rFonts w:hint="eastAsia"/>
+        </w:rPr>
+        <w:t xml:space="preserve">重要特徵。</w:t>
+      </w:r>
+    </w:p>
+    <w:p>
+      <w:pPr>
+        <w:pStyle w:val="a0"/>
+      </w:pPr>
+      <w:r>
+        <w:rPr>
+          <w:rFonts w:hint="eastAsia"/>
+          <w:b/>
+          <w:bCs/>
+        </w:rPr>
+        <w:t xml:space="preserve">表</w:t>
+      </w:r>
+      <w:r>
+        <w:rPr>
+          <w:b/>
+          <w:bCs/>
+        </w:rPr>
+        <w:t xml:space="preserve"> 6-6 </w:t>
       </w:r>
       <w:r>
         <w:rPr>
@@ -4761,7 +6127,7 @@
         <w:t xml:space="preserve">由表</w:t>
       </w:r>
       <w:r>
-        <w:t xml:space="preserve"> 6-5 </w:t>
+        <w:t xml:space="preserve"> 6-6 </w:t>
       </w:r>
       <w:r>
         <w:rPr>
@@ -4853,18 +6219,18 @@
           <wp:inline>
             <wp:extent cx="5791200" cy="1790712"/>
             <wp:effectExtent b="0" l="0" r="0" t="0"/>
-            <wp:docPr descr="" title="" id="27" name="Picture"/>
+            <wp:docPr descr="" title="" id="28" name="Picture"/>
             <a:graphic>
               <a:graphicData uri="http://schemas.openxmlformats.org/drawingml/2006/picture">
                 <pic:pic>
                   <pic:nvPicPr>
-                    <pic:cNvPr descr="../figures/fig4-2_shap_comparison.png" id="28" name="Picture"/>
+                    <pic:cNvPr descr="../figures/fig4-2_shap_comparison.png" id="29" name="Picture"/>
                     <pic:cNvPicPr>
                       <a:picLocks noChangeArrowheads="1" noChangeAspect="1"/>
                     </pic:cNvPicPr>
                   </pic:nvPicPr>
                   <pic:blipFill>
-                    <a:blip r:embed="rId26"/>
+                    <a:blip r:embed="rId27"/>
                     <a:stretch>
                       <a:fillRect/>
                     </a:stretch>
@@ -4949,8 +6315,8 @@
         <w:t xml:space="preserve">10）</w:t>
       </w:r>
     </w:p>
-    <w:bookmarkEnd w:id="29"/>
-    <w:bookmarkStart w:id="33" w:name="δ-特徵在-top-10-中的佔比"/>
+    <w:bookmarkEnd w:id="30"/>
+    <w:bookmarkStart w:id="34" w:name="δ-特徵在-top-10-中的佔比"/>
     <w:p>
       <w:pPr>
         <w:pStyle w:val="3"/>
@@ -5003,7 +6369,7 @@
         <w:t xml:space="preserve">特徵的佔比如表</w:t>
       </w:r>
       <w:r>
-        <w:t xml:space="preserve"> 6-6 </w:t>
+        <w:t xml:space="preserve"> 6-7 </w:t>
       </w:r>
       <w:r>
         <w:rPr>
@@ -5029,7 +6395,7 @@
           <w:b/>
           <w:bCs/>
         </w:rPr>
-        <w:t xml:space="preserve"> 6-6 </w:t>
+        <w:t xml:space="preserve"> 6-7 </w:t>
       </w:r>
       <w:r>
         <w:rPr>
@@ -5284,16 +6650,43 @@
         <w:rPr>
           <w:rFonts w:hint="eastAsia"/>
         </w:rPr>
-        <w:t xml:space="preserve">50%，顯示變化量特徵對高血脂預測的相對重要性最高。此趨勢與</w:t>
-      </w:r>
-      <w:r>
-        <w:t xml:space="preserve"> 6.3 </w:t>
-      </w:r>
-      <w:r>
-        <w:rPr>
-          <w:rFonts w:hint="eastAsia"/>
-        </w:rPr>
-        <w:t xml:space="preserve">節消融實驗中</w:t>
+        <w:t xml:space="preserve">50%，顯示</w:t>
+      </w:r>
+      <w:r>
+        <w:t xml:space="preserve"> XGBoost </w:t>
+      </w:r>
+      <w:r>
+        <w:rPr>
+          <w:rFonts w:hint="eastAsia"/>
+        </w:rPr>
+        <w:t xml:space="preserve">確實直接利用變化量進行決策分裂。然而，此佔比反映的是模型對變化量資訊的利用偏好，而非預測力的獨立貢獻——§6.3</w:t>
+      </w:r>
+      <w:r>
+        <w:t xml:space="preserve"> </w:t>
+      </w:r>
+      <w:r>
+        <w:rPr>
+          <w:rFonts w:hint="eastAsia"/>
+        </w:rPr>
+        <w:t xml:space="preserve">消融實驗將顯示，當模型同時擁有</w:t>
+      </w:r>
+      <w:r>
+        <w:t xml:space="preserve"> Y-2 </w:t>
+      </w:r>
+      <w:r>
+        <w:rPr>
+          <w:rFonts w:hint="eastAsia"/>
+        </w:rPr>
+        <w:t xml:space="preserve">與</w:t>
+      </w:r>
+      <w:r>
+        <w:t xml:space="preserve"> Y-1 </w:t>
+      </w:r>
+      <w:r>
+        <w:rPr>
+          <w:rFonts w:hint="eastAsia"/>
+        </w:rPr>
+        <w:t xml:space="preserve">原始值時，移除</w:t>
       </w:r>
       <w:r>
         <w:t xml:space="preserve"> Δ </w:t>
@@ -5302,7 +6695,43 @@
         <w:rPr>
           <w:rFonts w:hint="eastAsia"/>
         </w:rPr>
-        <w:t xml:space="preserve">特徵對高血脂提升最大（+2.1%）的結果呈現一致方向。值得注意的是，ΔeGFR</w:t>
+        <w:t xml:space="preserve">特徵對</w:t>
+      </w:r>
+      <w:r>
+        <w:t xml:space="preserve"> AUC </w:t>
+      </w:r>
+      <w:r>
+        <w:rPr>
+          <w:rFonts w:hint="eastAsia"/>
+        </w:rPr>
+        <w:t xml:space="preserve">無影響。Δ</w:t>
+      </w:r>
+      <w:r>
+        <w:t xml:space="preserve"> </w:t>
+      </w:r>
+      <w:r>
+        <w:rPr>
+          <w:rFonts w:hint="eastAsia"/>
+        </w:rPr>
+        <w:t xml:space="preserve">特徵在</w:t>
+      </w:r>
+      <w:r>
+        <w:t xml:space="preserve"> SHAP </w:t>
+      </w:r>
+      <w:r>
+        <w:rPr>
+          <w:rFonts w:hint="eastAsia"/>
+        </w:rPr>
+        <w:t xml:space="preserve">分析中的高佔比，其核心價值在於提升臨床可解釋性（詳見</w:t>
+      </w:r>
+      <w:r>
+        <w:t xml:space="preserve"> §7.2.2 </w:t>
+      </w:r>
+      <w:r>
+        <w:rPr>
+          <w:rFonts w:hint="eastAsia"/>
+        </w:rPr>
+        <w:t xml:space="preserve">討論）。值得注意的是，ΔeGFR</w:t>
       </w:r>
       <w:r>
         <w:t xml:space="preserve"> </w:t>
@@ -5379,18 +6808,18 @@
           <wp:inline>
             <wp:extent cx="5791200" cy="5673638"/>
             <wp:effectExtent b="0" l="0" r="0" t="0"/>
-            <wp:docPr descr="" title="" id="31" name="Picture"/>
+            <wp:docPr descr="" title="" id="32" name="Picture"/>
             <a:graphic>
               <a:graphicData uri="http://schemas.openxmlformats.org/drawingml/2006/picture">
                 <pic:pic>
                   <pic:nvPicPr>
-                    <pic:cNvPr descr="../figures/fig4-3_shap_beeswarm.png" id="32" name="Picture"/>
+                    <pic:cNvPr descr="../figures/fig4-3_shap_beeswarm.png" id="33" name="Picture"/>
                     <pic:cNvPicPr>
                       <a:picLocks noChangeArrowheads="1" noChangeAspect="1"/>
                     </pic:cNvPicPr>
                   </pic:nvPicPr>
                   <pic:blipFill>
-                    <a:blip r:embed="rId30"/>
+                    <a:blip r:embed="rId31"/>
                     <a:stretch>
                       <a:fillRect/>
                     </a:stretch>
@@ -5460,9 +6889,9 @@
         <w:t xml:space="preserve">圖（XGBoost）</w:t>
       </w:r>
     </w:p>
-    <w:bookmarkEnd w:id="33"/>
     <w:bookmarkEnd w:id="34"/>
-    <w:bookmarkStart w:id="41" w:name="δ-特徵消融實驗"/>
+    <w:bookmarkEnd w:id="35"/>
+    <w:bookmarkStart w:id="42" w:name="δ-特徵消融實驗"/>
     <w:p>
       <w:pPr>
         <w:pStyle w:val="2"/>
@@ -5514,7 +6943,7 @@
         <w:t xml:space="preserve">特徵是否能顯著提升三高疾病的預測性能？</w:t>
       </w:r>
     </w:p>
-    <w:bookmarkStart w:id="35" w:name="實驗設計"/>
+    <w:bookmarkStart w:id="36" w:name="實驗設計"/>
     <w:p>
       <w:pPr>
         <w:pStyle w:val="3"/>
@@ -5554,7 +6983,7 @@
         <w:pStyle w:val="Compact"/>
         <w:numPr>
           <w:ilvl w:val="0"/>
-          <w:numId w:val="1001"/>
+          <w:numId w:val="1002"/>
         </w:numPr>
       </w:pPr>
       <w:r>
@@ -5580,63 +7009,6 @@
       </w:r>
       <w:r>
         <w:t xml:space="preserve"> (Y-2 + Y-1 + Δ) vs No-Delta (Y-2 + Y-1)</w:t>
-      </w:r>
-    </w:p>
-    <w:p>
-      <w:pPr>
-        <w:pStyle w:val="Compact"/>
-        <w:numPr>
-          <w:ilvl w:val="1"/>
-          <w:numId w:val="1002"/>
-        </w:numPr>
-      </w:pPr>
-      <w:r>
-        <w:rPr>
-          <w:rFonts w:hint="eastAsia"/>
-        </w:rPr>
-        <w:t xml:space="preserve">目的：在完整特徵集中移除</w:t>
-      </w:r>
-      <w:r>
-        <w:t xml:space="preserve"> Δ </w:t>
-      </w:r>
-      <w:r>
-        <w:rPr>
-          <w:rFonts w:hint="eastAsia"/>
-        </w:rPr>
-        <w:t xml:space="preserve">特徵的影響</w:t>
-      </w:r>
-    </w:p>
-    <w:p>
-      <w:pPr>
-        <w:pStyle w:val="Compact"/>
-        <w:numPr>
-          <w:ilvl w:val="0"/>
-          <w:numId w:val="1001"/>
-        </w:numPr>
-      </w:pPr>
-      <w:r>
-        <w:rPr>
-          <w:rFonts w:hint="eastAsia"/>
-          <w:b/>
-          <w:bCs/>
-        </w:rPr>
-        <w:t xml:space="preserve">比較框架</w:t>
-      </w:r>
-      <w:r>
-        <w:rPr>
-          <w:b/>
-          <w:bCs/>
-        </w:rPr>
-        <w:t xml:space="preserve"> 2</w:t>
-      </w:r>
-      <w:r>
-        <w:rPr>
-          <w:rFonts w:hint="eastAsia"/>
-        </w:rPr>
-        <w:t xml:space="preserve">：Y-1</w:t>
-      </w:r>
-      <w:r>
-        <w:t xml:space="preserve"> + Δ vs Y-1 Only</w:t>
       </w:r>
     </w:p>
     <w:p>
@@ -5651,7 +7023,7 @@
         <w:rPr>
           <w:rFonts w:hint="eastAsia"/>
         </w:rPr>
-        <w:t xml:space="preserve">目的：在僅有單一時間點資料時，評估</w:t>
+        <w:t xml:space="preserve">目的：在完整特徵集中移除</w:t>
       </w:r>
       <w:r>
         <w:t xml:space="preserve"> Δ </w:t>
@@ -5660,155 +7032,221 @@
         <w:rPr>
           <w:rFonts w:hint="eastAsia"/>
         </w:rPr>
-        <w:t xml:space="preserve">特徵的增量價值</w:t>
-      </w:r>
-    </w:p>
-    <w:bookmarkEnd w:id="35"/>
-    <w:bookmarkStart w:id="36" w:name="比較框架-1-結果"/>
-    <w:p>
-      <w:pPr>
-        <w:pStyle w:val="3"/>
-      </w:pPr>
-      <w:r>
-        <w:t xml:space="preserve">6.3.2 </w:t>
-      </w:r>
-      <w:r>
-        <w:rPr>
-          <w:rFonts w:hint="eastAsia"/>
-        </w:rPr>
-        <w:t xml:space="preserve">比較框架</w:t>
-      </w:r>
-      <w:r>
-        <w:t xml:space="preserve"> 1 </w:t>
-      </w:r>
-      <w:r>
-        <w:rPr>
-          <w:rFonts w:hint="eastAsia"/>
-        </w:rPr>
-        <w:t xml:space="preserve">結果</w:t>
+        <w:t xml:space="preserve">特徵的影響</w:t>
       </w:r>
     </w:p>
     <w:p>
       <w:pPr>
-        <w:pStyle w:val="FirstParagraph"/>
-      </w:pPr>
-      <w:r>
-        <w:rPr>
-          <w:rFonts w:hint="eastAsia"/>
-        </w:rPr>
-        <w:t xml:space="preserve">移除</w:t>
-      </w:r>
-      <w:r>
-        <w:t xml:space="preserve"> Δ </w:t>
-      </w:r>
-      <w:r>
-        <w:rPr>
-          <w:rFonts w:hint="eastAsia"/>
-        </w:rPr>
-        <w:t xml:space="preserve">特徵後，三種疾病的</w:t>
-      </w:r>
-      <w:r>
-        <w:t xml:space="preserve"> AUC </w:t>
-      </w:r>
-      <w:r>
-        <w:rPr>
-          <w:rFonts w:hint="eastAsia"/>
-        </w:rPr>
-        <w:t xml:space="preserve">均無變化（表</w:t>
-      </w:r>
-      <w:r>
-        <w:t xml:space="preserve"> </w:t>
-      </w:r>
-      <w:r>
-        <w:rPr>
-          <w:rFonts w:hint="eastAsia"/>
-        </w:rPr>
-        <w:t xml:space="preserve">6-7），顯示在已包含</w:t>
-      </w:r>
-      <w:r>
-        <w:t xml:space="preserve"> Y-2 </w:t>
-      </w:r>
-      <w:r>
-        <w:rPr>
-          <w:rFonts w:hint="eastAsia"/>
-        </w:rPr>
-        <w:t xml:space="preserve">與</w:t>
-      </w:r>
-      <w:r>
-        <w:t xml:space="preserve"> Y-1 </w:t>
-      </w:r>
-      <w:r>
-        <w:rPr>
-          <w:rFonts w:hint="eastAsia"/>
-        </w:rPr>
-        <w:t xml:space="preserve">兩個時間點靜態特徵的情況下，Δ</w:t>
-      </w:r>
-      <w:r>
-        <w:t xml:space="preserve"> </w:t>
-      </w:r>
-      <w:r>
-        <w:rPr>
-          <w:rFonts w:hint="eastAsia"/>
-        </w:rPr>
-        <w:t xml:space="preserve">特徵未能提供額外的預測資訊。此結果在統計上合理：由於</w:t>
-      </w:r>
-      <w:r>
-        <w:t xml:space="preserve"> Δ = Y-1 − </w:t>
-      </w:r>
-      <w:r>
-        <w:rPr>
-          <w:rFonts w:hint="eastAsia"/>
-        </w:rPr>
-        <w:t xml:space="preserve">Y-2，LR</w:t>
-      </w:r>
-      <w:r>
-        <w:t xml:space="preserve"> </w:t>
-      </w:r>
-      <w:r>
-        <w:rPr>
-          <w:rFonts w:hint="eastAsia"/>
-        </w:rPr>
-        <w:t xml:space="preserve">等線性模型可直接從</w:t>
-      </w:r>
-      <w:r>
-        <w:t xml:space="preserve"> Y-2 </w:t>
-      </w:r>
-      <w:r>
-        <w:rPr>
-          <w:rFonts w:hint="eastAsia"/>
-        </w:rPr>
-        <w:t xml:space="preserve">與</w:t>
-      </w:r>
-      <w:r>
-        <w:t xml:space="preserve"> Y-1 </w:t>
-      </w:r>
-      <w:r>
-        <w:rPr>
-          <w:rFonts w:hint="eastAsia"/>
-        </w:rPr>
-        <w:t xml:space="preserve">的係數差隱含地計算出等效的變化量效果，因此</w:t>
-      </w:r>
-      <w:r>
-        <w:t xml:space="preserve"> Δ </w:t>
-      </w:r>
-      <w:r>
-        <w:rPr>
-          <w:rFonts w:hint="eastAsia"/>
-        </w:rPr>
-        <w:t xml:space="preserve">特徵在</w:t>
-      </w:r>
-      <w:r>
-        <w:t xml:space="preserve"> Full </w:t>
-      </w:r>
-      <w:r>
-        <w:rPr>
-          <w:rFonts w:hint="eastAsia"/>
-        </w:rPr>
-        <w:t xml:space="preserve">特徵集中屬於冗餘資訊。</w:t>
+        <w:pStyle w:val="Compact"/>
+        <w:numPr>
+          <w:ilvl w:val="0"/>
+          <w:numId w:val="1002"/>
+        </w:numPr>
+      </w:pPr>
+      <w:r>
+        <w:rPr>
+          <w:rFonts w:hint="eastAsia"/>
+          <w:b/>
+          <w:bCs/>
+        </w:rPr>
+        <w:t xml:space="preserve">比較框架</w:t>
+      </w:r>
+      <w:r>
+        <w:rPr>
+          <w:b/>
+          <w:bCs/>
+        </w:rPr>
+        <w:t xml:space="preserve"> 2</w:t>
+      </w:r>
+      <w:r>
+        <w:rPr>
+          <w:rFonts w:hint="eastAsia"/>
+        </w:rPr>
+        <w:t xml:space="preserve">：Y-1</w:t>
+      </w:r>
+      <w:r>
+        <w:t xml:space="preserve"> + Δ vs Y-1 Only</w:t>
       </w:r>
     </w:p>
     <w:p>
       <w:pPr>
+        <w:pStyle w:val="Compact"/>
+        <w:numPr>
+          <w:ilvl w:val="1"/>
+          <w:numId w:val="1004"/>
+        </w:numPr>
+      </w:pPr>
+      <w:r>
+        <w:rPr>
+          <w:rFonts w:hint="eastAsia"/>
+        </w:rPr>
+        <w:t xml:space="preserve">目的：在僅有單一時間點資料時，評估</w:t>
+      </w:r>
+      <w:r>
+        <w:t xml:space="preserve"> Δ </w:t>
+      </w:r>
+      <w:r>
+        <w:rPr>
+          <w:rFonts w:hint="eastAsia"/>
+        </w:rPr>
+        <w:t xml:space="preserve">特徵的增量價值</w:t>
+      </w:r>
+    </w:p>
+    <w:bookmarkEnd w:id="36"/>
+    <w:bookmarkStart w:id="37" w:name="比較框架-1-結果"/>
+    <w:p>
+      <w:pPr>
+        <w:pStyle w:val="3"/>
+      </w:pPr>
+      <w:r>
+        <w:t xml:space="preserve">6.3.2 </w:t>
+      </w:r>
+      <w:r>
+        <w:rPr>
+          <w:rFonts w:hint="eastAsia"/>
+        </w:rPr>
+        <w:t xml:space="preserve">比較框架</w:t>
+      </w:r>
+      <w:r>
+        <w:t xml:space="preserve"> 1 </w:t>
+      </w:r>
+      <w:r>
+        <w:rPr>
+          <w:rFonts w:hint="eastAsia"/>
+        </w:rPr>
+        <w:t xml:space="preserve">結果</w:t>
+      </w:r>
+    </w:p>
+    <w:p>
+      <w:pPr>
+        <w:pStyle w:val="FirstParagraph"/>
+      </w:pPr>
+      <w:r>
+        <w:rPr>
+          <w:rFonts w:hint="eastAsia"/>
+        </w:rPr>
+        <w:t xml:space="preserve">移除</w:t>
+      </w:r>
+      <w:r>
+        <w:t xml:space="preserve"> Δ </w:t>
+      </w:r>
+      <w:r>
+        <w:rPr>
+          <w:rFonts w:hint="eastAsia"/>
+        </w:rPr>
+        <w:t xml:space="preserve">特徵後，三種疾病的</w:t>
+      </w:r>
+      <w:r>
+        <w:t xml:space="preserve"> AUC </w:t>
+      </w:r>
+      <w:r>
+        <w:rPr>
+          <w:rFonts w:hint="eastAsia"/>
+        </w:rPr>
+        <w:t xml:space="preserve">與</w:t>
+      </w:r>
+      <w:r>
+        <w:t xml:space="preserve"> Sensitivity </w:t>
+      </w:r>
+      <w:r>
+        <w:rPr>
+          <w:rFonts w:hint="eastAsia"/>
+        </w:rPr>
+        <w:t xml:space="preserve">均無變化（表</w:t>
+      </w:r>
+      <w:r>
+        <w:t xml:space="preserve"> </w:t>
+      </w:r>
+      <w:r>
+        <w:rPr>
+          <w:rFonts w:hint="eastAsia"/>
+        </w:rPr>
+        <w:t xml:space="preserve">6-8），顯示在已包含</w:t>
+      </w:r>
+      <w:r>
+        <w:t xml:space="preserve"> Y-2 </w:t>
+      </w:r>
+      <w:r>
+        <w:rPr>
+          <w:rFonts w:hint="eastAsia"/>
+        </w:rPr>
+        <w:t xml:space="preserve">與</w:t>
+      </w:r>
+      <w:r>
+        <w:t xml:space="preserve"> Y-1 </w:t>
+      </w:r>
+      <w:r>
+        <w:rPr>
+          <w:rFonts w:hint="eastAsia"/>
+        </w:rPr>
+        <w:t xml:space="preserve">兩個時間點靜態特徵的情況下，Δ</w:t>
+      </w:r>
+      <w:r>
+        <w:t xml:space="preserve"> </w:t>
+      </w:r>
+      <w:r>
+        <w:rPr>
+          <w:rFonts w:hint="eastAsia"/>
+        </w:rPr>
+        <w:t xml:space="preserve">特徵未能提供額外的預測資訊。此結果在統計上合理：由於</w:t>
+      </w:r>
+      <w:r>
+        <w:t xml:space="preserve"> Δ = Y-1 − </w:t>
+      </w:r>
+      <w:r>
+        <w:rPr>
+          <w:rFonts w:hint="eastAsia"/>
+        </w:rPr>
+        <w:t xml:space="preserve">Y-2，LR</w:t>
+      </w:r>
+      <w:r>
+        <w:t xml:space="preserve"> </w:t>
+      </w:r>
+      <w:r>
+        <w:rPr>
+          <w:rFonts w:hint="eastAsia"/>
+        </w:rPr>
+        <w:t xml:space="preserve">等線性模型可直接從</w:t>
+      </w:r>
+      <w:r>
+        <w:t xml:space="preserve"> Y-2 </w:t>
+      </w:r>
+      <w:r>
+        <w:rPr>
+          <w:rFonts w:hint="eastAsia"/>
+        </w:rPr>
+        <w:t xml:space="preserve">與</w:t>
+      </w:r>
+      <w:r>
+        <w:t xml:space="preserve"> Y-1 </w:t>
+      </w:r>
+      <w:r>
+        <w:rPr>
+          <w:rFonts w:hint="eastAsia"/>
+        </w:rPr>
+        <w:t xml:space="preserve">的係數差隱含地計算出等效的變化量效果，因此</w:t>
+      </w:r>
+      <w:r>
+        <w:t xml:space="preserve"> Δ </w:t>
+      </w:r>
+      <w:r>
+        <w:rPr>
+          <w:rFonts w:hint="eastAsia"/>
+        </w:rPr>
+        <w:t xml:space="preserve">特徵在</w:t>
+      </w:r>
+      <w:r>
+        <w:t xml:space="preserve"> Full </w:t>
+      </w:r>
+      <w:r>
+        <w:rPr>
+          <w:rFonts w:hint="eastAsia"/>
+        </w:rPr>
+        <w:t xml:space="preserve">特徵集中屬於冗餘資訊。</w:t>
+      </w:r>
+    </w:p>
+    <w:p>
+      <w:pPr>
         <w:pStyle w:val="a0"/>
       </w:pPr>
       <w:r>
@@ -5824,7 +7262,7 @@
           <w:b/>
           <w:bCs/>
         </w:rPr>
-        <w:t xml:space="preserve"> 6-7 Full vs No-Delta </w:t>
+        <w:t xml:space="preserve"> 6-8 Full vs No-Delta </w:t>
       </w:r>
       <w:r>
         <w:rPr>
@@ -5857,10 +7295,11 @@
         <w:tblLook w:firstRow="1" w:lastRow="0" w:firstColumn="0" w:lastColumn="0" w:noHBand="0" w:noVBand="0" w:val="0020"/>
       </w:tblPr>
       <w:tblGrid>
-        <w:gridCol w:w="1980"/>
-        <w:gridCol w:w="1980"/>
-        <w:gridCol w:w="1980"/>
-        <w:gridCol w:w="1980"/>
+        <w:gridCol w:w="1584"/>
+        <w:gridCol w:w="1584"/>
+        <w:gridCol w:w="1584"/>
+        <w:gridCol w:w="1584"/>
+        <w:gridCol w:w="1584"/>
       </w:tblGrid>
       <w:tr>
         <w:trPr>
@@ -5887,6 +7326,20 @@
               <w:pStyle w:val="Compact"/>
             </w:pPr>
             <w:r>
+              <w:rPr>
+                <w:rFonts w:hint="eastAsia"/>
+              </w:rPr>
+              <w:t xml:space="preserve">指標</w:t>
+            </w:r>
+          </w:p>
+        </w:tc>
+        <w:tc>
+          <w:tcPr/>
+          <w:p>
+            <w:pPr>
+              <w:pStyle w:val="Compact"/>
+            </w:pPr>
+            <w:r>
               <w:t xml:space="preserve">Full (26 </w:t>
             </w:r>
             <w:r>
@@ -5951,6 +7404,17 @@
               <w:pStyle w:val="Compact"/>
             </w:pPr>
             <w:r>
+              <w:t xml:space="preserve">AUC</w:t>
+            </w:r>
+          </w:p>
+        </w:tc>
+        <w:tc>
+          <w:tcPr/>
+          <w:p>
+            <w:pPr>
+              <w:pStyle w:val="Compact"/>
+            </w:pPr>
+            <w:r>
               <w:t xml:space="preserve">0.721</w:t>
             </w:r>
           </w:p>
@@ -5963,6 +7427,60 @@
             </w:pPr>
             <w:r>
               <w:t xml:space="preserve">0.721</w:t>
+            </w:r>
+          </w:p>
+        </w:tc>
+        <w:tc>
+          <w:tcPr/>
+          <w:p>
+            <w:pPr>
+              <w:pStyle w:val="Compact"/>
+            </w:pPr>
+            <w:r>
+              <w:t xml:space="preserve">0.0%</w:t>
+            </w:r>
+          </w:p>
+        </w:tc>
+      </w:tr>
+      <w:tr>
+        <w:tc>
+          <w:tcPr/>
+          <w:p>
+            <w:pPr>
+              <w:pStyle w:val="Compact"/>
+            </w:pPr>
+          </w:p>
+        </w:tc>
+        <w:tc>
+          <w:tcPr/>
+          <w:p>
+            <w:pPr>
+              <w:pStyle w:val="Compact"/>
+            </w:pPr>
+            <w:r>
+              <w:t xml:space="preserve">Sensitivity</w:t>
+            </w:r>
+          </w:p>
+        </w:tc>
+        <w:tc>
+          <w:tcPr/>
+          <w:p>
+            <w:pPr>
+              <w:pStyle w:val="Compact"/>
+            </w:pPr>
+            <w:r>
+              <w:t xml:space="preserve">0.697</w:t>
+            </w:r>
+          </w:p>
+        </w:tc>
+        <w:tc>
+          <w:tcPr/>
+          <w:p>
+            <w:pPr>
+              <w:pStyle w:val="Compact"/>
+            </w:pPr>
+            <w:r>
+              <w:t xml:space="preserve">0.697</w:t>
             </w:r>
           </w:p>
         </w:tc>
@@ -6000,6 +7518,17 @@
               <w:pStyle w:val="Compact"/>
             </w:pPr>
             <w:r>
+              <w:t xml:space="preserve">AUC</w:t>
+            </w:r>
+          </w:p>
+        </w:tc>
+        <w:tc>
+          <w:tcPr/>
+          <w:p>
+            <w:pPr>
+              <w:pStyle w:val="Compact"/>
+            </w:pPr>
+            <w:r>
               <w:t xml:space="preserve">0.938</w:t>
             </w:r>
           </w:p>
@@ -6023,6 +7552,60 @@
             </w:pPr>
             <w:r>
               <w:t xml:space="preserve">0.0%</w:t>
+            </w:r>
+          </w:p>
+        </w:tc>
+      </w:tr>
+      <w:tr>
+        <w:tc>
+          <w:tcPr/>
+          <w:p>
+            <w:pPr>
+              <w:pStyle w:val="Compact"/>
+            </w:pPr>
+          </w:p>
+        </w:tc>
+        <w:tc>
+          <w:tcPr/>
+          <w:p>
+            <w:pPr>
+              <w:pStyle w:val="Compact"/>
+            </w:pPr>
+            <w:r>
+              <w:t xml:space="preserve">Sensitivity</w:t>
+            </w:r>
+          </w:p>
+        </w:tc>
+        <w:tc>
+          <w:tcPr/>
+          <w:p>
+            <w:pPr>
+              <w:pStyle w:val="Compact"/>
+            </w:pPr>
+            <w:r>
+              <w:t xml:space="preserve">0.858</w:t>
+            </w:r>
+          </w:p>
+        </w:tc>
+        <w:tc>
+          <w:tcPr/>
+          <w:p>
+            <w:pPr>
+              <w:pStyle w:val="Compact"/>
+            </w:pPr>
+            <w:r>
+              <w:t xml:space="preserve">0.857</w:t>
+            </w:r>
+          </w:p>
+        </w:tc>
+        <w:tc>
+          <w:tcPr/>
+          <w:p>
+            <w:pPr>
+              <w:pStyle w:val="Compact"/>
+            </w:pPr>
+            <w:r>
+              <w:t xml:space="preserve">−0.1%</w:t>
             </w:r>
           </w:p>
         </w:tc>
@@ -6049,6 +7632,17 @@
               <w:pStyle w:val="Compact"/>
             </w:pPr>
             <w:r>
+              <w:t xml:space="preserve">AUC</w:t>
+            </w:r>
+          </w:p>
+        </w:tc>
+        <w:tc>
+          <w:tcPr/>
+          <w:p>
+            <w:pPr>
+              <w:pStyle w:val="Compact"/>
+            </w:pPr>
+            <w:r>
               <w:t xml:space="preserve">0.867</w:t>
             </w:r>
           </w:p>
@@ -6072,13 +7666,67 @@
             </w:pPr>
             <w:r>
               <w:t xml:space="preserve">0.0%</w:t>
+            </w:r>
+          </w:p>
+        </w:tc>
+      </w:tr>
+      <w:tr>
+        <w:tc>
+          <w:tcPr/>
+          <w:p>
+            <w:pPr>
+              <w:pStyle w:val="Compact"/>
+            </w:pPr>
+          </w:p>
+        </w:tc>
+        <w:tc>
+          <w:tcPr/>
+          <w:p>
+            <w:pPr>
+              <w:pStyle w:val="Compact"/>
+            </w:pPr>
+            <w:r>
+              <w:t xml:space="preserve">Sensitivity</w:t>
+            </w:r>
+          </w:p>
+        </w:tc>
+        <w:tc>
+          <w:tcPr/>
+          <w:p>
+            <w:pPr>
+              <w:pStyle w:val="Compact"/>
+            </w:pPr>
+            <w:r>
+              <w:t xml:space="preserve">0.799</w:t>
+            </w:r>
+          </w:p>
+        </w:tc>
+        <w:tc>
+          <w:tcPr/>
+          <w:p>
+            <w:pPr>
+              <w:pStyle w:val="Compact"/>
+            </w:pPr>
+            <w:r>
+              <w:t xml:space="preserve">0.798</w:t>
+            </w:r>
+          </w:p>
+        </w:tc>
+        <w:tc>
+          <w:tcPr/>
+          <w:p>
+            <w:pPr>
+              <w:pStyle w:val="Compact"/>
+            </w:pPr>
+            <w:r>
+              <w:t xml:space="preserve">−0.1%</w:t>
             </w:r>
           </w:p>
         </w:tc>
       </w:tr>
     </w:tbl>
-    <w:bookmarkEnd w:id="36"/>
-    <w:bookmarkStart w:id="40" w:name="比較框架-2-結果"/>
+    <w:bookmarkEnd w:id="37"/>
+    <w:bookmarkStart w:id="41" w:name="比較框架-2-結果"/>
     <w:p>
       <w:pPr>
         <w:pStyle w:val="3"/>
@@ -6155,16 +7803,7 @@
         <w:rPr>
           <w:rFonts w:hint="eastAsia"/>
         </w:rPr>
-        <w:t xml:space="preserve">6-8）。三項疾病均呈現一致的改善趨勢，其中高血壓的提升幅度最大（+2.3%），顯示在缺乏</w:t>
-      </w:r>
-      <w:r>
-        <w:t xml:space="preserve"> Y-2 </w:t>
-      </w:r>
-      <w:r>
-        <w:rPr>
-          <w:rFonts w:hint="eastAsia"/>
-        </w:rPr>
-        <w:t xml:space="preserve">靜態特徵的情況下，Δ</w:t>
+        <w:t xml:space="preserve">6-9）。三項疾病均呈現一致的改善趨勢，其中高血壓的提升幅度最大（+2.3%）。值得注意的是，Sensitivity</w:t>
       </w:r>
       <w:r>
         <w:t xml:space="preserve"> </w:t>
@@ -6173,7 +7812,34 @@
         <w:rPr>
           <w:rFonts w:hint="eastAsia"/>
         </w:rPr>
-        <w:t xml:space="preserve">特徵能有效補充時序變化資訊。此結果對僅有單次健檢紀錄的臨床場景具有實務意義：透過計算兩次健檢間的變化量，即可在不增加健檢項目的前提下提升預測效能。</w:t>
+        <w:t xml:space="preserve">的提升幅度更為顯著（+0.8%</w:t>
+      </w:r>
+      <w:r>
+        <w:t xml:space="preserve"> </w:t>
+      </w:r>
+      <w:r>
+        <w:rPr>
+          <w:rFonts w:hint="eastAsia"/>
+        </w:rPr>
+        <w:t xml:space="preserve">至</w:t>
+      </w:r>
+      <w:r>
+        <w:t xml:space="preserve"> </w:t>
+      </w:r>
+      <w:r>
+        <w:rPr>
+          <w:rFonts w:hint="eastAsia"/>
+        </w:rPr>
+        <w:t xml:space="preserve">+3.7%），顯示</w:t>
+      </w:r>
+      <w:r>
+        <w:t xml:space="preserve"> Δ </w:t>
+      </w:r>
+      <w:r>
+        <w:rPr>
+          <w:rFonts w:hint="eastAsia"/>
+        </w:rPr>
+        <w:t xml:space="preserve">特徵的加入不僅提升排序能力，更有效改善了對患病個體的識別率。此結果對僅有單次健檢紀錄的臨床場景具有實務意義：透過計算兩次健檢間的變化量，即可在不增加健檢項目的前提下提升預測效能。</w:t>
       </w:r>
     </w:p>
     <w:p>
@@ -6193,7 +7859,7 @@
           <w:b/>
           <w:bCs/>
         </w:rPr>
-        <w:t xml:space="preserve"> 6-8 Y-1 + Δ vs Y-1 Only </w:t>
+        <w:t xml:space="preserve"> 6-9 Y-1 + Δ vs Y-1 Only </w:t>
       </w:r>
       <w:r>
         <w:rPr>
@@ -6226,10 +7892,11 @@
         <w:tblLook w:firstRow="1" w:lastRow="0" w:firstColumn="0" w:lastColumn="0" w:noHBand="0" w:noVBand="0" w:val="0020"/>
       </w:tblPr>
       <w:tblGrid>
-        <w:gridCol w:w="1980"/>
-        <w:gridCol w:w="1980"/>
-        <w:gridCol w:w="1980"/>
-        <w:gridCol w:w="1980"/>
+        <w:gridCol w:w="1584"/>
+        <w:gridCol w:w="1584"/>
+        <w:gridCol w:w="1584"/>
+        <w:gridCol w:w="1584"/>
+        <w:gridCol w:w="1584"/>
       </w:tblGrid>
       <w:tr>
         <w:trPr>
@@ -6256,6 +7923,20 @@
               <w:pStyle w:val="Compact"/>
             </w:pPr>
             <w:r>
+              <w:rPr>
+                <w:rFonts w:hint="eastAsia"/>
+              </w:rPr>
+              <w:t xml:space="preserve">指標</w:t>
+            </w:r>
+          </w:p>
+        </w:tc>
+        <w:tc>
+          <w:tcPr/>
+          <w:p>
+            <w:pPr>
+              <w:pStyle w:val="Compact"/>
+            </w:pPr>
+            <w:r>
               <w:t xml:space="preserve">Y-1 + Δ (18 </w:t>
             </w:r>
             <w:r>
@@ -6310,6 +7991,17 @@
                 <w:rFonts w:hint="eastAsia"/>
               </w:rPr>
               <w:t xml:space="preserve">高血壓</w:t>
+            </w:r>
+          </w:p>
+        </w:tc>
+        <w:tc>
+          <w:tcPr/>
+          <w:p>
+            <w:pPr>
+              <w:pStyle w:val="Compact"/>
+            </w:pPr>
+            <w:r>
+              <w:t xml:space="preserve">AUC</w:t>
             </w:r>
           </w:p>
         </w:tc>
@@ -6358,11 +8050,80 @@
             <w:pPr>
               <w:pStyle w:val="Compact"/>
             </w:pPr>
+          </w:p>
+        </w:tc>
+        <w:tc>
+          <w:tcPr/>
+          <w:p>
+            <w:pPr>
+              <w:pStyle w:val="Compact"/>
+            </w:pPr>
+            <w:r>
+              <w:t xml:space="preserve">Sensitivity</w:t>
+            </w:r>
+          </w:p>
+        </w:tc>
+        <w:tc>
+          <w:tcPr/>
+          <w:p>
+            <w:pPr>
+              <w:pStyle w:val="Compact"/>
+            </w:pPr>
+            <w:r>
+              <w:t xml:space="preserve">0.697</w:t>
+            </w:r>
+          </w:p>
+        </w:tc>
+        <w:tc>
+          <w:tcPr/>
+          <w:p>
+            <w:pPr>
+              <w:pStyle w:val="Compact"/>
+            </w:pPr>
+            <w:r>
+              <w:t xml:space="preserve">0.660</w:t>
+            </w:r>
+          </w:p>
+        </w:tc>
+        <w:tc>
+          <w:tcPr/>
+          <w:p>
+            <w:pPr>
+              <w:pStyle w:val="Compact"/>
+            </w:pPr>
+            <w:r>
+              <w:rPr>
+                <w:b/>
+                <w:bCs/>
+              </w:rPr>
+              <w:t xml:space="preserve">+3.7%</w:t>
+            </w:r>
+          </w:p>
+        </w:tc>
+      </w:tr>
+      <w:tr>
+        <w:tc>
+          <w:tcPr/>
+          <w:p>
+            <w:pPr>
+              <w:pStyle w:val="Compact"/>
+            </w:pPr>
             <w:r>
               <w:rPr>
                 <w:rFonts w:hint="eastAsia"/>
               </w:rPr>
               <w:t xml:space="preserve">高血糖</w:t>
+            </w:r>
+          </w:p>
+        </w:tc>
+        <w:tc>
+          <w:tcPr/>
+          <w:p>
+            <w:pPr>
+              <w:pStyle w:val="Compact"/>
+            </w:pPr>
+            <w:r>
+              <w:t xml:space="preserve">AUC</w:t>
             </w:r>
           </w:p>
         </w:tc>
@@ -6411,11 +8172,80 @@
             <w:pPr>
               <w:pStyle w:val="Compact"/>
             </w:pPr>
+          </w:p>
+        </w:tc>
+        <w:tc>
+          <w:tcPr/>
+          <w:p>
+            <w:pPr>
+              <w:pStyle w:val="Compact"/>
+            </w:pPr>
+            <w:r>
+              <w:t xml:space="preserve">Sensitivity</w:t>
+            </w:r>
+          </w:p>
+        </w:tc>
+        <w:tc>
+          <w:tcPr/>
+          <w:p>
+            <w:pPr>
+              <w:pStyle w:val="Compact"/>
+            </w:pPr>
+            <w:r>
+              <w:t xml:space="preserve">0.857</w:t>
+            </w:r>
+          </w:p>
+        </w:tc>
+        <w:tc>
+          <w:tcPr/>
+          <w:p>
+            <w:pPr>
+              <w:pStyle w:val="Compact"/>
+            </w:pPr>
+            <w:r>
+              <w:t xml:space="preserve">0.824</w:t>
+            </w:r>
+          </w:p>
+        </w:tc>
+        <w:tc>
+          <w:tcPr/>
+          <w:p>
+            <w:pPr>
+              <w:pStyle w:val="Compact"/>
+            </w:pPr>
+            <w:r>
+              <w:rPr>
+                <w:b/>
+                <w:bCs/>
+              </w:rPr>
+              <w:t xml:space="preserve">+3.3%</w:t>
+            </w:r>
+          </w:p>
+        </w:tc>
+      </w:tr>
+      <w:tr>
+        <w:tc>
+          <w:tcPr/>
+          <w:p>
+            <w:pPr>
+              <w:pStyle w:val="Compact"/>
+            </w:pPr>
             <w:r>
               <w:rPr>
                 <w:rFonts w:hint="eastAsia"/>
               </w:rPr>
               <w:t xml:space="preserve">高血脂</w:t>
+            </w:r>
+          </w:p>
+        </w:tc>
+        <w:tc>
+          <w:tcPr/>
+          <w:p>
+            <w:pPr>
+              <w:pStyle w:val="Compact"/>
+            </w:pPr>
+            <w:r>
+              <w:t xml:space="preserve">AUC</w:t>
             </w:r>
           </w:p>
         </w:tc>
@@ -6457,6 +8287,64 @@
           </w:p>
         </w:tc>
       </w:tr>
+      <w:tr>
+        <w:tc>
+          <w:tcPr/>
+          <w:p>
+            <w:pPr>
+              <w:pStyle w:val="Compact"/>
+            </w:pPr>
+          </w:p>
+        </w:tc>
+        <w:tc>
+          <w:tcPr/>
+          <w:p>
+            <w:pPr>
+              <w:pStyle w:val="Compact"/>
+            </w:pPr>
+            <w:r>
+              <w:t xml:space="preserve">Sensitivity</w:t>
+            </w:r>
+          </w:p>
+        </w:tc>
+        <w:tc>
+          <w:tcPr/>
+          <w:p>
+            <w:pPr>
+              <w:pStyle w:val="Compact"/>
+            </w:pPr>
+            <w:r>
+              <w:t xml:space="preserve">0.798</w:t>
+            </w:r>
+          </w:p>
+        </w:tc>
+        <w:tc>
+          <w:tcPr/>
+          <w:p>
+            <w:pPr>
+              <w:pStyle w:val="Compact"/>
+            </w:pPr>
+            <w:r>
+              <w:t xml:space="preserve">0.790</w:t>
+            </w:r>
+          </w:p>
+        </w:tc>
+        <w:tc>
+          <w:tcPr/>
+          <w:p>
+            <w:pPr>
+              <w:pStyle w:val="Compact"/>
+            </w:pPr>
+            <w:r>
+              <w:rPr>
+                <w:b/>
+                <w:bCs/>
+              </w:rPr>
+              <w:t xml:space="preserve">+0.8%</w:t>
+            </w:r>
+          </w:p>
+        </w:tc>
+      </w:tr>
     </w:tbl>
     <w:p>
       <w:pPr>
@@ -6550,18 +8438,18 @@
           <wp:inline>
             <wp:extent cx="5791200" cy="2033582"/>
             <wp:effectExtent b="0" l="0" r="0" t="0"/>
-            <wp:docPr descr="" title="" id="38" name="Picture"/>
+            <wp:docPr descr="" title="" id="39" name="Picture"/>
             <a:graphic>
               <a:graphicData uri="http://schemas.openxmlformats.org/drawingml/2006/picture">
                 <pic:pic>
                   <pic:nvPicPr>
-                    <pic:cNvPr descr="../figures/fig4-4_delta_ablation.png" id="39" name="Picture"/>
+                    <pic:cNvPr descr="../figures/fig4-4_delta_ablation.png" id="40" name="Picture"/>
                     <pic:cNvPicPr>
                       <a:picLocks noChangeArrowheads="1" noChangeAspect="1"/>
                     </pic:cNvPicPr>
                   </pic:nvPicPr>
                   <pic:blipFill>
-                    <a:blip r:embed="rId37"/>
+                    <a:blip r:embed="rId38"/>
                     <a:stretch>
                       <a:fillRect/>
                     </a:stretch>
@@ -6631,9 +8519,9 @@
         <w:t xml:space="preserve">No-Delta）</w:t>
       </w:r>
     </w:p>
-    <w:bookmarkEnd w:id="40"/>
     <w:bookmarkEnd w:id="41"/>
-    <w:bookmarkStart w:id="47" w:name="特徵選擇消融實驗"/>
+    <w:bookmarkEnd w:id="42"/>
+    <w:bookmarkStart w:id="48" w:name="特徵選擇消融實驗"/>
     <w:p>
       <w:pPr>
         <w:pStyle w:val="2"/>
@@ -6676,7 +8564,7 @@
         <w:t xml:space="preserve">Q5（模型精簡的可行性）——使用少量關鍵特徵是否能維持接近完整模型的預測性能？</w:t>
       </w:r>
     </w:p>
-    <w:bookmarkStart w:id="42" w:name="實驗設計-1"/>
+    <w:bookmarkStart w:id="43" w:name="實驗設計-1"/>
     <w:p>
       <w:pPr>
         <w:pStyle w:val="3"/>
@@ -6711,7 +8599,7 @@
         <w:t xml:space="preserve">特徵重要性排序，測試使用</w:t>
       </w:r>
       <w:r>
-        <w:t xml:space="preserve"> Top 5、Top 10、Top 15、Top 20 </w:t>
+        <w:t xml:space="preserve"> Top 1、Top 2、Top 5、Top 10、Top 15、Top 20 </w:t>
       </w:r>
       <w:r>
         <w:rPr>
@@ -6729,8 +8617,8 @@
         <w:t xml:space="preserve">個特徵的預測效能。</w:t>
       </w:r>
     </w:p>
-    <w:bookmarkEnd w:id="42"/>
-    <w:bookmarkStart w:id="46" w:name="實驗結果"/>
+    <w:bookmarkEnd w:id="43"/>
+    <w:bookmarkStart w:id="47" w:name="實驗結果"/>
     <w:p>
       <w:pPr>
         <w:pStyle w:val="3"/>
@@ -6756,7 +8644,7 @@
         <w:t xml:space="preserve">表</w:t>
       </w:r>
       <w:r>
-        <w:t xml:space="preserve"> 6-9 </w:t>
+        <w:t xml:space="preserve"> 6-10 </w:t>
       </w:r>
       <w:r>
         <w:rPr>
@@ -6809,7 +8697,7 @@
           <w:b/>
           <w:bCs/>
         </w:rPr>
-        <w:t xml:space="preserve"> 6-9 </w:t>
+        <w:t xml:space="preserve"> 6-10 </w:t>
       </w:r>
       <w:r>
         <w:rPr>
@@ -6965,6 +8853,164 @@
               <w:pStyle w:val="Compact"/>
             </w:pPr>
             <w:r>
+              <w:t xml:space="preserve">1</w:t>
+            </w:r>
+          </w:p>
+        </w:tc>
+        <w:tc>
+          <w:tcPr/>
+          <w:p>
+            <w:pPr>
+              <w:pStyle w:val="Compact"/>
+            </w:pPr>
+            <w:r>
+              <w:t xml:space="preserve">0.686</w:t>
+            </w:r>
+          </w:p>
+        </w:tc>
+        <w:tc>
+          <w:tcPr/>
+          <w:p>
+            <w:pPr>
+              <w:pStyle w:val="Compact"/>
+            </w:pPr>
+            <w:r>
+              <w:t xml:space="preserve">0.739</w:t>
+            </w:r>
+          </w:p>
+        </w:tc>
+        <w:tc>
+          <w:tcPr/>
+          <w:p>
+            <w:pPr>
+              <w:pStyle w:val="Compact"/>
+            </w:pPr>
+            <w:r>
+              <w:t xml:space="preserve">0.920</w:t>
+            </w:r>
+          </w:p>
+        </w:tc>
+        <w:tc>
+          <w:tcPr/>
+          <w:p>
+            <w:pPr>
+              <w:pStyle w:val="Compact"/>
+            </w:pPr>
+            <w:r>
+              <w:t xml:space="preserve">0.909</w:t>
+            </w:r>
+          </w:p>
+        </w:tc>
+        <w:tc>
+          <w:tcPr/>
+          <w:p>
+            <w:pPr>
+              <w:pStyle w:val="Compact"/>
+            </w:pPr>
+            <w:r>
+              <w:t xml:space="preserve">0.805</w:t>
+            </w:r>
+          </w:p>
+        </w:tc>
+        <w:tc>
+          <w:tcPr/>
+          <w:p>
+            <w:pPr>
+              <w:pStyle w:val="Compact"/>
+            </w:pPr>
+            <w:r>
+              <w:t xml:space="preserve">0.809</w:t>
+            </w:r>
+          </w:p>
+        </w:tc>
+      </w:tr>
+      <w:tr>
+        <w:tc>
+          <w:tcPr/>
+          <w:p>
+            <w:pPr>
+              <w:pStyle w:val="Compact"/>
+            </w:pPr>
+            <w:r>
+              <w:t xml:space="preserve">2</w:t>
+            </w:r>
+          </w:p>
+        </w:tc>
+        <w:tc>
+          <w:tcPr/>
+          <w:p>
+            <w:pPr>
+              <w:pStyle w:val="Compact"/>
+            </w:pPr>
+            <w:r>
+              <w:t xml:space="preserve">0.743</w:t>
+            </w:r>
+          </w:p>
+        </w:tc>
+        <w:tc>
+          <w:tcPr/>
+          <w:p>
+            <w:pPr>
+              <w:pStyle w:val="Compact"/>
+            </w:pPr>
+            <w:r>
+              <w:t xml:space="preserve">0.775</w:t>
+            </w:r>
+          </w:p>
+        </w:tc>
+        <w:tc>
+          <w:tcPr/>
+          <w:p>
+            <w:pPr>
+              <w:pStyle w:val="Compact"/>
+            </w:pPr>
+            <w:r>
+              <w:t xml:space="preserve">0.932</w:t>
+            </w:r>
+          </w:p>
+        </w:tc>
+        <w:tc>
+          <w:tcPr/>
+          <w:p>
+            <w:pPr>
+              <w:pStyle w:val="Compact"/>
+            </w:pPr>
+            <w:r>
+              <w:t xml:space="preserve">0.914</w:t>
+            </w:r>
+          </w:p>
+        </w:tc>
+        <w:tc>
+          <w:tcPr/>
+          <w:p>
+            <w:pPr>
+              <w:pStyle w:val="Compact"/>
+            </w:pPr>
+            <w:r>
+              <w:t xml:space="preserve">0.858</w:t>
+            </w:r>
+          </w:p>
+        </w:tc>
+        <w:tc>
+          <w:tcPr/>
+          <w:p>
+            <w:pPr>
+              <w:pStyle w:val="Compact"/>
+            </w:pPr>
+            <w:r>
+              <w:t xml:space="preserve">0.840</w:t>
+            </w:r>
+          </w:p>
+        </w:tc>
+      </w:tr>
+      <w:tr>
+        <w:tc>
+          <w:tcPr/>
+          <w:p>
+            <w:pPr>
+              <w:pStyle w:val="Compact"/>
+            </w:pPr>
+            <w:r>
               <w:t xml:space="preserve">5</w:t>
             </w:r>
           </w:p>
@@ -7364,31 +9410,31 @@
         <w:t xml:space="preserve">由表</w:t>
       </w:r>
       <w:r>
-        <w:t xml:space="preserve"> 6-9 </w:t>
-      </w:r>
-      <w:r>
-        <w:rPr>
-          <w:rFonts w:hint="eastAsia"/>
-        </w:rPr>
-        <w:t xml:space="preserve">可觀察到，僅使用</w:t>
-      </w:r>
-      <w:r>
-        <w:t xml:space="preserve"> Top 5 </w:t>
-      </w:r>
-      <w:r>
-        <w:rPr>
-          <w:rFonts w:hint="eastAsia"/>
-        </w:rPr>
-        <w:t xml:space="preserve">特徵即可達到與全部</w:t>
-      </w:r>
-      <w:r>
-        <w:t xml:space="preserve"> 26 </w:t>
-      </w:r>
-      <w:r>
-        <w:rPr>
-          <w:rFonts w:hint="eastAsia"/>
-        </w:rPr>
-        <w:t xml:space="preserve">個特徵幾乎相同的</w:t>
+        <w:t xml:space="preserve"> 6-10 </w:t>
+      </w:r>
+      <w:r>
+        <w:rPr>
+          <w:rFonts w:hint="eastAsia"/>
+        </w:rPr>
+        <w:t xml:space="preserve">可觀察到，預測力高度集中在少量核心特徵。僅使用</w:t>
+      </w:r>
+      <w:r>
+        <w:t xml:space="preserve"> Top 2 </w:t>
+      </w:r>
+      <w:r>
+        <w:rPr>
+          <w:rFonts w:hint="eastAsia"/>
+        </w:rPr>
+        <w:t xml:space="preserve">特徵（即同一生物標記的兩個時間點），高血壓</w:t>
+      </w:r>
+      <w:r>
+        <w:t xml:space="preserve"> AUC </w:t>
+      </w:r>
+      <w:r>
+        <w:rPr>
+          <w:rFonts w:hint="eastAsia"/>
+        </w:rPr>
+        <w:t xml:space="preserve">即達</w:t>
       </w:r>
       <w:r>
         <w:t xml:space="preserve"> </w:t>
@@ -7397,25 +9443,7 @@
         <w:rPr>
           <w:rFonts w:hint="eastAsia"/>
         </w:rPr>
-        <w:t xml:space="preserve">AUC。以</w:t>
-      </w:r>
-      <w:r>
-        <w:t xml:space="preserve"> LR </w:t>
-      </w:r>
-      <w:r>
-        <w:rPr>
-          <w:rFonts w:hint="eastAsia"/>
-        </w:rPr>
-        <w:t xml:space="preserve">為例，高血壓的</w:t>
-      </w:r>
-      <w:r>
-        <w:t xml:space="preserve"> Top 5 </w:t>
-      </w:r>
-      <w:r>
-        <w:rPr>
-          <w:rFonts w:hint="eastAsia"/>
-        </w:rPr>
-        <w:t xml:space="preserve">AUC（0.752）與全特徵</w:t>
+        <w:t xml:space="preserve">0.743（較全特徵僅降</w:t>
       </w:r>
       <w:r>
         <w:t xml:space="preserve"> </w:t>
@@ -7424,7 +9452,7 @@
         <w:rPr>
           <w:rFonts w:hint="eastAsia"/>
         </w:rPr>
-        <w:t xml:space="preserve">AUC（0.754）僅差</w:t>
+        <w:t xml:space="preserve">1.5%），高血糖達</w:t>
       </w:r>
       <w:r>
         <w:t xml:space="preserve"> </w:t>
@@ -7433,16 +9461,7 @@
         <w:rPr>
           <w:rFonts w:hint="eastAsia"/>
         </w:rPr>
-        <w:t xml:space="preserve">0.002，高血糖與高血脂更分別達到</w:t>
-      </w:r>
-      <w:r>
-        <w:t xml:space="preserve"> 0.933 </w:t>
-      </w:r>
-      <w:r>
-        <w:rPr>
-          <w:rFonts w:hint="eastAsia"/>
-        </w:rPr>
-        <w:t xml:space="preserve">與</w:t>
+        <w:t xml:space="preserve">0.932（與全特徵相同），高血脂達</w:t>
       </w:r>
       <w:r>
         <w:t xml:space="preserve"> </w:t>
@@ -7451,7 +9470,7 @@
         <w:rPr>
           <w:rFonts w:hint="eastAsia"/>
         </w:rPr>
-        <w:t xml:space="preserve">0.868，甚至略高於全特徵結果。XGBoost</w:t>
+        <w:t xml:space="preserve">0.858（僅降</w:t>
       </w:r>
       <w:r>
         <w:t xml:space="preserve"> </w:t>
@@ -7460,7 +9479,34 @@
         <w:rPr>
           <w:rFonts w:hint="eastAsia"/>
         </w:rPr>
-        <w:t xml:space="preserve">亦呈現類似趨勢，Top</w:t>
+        <w:t xml:space="preserve">1.0%）。進一步精簡至</w:t>
+      </w:r>
+      <w:r>
+        <w:t xml:space="preserve"> Top 1 </w:t>
+      </w:r>
+      <w:r>
+        <w:rPr>
+          <w:rFonts w:hint="eastAsia"/>
+        </w:rPr>
+        <w:t xml:space="preserve">時，高血糖仍維持</w:t>
+      </w:r>
+      <w:r>
+        <w:t xml:space="preserve"> 0.920 </w:t>
+      </w:r>
+      <w:r>
+        <w:rPr>
+          <w:rFonts w:hint="eastAsia"/>
+        </w:rPr>
+        <w:t xml:space="preserve">的高</w:t>
+      </w:r>
+      <w:r>
+        <w:t xml:space="preserve"> </w:t>
+      </w:r>
+      <w:r>
+        <w:rPr>
+          <w:rFonts w:hint="eastAsia"/>
+        </w:rPr>
+        <w:t xml:space="preserve">AUC，但高血壓（0.686）與高血脂（0.805）則出現較明顯的下降，顯示第二時間點對這兩項疾病的增量價值較大。Top</w:t>
       </w:r>
       <w:r>
         <w:t xml:space="preserve"> 5 </w:t>
@@ -7496,7 +9542,34 @@
         <w:rPr>
           <w:rFonts w:hint="eastAsia"/>
         </w:rPr>
-        <w:t xml:space="preserve">以內。此結果顯示，少量關鍵特徵即可維持模型的預測效能，為臨床場景中的精簡篩檢方案提供了實證基礎。</w:t>
+        <w:t xml:space="preserve">以內，增加更多特徵已無實質改善。對照表</w:t>
+      </w:r>
+      <w:r>
+        <w:t xml:space="preserve"> 6-6 </w:t>
+      </w:r>
+      <w:r>
+        <w:rPr>
+          <w:rFonts w:hint="eastAsia"/>
+        </w:rPr>
+        <w:t xml:space="preserve">的</w:t>
+      </w:r>
+      <w:r>
+        <w:t xml:space="preserve"> SHAP </w:t>
+      </w:r>
+      <w:r>
+        <w:rPr>
+          <w:rFonts w:hint="eastAsia"/>
+        </w:rPr>
+        <w:t xml:space="preserve">排序可知，Top</w:t>
+      </w:r>
+      <w:r>
+        <w:t xml:space="preserve"> 2 </w:t>
+      </w:r>
+      <w:r>
+        <w:rPr>
+          <w:rFonts w:hint="eastAsia"/>
+        </w:rPr>
+        <w:t xml:space="preserve">特徵均為同一核心生物標記的兩個時間點（SBP、FBG、TC），印證預測力集中在直接相關的生物標記上。此結果為臨床場景中的精簡篩檢方案提供了實證基礎：僅需追蹤兩次核心指標，即可達到接近完整模型的預測效能。</w:t>
       </w:r>
     </w:p>
     <w:p>
@@ -7573,18 +9646,18 @@
           <wp:inline>
             <wp:extent cx="5791200" cy="1896715"/>
             <wp:effectExtent b="0" l="0" r="0" t="0"/>
-            <wp:docPr descr="" title="" id="44" name="Picture"/>
+            <wp:docPr descr="" title="" id="45" name="Picture"/>
             <a:graphic>
               <a:graphicData uri="http://schemas.openxmlformats.org/drawingml/2006/picture">
                 <pic:pic>
                   <pic:nvPicPr>
-                    <pic:cNvPr descr="../figures/fig4-5_feature_selection.png" id="45" name="Picture"/>
+                    <pic:cNvPr descr="../figures/fig4-5_feature_selection.png" id="46" name="Picture"/>
                     <pic:cNvPicPr>
                       <a:picLocks noChangeArrowheads="1" noChangeAspect="1"/>
                     </pic:cNvPicPr>
                   </pic:nvPicPr>
                   <pic:blipFill>
-                    <a:blip r:embed="rId43"/>
+                    <a:blip r:embed="rId44"/>
                     <a:stretch>
                       <a:fillRect/>
                     </a:stretch>
@@ -7669,9 +9742,9 @@
         <w:t xml:space="preserve">XGBoost）</w:t>
       </w:r>
     </w:p>
-    <w:bookmarkEnd w:id="46"/>
     <w:bookmarkEnd w:id="47"/>
-    <w:bookmarkStart w:id="54" w:name="類別不平衡處理比較"/>
+    <w:bookmarkEnd w:id="48"/>
+    <w:bookmarkStart w:id="55" w:name="類別不平衡處理比較"/>
     <w:p>
       <w:pPr>
         <w:pStyle w:val="2"/>
@@ -7714,7 +9787,7 @@
         <w:t xml:space="preserve">等方法對模型效能的影響，選定最適合實務應用的方案。</w:t>
       </w:r>
     </w:p>
-    <w:bookmarkStart w:id="48" w:name="實驗設計-2"/>
+    <w:bookmarkStart w:id="49" w:name="實驗設計-2"/>
     <w:p>
       <w:pPr>
         <w:pStyle w:val="3"/>
@@ -7763,7 +9836,7 @@
         <w:pStyle w:val="Compact"/>
         <w:numPr>
           <w:ilvl w:val="0"/>
-          <w:numId w:val="1004"/>
+          <w:numId w:val="1005"/>
         </w:numPr>
       </w:pPr>
       <w:r>
@@ -7786,7 +9859,7 @@
         <w:pStyle w:val="Compact"/>
         <w:numPr>
           <w:ilvl w:val="0"/>
-          <w:numId w:val="1004"/>
+          <w:numId w:val="1005"/>
         </w:numPr>
       </w:pPr>
       <w:r>
@@ -7813,8 +9886,8 @@
         <w:t xml:space="preserve">方法，進一步比較不同權重設定（None、balanced、1:3、1:5、1:10）。</w:t>
       </w:r>
     </w:p>
-    <w:bookmarkEnd w:id="48"/>
-    <w:bookmarkStart w:id="49" w:name="方法比較結果"/>
+    <w:bookmarkEnd w:id="49"/>
+    <w:bookmarkStart w:id="50" w:name="方法比較結果"/>
     <w:p>
       <w:pPr>
         <w:pStyle w:val="3"/>
@@ -7840,7 +9913,7 @@
         <w:t xml:space="preserve">表</w:t>
       </w:r>
       <w:r>
-        <w:t xml:space="preserve"> 6-10 </w:t>
+        <w:t xml:space="preserve"> 6-11 </w:t>
       </w:r>
       <w:r>
         <w:rPr>
@@ -7884,7 +9957,7 @@
           <w:b/>
           <w:bCs/>
         </w:rPr>
-        <w:t xml:space="preserve"> 6-10 </w:t>
+        <w:t xml:space="preserve"> 6-11 </w:t>
       </w:r>
       <w:r>
         <w:rPr>
@@ -8500,7 +10573,7 @@
         <w:t xml:space="preserve">由表</w:t>
       </w:r>
       <w:r>
-        <w:t xml:space="preserve"> 6-10 </w:t>
+        <w:t xml:space="preserve"> 6-11 </w:t>
       </w:r>
       <w:r>
         <w:rPr>
@@ -8514,7 +10587,7 @@
         <w:pStyle w:val="Compact"/>
         <w:numPr>
           <w:ilvl w:val="0"/>
-          <w:numId w:val="1005"/>
+          <w:numId w:val="1006"/>
         </w:numPr>
       </w:pPr>
       <w:r>
@@ -8562,7 +10635,7 @@
         <w:pStyle w:val="Compact"/>
         <w:numPr>
           <w:ilvl w:val="0"/>
-          <w:numId w:val="1005"/>
+          <w:numId w:val="1006"/>
         </w:numPr>
       </w:pPr>
       <w:r>
@@ -8664,7 +10737,7 @@
         <w:pStyle w:val="Compact"/>
         <w:numPr>
           <w:ilvl w:val="0"/>
-          <w:numId w:val="1005"/>
+          <w:numId w:val="1006"/>
         </w:numPr>
       </w:pPr>
       <w:r>
@@ -8727,8 +10800,8 @@
         <w:t xml:space="preserve">不需生成合成樣本、不改變資料分佈，為最簡便的實務選擇。</w:t>
       </w:r>
     </w:p>
-    <w:bookmarkEnd w:id="49"/>
-    <w:bookmarkStart w:id="53" w:name="權重設定比較結果"/>
+    <w:bookmarkEnd w:id="50"/>
+    <w:bookmarkStart w:id="54" w:name="權重設定比較結果"/>
     <w:p>
       <w:pPr>
         <w:pStyle w:val="3"/>
@@ -8754,7 +10827,7 @@
         <w:t xml:space="preserve">表</w:t>
       </w:r>
       <w:r>
-        <w:t xml:space="preserve"> 6-11 </w:t>
+        <w:t xml:space="preserve"> 6-12 </w:t>
       </w:r>
       <w:r>
         <w:rPr>
@@ -8789,7 +10862,7 @@
           <w:b/>
           <w:bCs/>
         </w:rPr>
-        <w:t xml:space="preserve"> 6-11 </w:t>
+        <w:t xml:space="preserve"> 6-12 </w:t>
       </w:r>
       <w:r>
         <w:rPr>
@@ -9464,18 +11537,18 @@
           <wp:inline>
             <wp:extent cx="5791200" cy="1896715"/>
             <wp:effectExtent b="0" l="0" r="0" t="0"/>
-            <wp:docPr descr="" title="" id="51" name="Picture"/>
+            <wp:docPr descr="" title="" id="52" name="Picture"/>
             <a:graphic>
               <a:graphicData uri="http://schemas.openxmlformats.org/drawingml/2006/picture">
                 <pic:pic>
                   <pic:nvPicPr>
-                    <pic:cNvPr descr="../figures/fig4-6_class_weight_tradeoff.png" id="52" name="Picture"/>
+                    <pic:cNvPr descr="../figures/fig4-6_class_weight_tradeoff.png" id="53" name="Picture"/>
                     <pic:cNvPicPr>
                       <a:picLocks noChangeArrowheads="1" noChangeAspect="1"/>
                     </pic:cNvPicPr>
                   </pic:nvPicPr>
                   <pic:blipFill>
-                    <a:blip r:embed="rId50"/>
+                    <a:blip r:embed="rId51"/>
                     <a:stretch>
                       <a:fillRect/>
                     </a:stretch>
@@ -9586,7 +11659,7 @@
         <w:t xml:space="preserve">由表</w:t>
       </w:r>
       <w:r>
-        <w:t xml:space="preserve"> 6-11 </w:t>
+        <w:t xml:space="preserve"> 6-12 </w:t>
       </w:r>
       <w:r>
         <w:rPr>
@@ -9703,9 +11776,9 @@
         <w:t xml:space="preserve">Specificity，適合疾病篩檢應用場景。</w:t>
       </w:r>
     </w:p>
-    <w:bookmarkEnd w:id="53"/>
     <w:bookmarkEnd w:id="54"/>
-    <w:bookmarkStart w:id="58" w:name="資料篩選策略比較"/>
+    <w:bookmarkEnd w:id="55"/>
+    <w:bookmarkStart w:id="59" w:name="資料篩選策略比較"/>
     <w:p>
       <w:pPr>
         <w:pStyle w:val="2"/>
@@ -9739,7 +11812,7 @@
         <w:t xml:space="preserve">：驗證資料處理策略的穩健性——排除基線已確診個案是否影響預測效能？確保主要實驗結果不受資料篩選方式左右。</w:t>
       </w:r>
     </w:p>
-    <w:bookmarkStart w:id="55" w:name="實驗設計-3"/>
+    <w:bookmarkStart w:id="56" w:name="實驗設計-3"/>
     <w:p>
       <w:pPr>
         <w:pStyle w:val="3"/>
@@ -9762,7 +11835,25 @@
         <w:rPr>
           <w:rFonts w:hint="eastAsia"/>
         </w:rPr>
-        <w:t xml:space="preserve">資料集中部分滑動窗口樣本的起點（Y-2）已有目標疾病，這些「非新發」個案是否應該排除？本研究設計三組比較策略：</w:t>
+        <w:t xml:space="preserve">滑動窗口法使同一參與者可產生多筆樣本，其中部分窗口的起點（Y-2）可能已有目標疾病。這些「非新發」個案是否應該排除？由於</w:t>
+      </w:r>
+      <w:r>
+        <w:t xml:space="preserve"> Luo et al. (2024) </w:t>
+      </w:r>
+      <w:r>
+        <w:rPr>
+          <w:rFonts w:hint="eastAsia"/>
+        </w:rPr>
+        <w:t xml:space="preserve">的世代篩選流程已隱含基線健康篩選——受試者首次健檢（Times=1）時三高疾病盛行率接近</w:t>
+      </w:r>
+      <w:r>
+        <w:t xml:space="preserve"> </w:t>
+      </w:r>
+      <w:r>
+        <w:rPr>
+          <w:rFonts w:hint="eastAsia"/>
+        </w:rPr>
+        <w:t xml:space="preserve">0%——排除首次健檢已確診者對資料集無實質影響。因此，本實驗聚焦於以下兩策略的比較：</w:t>
       </w:r>
     </w:p>
     <w:p>
@@ -9770,7 +11861,7 @@
         <w:pStyle w:val="Compact"/>
         <w:numPr>
           <w:ilvl w:val="0"/>
-          <w:numId w:val="1006"/>
+          <w:numId w:val="1007"/>
         </w:numPr>
       </w:pPr>
       <w:r>
@@ -9794,7 +11885,7 @@
           <w:b/>
           <w:bCs/>
         </w:rPr>
-        <w:t xml:space="preserve">A（目前做法）</w:t>
+        <w:t xml:space="preserve">A（本研究採用）</w:t>
       </w:r>
       <w:r>
         <w:rPr>
@@ -9817,7 +11908,7 @@
         <w:pStyle w:val="Compact"/>
         <w:numPr>
           <w:ilvl w:val="0"/>
-          <w:numId w:val="1006"/>
+          <w:numId w:val="1007"/>
         </w:numPr>
       </w:pPr>
       <w:r>
@@ -9833,22 +11924,131 @@
           <w:b/>
           <w:bCs/>
         </w:rPr>
-        <w:t xml:space="preserve"> B</w:t>
-      </w:r>
-      <w:r>
-        <w:rPr>
-          <w:rFonts w:hint="eastAsia"/>
-        </w:rPr>
-        <w:t xml:space="preserve">：排除首次健檢（Times=1）已確診的個案。</w:t>
+        <w:t xml:space="preserve"> C</w:t>
+      </w:r>
+      <w:r>
+        <w:rPr>
+          <w:rFonts w:hint="eastAsia"/>
+        </w:rPr>
+        <w:t xml:space="preserve">：排除每個滑動窗口中，Y-2</w:t>
+      </w:r>
+      <w:r>
+        <w:t xml:space="preserve"> </w:t>
+      </w:r>
+      <w:r>
+        <w:rPr>
+          <w:rFonts w:hint="eastAsia"/>
+        </w:rPr>
+        <w:t xml:space="preserve">時生理指標已超過診斷閾值的樣本。</w:t>
       </w:r>
     </w:p>
     <w:p>
       <w:pPr>
-        <w:pStyle w:val="Compact"/>
-        <w:numPr>
-          <w:ilvl w:val="0"/>
-          <w:numId w:val="1006"/>
-        </w:numPr>
+        <w:pStyle w:val="FirstParagraph"/>
+      </w:pPr>
+      <w:r>
+        <w:rPr>
+          <w:rFonts w:hint="eastAsia"/>
+        </w:rPr>
+        <w:t xml:space="preserve">診斷閾值依據</w:t>
+      </w:r>
+      <w:r>
+        <w:t xml:space="preserve"> Luo et al. </w:t>
+      </w:r>
+      <w:r>
+        <w:rPr>
+          <w:rFonts w:hint="eastAsia"/>
+        </w:rPr>
+        <w:t xml:space="preserve">(2024)：高血壓</w:t>
+      </w:r>
+      <w:r>
+        <w:t xml:space="preserve"> SBP ≥ 140 </w:t>
+      </w:r>
+      <w:r>
+        <w:rPr>
+          <w:rFonts w:hint="eastAsia"/>
+        </w:rPr>
+        <w:t xml:space="preserve">或</w:t>
+      </w:r>
+      <w:r>
+        <w:t xml:space="preserve"> DBP ≥ 90 </w:t>
+      </w:r>
+      <w:r>
+        <w:rPr>
+          <w:rFonts w:hint="eastAsia"/>
+        </w:rPr>
+        <w:t xml:space="preserve">mmHg、高血糖</w:t>
+      </w:r>
+      <w:r>
+        <w:t xml:space="preserve"> FBG ≥ 7.0 </w:t>
+      </w:r>
+      <w:r>
+        <w:rPr>
+          <w:rFonts w:hint="eastAsia"/>
+        </w:rPr>
+        <w:t xml:space="preserve">mmol/L、高血脂</w:t>
+      </w:r>
+      <w:r>
+        <w:t xml:space="preserve"> TC ≥ 6.22 mmol/L。</w:t>
+      </w:r>
+    </w:p>
+    <w:bookmarkEnd w:id="56"/>
+    <w:bookmarkStart w:id="57" w:name="排除統計"/>
+    <w:p>
+      <w:pPr>
+        <w:pStyle w:val="3"/>
+      </w:pPr>
+      <w:r>
+        <w:t xml:space="preserve">6.6.2 </w:t>
+      </w:r>
+      <w:r>
+        <w:rPr>
+          <w:rFonts w:hint="eastAsia"/>
+        </w:rPr>
+        <w:t xml:space="preserve">排除統計</w:t>
+      </w:r>
+    </w:p>
+    <w:p>
+      <w:pPr>
+        <w:pStyle w:val="FirstParagraph"/>
+      </w:pPr>
+      <w:r>
+        <w:rPr>
+          <w:rFonts w:hint="eastAsia"/>
+        </w:rPr>
+        <w:t xml:space="preserve">表</w:t>
+      </w:r>
+      <w:r>
+        <w:t xml:space="preserve"> 6-13 </w:t>
+      </w:r>
+      <w:r>
+        <w:rPr>
+          <w:rFonts w:hint="eastAsia"/>
+        </w:rPr>
+        <w:t xml:space="preserve">呈現各疾病在策略</w:t>
+      </w:r>
+      <w:r>
+        <w:t xml:space="preserve"> C </w:t>
+      </w:r>
+      <w:r>
+        <w:rPr>
+          <w:rFonts w:hint="eastAsia"/>
+        </w:rPr>
+        <w:t xml:space="preserve">下的排除統計（原始樣本數皆為</w:t>
+      </w:r>
+      <w:r>
+        <w:t xml:space="preserve"> 13,514 </w:t>
+      </w:r>
+      <w:r>
+        <w:rPr>
+          <w:rFonts w:hint="eastAsia"/>
+        </w:rPr>
+        <w:t xml:space="preserve">筆）。</w:t>
+      </w:r>
+    </w:p>
+    <w:p>
+      <w:pPr>
+        <w:pStyle w:val="a0"/>
       </w:pPr>
       <w:r>
         <w:rPr>
@@ -9856,207 +12056,14 @@
           <w:b/>
           <w:bCs/>
         </w:rPr>
-        <w:t xml:space="preserve">策略</w:t>
+        <w:t xml:space="preserve">表</w:t>
       </w:r>
       <w:r>
         <w:rPr>
           <w:b/>
           <w:bCs/>
         </w:rPr>
-        <w:t xml:space="preserve"> C</w:t>
-      </w:r>
-      <w:r>
-        <w:rPr>
-          <w:rFonts w:hint="eastAsia"/>
-        </w:rPr>
-        <w:t xml:space="preserve">：排除每個滑動窗口中，Y-2</w:t>
-      </w:r>
-      <w:r>
-        <w:t xml:space="preserve"> </w:t>
-      </w:r>
-      <w:r>
-        <w:rPr>
-          <w:rFonts w:hint="eastAsia"/>
-        </w:rPr>
-        <w:t xml:space="preserve">已有目標疾病的樣本。</w:t>
-      </w:r>
-    </w:p>
-    <w:p>
-      <w:pPr>
-        <w:pStyle w:val="FirstParagraph"/>
-      </w:pPr>
-      <w:r>
-        <w:rPr>
-          <w:rFonts w:hint="eastAsia"/>
-        </w:rPr>
-        <w:t xml:space="preserve">診斷閾值依據</w:t>
-      </w:r>
-      <w:r>
-        <w:t xml:space="preserve"> Luo et al. </w:t>
-      </w:r>
-      <w:r>
-        <w:rPr>
-          <w:rFonts w:hint="eastAsia"/>
-        </w:rPr>
-        <w:t xml:space="preserve">(2024)：高血壓</w:t>
-      </w:r>
-      <w:r>
-        <w:t xml:space="preserve"> SBP ≥ 140 </w:t>
-      </w:r>
-      <w:r>
-        <w:rPr>
-          <w:rFonts w:hint="eastAsia"/>
-        </w:rPr>
-        <w:t xml:space="preserve">或</w:t>
-      </w:r>
-      <w:r>
-        <w:t xml:space="preserve"> DBP ≥ 90 </w:t>
-      </w:r>
-      <w:r>
-        <w:rPr>
-          <w:rFonts w:hint="eastAsia"/>
-        </w:rPr>
-        <w:t xml:space="preserve">mmHg、高血糖</w:t>
-      </w:r>
-      <w:r>
-        <w:t xml:space="preserve"> FBG ≥ 7.0 </w:t>
-      </w:r>
-      <w:r>
-        <w:rPr>
-          <w:rFonts w:hint="eastAsia"/>
-        </w:rPr>
-        <w:t xml:space="preserve">mmol/L、高血脂</w:t>
-      </w:r>
-      <w:r>
-        <w:t xml:space="preserve"> TC ≥ 6.22 </w:t>
-      </w:r>
-      <w:r>
-        <w:rPr>
-          <w:rFonts w:hint="eastAsia"/>
-        </w:rPr>
-        <w:t xml:space="preserve">mmol/L。由於原始資料集在首次健檢（Times=1）時疾病率幾乎為</w:t>
-      </w:r>
-      <w:r>
-        <w:t xml:space="preserve"> </w:t>
-      </w:r>
-      <w:r>
-        <w:rPr>
-          <w:rFonts w:hint="eastAsia"/>
-        </w:rPr>
-        <w:t xml:space="preserve">0%（Luo</w:t>
-      </w:r>
-      <w:r>
-        <w:t xml:space="preserve"> et al. 2024 </w:t>
-      </w:r>
-      <w:r>
-        <w:rPr>
-          <w:rFonts w:hint="eastAsia"/>
-        </w:rPr>
-        <w:t xml:space="preserve">已隱含基線健康篩選），策略</w:t>
-      </w:r>
-      <w:r>
-        <w:t xml:space="preserve"> B </w:t>
-      </w:r>
-      <w:r>
-        <w:rPr>
-          <w:rFonts w:hint="eastAsia"/>
-        </w:rPr>
-        <w:t xml:space="preserve">與策略</w:t>
-      </w:r>
-      <w:r>
-        <w:t xml:space="preserve"> A </w:t>
-      </w:r>
-      <w:r>
-        <w:rPr>
-          <w:rFonts w:hint="eastAsia"/>
-        </w:rPr>
-        <w:t xml:space="preserve">實質上無差異，因此本實驗聚焦於比較策略</w:t>
-      </w:r>
-      <w:r>
-        <w:t xml:space="preserve"> A </w:t>
-      </w:r>
-      <w:r>
-        <w:rPr>
-          <w:rFonts w:hint="eastAsia"/>
-        </w:rPr>
-        <w:t xml:space="preserve">與策略</w:t>
-      </w:r>
-      <w:r>
-        <w:t xml:space="preserve"> C。</w:t>
-      </w:r>
-    </w:p>
-    <w:bookmarkEnd w:id="55"/>
-    <w:bookmarkStart w:id="56" w:name="排除統計"/>
-    <w:p>
-      <w:pPr>
-        <w:pStyle w:val="3"/>
-      </w:pPr>
-      <w:r>
-        <w:t xml:space="preserve">6.6.2 </w:t>
-      </w:r>
-      <w:r>
-        <w:rPr>
-          <w:rFonts w:hint="eastAsia"/>
-        </w:rPr>
-        <w:t xml:space="preserve">排除統計</w:t>
-      </w:r>
-    </w:p>
-    <w:p>
-      <w:pPr>
-        <w:pStyle w:val="FirstParagraph"/>
-      </w:pPr>
-      <w:r>
-        <w:rPr>
-          <w:rFonts w:hint="eastAsia"/>
-        </w:rPr>
-        <w:t xml:space="preserve">表</w:t>
-      </w:r>
-      <w:r>
-        <w:t xml:space="preserve"> 6-12 </w:t>
-      </w:r>
-      <w:r>
-        <w:rPr>
-          <w:rFonts w:hint="eastAsia"/>
-        </w:rPr>
-        <w:t xml:space="preserve">呈現各疾病在策略</w:t>
-      </w:r>
-      <w:r>
-        <w:t xml:space="preserve"> C </w:t>
-      </w:r>
-      <w:r>
-        <w:rPr>
-          <w:rFonts w:hint="eastAsia"/>
-        </w:rPr>
-        <w:t xml:space="preserve">下的排除統計（原始樣本數皆為</w:t>
-      </w:r>
-      <w:r>
-        <w:t xml:space="preserve"> 13,514 </w:t>
-      </w:r>
-      <w:r>
-        <w:rPr>
-          <w:rFonts w:hint="eastAsia"/>
-        </w:rPr>
-        <w:t xml:space="preserve">筆）。</w:t>
-      </w:r>
-    </w:p>
-    <w:p>
-      <w:pPr>
-        <w:pStyle w:val="a0"/>
-      </w:pPr>
-      <w:r>
-        <w:rPr>
-          <w:rFonts w:hint="eastAsia"/>
-          <w:b/>
-          <w:bCs/>
-        </w:rPr>
-        <w:t xml:space="preserve">表</w:t>
-      </w:r>
-      <w:r>
-        <w:rPr>
-          <w:b/>
-          <w:bCs/>
-        </w:rPr>
-        <w:t xml:space="preserve"> 6-12 </w:t>
+        <w:t xml:space="preserve"> 6-13 </w:t>
       </w:r>
       <w:r>
         <w:rPr>
@@ -10410,8 +12417,8 @@
         <w:t xml:space="preserve">4.1%），對陽性率的影響亦較小。</w:t>
       </w:r>
     </w:p>
-    <w:bookmarkEnd w:id="56"/>
-    <w:bookmarkStart w:id="57" w:name="實驗結果-1"/>
+    <w:bookmarkEnd w:id="57"/>
+    <w:bookmarkStart w:id="58" w:name="實驗結果-1"/>
     <w:p>
       <w:pPr>
         <w:pStyle w:val="3"/>
@@ -10443,7 +12450,7 @@
           <w:b/>
           <w:bCs/>
         </w:rPr>
-        <w:t xml:space="preserve"> 6-13 </w:t>
+        <w:t xml:space="preserve"> 6-14 </w:t>
       </w:r>
       <w:r>
         <w:rPr>
@@ -10944,7 +12951,7 @@
         <w:t xml:space="preserve">由表</w:t>
       </w:r>
       <w:r>
-        <w:t xml:space="preserve"> 6-13 </w:t>
+        <w:t xml:space="preserve"> 6-14 </w:t>
       </w:r>
       <w:r>
         <w:rPr>
@@ -10998,9 +13005,9 @@
         <w:t xml:space="preserve">A（包含所有樣本）的合理性：排除基線已確診個案並未帶來系統性的效能改善，而保留全部樣本可維持較大的訓練資料量與統計效力。</w:t>
       </w:r>
     </w:p>
-    <w:bookmarkEnd w:id="57"/>
     <w:bookmarkEnd w:id="58"/>
-    <w:bookmarkStart w:id="64" w:name="健檢次數與預測效能"/>
+    <w:bookmarkEnd w:id="59"/>
+    <w:bookmarkStart w:id="65" w:name="健檢次數與預測效能"/>
     <w:p>
       <w:pPr>
         <w:pStyle w:val="2"/>
@@ -11043,7 +13050,7 @@
         <w:t xml:space="preserve">Q6（健檢次數對預測性能的影響）——累積更多次健檢紀錄是否能提升預測準確度？</w:t>
       </w:r>
     </w:p>
-    <w:bookmarkStart w:id="59" w:name="實驗設計-4"/>
+    <w:bookmarkStart w:id="60" w:name="實驗設計-4"/>
     <w:p>
       <w:pPr>
         <w:pStyle w:val="3"/>
@@ -11150,8 +13157,8 @@
         <w:t xml:space="preserve">次健檢紀錄者）。</w:t>
       </w:r>
     </w:p>
-    <w:bookmarkEnd w:id="59"/>
-    <w:bookmarkStart w:id="63" w:name="實驗結果-2"/>
+    <w:bookmarkEnd w:id="60"/>
+    <w:bookmarkStart w:id="64" w:name="實驗結果-2"/>
     <w:p>
       <w:pPr>
         <w:pStyle w:val="3"/>
@@ -11204,18 +13211,18 @@
           <wp:inline>
             <wp:extent cx="5791200" cy="2855045"/>
             <wp:effectExtent b="0" l="0" r="0" t="0"/>
-            <wp:docPr descr="" title="" id="61" name="Picture"/>
+            <wp:docPr descr="" title="" id="62" name="Picture"/>
             <a:graphic>
               <a:graphicData uri="http://schemas.openxmlformats.org/drawingml/2006/picture">
                 <pic:pic>
                   <pic:nvPicPr>
-                    <pic:cNvPr descr="../figures/fig4-7_checkup_frequency.png" id="62" name="Picture"/>
+                    <pic:cNvPr descr="../figures/fig4-7_checkup_frequency.png" id="63" name="Picture"/>
                     <pic:cNvPicPr>
                       <a:picLocks noChangeArrowheads="1" noChangeAspect="1"/>
                     </pic:cNvPicPr>
                   </pic:nvPicPr>
                   <pic:blipFill>
-                    <a:blip r:embed="rId60"/>
+                    <a:blip r:embed="rId61"/>
                     <a:stretch>
                       <a:fillRect/>
                     </a:stretch>
@@ -11401,9 +13408,9 @@
         <w:t xml:space="preserve">次健檢（即本研究的主要實驗設定）已能提供穩定的預測基礎，但累積更多健檢紀錄仍有潛在的效能提升空間，尤其是高血壓預測。</w:t>
       </w:r>
     </w:p>
-    <w:bookmarkEnd w:id="63"/>
     <w:bookmarkEnd w:id="64"/>
-    <w:bookmarkStart w:id="67" w:name="多任務學習與單任務學習比較"/>
+    <w:bookmarkEnd w:id="65"/>
+    <w:bookmarkStart w:id="68" w:name="多任務學習與單任務學習比較"/>
     <w:p>
       <w:pPr>
         <w:pStyle w:val="2"/>
@@ -11443,10 +13450,10 @@
         <w:rPr>
           <w:rFonts w:hint="eastAsia"/>
         </w:rPr>
-        <w:t xml:space="preserve">Q3（多任務學習的效果）——同時預測三高疾病是否優於分別預測單一疾病？</w:t>
+        <w:t xml:space="preserve">Q3（多任務學習的效果）——同時預測三高疾病（MTL）相較於分別預測單一疾病（STL），在預測性能上有何差異？</w:t>
       </w:r>
     </w:p>
-    <w:bookmarkStart w:id="65" w:name="實驗設計-5"/>
+    <w:bookmarkStart w:id="66" w:name="實驗設計-5"/>
     <w:p>
       <w:pPr>
         <w:pStyle w:val="3"/>
@@ -11478,7 +13485,7 @@
         <w:rPr>
           <w:rFonts w:hint="eastAsia"/>
         </w:rPr>
-        <w:t xml:space="preserve">MTL）架構同時預測。為評估</w:t>
+        <w:t xml:space="preserve">MTL）架構同時預測。為比較</w:t>
       </w:r>
       <w:r>
         <w:t xml:space="preserve"> MTL </w:t>
@@ -11487,7 +13494,7 @@
         <w:rPr>
           <w:rFonts w:hint="eastAsia"/>
         </w:rPr>
-        <w:t xml:space="preserve">是否優於獨立訓練三個模型的單任務學習（Single-Task</w:t>
+        <w:t xml:space="preserve">與獨立訓練三個模型的單任務學習（Single-Task</w:t>
       </w:r>
       <w:r>
         <w:t xml:space="preserve"> Learning, </w:t>
@@ -11496,7 +13503,7 @@
         <w:rPr>
           <w:rFonts w:hint="eastAsia"/>
         </w:rPr>
-        <w:t xml:space="preserve">STL），本研究設計以下比較實驗：</w:t>
+        <w:t xml:space="preserve">STL）在預測性能上的差異，本研究設計以下比較實驗：</w:t>
       </w:r>
     </w:p>
     <w:p>
@@ -11504,7 +13511,7 @@
         <w:pStyle w:val="Compact"/>
         <w:numPr>
           <w:ilvl w:val="0"/>
-          <w:numId w:val="1007"/>
+          <w:numId w:val="1008"/>
         </w:numPr>
       </w:pPr>
       <w:r>
@@ -11543,7 +13550,7 @@
         <w:pStyle w:val="Compact"/>
         <w:numPr>
           <w:ilvl w:val="0"/>
-          <w:numId w:val="1007"/>
+          <w:numId w:val="1008"/>
         </w:numPr>
       </w:pPr>
       <w:r>
@@ -11615,8 +13622,8 @@
         <w:t xml:space="preserve">交叉驗證。</w:t>
       </w:r>
     </w:p>
-    <w:bookmarkEnd w:id="65"/>
-    <w:bookmarkStart w:id="66" w:name="實驗結果-3"/>
+    <w:bookmarkEnd w:id="66"/>
+    <w:bookmarkStart w:id="67" w:name="實驗結果-3"/>
     <w:p>
       <w:pPr>
         <w:pStyle w:val="3"/>
@@ -11642,7 +13649,7 @@
         <w:t xml:space="preserve">表</w:t>
       </w:r>
       <w:r>
-        <w:t xml:space="preserve"> 6-14 </w:t>
+        <w:t xml:space="preserve"> 6-15 </w:t>
       </w:r>
       <w:r>
         <w:rPr>
@@ -11666,16 +13673,7 @@
         <w:rPr>
           <w:rFonts w:hint="eastAsia"/>
         </w:rPr>
-        <w:t xml:space="preserve">在三項疾病的</w:t>
-      </w:r>
-      <w:r>
-        <w:t xml:space="preserve"> AUC </w:t>
-      </w:r>
-      <w:r>
-        <w:rPr>
-          <w:rFonts w:hint="eastAsia"/>
-        </w:rPr>
-        <w:t xml:space="preserve">比較。</w:t>
+        <w:t xml:space="preserve">在三項疾病的多項指標比較。</w:t>
       </w:r>
     </w:p>
     <w:p>
@@ -11695,7 +13693,7 @@
           <w:b/>
           <w:bCs/>
         </w:rPr>
-        <w:t xml:space="preserve"> 6-14 MTL vs STL </w:t>
+        <w:t xml:space="preserve"> 6-15 MTL vs STL </w:t>
       </w:r>
       <w:r>
         <w:rPr>
@@ -11728,10 +13726,11 @@
         <w:tblLook w:firstRow="1" w:lastRow="0" w:firstColumn="0" w:lastColumn="0" w:noHBand="0" w:noVBand="0" w:val="0020"/>
       </w:tblPr>
       <w:tblGrid>
-        <w:gridCol w:w="1980"/>
-        <w:gridCol w:w="1980"/>
-        <w:gridCol w:w="1980"/>
-        <w:gridCol w:w="1980"/>
+        <w:gridCol w:w="1584"/>
+        <w:gridCol w:w="1584"/>
+        <w:gridCol w:w="1584"/>
+        <w:gridCol w:w="1584"/>
+        <w:gridCol w:w="1584"/>
       </w:tblGrid>
       <w:tr>
         <w:trPr>
@@ -11758,6 +13757,20 @@
               <w:pStyle w:val="Compact"/>
             </w:pPr>
             <w:r>
+              <w:rPr>
+                <w:rFonts w:hint="eastAsia"/>
+              </w:rPr>
+              <w:t xml:space="preserve">指標</w:t>
+            </w:r>
+          </w:p>
+        </w:tc>
+        <w:tc>
+          <w:tcPr/>
+          <w:p>
+            <w:pPr>
+              <w:pStyle w:val="Compact"/>
+            </w:pPr>
+            <w:r>
               <w:t xml:space="preserve">MTL</w:t>
             </w:r>
           </w:p>
@@ -11810,29 +13823,148 @@
               <w:pStyle w:val="Compact"/>
             </w:pPr>
             <w:r>
-              <w:t xml:space="preserve">0.734 ± 0.020</w:t>
-            </w:r>
-          </w:p>
-        </w:tc>
-        <w:tc>
-          <w:tcPr/>
-          <w:p>
-            <w:pPr>
-              <w:pStyle w:val="Compact"/>
-            </w:pPr>
-            <w:r>
-              <w:t xml:space="preserve">0.742 ± 0.020</w:t>
-            </w:r>
-          </w:p>
-        </w:tc>
-        <w:tc>
-          <w:tcPr/>
-          <w:p>
-            <w:pPr>
-              <w:pStyle w:val="Compact"/>
-            </w:pPr>
-            <w:r>
-              <w:t xml:space="preserve">-0.8%</w:t>
+              <w:t xml:space="preserve">AUC</w:t>
+            </w:r>
+          </w:p>
+        </w:tc>
+        <w:tc>
+          <w:tcPr/>
+          <w:p>
+            <w:pPr>
+              <w:pStyle w:val="Compact"/>
+            </w:pPr>
+            <w:r>
+              <w:t xml:space="preserve">0.733</w:t>
+            </w:r>
+          </w:p>
+        </w:tc>
+        <w:tc>
+          <w:tcPr/>
+          <w:p>
+            <w:pPr>
+              <w:pStyle w:val="Compact"/>
+            </w:pPr>
+            <w:r>
+              <w:t xml:space="preserve">0.742</w:t>
+            </w:r>
+          </w:p>
+        </w:tc>
+        <w:tc>
+          <w:tcPr/>
+          <w:p>
+            <w:pPr>
+              <w:pStyle w:val="Compact"/>
+            </w:pPr>
+            <w:r>
+              <w:t xml:space="preserve">-0.9%</w:t>
+            </w:r>
+          </w:p>
+        </w:tc>
+      </w:tr>
+      <w:tr>
+        <w:tc>
+          <w:tcPr/>
+          <w:p>
+            <w:pPr>
+              <w:pStyle w:val="Compact"/>
+            </w:pPr>
+          </w:p>
+        </w:tc>
+        <w:tc>
+          <w:tcPr/>
+          <w:p>
+            <w:pPr>
+              <w:pStyle w:val="Compact"/>
+            </w:pPr>
+            <w:r>
+              <w:t xml:space="preserve">Sensitivity</w:t>
+            </w:r>
+          </w:p>
+        </w:tc>
+        <w:tc>
+          <w:tcPr/>
+          <w:p>
+            <w:pPr>
+              <w:pStyle w:val="Compact"/>
+            </w:pPr>
+            <w:r>
+              <w:t xml:space="preserve">0.797</w:t>
+            </w:r>
+          </w:p>
+        </w:tc>
+        <w:tc>
+          <w:tcPr/>
+          <w:p>
+            <w:pPr>
+              <w:pStyle w:val="Compact"/>
+            </w:pPr>
+            <w:r>
+              <w:t xml:space="preserve">0.798</w:t>
+            </w:r>
+          </w:p>
+        </w:tc>
+        <w:tc>
+          <w:tcPr/>
+          <w:p>
+            <w:pPr>
+              <w:pStyle w:val="Compact"/>
+            </w:pPr>
+            <w:r>
+              <w:t xml:space="preserve">-0.001</w:t>
+            </w:r>
+          </w:p>
+        </w:tc>
+      </w:tr>
+      <w:tr>
+        <w:tc>
+          <w:tcPr/>
+          <w:p>
+            <w:pPr>
+              <w:pStyle w:val="Compact"/>
+            </w:pPr>
+          </w:p>
+        </w:tc>
+        <w:tc>
+          <w:tcPr/>
+          <w:p>
+            <w:pPr>
+              <w:pStyle w:val="Compact"/>
+            </w:pPr>
+            <w:r>
+              <w:t xml:space="preserve">Specificity</w:t>
+            </w:r>
+          </w:p>
+        </w:tc>
+        <w:tc>
+          <w:tcPr/>
+          <w:p>
+            <w:pPr>
+              <w:pStyle w:val="Compact"/>
+            </w:pPr>
+            <w:r>
+              <w:t xml:space="preserve">0.564</w:t>
+            </w:r>
+          </w:p>
+        </w:tc>
+        <w:tc>
+          <w:tcPr/>
+          <w:p>
+            <w:pPr>
+              <w:pStyle w:val="Compact"/>
+            </w:pPr>
+            <w:r>
+              <w:t xml:space="preserve">0.581</w:t>
+            </w:r>
+          </w:p>
+        </w:tc>
+        <w:tc>
+          <w:tcPr/>
+          <w:p>
+            <w:pPr>
+              <w:pStyle w:val="Compact"/>
+            </w:pPr>
+            <w:r>
+              <w:t xml:space="preserve">-0.017</w:t>
             </w:r>
           </w:p>
         </w:tc>
@@ -11859,18 +13991,29 @@
               <w:pStyle w:val="Compact"/>
             </w:pPr>
             <w:r>
-              <w:t xml:space="preserve">0.932 ± 0.007</w:t>
-            </w:r>
-          </w:p>
-        </w:tc>
-        <w:tc>
-          <w:tcPr/>
-          <w:p>
-            <w:pPr>
-              <w:pStyle w:val="Compact"/>
-            </w:pPr>
-            <w:r>
-              <w:t xml:space="preserve">0.933 ± 0.007</w:t>
+              <w:t xml:space="preserve">AUC</w:t>
+            </w:r>
+          </w:p>
+        </w:tc>
+        <w:tc>
+          <w:tcPr/>
+          <w:p>
+            <w:pPr>
+              <w:pStyle w:val="Compact"/>
+            </w:pPr>
+            <w:r>
+              <w:t xml:space="preserve">0.932</w:t>
+            </w:r>
+          </w:p>
+        </w:tc>
+        <w:tc>
+          <w:tcPr/>
+          <w:p>
+            <w:pPr>
+              <w:pStyle w:val="Compact"/>
+            </w:pPr>
+            <w:r>
+              <w:t xml:space="preserve">0.933</w:t>
             </w:r>
           </w:p>
         </w:tc>
@@ -11882,6 +14025,114 @@
             </w:pPr>
             <w:r>
               <w:t xml:space="preserve">-0.1%</w:t>
+            </w:r>
+          </w:p>
+        </w:tc>
+      </w:tr>
+      <w:tr>
+        <w:tc>
+          <w:tcPr/>
+          <w:p>
+            <w:pPr>
+              <w:pStyle w:val="Compact"/>
+            </w:pPr>
+          </w:p>
+        </w:tc>
+        <w:tc>
+          <w:tcPr/>
+          <w:p>
+            <w:pPr>
+              <w:pStyle w:val="Compact"/>
+            </w:pPr>
+            <w:r>
+              <w:t xml:space="preserve">Sensitivity</w:t>
+            </w:r>
+          </w:p>
+        </w:tc>
+        <w:tc>
+          <w:tcPr/>
+          <w:p>
+            <w:pPr>
+              <w:pStyle w:val="Compact"/>
+            </w:pPr>
+            <w:r>
+              <w:t xml:space="preserve">0.860</w:t>
+            </w:r>
+          </w:p>
+        </w:tc>
+        <w:tc>
+          <w:tcPr/>
+          <w:p>
+            <w:pPr>
+              <w:pStyle w:val="Compact"/>
+            </w:pPr>
+            <w:r>
+              <w:t xml:space="preserve">0.874</w:t>
+            </w:r>
+          </w:p>
+        </w:tc>
+        <w:tc>
+          <w:tcPr/>
+          <w:p>
+            <w:pPr>
+              <w:pStyle w:val="Compact"/>
+            </w:pPr>
+            <w:r>
+              <w:t xml:space="preserve">-0.014</w:t>
+            </w:r>
+          </w:p>
+        </w:tc>
+      </w:tr>
+      <w:tr>
+        <w:tc>
+          <w:tcPr/>
+          <w:p>
+            <w:pPr>
+              <w:pStyle w:val="Compact"/>
+            </w:pPr>
+          </w:p>
+        </w:tc>
+        <w:tc>
+          <w:tcPr/>
+          <w:p>
+            <w:pPr>
+              <w:pStyle w:val="Compact"/>
+            </w:pPr>
+            <w:r>
+              <w:t xml:space="preserve">Specificity</w:t>
+            </w:r>
+          </w:p>
+        </w:tc>
+        <w:tc>
+          <w:tcPr/>
+          <w:p>
+            <w:pPr>
+              <w:pStyle w:val="Compact"/>
+            </w:pPr>
+            <w:r>
+              <w:t xml:space="preserve">0.870</w:t>
+            </w:r>
+          </w:p>
+        </w:tc>
+        <w:tc>
+          <w:tcPr/>
+          <w:p>
+            <w:pPr>
+              <w:pStyle w:val="Compact"/>
+            </w:pPr>
+            <w:r>
+              <w:t xml:space="preserve">0.870</w:t>
+            </w:r>
+          </w:p>
+        </w:tc>
+        <w:tc>
+          <w:tcPr/>
+          <w:p>
+            <w:pPr>
+              <w:pStyle w:val="Compact"/>
+            </w:pPr>
+            <w:r>
+              <w:t xml:space="preserve">0.000</w:t>
             </w:r>
           </w:p>
         </w:tc>
@@ -11908,18 +14159,29 @@
               <w:pStyle w:val="Compact"/>
             </w:pPr>
             <w:r>
-              <w:t xml:space="preserve">0.868 ± 0.009</w:t>
-            </w:r>
-          </w:p>
-        </w:tc>
-        <w:tc>
-          <w:tcPr/>
-          <w:p>
-            <w:pPr>
-              <w:pStyle w:val="Compact"/>
-            </w:pPr>
-            <w:r>
-              <w:t xml:space="preserve">0.869 ± 0.010</w:t>
+              <w:t xml:space="preserve">AUC</w:t>
+            </w:r>
+          </w:p>
+        </w:tc>
+        <w:tc>
+          <w:tcPr/>
+          <w:p>
+            <w:pPr>
+              <w:pStyle w:val="Compact"/>
+            </w:pPr>
+            <w:r>
+              <w:t xml:space="preserve">0.868</w:t>
+            </w:r>
+          </w:p>
+        </w:tc>
+        <w:tc>
+          <w:tcPr/>
+          <w:p>
+            <w:pPr>
+              <w:pStyle w:val="Compact"/>
+            </w:pPr>
+            <w:r>
+              <w:t xml:space="preserve">0.869</w:t>
             </w:r>
           </w:p>
         </w:tc>
@@ -11942,58 +14204,103 @@
             <w:pPr>
               <w:pStyle w:val="Compact"/>
             </w:pPr>
-            <w:r>
-              <w:rPr>
-                <w:rFonts w:hint="eastAsia"/>
-                <w:b/>
-                <w:bCs/>
-              </w:rPr>
-              <w:t xml:space="preserve">平均</w:t>
-            </w:r>
-          </w:p>
-        </w:tc>
-        <w:tc>
-          <w:tcPr/>
-          <w:p>
-            <w:pPr>
-              <w:pStyle w:val="Compact"/>
-            </w:pPr>
-            <w:r>
-              <w:rPr>
-                <w:b/>
-                <w:bCs/>
-              </w:rPr>
-              <w:t xml:space="preserve">0.845</w:t>
-            </w:r>
-          </w:p>
-        </w:tc>
-        <w:tc>
-          <w:tcPr/>
-          <w:p>
-            <w:pPr>
-              <w:pStyle w:val="Compact"/>
-            </w:pPr>
-            <w:r>
-              <w:rPr>
-                <w:b/>
-                <w:bCs/>
-              </w:rPr>
-              <w:t xml:space="preserve">0.848</w:t>
-            </w:r>
-          </w:p>
-        </w:tc>
-        <w:tc>
-          <w:tcPr/>
-          <w:p>
-            <w:pPr>
-              <w:pStyle w:val="Compact"/>
-            </w:pPr>
-            <w:r>
-              <w:rPr>
-                <w:b/>
-                <w:bCs/>
-              </w:rPr>
-              <w:t xml:space="preserve">-0.3%</w:t>
+          </w:p>
+        </w:tc>
+        <w:tc>
+          <w:tcPr/>
+          <w:p>
+            <w:pPr>
+              <w:pStyle w:val="Compact"/>
+            </w:pPr>
+            <w:r>
+              <w:t xml:space="preserve">Sensitivity</w:t>
+            </w:r>
+          </w:p>
+        </w:tc>
+        <w:tc>
+          <w:tcPr/>
+          <w:p>
+            <w:pPr>
+              <w:pStyle w:val="Compact"/>
+            </w:pPr>
+            <w:r>
+              <w:t xml:space="preserve">0.828</w:t>
+            </w:r>
+          </w:p>
+        </w:tc>
+        <w:tc>
+          <w:tcPr/>
+          <w:p>
+            <w:pPr>
+              <w:pStyle w:val="Compact"/>
+            </w:pPr>
+            <w:r>
+              <w:t xml:space="preserve">0.819</w:t>
+            </w:r>
+          </w:p>
+        </w:tc>
+        <w:tc>
+          <w:tcPr/>
+          <w:p>
+            <w:pPr>
+              <w:pStyle w:val="Compact"/>
+            </w:pPr>
+            <w:r>
+              <w:t xml:space="preserve">+0.009</w:t>
+            </w:r>
+          </w:p>
+        </w:tc>
+      </w:tr>
+      <w:tr>
+        <w:tc>
+          <w:tcPr/>
+          <w:p>
+            <w:pPr>
+              <w:pStyle w:val="Compact"/>
+            </w:pPr>
+          </w:p>
+        </w:tc>
+        <w:tc>
+          <w:tcPr/>
+          <w:p>
+            <w:pPr>
+              <w:pStyle w:val="Compact"/>
+            </w:pPr>
+            <w:r>
+              <w:t xml:space="preserve">Specificity</w:t>
+            </w:r>
+          </w:p>
+        </w:tc>
+        <w:tc>
+          <w:tcPr/>
+          <w:p>
+            <w:pPr>
+              <w:pStyle w:val="Compact"/>
+            </w:pPr>
+            <w:r>
+              <w:t xml:space="preserve">0.757</w:t>
+            </w:r>
+          </w:p>
+        </w:tc>
+        <w:tc>
+          <w:tcPr/>
+          <w:p>
+            <w:pPr>
+              <w:pStyle w:val="Compact"/>
+            </w:pPr>
+            <w:r>
+              <w:t xml:space="preserve">0.765</w:t>
+            </w:r>
+          </w:p>
+        </w:tc>
+        <w:tc>
+          <w:tcPr/>
+          <w:p>
+            <w:pPr>
+              <w:pStyle w:val="Compact"/>
+            </w:pPr>
+            <w:r>
+              <w:t xml:space="preserve">-0.008</w:t>
             </w:r>
           </w:p>
         </w:tc>
@@ -12037,7 +14344,7 @@
         <w:rPr>
           <w:rFonts w:hint="eastAsia"/>
         </w:rPr>
-        <w:t xml:space="preserve">-0.3%），且三項疾病的差異方向一致（MTL</w:t>
+        <w:t xml:space="preserve">-0.4%），且三項疾病的差異方向一致（MTL</w:t>
       </w:r>
       <w:r>
         <w:t xml:space="preserve"> </w:t>
@@ -12055,55 +14362,237 @@
         <w:rPr>
           <w:rFonts w:hint="eastAsia"/>
         </w:rPr>
-        <w:t xml:space="preserve">STL）。此結果顯示，三高疾病雖共享相同的健檢特徵，但透過共享神經網路底層並未產生正向的遷移學習效果。可能的原因是三項疾病的主要預測特徵差異較大（如高血壓以</w:t>
-      </w:r>
-      <w:r>
-        <w:t xml:space="preserve"> SBP/DBP </w:t>
-      </w:r>
-      <w:r>
-        <w:rPr>
-          <w:rFonts w:hint="eastAsia"/>
-        </w:rPr>
-        <w:t xml:space="preserve">為主、高血糖以</w:t>
-      </w:r>
-      <w:r>
-        <w:t xml:space="preserve"> FBG </w:t>
-      </w:r>
-      <w:r>
-        <w:rPr>
-          <w:rFonts w:hint="eastAsia"/>
-        </w:rPr>
-        <w:t xml:space="preserve">為主），共享表徵反而略微稀釋了各任務的專屬資訊。基於此結果，本研究的主要實驗採用</w:t>
-      </w:r>
-      <w:r>
-        <w:t xml:space="preserve"> STL </w:t>
-      </w:r>
-      <w:r>
-        <w:rPr>
-          <w:rFonts w:hint="eastAsia"/>
-        </w:rPr>
-        <w:t xml:space="preserve">架構，分別訓練三項疾病的獨立模型。</w:t>
-      </w:r>
-    </w:p>
-    <w:bookmarkEnd w:id="66"/>
-    <w:bookmarkEnd w:id="67"/>
-    <w:bookmarkStart w:id="70" w:name="符號回歸實驗"/>
-    <w:p>
-      <w:pPr>
-        <w:pStyle w:val="2"/>
-      </w:pPr>
-      <w:r>
-        <w:t xml:space="preserve">6.9 </w:t>
-      </w:r>
-      <w:r>
-        <w:rPr>
-          <w:rFonts w:hint="eastAsia"/>
-        </w:rPr>
-        <w:t xml:space="preserve">符號回歸實驗</w:t>
+        <w:t xml:space="preserve">STL）。Sensitivity</w:t>
+      </w:r>
+      <w:r>
+        <w:t xml:space="preserve"> </w:t>
+      </w:r>
+      <w:r>
+        <w:rPr>
+          <w:rFonts w:hint="eastAsia"/>
+        </w:rPr>
+        <w:t xml:space="preserve">與</w:t>
+      </w:r>
+      <w:r>
+        <w:t xml:space="preserve"> Specificity </w:t>
+      </w:r>
+      <w:r>
+        <w:rPr>
+          <w:rFonts w:hint="eastAsia"/>
+        </w:rPr>
+        <w:t xml:space="preserve">的差異同樣有限（|差異|</w:t>
+      </w:r>
+      <w:r>
+        <w:t xml:space="preserve"> ≤ </w:t>
+      </w:r>
+      <w:r>
+        <w:rPr>
+          <w:rFonts w:hint="eastAsia"/>
+        </w:rPr>
+        <w:t xml:space="preserve">0.017），未呈現一致的優劣方向——高血脂的</w:t>
+      </w:r>
+      <w:r>
+        <w:t xml:space="preserve"> Sensitivity </w:t>
+      </w:r>
+      <w:r>
+        <w:rPr>
+          <w:rFonts w:hint="eastAsia"/>
+        </w:rPr>
+        <w:t xml:space="preserve">在</w:t>
+      </w:r>
+      <w:r>
+        <w:t xml:space="preserve"> MTL </w:t>
+      </w:r>
+      <w:r>
+        <w:rPr>
+          <w:rFonts w:hint="eastAsia"/>
+        </w:rPr>
+        <w:t xml:space="preserve">中反而略高（+0.009），顯示兩種架構在分類指標層面亦無系統性差異。</w:t>
       </w:r>
     </w:p>
     <w:p>
       <w:pPr>
+        <w:pStyle w:val="a0"/>
+      </w:pPr>
+      <w:r>
+        <w:rPr>
+          <w:rFonts w:hint="eastAsia"/>
+        </w:rPr>
+        <w:t xml:space="preserve">在計算效率方面，MTL</w:t>
+      </w:r>
+      <w:r>
+        <w:t xml:space="preserve"> </w:t>
+      </w:r>
+      <w:r>
+        <w:rPr>
+          <w:rFonts w:hint="eastAsia"/>
+        </w:rPr>
+        <w:t xml:space="preserve">架構以</w:t>
+      </w:r>
+      <w:r>
+        <w:t xml:space="preserve"> 3,907 </w:t>
+      </w:r>
+      <w:r>
+        <w:rPr>
+          <w:rFonts w:hint="eastAsia"/>
+        </w:rPr>
+        <w:t xml:space="preserve">個參數（共享底層</w:t>
+      </w:r>
+      <w:r>
+        <w:t xml:space="preserve"> + 3 </w:t>
+      </w:r>
+      <w:r>
+        <w:rPr>
+          <w:rFonts w:hint="eastAsia"/>
+        </w:rPr>
+        <w:t xml:space="preserve">個輸出頭）取代</w:t>
+      </w:r>
+      <w:r>
+        <w:t xml:space="preserve"> STL </w:t>
+      </w:r>
+      <w:r>
+        <w:rPr>
+          <w:rFonts w:hint="eastAsia"/>
+        </w:rPr>
+        <w:t xml:space="preserve">的</w:t>
+      </w:r>
+      <w:r>
+        <w:t xml:space="preserve"> 11,523 </w:t>
+      </w:r>
+      <w:r>
+        <w:rPr>
+          <w:rFonts w:hint="eastAsia"/>
+        </w:rPr>
+        <w:t xml:space="preserve">個參數（3</w:t>
+      </w:r>
+      <w:r>
+        <w:t xml:space="preserve"> </w:t>
+      </w:r>
+      <w:r>
+        <w:rPr>
+          <w:rFonts w:hint="eastAsia"/>
+        </w:rPr>
+        <w:t xml:space="preserve">個獨立網路），參數量節省</w:t>
+      </w:r>
+      <w:r>
+        <w:t xml:space="preserve"> </w:t>
+      </w:r>
+      <w:r>
+        <w:rPr>
+          <w:rFonts w:hint="eastAsia"/>
+        </w:rPr>
+        <w:t xml:space="preserve">66%。訓練時間</w:t>
+      </w:r>
+      <w:r>
+        <w:t xml:space="preserve"> MTL </w:t>
+      </w:r>
+      <w:r>
+        <w:rPr>
+          <w:rFonts w:hint="eastAsia"/>
+        </w:rPr>
+        <w:t xml:space="preserve">平均每折</w:t>
+      </w:r>
+      <w:r>
+        <w:t xml:space="preserve"> 11.0 </w:t>
+      </w:r>
+      <w:r>
+        <w:rPr>
+          <w:rFonts w:hint="eastAsia"/>
+        </w:rPr>
+        <w:t xml:space="preserve">秒，較</w:t>
+      </w:r>
+      <w:r>
+        <w:t xml:space="preserve"> STL </w:t>
+      </w:r>
+      <w:r>
+        <w:rPr>
+          <w:rFonts w:hint="eastAsia"/>
+        </w:rPr>
+        <w:t xml:space="preserve">的</w:t>
+      </w:r>
+      <w:r>
+        <w:t xml:space="preserve"> 15.9 </w:t>
+      </w:r>
+      <w:r>
+        <w:rPr>
+          <w:rFonts w:hint="eastAsia"/>
+        </w:rPr>
+        <w:t xml:space="preserve">秒快約</w:t>
+      </w:r>
+      <w:r>
+        <w:t xml:space="preserve"> 1.4 </w:t>
+      </w:r>
+      <w:r>
+        <w:rPr>
+          <w:rFonts w:hint="eastAsia"/>
+        </w:rPr>
+        <w:t xml:space="preserve">倍。儘管</w:t>
+      </w:r>
+      <w:r>
+        <w:t xml:space="preserve"> MTL </w:t>
+      </w:r>
+      <w:r>
+        <w:rPr>
+          <w:rFonts w:hint="eastAsia"/>
+        </w:rPr>
+        <w:t xml:space="preserve">在參數效率與訓練速度上具有優勢，但在預測性能上未能超越</w:t>
+      </w:r>
+      <w:r>
+        <w:t xml:space="preserve"> </w:t>
+      </w:r>
+      <w:r>
+        <w:rPr>
+          <w:rFonts w:hint="eastAsia"/>
+        </w:rPr>
+        <w:t xml:space="preserve">STL，可能的原因是三項疾病的主要預測特徵差異較大（如高血壓以</w:t>
+      </w:r>
+      <w:r>
+        <w:t xml:space="preserve"> SBP/DBP </w:t>
+      </w:r>
+      <w:r>
+        <w:rPr>
+          <w:rFonts w:hint="eastAsia"/>
+        </w:rPr>
+        <w:t xml:space="preserve">為主、高血糖以</w:t>
+      </w:r>
+      <w:r>
+        <w:t xml:space="preserve"> FBG </w:t>
+      </w:r>
+      <w:r>
+        <w:rPr>
+          <w:rFonts w:hint="eastAsia"/>
+        </w:rPr>
+        <w:t xml:space="preserve">為主），共享表徵反而略微稀釋了各任務的專屬資訊。基於此結果，本研究的主要實驗採用</w:t>
+      </w:r>
+      <w:r>
+        <w:t xml:space="preserve"> STL </w:t>
+      </w:r>
+      <w:r>
+        <w:rPr>
+          <w:rFonts w:hint="eastAsia"/>
+        </w:rPr>
+        <w:t xml:space="preserve">架構，分別訓練三項疾病的獨立模型。</w:t>
+      </w:r>
+    </w:p>
+    <w:bookmarkEnd w:id="67"/>
+    <w:bookmarkEnd w:id="68"/>
+    <w:bookmarkStart w:id="72" w:name="符號回歸實驗"/>
+    <w:p>
+      <w:pPr>
+        <w:pStyle w:val="2"/>
+      </w:pPr>
+      <w:r>
+        <w:t xml:space="preserve">6.9 </w:t>
+      </w:r>
+      <w:r>
+        <w:rPr>
+          <w:rFonts w:hint="eastAsia"/>
+        </w:rPr>
+        <w:t xml:space="preserve">符號回歸實驗</w:t>
+      </w:r>
+    </w:p>
+    <w:p>
+      <w:pPr>
         <w:pStyle w:val="FirstParagraph"/>
       </w:pPr>
       <w:r>
@@ -12121,7 +14610,7 @@
         <w:t xml:space="preserve">：探索可解釋的數學公式——能否從資料中發現簡潔的預測公式，兼顧預測效能與臨床可解釋性？</w:t>
       </w:r>
     </w:p>
-    <w:bookmarkStart w:id="68" w:name="實驗設計-6"/>
+    <w:bookmarkStart w:id="69" w:name="實驗設計-6"/>
     <w:p>
       <w:pPr>
         <w:pStyle w:val="3"/>
@@ -12162,7 +14651,7 @@
         <w:rPr>
           <w:rFonts w:hint="eastAsia"/>
         </w:rPr>
-        <w:t xml:space="preserve">20、迭代次數</w:t>
+        <w:t xml:space="preserve">35、迭代次數</w:t>
       </w:r>
       <w:r>
         <w:t xml:space="preserve"> </w:t>
@@ -12171,14 +14660,14 @@
         <w:rPr>
           <w:rFonts w:hint="eastAsia"/>
         </w:rPr>
-        <w:t xml:space="preserve">100、運算子包含</w:t>
+        <w:t xml:space="preserve">200、運算子包含</w:t>
       </w:r>
       <w:r>
         <w:t xml:space="preserve"> +、-、*、/、exp。</w:t>
       </w:r>
     </w:p>
-    <w:bookmarkEnd w:id="68"/>
-    <w:bookmarkStart w:id="69" w:name="發現的公式"/>
+    <w:bookmarkEnd w:id="69"/>
+    <w:bookmarkStart w:id="70" w:name="發現的公式"/>
     <w:p>
       <w:pPr>
         <w:pStyle w:val="3"/>
@@ -12204,7 +14693,7 @@
         <w:t xml:space="preserve">表</w:t>
       </w:r>
       <w:r>
-        <w:t xml:space="preserve"> 6-15 </w:t>
+        <w:t xml:space="preserve"> 6-16 </w:t>
       </w:r>
       <w:r>
         <w:rPr>
@@ -12230,7 +14719,7 @@
           <w:b/>
           <w:bCs/>
         </w:rPr>
-        <w:t xml:space="preserve"> 6-15 </w:t>
+        <w:t xml:space="preserve"> 6-16 </w:t>
       </w:r>
       <w:r>
         <w:rPr>
@@ -12692,6 +15181,551 @@
         <w:t xml:space="preserve">7.6%，顯示單一特徵在此任務中的預測力有限。</w:t>
       </w:r>
     </w:p>
+    <w:bookmarkEnd w:id="70"/>
+    <w:bookmarkStart w:id="71" w:name="穩定性驗證"/>
+    <w:p>
+      <w:pPr>
+        <w:pStyle w:val="3"/>
+      </w:pPr>
+      <w:r>
+        <w:t xml:space="preserve">6.9.3 </w:t>
+      </w:r>
+      <w:r>
+        <w:rPr>
+          <w:rFonts w:hint="eastAsia"/>
+        </w:rPr>
+        <w:t xml:space="preserve">穩定性驗證</w:t>
+      </w:r>
+    </w:p>
+    <w:p>
+      <w:pPr>
+        <w:pStyle w:val="FirstParagraph"/>
+      </w:pPr>
+      <w:r>
+        <w:rPr>
+          <w:rFonts w:hint="eastAsia"/>
+        </w:rPr>
+        <w:t xml:space="preserve">為評估上述公式的穩定性，本研究進一步以</w:t>
+      </w:r>
+      <w:r>
+        <w:t xml:space="preserve"> StratifiedGroupKFold 5-fold </w:t>
+      </w:r>
+      <w:r>
+        <w:rPr>
+          <w:rFonts w:hint="eastAsia"/>
+        </w:rPr>
+        <w:t xml:space="preserve">交叉驗證重複執行</w:t>
+      </w:r>
+      <w:r>
+        <w:t xml:space="preserve"> PySR </w:t>
+      </w:r>
+      <w:r>
+        <w:rPr>
+          <w:rFonts w:hint="eastAsia"/>
+        </w:rPr>
+        <w:t xml:space="preserve">實驗（參數設定同</w:t>
+      </w:r>
+      <w:r>
+        <w:t xml:space="preserve"> </w:t>
+      </w:r>
+      <w:r>
+        <w:rPr>
+          <w:rFonts w:hint="eastAsia"/>
+        </w:rPr>
+        <w:t xml:space="preserve">§6.9.1）。表</w:t>
+      </w:r>
+      <w:r>
+        <w:t xml:space="preserve"> 6-17 </w:t>
+      </w:r>
+      <w:r>
+        <w:rPr>
+          <w:rFonts w:hint="eastAsia"/>
+        </w:rPr>
+        <w:t xml:space="preserve">呈現穩定性驗證結果。</w:t>
+      </w:r>
+    </w:p>
+    <w:p>
+      <w:pPr>
+        <w:pStyle w:val="a0"/>
+      </w:pPr>
+      <w:r>
+        <w:rPr>
+          <w:rFonts w:hint="eastAsia"/>
+          <w:b/>
+          <w:bCs/>
+        </w:rPr>
+        <w:t xml:space="preserve">表</w:t>
+      </w:r>
+      <w:r>
+        <w:rPr>
+          <w:b/>
+          <w:bCs/>
+        </w:rPr>
+        <w:t xml:space="preserve"> 6-17 </w:t>
+      </w:r>
+      <w:r>
+        <w:rPr>
+          <w:rFonts w:hint="eastAsia"/>
+          <w:b/>
+          <w:bCs/>
+        </w:rPr>
+        <w:t xml:space="preserve">符號回歸</w:t>
+      </w:r>
+      <w:r>
+        <w:rPr>
+          <w:b/>
+          <w:bCs/>
+        </w:rPr>
+        <w:t xml:space="preserve"> 5-Fold CV </w:t>
+      </w:r>
+      <w:r>
+        <w:rPr>
+          <w:rFonts w:hint="eastAsia"/>
+          <w:b/>
+          <w:bCs/>
+        </w:rPr>
+        <w:t xml:space="preserve">穩定性結果</w:t>
+      </w:r>
+    </w:p>
+    <w:tbl>
+      <w:tblPr>
+        <w:tblStyle w:val="Table"/>
+        <w:tblW w:type="auto" w:w="0"/>
+        <w:tblLook w:firstRow="1" w:lastRow="0" w:firstColumn="0" w:lastColumn="0" w:noHBand="0" w:noVBand="0" w:val="0020"/>
+      </w:tblPr>
+      <w:tblGrid>
+        <w:gridCol w:w="1980"/>
+        <w:gridCol w:w="1980"/>
+        <w:gridCol w:w="1980"/>
+        <w:gridCol w:w="1980"/>
+      </w:tblGrid>
+      <w:tr>
+        <w:trPr>
+          <w:tblHeader w:val="on"/>
+        </w:trPr>
+        <w:tc>
+          <w:tcPr/>
+          <w:p>
+            <w:pPr>
+              <w:pStyle w:val="Compact"/>
+            </w:pPr>
+            <w:r>
+              <w:rPr>
+                <w:rFonts w:hint="eastAsia"/>
+              </w:rPr>
+              <w:t xml:space="preserve">疾病</w:t>
+            </w:r>
+          </w:p>
+        </w:tc>
+        <w:tc>
+          <w:tcPr/>
+          <w:p>
+            <w:pPr>
+              <w:pStyle w:val="Compact"/>
+            </w:pPr>
+            <w:r>
+              <w:rPr>
+                <w:rFonts w:hint="eastAsia"/>
+              </w:rPr>
+              <w:t xml:space="preserve">有效公式</w:t>
+            </w:r>
+          </w:p>
+        </w:tc>
+        <w:tc>
+          <w:tcPr/>
+          <w:p>
+            <w:pPr>
+              <w:pStyle w:val="Compact"/>
+            </w:pPr>
+            <w:r>
+              <w:t xml:space="preserve">5-Fold </w:t>
+            </w:r>
+            <w:r>
+              <w:rPr>
+                <w:rFonts w:hint="eastAsia"/>
+              </w:rPr>
+              <w:t xml:space="preserve">平均</w:t>
+            </w:r>
+            <w:r>
+              <w:t xml:space="preserve"> AUC</w:t>
+            </w:r>
+          </w:p>
+        </w:tc>
+        <w:tc>
+          <w:tcPr/>
+          <w:p>
+            <w:pPr>
+              <w:pStyle w:val="Compact"/>
+            </w:pPr>
+            <w:r>
+              <w:rPr>
+                <w:rFonts w:hint="eastAsia"/>
+              </w:rPr>
+              <w:t xml:space="preserve">表</w:t>
+            </w:r>
+            <w:r>
+              <w:t xml:space="preserve"> 6-16 AUC</w:t>
+            </w:r>
+          </w:p>
+        </w:tc>
+      </w:tr>
+      <w:tr>
+        <w:tc>
+          <w:tcPr/>
+          <w:p>
+            <w:pPr>
+              <w:pStyle w:val="Compact"/>
+            </w:pPr>
+            <w:r>
+              <w:rPr>
+                <w:rFonts w:hint="eastAsia"/>
+              </w:rPr>
+              <w:t xml:space="preserve">高血壓</w:t>
+            </w:r>
+          </w:p>
+        </w:tc>
+        <w:tc>
+          <w:tcPr/>
+          <w:p>
+            <w:pPr>
+              <w:pStyle w:val="Compact"/>
+            </w:pPr>
+            <w:r>
+              <w:t xml:space="preserve">2/5 </w:t>
+            </w:r>
+            <w:r>
+              <w:rPr>
+                <w:rFonts w:hint="eastAsia"/>
+              </w:rPr>
+              <w:t xml:space="preserve">折</w:t>
+            </w:r>
+          </w:p>
+        </w:tc>
+        <w:tc>
+          <w:tcPr/>
+          <w:p>
+            <w:pPr>
+              <w:pStyle w:val="Compact"/>
+            </w:pPr>
+            <w:r>
+              <w:t xml:space="preserve">0.580 ± 0.110</w:t>
+            </w:r>
+          </w:p>
+        </w:tc>
+        <w:tc>
+          <w:tcPr/>
+          <w:p>
+            <w:pPr>
+              <w:pStyle w:val="Compact"/>
+            </w:pPr>
+            <w:r>
+              <w:t xml:space="preserve">0.745</w:t>
+            </w:r>
+          </w:p>
+        </w:tc>
+      </w:tr>
+      <w:tr>
+        <w:tc>
+          <w:tcPr/>
+          <w:p>
+            <w:pPr>
+              <w:pStyle w:val="Compact"/>
+            </w:pPr>
+            <w:r>
+              <w:rPr>
+                <w:rFonts w:hint="eastAsia"/>
+              </w:rPr>
+              <w:t xml:space="preserve">高血糖</w:t>
+            </w:r>
+          </w:p>
+        </w:tc>
+        <w:tc>
+          <w:tcPr/>
+          <w:p>
+            <w:pPr>
+              <w:pStyle w:val="Compact"/>
+            </w:pPr>
+            <w:r>
+              <w:t xml:space="preserve">5/5 </w:t>
+            </w:r>
+            <w:r>
+              <w:rPr>
+                <w:rFonts w:hint="eastAsia"/>
+              </w:rPr>
+              <w:t xml:space="preserve">折</w:t>
+            </w:r>
+          </w:p>
+        </w:tc>
+        <w:tc>
+          <w:tcPr/>
+          <w:p>
+            <w:pPr>
+              <w:pStyle w:val="Compact"/>
+            </w:pPr>
+            <w:r>
+              <w:t xml:space="preserve">0.918 ± 0.016</w:t>
+            </w:r>
+          </w:p>
+        </w:tc>
+        <w:tc>
+          <w:tcPr/>
+          <w:p>
+            <w:pPr>
+              <w:pStyle w:val="Compact"/>
+            </w:pPr>
+            <w:r>
+              <w:t xml:space="preserve">0.943</w:t>
+            </w:r>
+          </w:p>
+        </w:tc>
+      </w:tr>
+      <w:tr>
+        <w:tc>
+          <w:tcPr/>
+          <w:p>
+            <w:pPr>
+              <w:pStyle w:val="Compact"/>
+            </w:pPr>
+            <w:r>
+              <w:rPr>
+                <w:rFonts w:hint="eastAsia"/>
+              </w:rPr>
+              <w:t xml:space="preserve">高血脂</w:t>
+            </w:r>
+          </w:p>
+        </w:tc>
+        <w:tc>
+          <w:tcPr/>
+          <w:p>
+            <w:pPr>
+              <w:pStyle w:val="Compact"/>
+            </w:pPr>
+            <w:r>
+              <w:t xml:space="preserve">2/5 </w:t>
+            </w:r>
+            <w:r>
+              <w:rPr>
+                <w:rFonts w:hint="eastAsia"/>
+              </w:rPr>
+              <w:t xml:space="preserve">折</w:t>
+            </w:r>
+          </w:p>
+        </w:tc>
+        <w:tc>
+          <w:tcPr/>
+          <w:p>
+            <w:pPr>
+              <w:pStyle w:val="Compact"/>
+            </w:pPr>
+            <w:r>
+              <w:t xml:space="preserve">0.640 ± 0.192</w:t>
+            </w:r>
+          </w:p>
+        </w:tc>
+        <w:tc>
+          <w:tcPr/>
+          <w:p>
+            <w:pPr>
+              <w:pStyle w:val="Compact"/>
+            </w:pPr>
+            <w:r>
+              <w:t xml:space="preserve">0.801</w:t>
+            </w:r>
+          </w:p>
+        </w:tc>
+      </w:tr>
+    </w:tbl>
+    <w:p>
+      <w:pPr>
+        <w:pStyle w:val="a0"/>
+      </w:pPr>
+      <w:r>
+        <w:rPr>
+          <w:rFonts w:hint="eastAsia"/>
+        </w:rPr>
+        <w:t xml:space="preserve">註：「有效公式」指非常數解；常數解的</w:t>
+      </w:r>
+      <w:r>
+        <w:t xml:space="preserve"> AUC = </w:t>
+      </w:r>
+      <w:r>
+        <w:rPr>
+          <w:rFonts w:hint="eastAsia"/>
+        </w:rPr>
+        <w:t xml:space="preserve">0.500（無判別力）</w:t>
+      </w:r>
+    </w:p>
+    <w:p>
+      <w:pPr>
+        <w:pStyle w:val="a0"/>
+      </w:pPr>
+      <w:r>
+        <w:rPr>
+          <w:rFonts w:hint="eastAsia"/>
+        </w:rPr>
+        <w:t xml:space="preserve">穩定性驗證揭示顯著的疾病間差異。高血糖的公式最為穩定：五折均收斂至相同的結構（0.114–0.120</w:t>
+      </w:r>
+      <w:r>
+        <w:t xml:space="preserve"> × </w:t>
+      </w:r>
+      <w:r>
+        <w:rPr>
+          <w:rFonts w:hint="eastAsia"/>
+        </w:rPr>
+        <w:t xml:space="preserve">FBG_Y-1），AUC</w:t>
+      </w:r>
+      <w:r>
+        <w:t xml:space="preserve"> </w:t>
+      </w:r>
+      <w:r>
+        <w:rPr>
+          <w:rFonts w:hint="eastAsia"/>
+        </w:rPr>
+        <w:t xml:space="preserve">標準差僅</w:t>
+      </w:r>
+      <w:r>
+        <w:t xml:space="preserve"> </w:t>
+      </w:r>
+      <w:r>
+        <w:rPr>
+          <w:rFonts w:hint="eastAsia"/>
+        </w:rPr>
+        <w:t xml:space="preserve">0.016，公式形式與表</w:t>
+      </w:r>
+      <w:r>
+        <w:t xml:space="preserve"> 6-16 </w:t>
+      </w:r>
+      <w:r>
+        <w:rPr>
+          <w:rFonts w:hint="eastAsia"/>
+        </w:rPr>
+        <w:t xml:space="preserve">的最佳結果一致。相對地，高血壓與高血脂各有</w:t>
+      </w:r>
+      <w:r>
+        <w:t xml:space="preserve"> 3/5 </w:t>
+      </w:r>
+      <w:r>
+        <w:rPr>
+          <w:rFonts w:hint="eastAsia"/>
+        </w:rPr>
+        <w:t xml:space="preserve">折退化為常數解（AUC</w:t>
+      </w:r>
+      <w:r>
+        <w:t xml:space="preserve"> = </w:t>
+      </w:r>
+      <w:r>
+        <w:rPr>
+          <w:rFonts w:hint="eastAsia"/>
+        </w:rPr>
+        <w:t xml:space="preserve">0.500），僅</w:t>
+      </w:r>
+      <w:r>
+        <w:t xml:space="preserve"> 2 </w:t>
+      </w:r>
+      <w:r>
+        <w:rPr>
+          <w:rFonts w:hint="eastAsia"/>
+        </w:rPr>
+        <w:t xml:space="preserve">折產出有效的線性公式，導致</w:t>
+      </w:r>
+      <w:r>
+        <w:t xml:space="preserve"> 5-fold </w:t>
+      </w:r>
+      <w:r>
+        <w:rPr>
+          <w:rFonts w:hint="eastAsia"/>
+        </w:rPr>
+        <w:t xml:space="preserve">平均</w:t>
+      </w:r>
+      <w:r>
+        <w:t xml:space="preserve"> AUC </w:t>
+      </w:r>
+      <w:r>
+        <w:rPr>
+          <w:rFonts w:hint="eastAsia"/>
+        </w:rPr>
+        <w:t xml:space="preserve">大幅低於最佳單次結果。高血壓的有效折公式使用</w:t>
+      </w:r>
+      <w:r>
+        <w:t xml:space="preserve"> </w:t>
+      </w:r>
+      <w:r>
+        <w:rPr>
+          <w:rFonts w:hint="eastAsia"/>
+        </w:rPr>
+        <w:t xml:space="preserve">SBP_Y-1（而非表</w:t>
+      </w:r>
+      <w:r>
+        <w:t xml:space="preserve"> 6-16 </w:t>
+      </w:r>
+      <w:r>
+        <w:rPr>
+          <w:rFonts w:hint="eastAsia"/>
+        </w:rPr>
+        <w:t xml:space="preserve">的</w:t>
+      </w:r>
+      <w:r>
+        <w:t xml:space="preserve"> </w:t>
+      </w:r>
+      <w:r>
+        <w:rPr>
+          <w:rFonts w:hint="eastAsia"/>
+        </w:rPr>
+        <w:t xml:space="preserve">SBP_Y-2），高血脂亦出現</w:t>
+      </w:r>
+      <w:r>
+        <w:t xml:space="preserve"> TC_Y-1 </w:t>
+      </w:r>
+      <w:r>
+        <w:rPr>
+          <w:rFonts w:hint="eastAsia"/>
+        </w:rPr>
+        <w:t xml:space="preserve">與</w:t>
+      </w:r>
+      <w:r>
+        <w:t xml:space="preserve"> TC_Y-2 </w:t>
+      </w:r>
+      <w:r>
+        <w:rPr>
+          <w:rFonts w:hint="eastAsia"/>
+        </w:rPr>
+        <w:t xml:space="preserve">的不一致，進一步反映搜索過程的不穩定性。</w:t>
+      </w:r>
+    </w:p>
+    <w:p>
+      <w:pPr>
+        <w:pStyle w:val="a0"/>
+      </w:pPr>
+      <w:r>
+        <w:rPr>
+          <w:rFonts w:hint="eastAsia"/>
+        </w:rPr>
+        <w:t xml:space="preserve">基於上述穩定性限制，本研究將符號回歸定位為</w:t>
+      </w:r>
+      <w:r>
+        <w:rPr>
+          <w:rFonts w:hint="eastAsia"/>
+          <w:b/>
+          <w:bCs/>
+        </w:rPr>
+        <w:t xml:space="preserve">探索性實驗</w:t>
+      </w:r>
+      <w:r>
+        <w:rPr>
+          <w:rFonts w:hint="eastAsia"/>
+        </w:rPr>
+        <w:t xml:space="preserve">：其發現的簡潔公式具有臨床直覺價值——尤其高血糖的</w:t>
+      </w:r>
+      <w:r>
+        <w:t xml:space="preserve"> 0.114 × FBG_Y-1 </w:t>
+      </w:r>
+      <w:r>
+        <w:rPr>
+          <w:rFonts w:hint="eastAsia"/>
+        </w:rPr>
+        <w:t xml:space="preserve">在五折驗證中展現高度穩定性——但高血壓與高血脂的公式不具備交叉驗證層面的可重複性，不宜作為獨立預測工具。</w:t>
+      </w:r>
+    </w:p>
     <w:p>
       <w:r>
         <w:pict>
@@ -12728,9 +15762,9 @@
         <w:t xml:space="preserve">維護者：紀伯喬</w:t>
       </w:r>
     </w:p>
-    <w:bookmarkEnd w:id="69"/>
-    <w:bookmarkEnd w:id="70"/>
     <w:bookmarkEnd w:id="71"/>
+    <w:bookmarkEnd w:id="72"/>
+    <w:bookmarkEnd w:id="73"/>
     <w:sectPr>
       <w:footnotePr>
         <w:numRestart w:val="eachSect"/>
@@ -13485,12 +16519,6 @@
     </w:lvlOverride>
   </w:num>
   <w:num w:numId="1002">
-    <w:abstractNumId w:val="991"/>
-  </w:num>
-  <w:num w:numId="1003">
-    <w:abstractNumId w:val="991"/>
-  </w:num>
-  <w:num w:numId="1004">
     <w:abstractNumId w:val="99411"/>
     <w:lvlOverride w:ilvl="0">
       <w:startOverride w:val="1"/>
@@ -13519,6 +16547,12 @@
     <w:lvlOverride w:ilvl="8">
       <w:startOverride w:val="1"/>
     </w:lvlOverride>
+  </w:num>
+  <w:num w:numId="1003">
+    <w:abstractNumId w:val="991"/>
+  </w:num>
+  <w:num w:numId="1004">
+    <w:abstractNumId w:val="991"/>
   </w:num>
   <w:num w:numId="1005">
     <w:abstractNumId w:val="99411"/>
@@ -13551,9 +16585,39 @@
     </w:lvlOverride>
   </w:num>
   <w:num w:numId="1006">
+    <w:abstractNumId w:val="99411"/>
+    <w:lvlOverride w:ilvl="0">
+      <w:startOverride w:val="1"/>
+    </w:lvlOverride>
+    <w:lvlOverride w:ilvl="1">
+      <w:startOverride w:val="1"/>
+    </w:lvlOverride>
+    <w:lvlOverride w:ilvl="2">
+      <w:startOverride w:val="1"/>
+    </w:lvlOverride>
+    <w:lvlOverride w:ilvl="3">
+      <w:startOverride w:val="1"/>
+    </w:lvlOverride>
+    <w:lvlOverride w:ilvl="4">
+      <w:startOverride w:val="1"/>
+    </w:lvlOverride>
+    <w:lvlOverride w:ilvl="5">
+      <w:startOverride w:val="1"/>
+    </w:lvlOverride>
+    <w:lvlOverride w:ilvl="6">
+      <w:startOverride w:val="1"/>
+    </w:lvlOverride>
+    <w:lvlOverride w:ilvl="7">
+      <w:startOverride w:val="1"/>
+    </w:lvlOverride>
+    <w:lvlOverride w:ilvl="8">
+      <w:startOverride w:val="1"/>
+    </w:lvlOverride>
+  </w:num>
+  <w:num w:numId="1007">
     <w:abstractNumId w:val="991"/>
   </w:num>
-  <w:num w:numId="1007">
+  <w:num w:numId="1008">
     <w:abstractNumId w:val="991"/>
   </w:num>
 </w:numbering>

--- a/docs/00_thesis/chapters/06_第六章_實驗結果.docx
+++ b/docs/00_thesis/chapters/06_第六章_實驗結果.docx
@@ -2,7 +2,7 @@
 <file path=word/document.xml><?xml version="1.0" encoding="utf-8"?>
 <w:document xmlns:w="http://schemas.openxmlformats.org/wordprocessingml/2006/main" xmlns:m="http://schemas.openxmlformats.org/officeDocument/2006/math" xmlns:r="http://schemas.openxmlformats.org/officeDocument/2006/relationships" xmlns:o="urn:schemas-microsoft-com:office:office" xmlns:v="urn:schemas-microsoft-com:vml" xmlns:w10="urn:schemas-microsoft-com:office:word" xmlns:a="http://schemas.openxmlformats.org/drawingml/2006/main" xmlns:pic="http://schemas.openxmlformats.org/drawingml/2006/picture" xmlns:wp="http://schemas.openxmlformats.org/drawingml/2006/wordprocessingDrawing">
   <w:body>
-    <w:bookmarkStart w:id="73" w:name="第六章-實驗結果"/>
+    <w:bookmarkStart w:id="78" w:name="第六章-實驗結果"/>
     <w:p>
       <w:pPr>
         <w:pStyle w:val="1"/>
@@ -5696,7 +5696,7 @@
               <w:pStyle w:val="Compact"/>
             </w:pPr>
             <w:r>
-              <w:t xml:space="preserve">TC_Y-2</w:t>
+              <w:t xml:space="preserve">TC_Y-1</w:t>
             </w:r>
           </w:p>
         </w:tc>
@@ -5742,7 +5742,7 @@
               <w:pStyle w:val="Compact"/>
             </w:pPr>
             <w:r>
-              <w:t xml:space="preserve">TC_Y-1</w:t>
+              <w:t xml:space="preserve">TC_Y-2</w:t>
             </w:r>
           </w:p>
         </w:tc>
@@ -5880,7 +5880,7 @@
               <w:pStyle w:val="Compact"/>
             </w:pPr>
             <w:r>
-              <w:t xml:space="preserve">ΔTC</w:t>
+              <w:t xml:space="preserve">eGFR_Y-2</w:t>
             </w:r>
           </w:p>
         </w:tc>
@@ -5926,7 +5926,7 @@
               <w:pStyle w:val="Compact"/>
             </w:pPr>
             <w:r>
-              <w:t xml:space="preserve">DBP_Y-1</w:t>
+              <w:t xml:space="preserve">ΔTC</w:t>
             </w:r>
           </w:p>
         </w:tc>
@@ -5972,7 +5972,7 @@
               <w:pStyle w:val="Compact"/>
             </w:pPr>
             <w:r>
-              <w:t xml:space="preserve">ΔFBG</w:t>
+              <w:t xml:space="preserve">BMI_Y-1</w:t>
             </w:r>
           </w:p>
         </w:tc>
@@ -6018,7 +6018,7 @@
               <w:pStyle w:val="Compact"/>
             </w:pPr>
             <w:r>
-              <w:t xml:space="preserve">ΔUA</w:t>
+              <w:t xml:space="preserve">DBP_Y-1</w:t>
             </w:r>
           </w:p>
         </w:tc>
@@ -6064,7 +6064,7 @@
               <w:pStyle w:val="Compact"/>
             </w:pPr>
             <w:r>
-              <w:t xml:space="preserve">BMI_Y-1</w:t>
+              <w:t xml:space="preserve">ΔUA</w:t>
             </w:r>
           </w:p>
         </w:tc>
@@ -6110,7 +6110,7 @@
               <w:pStyle w:val="Compact"/>
             </w:pPr>
             <w:r>
-              <w:t xml:space="preserve">ΔBMI</w:t>
+              <w:t xml:space="preserve">FBG_Y-1</w:t>
             </w:r>
           </w:p>
         </w:tc>
@@ -6595,18 +6595,18 @@
               <w:pStyle w:val="Compact"/>
             </w:pPr>
             <w:r>
-              <w:t xml:space="preserve">5 (ΔeGFR, ΔTC, ΔFBG, ΔUA, ΔBMI)</w:t>
-            </w:r>
-          </w:p>
-        </w:tc>
-        <w:tc>
-          <w:tcPr/>
-          <w:p>
-            <w:pPr>
-              <w:pStyle w:val="Compact"/>
-            </w:pPr>
-            <w:r>
-              <w:t xml:space="preserve">50%</w:t>
+              <w:t xml:space="preserve">3 (ΔeGFR, ΔTC, ΔUA)</w:t>
+            </w:r>
+          </w:p>
+        </w:tc>
+        <w:tc>
+          <w:tcPr/>
+          <w:p>
+            <w:pPr>
+              <w:pStyle w:val="Compact"/>
+            </w:pPr>
+            <w:r>
+              <w:t xml:space="preserve">30%</w:t>
             </w:r>
           </w:p>
         </w:tc>
@@ -6632,16 +6632,7 @@
         <w:rPr>
           <w:rFonts w:hint="eastAsia"/>
         </w:rPr>
-        <w:t xml:space="preserve">中的佔比從高血壓的</w:t>
-      </w:r>
-      <w:r>
-        <w:t xml:space="preserve"> 30% </w:t>
-      </w:r>
-      <w:r>
-        <w:rPr>
-          <w:rFonts w:hint="eastAsia"/>
-        </w:rPr>
-        <w:t xml:space="preserve">逐步上升至高血脂的</w:t>
+        <w:t xml:space="preserve">中的佔比為高血壓</w:t>
       </w:r>
       <w:r>
         <w:t xml:space="preserve"> </w:t>
@@ -6650,7 +6641,25 @@
         <w:rPr>
           <w:rFonts w:hint="eastAsia"/>
         </w:rPr>
-        <w:t xml:space="preserve">50%，顯示</w:t>
+        <w:t xml:space="preserve">30%、高血糖</w:t>
+      </w:r>
+      <w:r>
+        <w:t xml:space="preserve"> </w:t>
+      </w:r>
+      <w:r>
+        <w:rPr>
+          <w:rFonts w:hint="eastAsia"/>
+        </w:rPr>
+        <w:t xml:space="preserve">40%、高血脂</w:t>
+      </w:r>
+      <w:r>
+        <w:t xml:space="preserve"> </w:t>
+      </w:r>
+      <w:r>
+        <w:rPr>
+          <w:rFonts w:hint="eastAsia"/>
+        </w:rPr>
+        <w:t xml:space="preserve">30%，顯示</w:t>
       </w:r>
       <w:r>
         <w:t xml:space="preserve"> XGBoost </w:t>
@@ -6722,7 +6731,7 @@
         <w:rPr>
           <w:rFonts w:hint="eastAsia"/>
         </w:rPr>
-        <w:t xml:space="preserve">分析中的高佔比，其核心價值在於提升臨床可解釋性（詳見</w:t>
+        <w:t xml:space="preserve">分析中的佔比，其核心價值在於提升臨床可解釋性（詳見</w:t>
       </w:r>
       <w:r>
         <w:t xml:space="preserve"> §7.2.2 </w:t>
@@ -6891,7 +6900,7 @@
     </w:p>
     <w:bookmarkEnd w:id="34"/>
     <w:bookmarkEnd w:id="35"/>
-    <w:bookmarkStart w:id="42" w:name="δ-特徵消融實驗"/>
+    <w:bookmarkStart w:id="43" w:name="δ-特徵消融實驗"/>
     <w:p>
       <w:pPr>
         <w:pStyle w:val="2"/>
@@ -6975,7 +6984,16 @@
         <w:rPr>
           <w:rFonts w:hint="eastAsia"/>
         </w:rPr>
-        <w:t xml:space="preserve">特徵的預測價值，本研究設計兩組比較框架：</w:t>
+        <w:t xml:space="preserve">特徵的預測價值，本研究設計六組消融實驗（對應表</w:t>
+      </w:r>
+      <w:r>
+        <w:t xml:space="preserve"> </w:t>
+      </w:r>
+      <w:r>
+        <w:rPr>
+          <w:rFonts w:hint="eastAsia"/>
+        </w:rPr>
+        <w:t xml:space="preserve">4-4），涵蓋三個比較面向：</w:t>
       </w:r>
     </w:p>
     <w:p>
@@ -7090,6 +7108,56 @@
           <w:rFonts w:hint="eastAsia"/>
         </w:rPr>
         <w:t xml:space="preserve">特徵的增量價值</w:t>
+      </w:r>
+    </w:p>
+    <w:p>
+      <w:pPr>
+        <w:pStyle w:val="Compact"/>
+        <w:numPr>
+          <w:ilvl w:val="0"/>
+          <w:numId w:val="1002"/>
+        </w:numPr>
+      </w:pPr>
+      <w:r>
+        <w:rPr>
+          <w:rFonts w:hint="eastAsia"/>
+          <w:b/>
+          <w:bCs/>
+        </w:rPr>
+        <w:t xml:space="preserve">補充比較</w:t>
+      </w:r>
+      <w:r>
+        <w:rPr>
+          <w:rFonts w:hint="eastAsia"/>
+        </w:rPr>
+        <w:t xml:space="preserve">：Y-2-Only、Y-1-Only</w:t>
+      </w:r>
+      <w:r>
+        <w:t xml:space="preserve"> </w:t>
+      </w:r>
+      <w:r>
+        <w:rPr>
+          <w:rFonts w:hint="eastAsia"/>
+        </w:rPr>
+        <w:t xml:space="preserve">與</w:t>
+      </w:r>
+      <w:r>
+        <w:t xml:space="preserve"> Δ-Only</w:t>
+      </w:r>
+    </w:p>
+    <w:p>
+      <w:pPr>
+        <w:pStyle w:val="Compact"/>
+        <w:numPr>
+          <w:ilvl w:val="1"/>
+          <w:numId w:val="1005"/>
+        </w:numPr>
+      </w:pPr>
+      <w:r>
+        <w:rPr>
+          <w:rFonts w:hint="eastAsia"/>
+        </w:rPr>
+        <w:t xml:space="preserve">目的：比較不同時間點靜態特徵的預測力差異，以及變化量的獨立預測價值</w:t>
       </w:r>
     </w:p>
     <w:bookmarkEnd w:id="36"/>
@@ -8520,20 +8588,19 @@
       </w:r>
     </w:p>
     <w:bookmarkEnd w:id="41"/>
-    <w:bookmarkEnd w:id="42"/>
-    <w:bookmarkStart w:id="48" w:name="特徵選擇消融實驗"/>
+    <w:bookmarkStart w:id="42" w:name="補充比較時間點遠近與變化量獨立預測力"/>
     <w:p>
       <w:pPr>
-        <w:pStyle w:val="2"/>
-      </w:pPr>
-      <w:r>
-        <w:t xml:space="preserve">6.4 </w:t>
-      </w:r>
-      <w:r>
-        <w:rPr>
-          <w:rFonts w:hint="eastAsia"/>
-        </w:rPr>
-        <w:t xml:space="preserve">特徵選擇消融實驗</w:t>
+        <w:pStyle w:val="3"/>
+      </w:pPr>
+      <w:r>
+        <w:t xml:space="preserve">6.3.4 </w:t>
+      </w:r>
+      <w:r>
+        <w:rPr>
+          <w:rFonts w:hint="eastAsia"/>
+        </w:rPr>
+        <w:t xml:space="preserve">補充比較：時間點遠近與變化量獨立預測力</w:t>
       </w:r>
     </w:p>
     <w:p>
@@ -8543,132 +8610,901 @@
       <w:r>
         <w:rPr>
           <w:rFonts w:hint="eastAsia"/>
+        </w:rPr>
+        <w:t xml:space="preserve">為完整呈現表</w:t>
+      </w:r>
+      <w:r>
+        <w:t xml:space="preserve"> 4-4 </w:t>
+      </w:r>
+      <w:r>
+        <w:rPr>
+          <w:rFonts w:hint="eastAsia"/>
+        </w:rPr>
+        <w:t xml:space="preserve">所列之消融設計，本節補充報告</w:t>
+      </w:r>
+      <w:r>
+        <w:t xml:space="preserve"> </w:t>
+      </w:r>
+      <w:r>
+        <w:rPr>
+          <w:rFonts w:hint="eastAsia"/>
+        </w:rPr>
+        <w:t xml:space="preserve">Y-2-Only（僅使用最早時間點</w:t>
+      </w:r>
+      <w:r>
+        <w:t xml:space="preserve"> </w:t>
+      </w:r>
+      <w:r>
+        <w:rPr>
+          <w:rFonts w:hint="eastAsia"/>
+        </w:rPr>
+        <w:t xml:space="preserve">Y-2）與</w:t>
+      </w:r>
+      <w:r>
+        <w:t xml:space="preserve"> </w:t>
+      </w:r>
+      <w:r>
+        <w:rPr>
+          <w:rFonts w:hint="eastAsia"/>
+        </w:rPr>
+        <w:t xml:space="preserve">Δ-Only（僅使用變化量）兩組實驗結果，並彙整全部六組實驗進行綜合比較。</w:t>
+      </w:r>
+    </w:p>
+    <w:p>
+      <w:pPr>
+        <w:pStyle w:val="a0"/>
+      </w:pPr>
+      <w:r>
+        <w:rPr>
+          <w:rFonts w:hint="eastAsia"/>
           <w:b/>
           <w:bCs/>
         </w:rPr>
-        <w:t xml:space="preserve">實驗目的</w:t>
-      </w:r>
-      <w:r>
-        <w:rPr>
-          <w:rFonts w:hint="eastAsia"/>
-        </w:rPr>
-        <w:t xml:space="preserve">：回答</w:t>
-      </w:r>
-      <w:r>
+        <w:t xml:space="preserve">表</w:t>
+      </w:r>
+      <w:r>
+        <w:rPr>
+          <w:b/>
+          <w:bCs/>
+        </w:rPr>
+        <w:t xml:space="preserve"> 6-10 Δ </w:t>
+      </w:r>
+      <w:r>
+        <w:rPr>
+          <w:rFonts w:hint="eastAsia"/>
+          <w:b/>
+          <w:bCs/>
+        </w:rPr>
+        <w:t xml:space="preserve">特徵消融實驗完整比較（LR</w:t>
+      </w:r>
+      <w:r>
+        <w:rPr>
+          <w:b/>
+          <w:bCs/>
+        </w:rPr>
         <w:t xml:space="preserve"> </w:t>
       </w:r>
       <w:r>
         <w:rPr>
           <w:rFonts w:hint="eastAsia"/>
-        </w:rPr>
-        <w:t xml:space="preserve">Q5（模型精簡的可行性）——使用少量關鍵特徵是否能維持接近完整模型的預測性能？</w:t>
+          <w:b/>
+          <w:bCs/>
+        </w:rPr>
+        <w:t xml:space="preserve">模型）</w:t>
       </w:r>
     </w:p>
-    <w:bookmarkStart w:id="43" w:name="實驗設計-1"/>
+    <w:tbl>
+      <w:tblPr>
+        <w:tblStyle w:val="Table"/>
+        <w:tblW w:type="pct" w:w="5000"/>
+        <w:tblLayout w:type="fixed"/>
+        <w:tblLook w:firstRow="1" w:lastRow="0" w:firstColumn="0" w:lastColumn="0" w:noHBand="0" w:noVBand="0" w:val="0020"/>
+      </w:tblPr>
+      <w:tblGrid>
+        <w:gridCol w:w="745"/>
+        <w:gridCol w:w="745"/>
+        <w:gridCol w:w="1024"/>
+        <w:gridCol w:w="1118"/>
+        <w:gridCol w:w="1024"/>
+        <w:gridCol w:w="1118"/>
+        <w:gridCol w:w="1024"/>
+        <w:gridCol w:w="1118"/>
+      </w:tblGrid>
+      <w:tr>
+        <w:trPr>
+          <w:tblHeader w:val="on"/>
+        </w:trPr>
+        <w:tc>
+          <w:tcPr/>
+          <w:p>
+            <w:pPr>
+              <w:pStyle w:val="Compact"/>
+            </w:pPr>
+            <w:r>
+              <w:rPr>
+                <w:rFonts w:hint="eastAsia"/>
+              </w:rPr>
+              <w:t xml:space="preserve">實驗組</w:t>
+            </w:r>
+          </w:p>
+        </w:tc>
+        <w:tc>
+          <w:tcPr/>
+          <w:p>
+            <w:pPr>
+              <w:pStyle w:val="Compact"/>
+            </w:pPr>
+            <w:r>
+              <w:rPr>
+                <w:rFonts w:hint="eastAsia"/>
+              </w:rPr>
+              <w:t xml:space="preserve">特徵數</w:t>
+            </w:r>
+          </w:p>
+        </w:tc>
+        <w:tc>
+          <w:tcPr/>
+          <w:p>
+            <w:pPr>
+              <w:pStyle w:val="Compact"/>
+            </w:pPr>
+            <w:r>
+              <w:rPr>
+                <w:rFonts w:hint="eastAsia"/>
+              </w:rPr>
+              <w:t xml:space="preserve">高血壓</w:t>
+            </w:r>
+            <w:r>
+              <w:t xml:space="preserve"> AUC</w:t>
+            </w:r>
+          </w:p>
+        </w:tc>
+        <w:tc>
+          <w:tcPr/>
+          <w:p>
+            <w:pPr>
+              <w:pStyle w:val="Compact"/>
+            </w:pPr>
+            <w:r>
+              <w:rPr>
+                <w:rFonts w:hint="eastAsia"/>
+              </w:rPr>
+              <w:t xml:space="preserve">高血壓</w:t>
+            </w:r>
+            <w:r>
+              <w:t xml:space="preserve"> Sens</w:t>
+            </w:r>
+          </w:p>
+        </w:tc>
+        <w:tc>
+          <w:tcPr/>
+          <w:p>
+            <w:pPr>
+              <w:pStyle w:val="Compact"/>
+            </w:pPr>
+            <w:r>
+              <w:rPr>
+                <w:rFonts w:hint="eastAsia"/>
+              </w:rPr>
+              <w:t xml:space="preserve">高血糖</w:t>
+            </w:r>
+            <w:r>
+              <w:t xml:space="preserve"> AUC</w:t>
+            </w:r>
+          </w:p>
+        </w:tc>
+        <w:tc>
+          <w:tcPr/>
+          <w:p>
+            <w:pPr>
+              <w:pStyle w:val="Compact"/>
+            </w:pPr>
+            <w:r>
+              <w:rPr>
+                <w:rFonts w:hint="eastAsia"/>
+              </w:rPr>
+              <w:t xml:space="preserve">高血糖</w:t>
+            </w:r>
+            <w:r>
+              <w:t xml:space="preserve"> Sens</w:t>
+            </w:r>
+          </w:p>
+        </w:tc>
+        <w:tc>
+          <w:tcPr/>
+          <w:p>
+            <w:pPr>
+              <w:pStyle w:val="Compact"/>
+            </w:pPr>
+            <w:r>
+              <w:rPr>
+                <w:rFonts w:hint="eastAsia"/>
+              </w:rPr>
+              <w:t xml:space="preserve">高血脂</w:t>
+            </w:r>
+            <w:r>
+              <w:t xml:space="preserve"> AUC</w:t>
+            </w:r>
+          </w:p>
+        </w:tc>
+        <w:tc>
+          <w:tcPr/>
+          <w:p>
+            <w:pPr>
+              <w:pStyle w:val="Compact"/>
+            </w:pPr>
+            <w:r>
+              <w:rPr>
+                <w:rFonts w:hint="eastAsia"/>
+              </w:rPr>
+              <w:t xml:space="preserve">高血脂</w:t>
+            </w:r>
+            <w:r>
+              <w:t xml:space="preserve"> Sens</w:t>
+            </w:r>
+          </w:p>
+        </w:tc>
+      </w:tr>
+      <w:tr>
+        <w:tc>
+          <w:tcPr/>
+          <w:p>
+            <w:pPr>
+              <w:pStyle w:val="Compact"/>
+            </w:pPr>
+            <w:r>
+              <w:t xml:space="preserve">Full (Y-2+Y-1+Δ)</w:t>
+            </w:r>
+          </w:p>
+        </w:tc>
+        <w:tc>
+          <w:tcPr/>
+          <w:p>
+            <w:pPr>
+              <w:pStyle w:val="Compact"/>
+            </w:pPr>
+            <w:r>
+              <w:t xml:space="preserve">26</w:t>
+            </w:r>
+          </w:p>
+        </w:tc>
+        <w:tc>
+          <w:tcPr/>
+          <w:p>
+            <w:pPr>
+              <w:pStyle w:val="Compact"/>
+            </w:pPr>
+            <w:r>
+              <w:t xml:space="preserve">0.721</w:t>
+            </w:r>
+          </w:p>
+        </w:tc>
+        <w:tc>
+          <w:tcPr/>
+          <w:p>
+            <w:pPr>
+              <w:pStyle w:val="Compact"/>
+            </w:pPr>
+            <w:r>
+              <w:t xml:space="preserve">0.697</w:t>
+            </w:r>
+          </w:p>
+        </w:tc>
+        <w:tc>
+          <w:tcPr/>
+          <w:p>
+            <w:pPr>
+              <w:pStyle w:val="Compact"/>
+            </w:pPr>
+            <w:r>
+              <w:t xml:space="preserve">0.938</w:t>
+            </w:r>
+          </w:p>
+        </w:tc>
+        <w:tc>
+          <w:tcPr/>
+          <w:p>
+            <w:pPr>
+              <w:pStyle w:val="Compact"/>
+            </w:pPr>
+            <w:r>
+              <w:t xml:space="preserve">0.858</w:t>
+            </w:r>
+          </w:p>
+        </w:tc>
+        <w:tc>
+          <w:tcPr/>
+          <w:p>
+            <w:pPr>
+              <w:pStyle w:val="Compact"/>
+            </w:pPr>
+            <w:r>
+              <w:t xml:space="preserve">0.867</w:t>
+            </w:r>
+          </w:p>
+        </w:tc>
+        <w:tc>
+          <w:tcPr/>
+          <w:p>
+            <w:pPr>
+              <w:pStyle w:val="Compact"/>
+            </w:pPr>
+            <w:r>
+              <w:t xml:space="preserve">0.799</w:t>
+            </w:r>
+          </w:p>
+        </w:tc>
+      </w:tr>
+      <w:tr>
+        <w:tc>
+          <w:tcPr/>
+          <w:p>
+            <w:pPr>
+              <w:pStyle w:val="Compact"/>
+            </w:pPr>
+            <w:r>
+              <w:t xml:space="preserve">No-Δ (Y-2+Y-1)</w:t>
+            </w:r>
+          </w:p>
+        </w:tc>
+        <w:tc>
+          <w:tcPr/>
+          <w:p>
+            <w:pPr>
+              <w:pStyle w:val="Compact"/>
+            </w:pPr>
+            <w:r>
+              <w:t xml:space="preserve">18</w:t>
+            </w:r>
+          </w:p>
+        </w:tc>
+        <w:tc>
+          <w:tcPr/>
+          <w:p>
+            <w:pPr>
+              <w:pStyle w:val="Compact"/>
+            </w:pPr>
+            <w:r>
+              <w:t xml:space="preserve">0.721</w:t>
+            </w:r>
+          </w:p>
+        </w:tc>
+        <w:tc>
+          <w:tcPr/>
+          <w:p>
+            <w:pPr>
+              <w:pStyle w:val="Compact"/>
+            </w:pPr>
+            <w:r>
+              <w:t xml:space="preserve">0.697</w:t>
+            </w:r>
+          </w:p>
+        </w:tc>
+        <w:tc>
+          <w:tcPr/>
+          <w:p>
+            <w:pPr>
+              <w:pStyle w:val="Compact"/>
+            </w:pPr>
+            <w:r>
+              <w:t xml:space="preserve">0.938</w:t>
+            </w:r>
+          </w:p>
+        </w:tc>
+        <w:tc>
+          <w:tcPr/>
+          <w:p>
+            <w:pPr>
+              <w:pStyle w:val="Compact"/>
+            </w:pPr>
+            <w:r>
+              <w:t xml:space="preserve">0.857</w:t>
+            </w:r>
+          </w:p>
+        </w:tc>
+        <w:tc>
+          <w:tcPr/>
+          <w:p>
+            <w:pPr>
+              <w:pStyle w:val="Compact"/>
+            </w:pPr>
+            <w:r>
+              <w:t xml:space="preserve">0.867</w:t>
+            </w:r>
+          </w:p>
+        </w:tc>
+        <w:tc>
+          <w:tcPr/>
+          <w:p>
+            <w:pPr>
+              <w:pStyle w:val="Compact"/>
+            </w:pPr>
+            <w:r>
+              <w:t xml:space="preserve">0.798</w:t>
+            </w:r>
+          </w:p>
+        </w:tc>
+      </w:tr>
+      <w:tr>
+        <w:tc>
+          <w:tcPr/>
+          <w:p>
+            <w:pPr>
+              <w:pStyle w:val="Compact"/>
+            </w:pPr>
+            <w:r>
+              <w:t xml:space="preserve">Y-1+Δ</w:t>
+            </w:r>
+          </w:p>
+        </w:tc>
+        <w:tc>
+          <w:tcPr/>
+          <w:p>
+            <w:pPr>
+              <w:pStyle w:val="Compact"/>
+            </w:pPr>
+            <w:r>
+              <w:t xml:space="preserve">18</w:t>
+            </w:r>
+          </w:p>
+        </w:tc>
+        <w:tc>
+          <w:tcPr/>
+          <w:p>
+            <w:pPr>
+              <w:pStyle w:val="Compact"/>
+            </w:pPr>
+            <w:r>
+              <w:t xml:space="preserve">0.721</w:t>
+            </w:r>
+          </w:p>
+        </w:tc>
+        <w:tc>
+          <w:tcPr/>
+          <w:p>
+            <w:pPr>
+              <w:pStyle w:val="Compact"/>
+            </w:pPr>
+            <w:r>
+              <w:t xml:space="preserve">0.697</w:t>
+            </w:r>
+          </w:p>
+        </w:tc>
+        <w:tc>
+          <w:tcPr/>
+          <w:p>
+            <w:pPr>
+              <w:pStyle w:val="Compact"/>
+            </w:pPr>
+            <w:r>
+              <w:t xml:space="preserve">0.938</w:t>
+            </w:r>
+          </w:p>
+        </w:tc>
+        <w:tc>
+          <w:tcPr/>
+          <w:p>
+            <w:pPr>
+              <w:pStyle w:val="Compact"/>
+            </w:pPr>
+            <w:r>
+              <w:t xml:space="preserve">0.857</w:t>
+            </w:r>
+          </w:p>
+        </w:tc>
+        <w:tc>
+          <w:tcPr/>
+          <w:p>
+            <w:pPr>
+              <w:pStyle w:val="Compact"/>
+            </w:pPr>
+            <w:r>
+              <w:t xml:space="preserve">0.867</w:t>
+            </w:r>
+          </w:p>
+        </w:tc>
+        <w:tc>
+          <w:tcPr/>
+          <w:p>
+            <w:pPr>
+              <w:pStyle w:val="Compact"/>
+            </w:pPr>
+            <w:r>
+              <w:t xml:space="preserve">0.798</w:t>
+            </w:r>
+          </w:p>
+        </w:tc>
+      </w:tr>
+      <w:tr>
+        <w:tc>
+          <w:tcPr/>
+          <w:p>
+            <w:pPr>
+              <w:pStyle w:val="Compact"/>
+            </w:pPr>
+            <w:r>
+              <w:t xml:space="preserve">Y-1-Only</w:t>
+            </w:r>
+          </w:p>
+        </w:tc>
+        <w:tc>
+          <w:tcPr/>
+          <w:p>
+            <w:pPr>
+              <w:pStyle w:val="Compact"/>
+            </w:pPr>
+            <w:r>
+              <w:t xml:space="preserve">10</w:t>
+            </w:r>
+          </w:p>
+        </w:tc>
+        <w:tc>
+          <w:tcPr/>
+          <w:p>
+            <w:pPr>
+              <w:pStyle w:val="Compact"/>
+            </w:pPr>
+            <w:r>
+              <w:t xml:space="preserve">0.698</w:t>
+            </w:r>
+          </w:p>
+        </w:tc>
+        <w:tc>
+          <w:tcPr/>
+          <w:p>
+            <w:pPr>
+              <w:pStyle w:val="Compact"/>
+            </w:pPr>
+            <w:r>
+              <w:t xml:space="preserve">0.660</w:t>
+            </w:r>
+          </w:p>
+        </w:tc>
+        <w:tc>
+          <w:tcPr/>
+          <w:p>
+            <w:pPr>
+              <w:pStyle w:val="Compact"/>
+            </w:pPr>
+            <w:r>
+              <w:t xml:space="preserve">0.923</w:t>
+            </w:r>
+          </w:p>
+        </w:tc>
+        <w:tc>
+          <w:tcPr/>
+          <w:p>
+            <w:pPr>
+              <w:pStyle w:val="Compact"/>
+            </w:pPr>
+            <w:r>
+              <w:t xml:space="preserve">0.824</w:t>
+            </w:r>
+          </w:p>
+        </w:tc>
+        <w:tc>
+          <w:tcPr/>
+          <w:p>
+            <w:pPr>
+              <w:pStyle w:val="Compact"/>
+            </w:pPr>
+            <w:r>
+              <w:t xml:space="preserve">0.846</w:t>
+            </w:r>
+          </w:p>
+        </w:tc>
+        <w:tc>
+          <w:tcPr/>
+          <w:p>
+            <w:pPr>
+              <w:pStyle w:val="Compact"/>
+            </w:pPr>
+            <w:r>
+              <w:t xml:space="preserve">0.790</w:t>
+            </w:r>
+          </w:p>
+        </w:tc>
+      </w:tr>
+      <w:tr>
+        <w:tc>
+          <w:tcPr/>
+          <w:p>
+            <w:pPr>
+              <w:pStyle w:val="Compact"/>
+            </w:pPr>
+            <w:r>
+              <w:t xml:space="preserve">Y-2-Only</w:t>
+            </w:r>
+          </w:p>
+        </w:tc>
+        <w:tc>
+          <w:tcPr/>
+          <w:p>
+            <w:pPr>
+              <w:pStyle w:val="Compact"/>
+            </w:pPr>
+            <w:r>
+              <w:t xml:space="preserve">10</w:t>
+            </w:r>
+          </w:p>
+        </w:tc>
+        <w:tc>
+          <w:tcPr/>
+          <w:p>
+            <w:pPr>
+              <w:pStyle w:val="Compact"/>
+            </w:pPr>
+            <w:r>
+              <w:t xml:space="preserve">0.698</w:t>
+            </w:r>
+          </w:p>
+        </w:tc>
+        <w:tc>
+          <w:tcPr/>
+          <w:p>
+            <w:pPr>
+              <w:pStyle w:val="Compact"/>
+            </w:pPr>
+            <w:r>
+              <w:t xml:space="preserve">0.682</w:t>
+            </w:r>
+          </w:p>
+        </w:tc>
+        <w:tc>
+          <w:tcPr/>
+          <w:p>
+            <w:pPr>
+              <w:pStyle w:val="Compact"/>
+            </w:pPr>
+            <w:r>
+              <w:t xml:space="preserve">0.889</w:t>
+            </w:r>
+          </w:p>
+        </w:tc>
+        <w:tc>
+          <w:tcPr/>
+          <w:p>
+            <w:pPr>
+              <w:pStyle w:val="Compact"/>
+            </w:pPr>
+            <w:r>
+              <w:t xml:space="preserve">0.797</w:t>
+            </w:r>
+          </w:p>
+        </w:tc>
+        <w:tc>
+          <w:tcPr/>
+          <w:p>
+            <w:pPr>
+              <w:pStyle w:val="Compact"/>
+            </w:pPr>
+            <w:r>
+              <w:t xml:space="preserve">0.814</w:t>
+            </w:r>
+          </w:p>
+        </w:tc>
+        <w:tc>
+          <w:tcPr/>
+          <w:p>
+            <w:pPr>
+              <w:pStyle w:val="Compact"/>
+            </w:pPr>
+            <w:r>
+              <w:t xml:space="preserve">0.760</w:t>
+            </w:r>
+          </w:p>
+        </w:tc>
+      </w:tr>
+      <w:tr>
+        <w:tc>
+          <w:tcPr/>
+          <w:p>
+            <w:pPr>
+              <w:pStyle w:val="Compact"/>
+            </w:pPr>
+            <w:r>
+              <w:t xml:space="preserve">Δ-Only</w:t>
+            </w:r>
+          </w:p>
+        </w:tc>
+        <w:tc>
+          <w:tcPr/>
+          <w:p>
+            <w:pPr>
+              <w:pStyle w:val="Compact"/>
+            </w:pPr>
+            <w:r>
+              <w:t xml:space="preserve">10</w:t>
+            </w:r>
+          </w:p>
+        </w:tc>
+        <w:tc>
+          <w:tcPr/>
+          <w:p>
+            <w:pPr>
+              <w:pStyle w:val="Compact"/>
+            </w:pPr>
+            <w:r>
+              <w:t xml:space="preserve">0.593</w:t>
+            </w:r>
+          </w:p>
+        </w:tc>
+        <w:tc>
+          <w:tcPr/>
+          <w:p>
+            <w:pPr>
+              <w:pStyle w:val="Compact"/>
+            </w:pPr>
+            <w:r>
+              <w:t xml:space="preserve">0.546</w:t>
+            </w:r>
+          </w:p>
+        </w:tc>
+        <w:tc>
+          <w:tcPr/>
+          <w:p>
+            <w:pPr>
+              <w:pStyle w:val="Compact"/>
+            </w:pPr>
+            <w:r>
+              <w:t xml:space="preserve">0.668</w:t>
+            </w:r>
+          </w:p>
+        </w:tc>
+        <w:tc>
+          <w:tcPr/>
+          <w:p>
+            <w:pPr>
+              <w:pStyle w:val="Compact"/>
+            </w:pPr>
+            <w:r>
+              <w:t xml:space="preserve">0.593</w:t>
+            </w:r>
+          </w:p>
+        </w:tc>
+        <w:tc>
+          <w:tcPr/>
+          <w:p>
+            <w:pPr>
+              <w:pStyle w:val="Compact"/>
+            </w:pPr>
+            <w:r>
+              <w:t xml:space="preserve">0.636</w:t>
+            </w:r>
+          </w:p>
+        </w:tc>
+        <w:tc>
+          <w:tcPr/>
+          <w:p>
+            <w:pPr>
+              <w:pStyle w:val="Compact"/>
+            </w:pPr>
+            <w:r>
+              <w:t xml:space="preserve">0.705</w:t>
+            </w:r>
+          </w:p>
+        </w:tc>
+      </w:tr>
+    </w:tbl>
     <w:p>
       <w:pPr>
-        <w:pStyle w:val="3"/>
-      </w:pPr>
-      <w:r>
-        <w:t xml:space="preserve">6.4.1 </w:t>
-      </w:r>
-      <w:r>
-        <w:rPr>
-          <w:rFonts w:hint="eastAsia"/>
-        </w:rPr>
-        <w:t xml:space="preserve">實驗設計</w:t>
+        <w:pStyle w:val="a0"/>
+      </w:pPr>
+      <w:r>
+        <w:rPr>
+          <w:rFonts w:hint="eastAsia"/>
+        </w:rPr>
+        <w:t xml:space="preserve">由表</w:t>
+      </w:r>
+      <w:r>
+        <w:t xml:space="preserve"> 6-10 </w:t>
+      </w:r>
+      <w:r>
+        <w:rPr>
+          <w:rFonts w:hint="eastAsia"/>
+        </w:rPr>
+        <w:t xml:space="preserve">可觀察到三項發現：</w:t>
       </w:r>
     </w:p>
     <w:p>
       <w:pPr>
-        <w:pStyle w:val="FirstParagraph"/>
-      </w:pPr>
-      <w:r>
-        <w:rPr>
-          <w:rFonts w:hint="eastAsia"/>
-        </w:rPr>
-        <w:t xml:space="preserve">為評估精簡特徵集的可行性，本研究依據</w:t>
-      </w:r>
-      <w:r>
-        <w:t xml:space="preserve"> SHAP </w:t>
-      </w:r>
-      <w:r>
-        <w:rPr>
-          <w:rFonts w:hint="eastAsia"/>
-        </w:rPr>
-        <w:t xml:space="preserve">特徵重要性排序，測試使用</w:t>
-      </w:r>
-      <w:r>
-        <w:t xml:space="preserve"> Top 1、Top 2、Top 5、Top 10、Top 15、Top 20 </w:t>
-      </w:r>
-      <w:r>
-        <w:rPr>
-          <w:rFonts w:hint="eastAsia"/>
-        </w:rPr>
-        <w:t xml:space="preserve">與全部</w:t>
-      </w:r>
-      <w:r>
-        <w:t xml:space="preserve"> 26 </w:t>
-      </w:r>
-      <w:r>
-        <w:rPr>
-          <w:rFonts w:hint="eastAsia"/>
-        </w:rPr>
-        <w:t xml:space="preserve">個特徵的預測效能。</w:t>
-      </w:r>
-    </w:p>
-    <w:bookmarkEnd w:id="43"/>
-    <w:bookmarkStart w:id="47" w:name="實驗結果"/>
-    <w:p>
-      <w:pPr>
-        <w:pStyle w:val="3"/>
-      </w:pPr>
-      <w:r>
-        <w:t xml:space="preserve">6.4.2 </w:t>
-      </w:r>
-      <w:r>
-        <w:rPr>
-          <w:rFonts w:hint="eastAsia"/>
-        </w:rPr>
-        <w:t xml:space="preserve">實驗結果</w:t>
+        <w:numPr>
+          <w:ilvl w:val="0"/>
+          <w:numId w:val="1006"/>
+        </w:numPr>
+      </w:pPr>
+      <w:r>
+        <w:rPr>
+          <w:b/>
+          <w:bCs/>
+        </w:rPr>
+        <w:t xml:space="preserve">Y-1-Only </w:t>
+      </w:r>
+      <w:r>
+        <w:rPr>
+          <w:rFonts w:hint="eastAsia"/>
+          <w:b/>
+          <w:bCs/>
+        </w:rPr>
+        <w:t xml:space="preserve">優於</w:t>
+      </w:r>
+      <w:r>
+        <w:rPr>
+          <w:b/>
+          <w:bCs/>
+        </w:rPr>
+        <w:t xml:space="preserve"> Y-2-Only</w:t>
+      </w:r>
+      <w:r>
+        <w:rPr>
+          <w:rFonts w:hint="eastAsia"/>
+        </w:rPr>
+        <w:t xml:space="preserve">：在高血糖（0.923</w:t>
+      </w:r>
+      <w:r>
+        <w:t xml:space="preserve"> vs </w:t>
+      </w:r>
+      <w:r>
+        <w:rPr>
+          <w:rFonts w:hint="eastAsia"/>
+        </w:rPr>
+        <w:t xml:space="preserve">0.889）與高血脂（0.846</w:t>
+      </w:r>
+      <w:r>
+        <w:t xml:space="preserve"> vs </w:t>
+      </w:r>
+      <w:r>
+        <w:rPr>
+          <w:rFonts w:hint="eastAsia"/>
+        </w:rPr>
+        <w:t xml:space="preserve">0.814）中，較近時間點（Y-1）的預測力明顯優於較遠時間點（Y-2），支持「越近的健檢資料預測越準」的直覺。高血壓中兩者</w:t>
+      </w:r>
+      <w:r>
+        <w:t xml:space="preserve"> AUC </w:t>
+      </w:r>
+      <w:r>
+        <w:rPr>
+          <w:rFonts w:hint="eastAsia"/>
+        </w:rPr>
+        <w:t xml:space="preserve">相近（均為</w:t>
+      </w:r>
+      <w:r>
+        <w:t xml:space="preserve"> </w:t>
+      </w:r>
+      <w:r>
+        <w:rPr>
+          <w:rFonts w:hint="eastAsia"/>
+        </w:rPr>
+        <w:t xml:space="preserve">0.698），推測與血壓的短期波動性較大有關。</w:t>
       </w:r>
     </w:p>
     <w:p>
       <w:pPr>
-        <w:pStyle w:val="FirstParagraph"/>
-      </w:pPr>
-      <w:r>
-        <w:rPr>
-          <w:rFonts w:hint="eastAsia"/>
-        </w:rPr>
-        <w:t xml:space="preserve">表</w:t>
-      </w:r>
-      <w:r>
-        <w:t xml:space="preserve"> 6-10 </w:t>
-      </w:r>
-      <w:r>
-        <w:rPr>
-          <w:rFonts w:hint="eastAsia"/>
-        </w:rPr>
-        <w:t xml:space="preserve">呈現不同特徵數量下</w:t>
-      </w:r>
-      <w:r>
-        <w:t xml:space="preserve"> LR </w:t>
-      </w:r>
-      <w:r>
-        <w:rPr>
-          <w:rFonts w:hint="eastAsia"/>
-        </w:rPr>
-        <w:t xml:space="preserve">與</w:t>
-      </w:r>
-      <w:r>
-        <w:t xml:space="preserve"> XGBoost </w:t>
-      </w:r>
-      <w:r>
-        <w:rPr>
-          <w:rFonts w:hint="eastAsia"/>
-        </w:rPr>
-        <w:t xml:space="preserve">的</w:t>
+        <w:numPr>
+          <w:ilvl w:val="0"/>
+          <w:numId w:val="1006"/>
+        </w:numPr>
+      </w:pPr>
+      <w:r>
+        <w:rPr>
+          <w:b/>
+          <w:bCs/>
+        </w:rPr>
+        <w:t xml:space="preserve">Δ-Only </w:t>
+      </w:r>
+      <w:r>
+        <w:rPr>
+          <w:rFonts w:hint="eastAsia"/>
+          <w:b/>
+          <w:bCs/>
+        </w:rPr>
+        <w:t xml:space="preserve">預測力最低</w:t>
+      </w:r>
+      <w:r>
+        <w:rPr>
+          <w:rFonts w:hint="eastAsia"/>
+        </w:rPr>
+        <w:t xml:space="preserve">：僅使用變化量特徵的</w:t>
       </w:r>
       <w:r>
         <w:t xml:space="preserve"> AUC </w:t>
@@ -8677,27 +9513,349 @@
         <w:rPr>
           <w:rFonts w:hint="eastAsia"/>
         </w:rPr>
-        <w:t xml:space="preserve">表現。</w:t>
+        <w:t xml:space="preserve">遠低於任何靜態特徵組合（高血壓</w:t>
+      </w:r>
+      <w:r>
+        <w:t xml:space="preserve"> </w:t>
+      </w:r>
+      <w:r>
+        <w:rPr>
+          <w:rFonts w:hint="eastAsia"/>
+        </w:rPr>
+        <w:t xml:space="preserve">0.593、高血糖</w:t>
+      </w:r>
+      <w:r>
+        <w:t xml:space="preserve"> </w:t>
+      </w:r>
+      <w:r>
+        <w:rPr>
+          <w:rFonts w:hint="eastAsia"/>
+        </w:rPr>
+        <w:t xml:space="preserve">0.668、高血脂</w:t>
+      </w:r>
+      <w:r>
+        <w:t xml:space="preserve"> </w:t>
+      </w:r>
+      <w:r>
+        <w:rPr>
+          <w:rFonts w:hint="eastAsia"/>
+        </w:rPr>
+        <w:t xml:space="preserve">0.636），顯示變化方向本身缺乏足夠的獨立預測力。此結果合理：僅知道血糖「上升了</w:t>
+      </w:r>
+      <w:r>
+        <w:t xml:space="preserve"> 5 </w:t>
+      </w:r>
+      <w:r>
+        <w:rPr>
+          <w:rFonts w:hint="eastAsia"/>
+        </w:rPr>
+        <w:t xml:space="preserve">mg/dL」而不知基線值為</w:t>
+      </w:r>
+      <w:r>
+        <w:t xml:space="preserve"> 80 </w:t>
+      </w:r>
+      <w:r>
+        <w:rPr>
+          <w:rFonts w:hint="eastAsia"/>
+        </w:rPr>
+        <w:t xml:space="preserve">或</w:t>
+      </w:r>
+      <w:r>
+        <w:t xml:space="preserve"> </w:t>
+      </w:r>
+      <w:r>
+        <w:rPr>
+          <w:rFonts w:hint="eastAsia"/>
+        </w:rPr>
+        <w:t xml:space="preserve">120，風險判讀截然不同。</w:t>
       </w:r>
     </w:p>
     <w:p>
       <w:pPr>
-        <w:pStyle w:val="a0"/>
-      </w:pPr>
-      <w:r>
-        <w:rPr>
-          <w:rFonts w:hint="eastAsia"/>
+        <w:numPr>
+          <w:ilvl w:val="0"/>
+          <w:numId w:val="1006"/>
+        </w:numPr>
+      </w:pPr>
+      <w:r>
+        <w:rPr>
           <w:b/>
           <w:bCs/>
         </w:rPr>
-        <w:t xml:space="preserve">表</w:t>
-      </w:r>
-      <w:r>
-        <w:rPr>
+        <w:t xml:space="preserve">Y-1+Δ </w:t>
+      </w:r>
+      <w:r>
+        <w:rPr>
+          <w:rFonts w:hint="eastAsia"/>
           <w:b/>
           <w:bCs/>
         </w:rPr>
-        <w:t xml:space="preserve"> 6-10 </w:t>
+        <w:t xml:space="preserve">與</w:t>
+      </w:r>
+      <w:r>
+        <w:rPr>
+          <w:b/>
+          <w:bCs/>
+        </w:rPr>
+        <w:t xml:space="preserve"> Full </w:t>
+      </w:r>
+      <w:r>
+        <w:rPr>
+          <w:rFonts w:hint="eastAsia"/>
+          <w:b/>
+          <w:bCs/>
+        </w:rPr>
+        <w:t xml:space="preserve">表現相當</w:t>
+      </w:r>
+      <w:r>
+        <w:rPr>
+          <w:rFonts w:hint="eastAsia"/>
+        </w:rPr>
+        <w:t xml:space="preserve">：Y-1+Δ（18</w:t>
+      </w:r>
+      <w:r>
+        <w:t xml:space="preserve"> </w:t>
+      </w:r>
+      <w:r>
+        <w:rPr>
+          <w:rFonts w:hint="eastAsia"/>
+        </w:rPr>
+        <w:t xml:space="preserve">特徵）在三項疾病中均達到與</w:t>
+      </w:r>
+      <w:r>
+        <w:t xml:space="preserve"> </w:t>
+      </w:r>
+      <w:r>
+        <w:rPr>
+          <w:rFonts w:hint="eastAsia"/>
+        </w:rPr>
+        <w:t xml:space="preserve">Full（26</w:t>
+      </w:r>
+      <w:r>
+        <w:t xml:space="preserve"> </w:t>
+      </w:r>
+      <w:r>
+        <w:rPr>
+          <w:rFonts w:hint="eastAsia"/>
+        </w:rPr>
+        <w:t xml:space="preserve">特徵）幾乎一致的</w:t>
+      </w:r>
+      <w:r>
+        <w:t xml:space="preserve"> </w:t>
+      </w:r>
+      <w:r>
+        <w:rPr>
+          <w:rFonts w:hint="eastAsia"/>
+        </w:rPr>
+        <w:t xml:space="preserve">AUC，進一步驗證</w:t>
+      </w:r>
+      <w:r>
+        <w:t xml:space="preserve"> §6.3.2 </w:t>
+      </w:r>
+      <w:r>
+        <w:rPr>
+          <w:rFonts w:hint="eastAsia"/>
+        </w:rPr>
+        <w:t xml:space="preserve">的結論——在</w:t>
+      </w:r>
+      <w:r>
+        <w:t xml:space="preserve"> Δ </w:t>
+      </w:r>
+      <w:r>
+        <w:rPr>
+          <w:rFonts w:hint="eastAsia"/>
+        </w:rPr>
+        <w:t xml:space="preserve">已納入的情況下，Y-2</w:t>
+      </w:r>
+      <w:r>
+        <w:t xml:space="preserve"> </w:t>
+      </w:r>
+      <w:r>
+        <w:rPr>
+          <w:rFonts w:hint="eastAsia"/>
+        </w:rPr>
+        <w:t xml:space="preserve">靜態特徵為冗餘資訊。</w:t>
+      </w:r>
+    </w:p>
+    <w:bookmarkEnd w:id="42"/>
+    <w:bookmarkEnd w:id="43"/>
+    <w:bookmarkStart w:id="49" w:name="特徵選擇消融實驗"/>
+    <w:p>
+      <w:pPr>
+        <w:pStyle w:val="2"/>
+      </w:pPr>
+      <w:r>
+        <w:t xml:space="preserve">6.4 </w:t>
+      </w:r>
+      <w:r>
+        <w:rPr>
+          <w:rFonts w:hint="eastAsia"/>
+        </w:rPr>
+        <w:t xml:space="preserve">特徵選擇消融實驗</w:t>
+      </w:r>
+    </w:p>
+    <w:p>
+      <w:pPr>
+        <w:pStyle w:val="FirstParagraph"/>
+      </w:pPr>
+      <w:r>
+        <w:rPr>
+          <w:rFonts w:hint="eastAsia"/>
+          <w:b/>
+          <w:bCs/>
+        </w:rPr>
+        <w:t xml:space="preserve">實驗目的</w:t>
+      </w:r>
+      <w:r>
+        <w:rPr>
+          <w:rFonts w:hint="eastAsia"/>
+        </w:rPr>
+        <w:t xml:space="preserve">：回答</w:t>
+      </w:r>
+      <w:r>
+        <w:t xml:space="preserve"> </w:t>
+      </w:r>
+      <w:r>
+        <w:rPr>
+          <w:rFonts w:hint="eastAsia"/>
+        </w:rPr>
+        <w:t xml:space="preserve">Q5（模型精簡的可行性）——使用少量關鍵特徵是否能維持接近完整模型的預測性能？</w:t>
+      </w:r>
+    </w:p>
+    <w:bookmarkStart w:id="44" w:name="實驗設計-1"/>
+    <w:p>
+      <w:pPr>
+        <w:pStyle w:val="3"/>
+      </w:pPr>
+      <w:r>
+        <w:t xml:space="preserve">6.4.1 </w:t>
+      </w:r>
+      <w:r>
+        <w:rPr>
+          <w:rFonts w:hint="eastAsia"/>
+        </w:rPr>
+        <w:t xml:space="preserve">實驗設計</w:t>
+      </w:r>
+    </w:p>
+    <w:p>
+      <w:pPr>
+        <w:pStyle w:val="FirstParagraph"/>
+      </w:pPr>
+      <w:r>
+        <w:rPr>
+          <w:rFonts w:hint="eastAsia"/>
+        </w:rPr>
+        <w:t xml:space="preserve">為評估精簡特徵集的可行性，本研究依據</w:t>
+      </w:r>
+      <w:r>
+        <w:t xml:space="preserve"> SHAP </w:t>
+      </w:r>
+      <w:r>
+        <w:rPr>
+          <w:rFonts w:hint="eastAsia"/>
+        </w:rPr>
+        <w:t xml:space="preserve">特徵重要性排序，測試使用</w:t>
+      </w:r>
+      <w:r>
+        <w:t xml:space="preserve"> Top 1、Top 2、Top 5、Top 10、Top 15、Top 20 </w:t>
+      </w:r>
+      <w:r>
+        <w:rPr>
+          <w:rFonts w:hint="eastAsia"/>
+        </w:rPr>
+        <w:t xml:space="preserve">與全部</w:t>
+      </w:r>
+      <w:r>
+        <w:t xml:space="preserve"> 26 </w:t>
+      </w:r>
+      <w:r>
+        <w:rPr>
+          <w:rFonts w:hint="eastAsia"/>
+        </w:rPr>
+        <w:t xml:space="preserve">個特徵的預測效能。</w:t>
+      </w:r>
+    </w:p>
+    <w:bookmarkEnd w:id="44"/>
+    <w:bookmarkStart w:id="48" w:name="實驗結果"/>
+    <w:p>
+      <w:pPr>
+        <w:pStyle w:val="3"/>
+      </w:pPr>
+      <w:r>
+        <w:t xml:space="preserve">6.4.2 </w:t>
+      </w:r>
+      <w:r>
+        <w:rPr>
+          <w:rFonts w:hint="eastAsia"/>
+        </w:rPr>
+        <w:t xml:space="preserve">實驗結果</w:t>
+      </w:r>
+    </w:p>
+    <w:p>
+      <w:pPr>
+        <w:pStyle w:val="FirstParagraph"/>
+      </w:pPr>
+      <w:r>
+        <w:rPr>
+          <w:rFonts w:hint="eastAsia"/>
+        </w:rPr>
+        <w:t xml:space="preserve">表</w:t>
+      </w:r>
+      <w:r>
+        <w:t xml:space="preserve"> 6-11 </w:t>
+      </w:r>
+      <w:r>
+        <w:rPr>
+          <w:rFonts w:hint="eastAsia"/>
+        </w:rPr>
+        <w:t xml:space="preserve">呈現不同特徵數量下</w:t>
+      </w:r>
+      <w:r>
+        <w:t xml:space="preserve"> LR </w:t>
+      </w:r>
+      <w:r>
+        <w:rPr>
+          <w:rFonts w:hint="eastAsia"/>
+        </w:rPr>
+        <w:t xml:space="preserve">與</w:t>
+      </w:r>
+      <w:r>
+        <w:t xml:space="preserve"> XGBoost </w:t>
+      </w:r>
+      <w:r>
+        <w:rPr>
+          <w:rFonts w:hint="eastAsia"/>
+        </w:rPr>
+        <w:t xml:space="preserve">的</w:t>
+      </w:r>
+      <w:r>
+        <w:t xml:space="preserve"> AUC </w:t>
+      </w:r>
+      <w:r>
+        <w:rPr>
+          <w:rFonts w:hint="eastAsia"/>
+        </w:rPr>
+        <w:t xml:space="preserve">表現。</w:t>
+      </w:r>
+    </w:p>
+    <w:p>
+      <w:pPr>
+        <w:pStyle w:val="a0"/>
+      </w:pPr>
+      <w:r>
+        <w:rPr>
+          <w:rFonts w:hint="eastAsia"/>
+          <w:b/>
+          <w:bCs/>
+        </w:rPr>
+        <w:t xml:space="preserve">表</w:t>
+      </w:r>
+      <w:r>
+        <w:rPr>
+          <w:b/>
+          <w:bCs/>
+        </w:rPr>
+        <w:t xml:space="preserve"> 6-11 </w:t>
       </w:r>
       <w:r>
         <w:rPr>
@@ -8875,7 +10033,7 @@
               <w:pStyle w:val="Compact"/>
             </w:pPr>
             <w:r>
-              <w:t xml:space="preserve">0.739</w:t>
+              <w:t xml:space="preserve">0.685</w:t>
             </w:r>
           </w:p>
         </w:tc>
@@ -8897,29 +10055,29 @@
               <w:pStyle w:val="Compact"/>
             </w:pPr>
             <w:r>
-              <w:t xml:space="preserve">0.909</w:t>
-            </w:r>
-          </w:p>
-        </w:tc>
-        <w:tc>
-          <w:tcPr/>
-          <w:p>
-            <w:pPr>
-              <w:pStyle w:val="Compact"/>
-            </w:pPr>
-            <w:r>
-              <w:t xml:space="preserve">0.805</w:t>
-            </w:r>
-          </w:p>
-        </w:tc>
-        <w:tc>
-          <w:tcPr/>
-          <w:p>
-            <w:pPr>
-              <w:pStyle w:val="Compact"/>
-            </w:pPr>
-            <w:r>
-              <w:t xml:space="preserve">0.809</w:t>
+              <w:t xml:space="preserve">0.911</w:t>
+            </w:r>
+          </w:p>
+        </w:tc>
+        <w:tc>
+          <w:tcPr/>
+          <w:p>
+            <w:pPr>
+              <w:pStyle w:val="Compact"/>
+            </w:pPr>
+            <w:r>
+              <w:t xml:space="preserve">0.842</w:t>
+            </w:r>
+          </w:p>
+        </w:tc>
+        <w:tc>
+          <w:tcPr/>
+          <w:p>
+            <w:pPr>
+              <w:pStyle w:val="Compact"/>
+            </w:pPr>
+            <w:r>
+              <w:t xml:space="preserve">0.827</w:t>
             </w:r>
           </w:p>
         </w:tc>
@@ -8943,62 +10101,62 @@
               <w:pStyle w:val="Compact"/>
             </w:pPr>
             <w:r>
-              <w:t xml:space="preserve">0.743</w:t>
-            </w:r>
-          </w:p>
-        </w:tc>
-        <w:tc>
-          <w:tcPr/>
-          <w:p>
-            <w:pPr>
-              <w:pStyle w:val="Compact"/>
-            </w:pPr>
-            <w:r>
-              <w:t xml:space="preserve">0.775</w:t>
-            </w:r>
-          </w:p>
-        </w:tc>
-        <w:tc>
-          <w:tcPr/>
-          <w:p>
-            <w:pPr>
-              <w:pStyle w:val="Compact"/>
-            </w:pPr>
-            <w:r>
-              <w:t xml:space="preserve">0.932</w:t>
-            </w:r>
-          </w:p>
-        </w:tc>
-        <w:tc>
-          <w:tcPr/>
-          <w:p>
-            <w:pPr>
-              <w:pStyle w:val="Compact"/>
-            </w:pPr>
-            <w:r>
-              <w:t xml:space="preserve">0.914</w:t>
-            </w:r>
-          </w:p>
-        </w:tc>
-        <w:tc>
-          <w:tcPr/>
-          <w:p>
-            <w:pPr>
-              <w:pStyle w:val="Compact"/>
-            </w:pPr>
-            <w:r>
-              <w:t xml:space="preserve">0.858</w:t>
-            </w:r>
-          </w:p>
-        </w:tc>
-        <w:tc>
-          <w:tcPr/>
-          <w:p>
-            <w:pPr>
-              <w:pStyle w:val="Compact"/>
-            </w:pPr>
-            <w:r>
-              <w:t xml:space="preserve">0.840</w:t>
+              <w:t xml:space="preserve">0.715</w:t>
+            </w:r>
+          </w:p>
+        </w:tc>
+        <w:tc>
+          <w:tcPr/>
+          <w:p>
+            <w:pPr>
+              <w:pStyle w:val="Compact"/>
+            </w:pPr>
+            <w:r>
+              <w:t xml:space="preserve">0.733</w:t>
+            </w:r>
+          </w:p>
+        </w:tc>
+        <w:tc>
+          <w:tcPr/>
+          <w:p>
+            <w:pPr>
+              <w:pStyle w:val="Compact"/>
+            </w:pPr>
+            <w:r>
+              <w:t xml:space="preserve">0.933</w:t>
+            </w:r>
+          </w:p>
+        </w:tc>
+        <w:tc>
+          <w:tcPr/>
+          <w:p>
+            <w:pPr>
+              <w:pStyle w:val="Compact"/>
+            </w:pPr>
+            <w:r>
+              <w:t xml:space="preserve">0.925</w:t>
+            </w:r>
+          </w:p>
+        </w:tc>
+        <w:tc>
+          <w:tcPr/>
+          <w:p>
+            <w:pPr>
+              <w:pStyle w:val="Compact"/>
+            </w:pPr>
+            <w:r>
+              <w:t xml:space="preserve">0.861</w:t>
+            </w:r>
+          </w:p>
+        </w:tc>
+        <w:tc>
+          <w:tcPr/>
+          <w:p>
+            <w:pPr>
+              <w:pStyle w:val="Compact"/>
+            </w:pPr>
+            <w:r>
+              <w:t xml:space="preserve">0.853</w:t>
             </w:r>
           </w:p>
         </w:tc>
@@ -9022,62 +10180,62 @@
               <w:pStyle w:val="Compact"/>
             </w:pPr>
             <w:r>
-              <w:t xml:space="preserve">0.752</w:t>
-            </w:r>
-          </w:p>
-        </w:tc>
-        <w:tc>
-          <w:tcPr/>
-          <w:p>
-            <w:pPr>
-              <w:pStyle w:val="Compact"/>
-            </w:pPr>
-            <w:r>
-              <w:t xml:space="preserve">0.785</w:t>
-            </w:r>
-          </w:p>
-        </w:tc>
-        <w:tc>
-          <w:tcPr/>
-          <w:p>
-            <w:pPr>
-              <w:pStyle w:val="Compact"/>
-            </w:pPr>
-            <w:r>
-              <w:t xml:space="preserve">0.933</w:t>
-            </w:r>
-          </w:p>
-        </w:tc>
-        <w:tc>
-          <w:tcPr/>
-          <w:p>
-            <w:pPr>
-              <w:pStyle w:val="Compact"/>
-            </w:pPr>
-            <w:r>
-              <w:t xml:space="preserve">0.913</w:t>
-            </w:r>
-          </w:p>
-        </w:tc>
-        <w:tc>
-          <w:tcPr/>
-          <w:p>
-            <w:pPr>
-              <w:pStyle w:val="Compact"/>
-            </w:pPr>
-            <w:r>
-              <w:t xml:space="preserve">0.868</w:t>
-            </w:r>
-          </w:p>
-        </w:tc>
-        <w:tc>
-          <w:tcPr/>
-          <w:p>
-            <w:pPr>
-              <w:pStyle w:val="Compact"/>
-            </w:pPr>
-            <w:r>
-              <w:t xml:space="preserve">0.857</w:t>
+              <w:t xml:space="preserve">0.716</w:t>
+            </w:r>
+          </w:p>
+        </w:tc>
+        <w:tc>
+          <w:tcPr/>
+          <w:p>
+            <w:pPr>
+              <w:pStyle w:val="Compact"/>
+            </w:pPr>
+            <w:r>
+              <w:t xml:space="preserve">0.734</w:t>
+            </w:r>
+          </w:p>
+        </w:tc>
+        <w:tc>
+          <w:tcPr/>
+          <w:p>
+            <w:pPr>
+              <w:pStyle w:val="Compact"/>
+            </w:pPr>
+            <w:r>
+              <w:t xml:space="preserve">0.935</w:t>
+            </w:r>
+          </w:p>
+        </w:tc>
+        <w:tc>
+          <w:tcPr/>
+          <w:p>
+            <w:pPr>
+              <w:pStyle w:val="Compact"/>
+            </w:pPr>
+            <w:r>
+              <w:t xml:space="preserve">0.928</w:t>
+            </w:r>
+          </w:p>
+        </w:tc>
+        <w:tc>
+          <w:tcPr/>
+          <w:p>
+            <w:pPr>
+              <w:pStyle w:val="Compact"/>
+            </w:pPr>
+            <w:r>
+              <w:t xml:space="preserve">0.864</w:t>
+            </w:r>
+          </w:p>
+        </w:tc>
+        <w:tc>
+          <w:tcPr/>
+          <w:p>
+            <w:pPr>
+              <w:pStyle w:val="Compact"/>
+            </w:pPr>
+            <w:r>
+              <w:t xml:space="preserve">0.860</w:t>
             </w:r>
           </w:p>
         </w:tc>
@@ -9101,62 +10259,62 @@
               <w:pStyle w:val="Compact"/>
             </w:pPr>
             <w:r>
-              <w:t xml:space="preserve">0.754</w:t>
-            </w:r>
-          </w:p>
-        </w:tc>
-        <w:tc>
-          <w:tcPr/>
-          <w:p>
-            <w:pPr>
-              <w:pStyle w:val="Compact"/>
-            </w:pPr>
-            <w:r>
-              <w:t xml:space="preserve">0.784</w:t>
-            </w:r>
-          </w:p>
-        </w:tc>
-        <w:tc>
-          <w:tcPr/>
-          <w:p>
-            <w:pPr>
-              <w:pStyle w:val="Compact"/>
-            </w:pPr>
-            <w:r>
-              <w:t xml:space="preserve">0.933</w:t>
-            </w:r>
-          </w:p>
-        </w:tc>
-        <w:tc>
-          <w:tcPr/>
-          <w:p>
-            <w:pPr>
-              <w:pStyle w:val="Compact"/>
-            </w:pPr>
-            <w:r>
-              <w:t xml:space="preserve">0.911</w:t>
-            </w:r>
-          </w:p>
-        </w:tc>
-        <w:tc>
-          <w:tcPr/>
-          <w:p>
-            <w:pPr>
-              <w:pStyle w:val="Compact"/>
-            </w:pPr>
-            <w:r>
-              <w:t xml:space="preserve">0.868</w:t>
-            </w:r>
-          </w:p>
-        </w:tc>
-        <w:tc>
-          <w:tcPr/>
-          <w:p>
-            <w:pPr>
-              <w:pStyle w:val="Compact"/>
-            </w:pPr>
-            <w:r>
-              <w:t xml:space="preserve">0.854</w:t>
+              <w:t xml:space="preserve">0.717</w:t>
+            </w:r>
+          </w:p>
+        </w:tc>
+        <w:tc>
+          <w:tcPr/>
+          <w:p>
+            <w:pPr>
+              <w:pStyle w:val="Compact"/>
+            </w:pPr>
+            <w:r>
+              <w:t xml:space="preserve">0.738</w:t>
+            </w:r>
+          </w:p>
+        </w:tc>
+        <w:tc>
+          <w:tcPr/>
+          <w:p>
+            <w:pPr>
+              <w:pStyle w:val="Compact"/>
+            </w:pPr>
+            <w:r>
+              <w:t xml:space="preserve">0.937</w:t>
+            </w:r>
+          </w:p>
+        </w:tc>
+        <w:tc>
+          <w:tcPr/>
+          <w:p>
+            <w:pPr>
+              <w:pStyle w:val="Compact"/>
+            </w:pPr>
+            <w:r>
+              <w:t xml:space="preserve">0.926</w:t>
+            </w:r>
+          </w:p>
+        </w:tc>
+        <w:tc>
+          <w:tcPr/>
+          <w:p>
+            <w:pPr>
+              <w:pStyle w:val="Compact"/>
+            </w:pPr>
+            <w:r>
+              <w:t xml:space="preserve">0.864</w:t>
+            </w:r>
+          </w:p>
+        </w:tc>
+        <w:tc>
+          <w:tcPr/>
+          <w:p>
+            <w:pPr>
+              <w:pStyle w:val="Compact"/>
+            </w:pPr>
+            <w:r>
+              <w:t xml:space="preserve">0.857</w:t>
             </w:r>
           </w:p>
         </w:tc>
@@ -9180,62 +10338,62 @@
               <w:pStyle w:val="Compact"/>
             </w:pPr>
             <w:r>
-              <w:t xml:space="preserve">0.755</w:t>
-            </w:r>
-          </w:p>
-        </w:tc>
-        <w:tc>
-          <w:tcPr/>
-          <w:p>
-            <w:pPr>
-              <w:pStyle w:val="Compact"/>
-            </w:pPr>
-            <w:r>
-              <w:t xml:space="preserve">0.784</w:t>
-            </w:r>
-          </w:p>
-        </w:tc>
-        <w:tc>
-          <w:tcPr/>
-          <w:p>
-            <w:pPr>
-              <w:pStyle w:val="Compact"/>
-            </w:pPr>
-            <w:r>
-              <w:t xml:space="preserve">0.932</w:t>
-            </w:r>
-          </w:p>
-        </w:tc>
-        <w:tc>
-          <w:tcPr/>
-          <w:p>
-            <w:pPr>
-              <w:pStyle w:val="Compact"/>
-            </w:pPr>
-            <w:r>
-              <w:t xml:space="preserve">0.910</w:t>
-            </w:r>
-          </w:p>
-        </w:tc>
-        <w:tc>
-          <w:tcPr/>
-          <w:p>
-            <w:pPr>
-              <w:pStyle w:val="Compact"/>
-            </w:pPr>
-            <w:r>
-              <w:t xml:space="preserve">0.867</w:t>
-            </w:r>
-          </w:p>
-        </w:tc>
-        <w:tc>
-          <w:tcPr/>
-          <w:p>
-            <w:pPr>
-              <w:pStyle w:val="Compact"/>
-            </w:pPr>
-            <w:r>
-              <w:t xml:space="preserve">0.850</w:t>
+              <w:t xml:space="preserve">0.719</w:t>
+            </w:r>
+          </w:p>
+        </w:tc>
+        <w:tc>
+          <w:tcPr/>
+          <w:p>
+            <w:pPr>
+              <w:pStyle w:val="Compact"/>
+            </w:pPr>
+            <w:r>
+              <w:t xml:space="preserve">0.737</w:t>
+            </w:r>
+          </w:p>
+        </w:tc>
+        <w:tc>
+          <w:tcPr/>
+          <w:p>
+            <w:pPr>
+              <w:pStyle w:val="Compact"/>
+            </w:pPr>
+            <w:r>
+              <w:t xml:space="preserve">0.937</w:t>
+            </w:r>
+          </w:p>
+        </w:tc>
+        <w:tc>
+          <w:tcPr/>
+          <w:p>
+            <w:pPr>
+              <w:pStyle w:val="Compact"/>
+            </w:pPr>
+            <w:r>
+              <w:t xml:space="preserve">0.929</w:t>
+            </w:r>
+          </w:p>
+        </w:tc>
+        <w:tc>
+          <w:tcPr/>
+          <w:p>
+            <w:pPr>
+              <w:pStyle w:val="Compact"/>
+            </w:pPr>
+            <w:r>
+              <w:t xml:space="preserve">0.865</w:t>
+            </w:r>
+          </w:p>
+        </w:tc>
+        <w:tc>
+          <w:tcPr/>
+          <w:p>
+            <w:pPr>
+              <w:pStyle w:val="Compact"/>
+            </w:pPr>
+            <w:r>
+              <w:t xml:space="preserve">0.856</w:t>
             </w:r>
           </w:p>
         </w:tc>
@@ -9259,62 +10417,62 @@
               <w:pStyle w:val="Compact"/>
             </w:pPr>
             <w:r>
-              <w:t xml:space="preserve">0.755</w:t>
-            </w:r>
-          </w:p>
-        </w:tc>
-        <w:tc>
-          <w:tcPr/>
-          <w:p>
-            <w:pPr>
-              <w:pStyle w:val="Compact"/>
-            </w:pPr>
-            <w:r>
-              <w:t xml:space="preserve">0.786</w:t>
-            </w:r>
-          </w:p>
-        </w:tc>
-        <w:tc>
-          <w:tcPr/>
-          <w:p>
-            <w:pPr>
-              <w:pStyle w:val="Compact"/>
-            </w:pPr>
-            <w:r>
-              <w:t xml:space="preserve">0.932</w:t>
-            </w:r>
-          </w:p>
-        </w:tc>
-        <w:tc>
-          <w:tcPr/>
-          <w:p>
-            <w:pPr>
-              <w:pStyle w:val="Compact"/>
-            </w:pPr>
-            <w:r>
-              <w:t xml:space="preserve">0.917</w:t>
-            </w:r>
-          </w:p>
-        </w:tc>
-        <w:tc>
-          <w:tcPr/>
-          <w:p>
-            <w:pPr>
-              <w:pStyle w:val="Compact"/>
-            </w:pPr>
-            <w:r>
-              <w:t xml:space="preserve">0.867</w:t>
-            </w:r>
-          </w:p>
-        </w:tc>
-        <w:tc>
-          <w:tcPr/>
-          <w:p>
-            <w:pPr>
-              <w:pStyle w:val="Compact"/>
-            </w:pPr>
-            <w:r>
-              <w:t xml:space="preserve">0.855</w:t>
+              <w:t xml:space="preserve">0.719</w:t>
+            </w:r>
+          </w:p>
+        </w:tc>
+        <w:tc>
+          <w:tcPr/>
+          <w:p>
+            <w:pPr>
+              <w:pStyle w:val="Compact"/>
+            </w:pPr>
+            <w:r>
+              <w:t xml:space="preserve">0.738</w:t>
+            </w:r>
+          </w:p>
+        </w:tc>
+        <w:tc>
+          <w:tcPr/>
+          <w:p>
+            <w:pPr>
+              <w:pStyle w:val="Compact"/>
+            </w:pPr>
+            <w:r>
+              <w:t xml:space="preserve">0.938</w:t>
+            </w:r>
+          </w:p>
+        </w:tc>
+        <w:tc>
+          <w:tcPr/>
+          <w:p>
+            <w:pPr>
+              <w:pStyle w:val="Compact"/>
+            </w:pPr>
+            <w:r>
+              <w:t xml:space="preserve">0.931</w:t>
+            </w:r>
+          </w:p>
+        </w:tc>
+        <w:tc>
+          <w:tcPr/>
+          <w:p>
+            <w:pPr>
+              <w:pStyle w:val="Compact"/>
+            </w:pPr>
+            <w:r>
+              <w:t xml:space="preserve">0.866</w:t>
+            </w:r>
+          </w:p>
+        </w:tc>
+        <w:tc>
+          <w:tcPr/>
+          <w:p>
+            <w:pPr>
+              <w:pStyle w:val="Compact"/>
+            </w:pPr>
+            <w:r>
+              <w:t xml:space="preserve">0.853</w:t>
             </w:r>
           </w:p>
         </w:tc>
@@ -9338,40 +10496,40 @@
               <w:pStyle w:val="Compact"/>
             </w:pPr>
             <w:r>
-              <w:t xml:space="preserve">0.754</w:t>
-            </w:r>
-          </w:p>
-        </w:tc>
-        <w:tc>
-          <w:tcPr/>
-          <w:p>
-            <w:pPr>
-              <w:pStyle w:val="Compact"/>
-            </w:pPr>
-            <w:r>
-              <w:t xml:space="preserve">0.787</w:t>
-            </w:r>
-          </w:p>
-        </w:tc>
-        <w:tc>
-          <w:tcPr/>
-          <w:p>
-            <w:pPr>
-              <w:pStyle w:val="Compact"/>
-            </w:pPr>
-            <w:r>
-              <w:t xml:space="preserve">0.932</w:t>
-            </w:r>
-          </w:p>
-        </w:tc>
-        <w:tc>
-          <w:tcPr/>
-          <w:p>
-            <w:pPr>
-              <w:pStyle w:val="Compact"/>
-            </w:pPr>
-            <w:r>
-              <w:t xml:space="preserve">0.915</w:t>
+              <w:t xml:space="preserve">0.721</w:t>
+            </w:r>
+          </w:p>
+        </w:tc>
+        <w:tc>
+          <w:tcPr/>
+          <w:p>
+            <w:pPr>
+              <w:pStyle w:val="Compact"/>
+            </w:pPr>
+            <w:r>
+              <w:t xml:space="preserve">0.739</w:t>
+            </w:r>
+          </w:p>
+        </w:tc>
+        <w:tc>
+          <w:tcPr/>
+          <w:p>
+            <w:pPr>
+              <w:pStyle w:val="Compact"/>
+            </w:pPr>
+            <w:r>
+              <w:t xml:space="preserve">0.938</w:t>
+            </w:r>
+          </w:p>
+        </w:tc>
+        <w:tc>
+          <w:tcPr/>
+          <w:p>
+            <w:pPr>
+              <w:pStyle w:val="Compact"/>
+            </w:pPr>
+            <w:r>
+              <w:t xml:space="preserve">0.930</w:t>
             </w:r>
           </w:p>
         </w:tc>
@@ -9393,7 +10551,7 @@
               <w:pStyle w:val="Compact"/>
             </w:pPr>
             <w:r>
-              <w:t xml:space="preserve">0.859</w:t>
+              <w:t xml:space="preserve">0.857</w:t>
             </w:r>
           </w:p>
         </w:tc>
@@ -9410,7 +10568,7 @@
         <w:t xml:space="preserve">由表</w:t>
       </w:r>
       <w:r>
-        <w:t xml:space="preserve"> 6-10 </w:t>
+        <w:t xml:space="preserve"> 6-11 </w:t>
       </w:r>
       <w:r>
         <w:rPr>
@@ -9443,7 +10601,7 @@
         <w:rPr>
           <w:rFonts w:hint="eastAsia"/>
         </w:rPr>
-        <w:t xml:space="preserve">0.743（較全特徵僅降</w:t>
+        <w:t xml:space="preserve">0.715（較全特徵僅降</w:t>
       </w:r>
       <w:r>
         <w:t xml:space="preserve"> </w:t>
@@ -9452,7 +10610,7 @@
         <w:rPr>
           <w:rFonts w:hint="eastAsia"/>
         </w:rPr>
-        <w:t xml:space="preserve">1.5%），高血糖達</w:t>
+        <w:t xml:space="preserve">0.8%），高血糖達</w:t>
       </w:r>
       <w:r>
         <w:t xml:space="preserve"> </w:t>
@@ -9461,7 +10619,7 @@
         <w:rPr>
           <w:rFonts w:hint="eastAsia"/>
         </w:rPr>
-        <w:t xml:space="preserve">0.932（與全特徵相同），高血脂達</w:t>
+        <w:t xml:space="preserve">0.933（較全特徵降</w:t>
       </w:r>
       <w:r>
         <w:t xml:space="preserve"> </w:t>
@@ -9470,7 +10628,7 @@
         <w:rPr>
           <w:rFonts w:hint="eastAsia"/>
         </w:rPr>
-        <w:t xml:space="preserve">0.858（僅降</w:t>
+        <w:t xml:space="preserve">0.5%），高血脂達</w:t>
       </w:r>
       <w:r>
         <w:t xml:space="preserve"> </w:t>
@@ -9479,7 +10637,16 @@
         <w:rPr>
           <w:rFonts w:hint="eastAsia"/>
         </w:rPr>
-        <w:t xml:space="preserve">1.0%）。進一步精簡至</w:t>
+        <w:t xml:space="preserve">0.861（僅降</w:t>
+      </w:r>
+      <w:r>
+        <w:t xml:space="preserve"> </w:t>
+      </w:r>
+      <w:r>
+        <w:rPr>
+          <w:rFonts w:hint="eastAsia"/>
+        </w:rPr>
+        <w:t xml:space="preserve">0.7%）。進一步精簡至</w:t>
       </w:r>
       <w:r>
         <w:t xml:space="preserve"> Top 1 </w:t>
@@ -9506,7 +10673,7 @@
         <w:rPr>
           <w:rFonts w:hint="eastAsia"/>
         </w:rPr>
-        <w:t xml:space="preserve">AUC，但高血壓（0.686）與高血脂（0.805）則出現較明顯的下降，顯示第二時間點對這兩項疾病的增量價值較大。Top</w:t>
+        <w:t xml:space="preserve">AUC，但高血壓（0.686）與高血脂（0.842）則出現較明顯的下降，顯示第二時間點對這兩項疾病的增量價值較大。Top</w:t>
       </w:r>
       <w:r>
         <w:t xml:space="preserve"> 5 </w:t>
@@ -9646,18 +10813,18 @@
           <wp:inline>
             <wp:extent cx="5791200" cy="1896715"/>
             <wp:effectExtent b="0" l="0" r="0" t="0"/>
-            <wp:docPr descr="" title="" id="45" name="Picture"/>
+            <wp:docPr descr="" title="" id="46" name="Picture"/>
             <a:graphic>
               <a:graphicData uri="http://schemas.openxmlformats.org/drawingml/2006/picture">
                 <pic:pic>
                   <pic:nvPicPr>
-                    <pic:cNvPr descr="../figures/fig4-5_feature_selection.png" id="46" name="Picture"/>
+                    <pic:cNvPr descr="../figures/fig4-5_feature_selection.png" id="47" name="Picture"/>
                     <pic:cNvPicPr>
                       <a:picLocks noChangeArrowheads="1" noChangeAspect="1"/>
                     </pic:cNvPicPr>
                   </pic:nvPicPr>
                   <pic:blipFill>
-                    <a:blip r:embed="rId44"/>
+                    <a:blip r:embed="rId45"/>
                     <a:stretch>
                       <a:fillRect/>
                     </a:stretch>
@@ -9742,9 +10909,9 @@
         <w:t xml:space="preserve">XGBoost）</w:t>
       </w:r>
     </w:p>
-    <w:bookmarkEnd w:id="47"/>
     <w:bookmarkEnd w:id="48"/>
-    <w:bookmarkStart w:id="55" w:name="類別不平衡處理比較"/>
+    <w:bookmarkEnd w:id="49"/>
+    <w:bookmarkStart w:id="56" w:name="類別不平衡處理比較"/>
     <w:p>
       <w:pPr>
         <w:pStyle w:val="2"/>
@@ -9787,7 +10954,7 @@
         <w:t xml:space="preserve">等方法對模型效能的影響，選定最適合實務應用的方案。</w:t>
       </w:r>
     </w:p>
-    <w:bookmarkStart w:id="49" w:name="實驗設計-2"/>
+    <w:bookmarkStart w:id="50" w:name="實驗設計-2"/>
     <w:p>
       <w:pPr>
         <w:pStyle w:val="3"/>
@@ -9836,7 +11003,7 @@
         <w:pStyle w:val="Compact"/>
         <w:numPr>
           <w:ilvl w:val="0"/>
-          <w:numId w:val="1005"/>
+          <w:numId w:val="1007"/>
         </w:numPr>
       </w:pPr>
       <w:r>
@@ -9859,7 +11026,7 @@
         <w:pStyle w:val="Compact"/>
         <w:numPr>
           <w:ilvl w:val="0"/>
-          <w:numId w:val="1005"/>
+          <w:numId w:val="1007"/>
         </w:numPr>
       </w:pPr>
       <w:r>
@@ -9886,8 +11053,8 @@
         <w:t xml:space="preserve">方法，進一步比較不同權重設定（None、balanced、1:3、1:5、1:10）。</w:t>
       </w:r>
     </w:p>
-    <w:bookmarkEnd w:id="49"/>
-    <w:bookmarkStart w:id="50" w:name="方法比較結果"/>
+    <w:bookmarkEnd w:id="50"/>
+    <w:bookmarkStart w:id="51" w:name="方法比較結果"/>
     <w:p>
       <w:pPr>
         <w:pStyle w:val="3"/>
@@ -9913,7 +11080,7 @@
         <w:t xml:space="preserve">表</w:t>
       </w:r>
       <w:r>
-        <w:t xml:space="preserve"> 6-11 </w:t>
+        <w:t xml:space="preserve"> 6-12 </w:t>
       </w:r>
       <w:r>
         <w:rPr>
@@ -9957,7 +11124,7 @@
           <w:b/>
           <w:bCs/>
         </w:rPr>
-        <w:t xml:space="preserve"> 6-11 </w:t>
+        <w:t xml:space="preserve"> 6-12 </w:t>
       </w:r>
       <w:r>
         <w:rPr>
@@ -10573,7 +11740,7 @@
         <w:t xml:space="preserve">由表</w:t>
       </w:r>
       <w:r>
-        <w:t xml:space="preserve"> 6-11 </w:t>
+        <w:t xml:space="preserve"> 6-12 </w:t>
       </w:r>
       <w:r>
         <w:rPr>
@@ -10587,7 +11754,7 @@
         <w:pStyle w:val="Compact"/>
         <w:numPr>
           <w:ilvl w:val="0"/>
-          <w:numId w:val="1006"/>
+          <w:numId w:val="1008"/>
         </w:numPr>
       </w:pPr>
       <w:r>
@@ -10635,7 +11802,7 @@
         <w:pStyle w:val="Compact"/>
         <w:numPr>
           <w:ilvl w:val="0"/>
-          <w:numId w:val="1006"/>
+          <w:numId w:val="1008"/>
         </w:numPr>
       </w:pPr>
       <w:r>
@@ -10737,7 +11904,7 @@
         <w:pStyle w:val="Compact"/>
         <w:numPr>
           <w:ilvl w:val="0"/>
-          <w:numId w:val="1006"/>
+          <w:numId w:val="1008"/>
         </w:numPr>
       </w:pPr>
       <w:r>
@@ -10800,8 +11967,8 @@
         <w:t xml:space="preserve">不需生成合成樣本、不改變資料分佈，為最簡便的實務選擇。</w:t>
       </w:r>
     </w:p>
-    <w:bookmarkEnd w:id="50"/>
-    <w:bookmarkStart w:id="54" w:name="權重設定比較結果"/>
+    <w:bookmarkEnd w:id="51"/>
+    <w:bookmarkStart w:id="55" w:name="權重設定比較結果"/>
     <w:p>
       <w:pPr>
         <w:pStyle w:val="3"/>
@@ -10827,7 +11994,7 @@
         <w:t xml:space="preserve">表</w:t>
       </w:r>
       <w:r>
-        <w:t xml:space="preserve"> 6-12 </w:t>
+        <w:t xml:space="preserve"> 6-13 </w:t>
       </w:r>
       <w:r>
         <w:rPr>
@@ -10862,7 +12029,7 @@
           <w:b/>
           <w:bCs/>
         </w:rPr>
-        <w:t xml:space="preserve"> 6-12 </w:t>
+        <w:t xml:space="preserve"> 6-13 </w:t>
       </w:r>
       <w:r>
         <w:rPr>
@@ -11039,51 +12206,51 @@
               <w:pStyle w:val="Compact"/>
             </w:pPr>
             <w:r>
-              <w:t xml:space="preserve">0.754</w:t>
-            </w:r>
-          </w:p>
-        </w:tc>
-        <w:tc>
-          <w:tcPr/>
-          <w:p>
-            <w:pPr>
-              <w:pStyle w:val="Compact"/>
-            </w:pPr>
-            <w:r>
-              <w:t xml:space="preserve">0.754</w:t>
-            </w:r>
-          </w:p>
-        </w:tc>
-        <w:tc>
-          <w:tcPr/>
-          <w:p>
-            <w:pPr>
-              <w:pStyle w:val="Compact"/>
-            </w:pPr>
-            <w:r>
-              <w:t xml:space="preserve">0.754</w:t>
-            </w:r>
-          </w:p>
-        </w:tc>
-        <w:tc>
-          <w:tcPr/>
-          <w:p>
-            <w:pPr>
-              <w:pStyle w:val="Compact"/>
-            </w:pPr>
-            <w:r>
-              <w:t xml:space="preserve">0.754</w:t>
-            </w:r>
-          </w:p>
-        </w:tc>
-        <w:tc>
-          <w:tcPr/>
-          <w:p>
-            <w:pPr>
-              <w:pStyle w:val="Compact"/>
-            </w:pPr>
-            <w:r>
-              <w:t xml:space="preserve">0.754</w:t>
+              <w:t xml:space="preserve">0.721</w:t>
+            </w:r>
+          </w:p>
+        </w:tc>
+        <w:tc>
+          <w:tcPr/>
+          <w:p>
+            <w:pPr>
+              <w:pStyle w:val="Compact"/>
+            </w:pPr>
+            <w:r>
+              <w:t xml:space="preserve">0.721</w:t>
+            </w:r>
+          </w:p>
+        </w:tc>
+        <w:tc>
+          <w:tcPr/>
+          <w:p>
+            <w:pPr>
+              <w:pStyle w:val="Compact"/>
+            </w:pPr>
+            <w:r>
+              <w:t xml:space="preserve">0.721</w:t>
+            </w:r>
+          </w:p>
+        </w:tc>
+        <w:tc>
+          <w:tcPr/>
+          <w:p>
+            <w:pPr>
+              <w:pStyle w:val="Compact"/>
+            </w:pPr>
+            <w:r>
+              <w:t xml:space="preserve">0.721</w:t>
+            </w:r>
+          </w:p>
+        </w:tc>
+        <w:tc>
+          <w:tcPr/>
+          <w:p>
+            <w:pPr>
+              <w:pStyle w:val="Compact"/>
+            </w:pPr>
+            <w:r>
+              <w:t xml:space="preserve">0.721</w:t>
             </w:r>
           </w:p>
         </w:tc>
@@ -11115,51 +12282,51 @@
               <w:pStyle w:val="Compact"/>
             </w:pPr>
             <w:r>
-              <w:t xml:space="preserve">0.053</w:t>
-            </w:r>
-          </w:p>
-        </w:tc>
-        <w:tc>
-          <w:tcPr/>
-          <w:p>
-            <w:pPr>
-              <w:pStyle w:val="Compact"/>
-            </w:pPr>
-            <w:r>
-              <w:t xml:space="preserve">0.744</w:t>
-            </w:r>
-          </w:p>
-        </w:tc>
-        <w:tc>
-          <w:tcPr/>
-          <w:p>
-            <w:pPr>
-              <w:pStyle w:val="Compact"/>
-            </w:pPr>
-            <w:r>
-              <w:t xml:space="preserve">0.513</w:t>
-            </w:r>
-          </w:p>
-        </w:tc>
-        <w:tc>
-          <w:tcPr/>
-          <w:p>
-            <w:pPr>
-              <w:pStyle w:val="Compact"/>
-            </w:pPr>
-            <w:r>
-              <w:t xml:space="preserve">0.744</w:t>
-            </w:r>
-          </w:p>
-        </w:tc>
-        <w:tc>
-          <w:tcPr/>
-          <w:p>
-            <w:pPr>
-              <w:pStyle w:val="Compact"/>
-            </w:pPr>
-            <w:r>
-              <w:t xml:space="preserve">0.903</w:t>
+              <w:t xml:space="preserve">0.045</w:t>
+            </w:r>
+          </w:p>
+        </w:tc>
+        <w:tc>
+          <w:tcPr/>
+          <w:p>
+            <w:pPr>
+              <w:pStyle w:val="Compact"/>
+            </w:pPr>
+            <w:r>
+              <w:t xml:space="preserve">0.697</w:t>
+            </w:r>
+          </w:p>
+        </w:tc>
+        <w:tc>
+          <w:tcPr/>
+          <w:p>
+            <w:pPr>
+              <w:pStyle w:val="Compact"/>
+            </w:pPr>
+            <w:r>
+              <w:t xml:space="preserve">0.521</w:t>
+            </w:r>
+          </w:p>
+        </w:tc>
+        <w:tc>
+          <w:tcPr/>
+          <w:p>
+            <w:pPr>
+              <w:pStyle w:val="Compact"/>
+            </w:pPr>
+            <w:r>
+              <w:t xml:space="preserve">0.773</w:t>
+            </w:r>
+          </w:p>
+        </w:tc>
+        <w:tc>
+          <w:tcPr/>
+          <w:p>
+            <w:pPr>
+              <w:pStyle w:val="Compact"/>
+            </w:pPr>
+            <w:r>
+              <w:t xml:space="preserve">0.934</w:t>
             </w:r>
           </w:p>
         </w:tc>
@@ -11197,51 +12364,51 @@
               <w:pStyle w:val="Compact"/>
             </w:pPr>
             <w:r>
-              <w:t xml:space="preserve">0.933</w:t>
-            </w:r>
-          </w:p>
-        </w:tc>
-        <w:tc>
-          <w:tcPr/>
-          <w:p>
-            <w:pPr>
-              <w:pStyle w:val="Compact"/>
-            </w:pPr>
-            <w:r>
-              <w:t xml:space="preserve">0.932</w:t>
-            </w:r>
-          </w:p>
-        </w:tc>
-        <w:tc>
-          <w:tcPr/>
-          <w:p>
-            <w:pPr>
-              <w:pStyle w:val="Compact"/>
-            </w:pPr>
-            <w:r>
-              <w:t xml:space="preserve">0.934</w:t>
-            </w:r>
-          </w:p>
-        </w:tc>
-        <w:tc>
-          <w:tcPr/>
-          <w:p>
-            <w:pPr>
-              <w:pStyle w:val="Compact"/>
-            </w:pPr>
-            <w:r>
-              <w:t xml:space="preserve">0.934</w:t>
-            </w:r>
-          </w:p>
-        </w:tc>
-        <w:tc>
-          <w:tcPr/>
-          <w:p>
-            <w:pPr>
-              <w:pStyle w:val="Compact"/>
-            </w:pPr>
-            <w:r>
-              <w:t xml:space="preserve">0.933</w:t>
+              <w:t xml:space="preserve">0.938</w:t>
+            </w:r>
+          </w:p>
+        </w:tc>
+        <w:tc>
+          <w:tcPr/>
+          <w:p>
+            <w:pPr>
+              <w:pStyle w:val="Compact"/>
+            </w:pPr>
+            <w:r>
+              <w:t xml:space="preserve">0.938</w:t>
+            </w:r>
+          </w:p>
+        </w:tc>
+        <w:tc>
+          <w:tcPr/>
+          <w:p>
+            <w:pPr>
+              <w:pStyle w:val="Compact"/>
+            </w:pPr>
+            <w:r>
+              <w:t xml:space="preserve">0.938</w:t>
+            </w:r>
+          </w:p>
+        </w:tc>
+        <w:tc>
+          <w:tcPr/>
+          <w:p>
+            <w:pPr>
+              <w:pStyle w:val="Compact"/>
+            </w:pPr>
+            <w:r>
+              <w:t xml:space="preserve">0.938</w:t>
+            </w:r>
+          </w:p>
+        </w:tc>
+        <w:tc>
+          <w:tcPr/>
+          <w:p>
+            <w:pPr>
+              <w:pStyle w:val="Compact"/>
+            </w:pPr>
+            <w:r>
+              <w:t xml:space="preserve">0.938</w:t>
             </w:r>
           </w:p>
         </w:tc>
@@ -11273,29 +12440,29 @@
               <w:pStyle w:val="Compact"/>
             </w:pPr>
             <w:r>
-              <w:t xml:space="preserve">0.367</w:t>
-            </w:r>
-          </w:p>
-        </w:tc>
-        <w:tc>
-          <w:tcPr/>
-          <w:p>
-            <w:pPr>
-              <w:pStyle w:val="Compact"/>
-            </w:pPr>
-            <w:r>
-              <w:t xml:space="preserve">0.854</w:t>
-            </w:r>
-          </w:p>
-        </w:tc>
-        <w:tc>
-          <w:tcPr/>
-          <w:p>
-            <w:pPr>
-              <w:pStyle w:val="Compact"/>
-            </w:pPr>
-            <w:r>
-              <w:t xml:space="preserve">0.579</w:t>
+              <w:t xml:space="preserve">0.335</w:t>
+            </w:r>
+          </w:p>
+        </w:tc>
+        <w:tc>
+          <w:tcPr/>
+          <w:p>
+            <w:pPr>
+              <w:pStyle w:val="Compact"/>
+            </w:pPr>
+            <w:r>
+              <w:t xml:space="preserve">0.858</w:t>
+            </w:r>
+          </w:p>
+        </w:tc>
+        <w:tc>
+          <w:tcPr/>
+          <w:p>
+            <w:pPr>
+              <w:pStyle w:val="Compact"/>
+            </w:pPr>
+            <w:r>
+              <w:t xml:space="preserve">0.587</w:t>
             </w:r>
           </w:p>
         </w:tc>
@@ -11317,7 +12484,7 @@
               <w:pStyle w:val="Compact"/>
             </w:pPr>
             <w:r>
-              <w:t xml:space="preserve">0.764</w:t>
+              <w:t xml:space="preserve">0.798</w:t>
             </w:r>
           </w:p>
         </w:tc>
@@ -11355,6 +12522,17 @@
               <w:pStyle w:val="Compact"/>
             </w:pPr>
             <w:r>
+              <w:t xml:space="preserve">0.866</w:t>
+            </w:r>
+          </w:p>
+        </w:tc>
+        <w:tc>
+          <w:tcPr/>
+          <w:p>
+            <w:pPr>
+              <w:pStyle w:val="Compact"/>
+            </w:pPr>
+            <w:r>
               <w:t xml:space="preserve">0.867</w:t>
             </w:r>
           </w:p>
@@ -11377,18 +12555,7 @@
               <w:pStyle w:val="Compact"/>
             </w:pPr>
             <w:r>
-              <w:t xml:space="preserve">0.868</w:t>
-            </w:r>
-          </w:p>
-        </w:tc>
-        <w:tc>
-          <w:tcPr/>
-          <w:p>
-            <w:pPr>
-              <w:pStyle w:val="Compact"/>
-            </w:pPr>
-            <w:r>
-              <w:t xml:space="preserve">0.868</w:t>
+              <w:t xml:space="preserve">0.867</w:t>
             </w:r>
           </w:p>
         </w:tc>
@@ -11431,51 +12598,51 @@
               <w:pStyle w:val="Compact"/>
             </w:pPr>
             <w:r>
-              <w:t xml:space="preserve">0.094</w:t>
-            </w:r>
-          </w:p>
-        </w:tc>
-        <w:tc>
-          <w:tcPr/>
-          <w:p>
-            <w:pPr>
-              <w:pStyle w:val="Compact"/>
-            </w:pPr>
-            <w:r>
-              <w:t xml:space="preserve">0.806</w:t>
-            </w:r>
-          </w:p>
-        </w:tc>
-        <w:tc>
-          <w:tcPr/>
-          <w:p>
-            <w:pPr>
-              <w:pStyle w:val="Compact"/>
-            </w:pPr>
-            <w:r>
-              <w:t xml:space="preserve">0.349</w:t>
-            </w:r>
-          </w:p>
-        </w:tc>
-        <w:tc>
-          <w:tcPr/>
-          <w:p>
-            <w:pPr>
-              <w:pStyle w:val="Compact"/>
-            </w:pPr>
-            <w:r>
-              <w:t xml:space="preserve">0.515</w:t>
-            </w:r>
-          </w:p>
-        </w:tc>
-        <w:tc>
-          <w:tcPr/>
-          <w:p>
-            <w:pPr>
-              <w:pStyle w:val="Compact"/>
-            </w:pPr>
-            <w:r>
-              <w:t xml:space="preserve">0.693</w:t>
+              <w:t xml:space="preserve">0.139</w:t>
+            </w:r>
+          </w:p>
+        </w:tc>
+        <w:tc>
+          <w:tcPr/>
+          <w:p>
+            <w:pPr>
+              <w:pStyle w:val="Compact"/>
+            </w:pPr>
+            <w:r>
+              <w:t xml:space="preserve">0.799</w:t>
+            </w:r>
+          </w:p>
+        </w:tc>
+        <w:tc>
+          <w:tcPr/>
+          <w:p>
+            <w:pPr>
+              <w:pStyle w:val="Compact"/>
+            </w:pPr>
+            <w:r>
+              <w:t xml:space="preserve">0.426</w:t>
+            </w:r>
+          </w:p>
+        </w:tc>
+        <w:tc>
+          <w:tcPr/>
+          <w:p>
+            <w:pPr>
+              <w:pStyle w:val="Compact"/>
+            </w:pPr>
+            <w:r>
+              <w:t xml:space="preserve">0.597</w:t>
+            </w:r>
+          </w:p>
+        </w:tc>
+        <w:tc>
+          <w:tcPr/>
+          <w:p>
+            <w:pPr>
+              <w:pStyle w:val="Compact"/>
+            </w:pPr>
+            <w:r>
+              <w:t xml:space="preserve">0.775</w:t>
             </w:r>
           </w:p>
         </w:tc>
@@ -11537,18 +12704,18 @@
           <wp:inline>
             <wp:extent cx="5791200" cy="1896715"/>
             <wp:effectExtent b="0" l="0" r="0" t="0"/>
-            <wp:docPr descr="" title="" id="52" name="Picture"/>
+            <wp:docPr descr="" title="" id="53" name="Picture"/>
             <a:graphic>
               <a:graphicData uri="http://schemas.openxmlformats.org/drawingml/2006/picture">
                 <pic:pic>
                   <pic:nvPicPr>
-                    <pic:cNvPr descr="../figures/fig4-6_class_weight_tradeoff.png" id="53" name="Picture"/>
+                    <pic:cNvPr descr="../figures/fig4-6_class_weight_tradeoff.png" id="54" name="Picture"/>
                     <pic:cNvPicPr>
                       <a:picLocks noChangeArrowheads="1" noChangeAspect="1"/>
                     </pic:cNvPicPr>
                   </pic:nvPicPr>
                   <pic:blipFill>
-                    <a:blip r:embed="rId51"/>
+                    <a:blip r:embed="rId52"/>
                     <a:stretch>
                       <a:fillRect/>
                     </a:stretch>
@@ -11659,7 +12826,7 @@
         <w:t xml:space="preserve">由表</w:t>
       </w:r>
       <w:r>
-        <w:t xml:space="preserve"> 6-12 </w:t>
+        <w:t xml:space="preserve"> 6-13 </w:t>
       </w:r>
       <w:r>
         <w:rPr>
@@ -11758,7 +12925,7 @@
         <w:t xml:space="preserve">設定在三種疾病中皆取得</w:t>
       </w:r>
       <w:r>
-        <w:t xml:space="preserve"> Sensitivity 0.74-0.85 </w:t>
+        <w:t xml:space="preserve"> Sensitivity 0.70-0.86 </w:t>
       </w:r>
       <w:r>
         <w:rPr>
@@ -11776,9 +12943,9 @@
         <w:t xml:space="preserve">Specificity，適合疾病篩檢應用場景。</w:t>
       </w:r>
     </w:p>
-    <w:bookmarkEnd w:id="54"/>
     <w:bookmarkEnd w:id="55"/>
-    <w:bookmarkStart w:id="59" w:name="資料篩選策略比較"/>
+    <w:bookmarkEnd w:id="56"/>
+    <w:bookmarkStart w:id="60" w:name="資料篩選策略比較"/>
     <w:p>
       <w:pPr>
         <w:pStyle w:val="2"/>
@@ -11812,7 +12979,7 @@
         <w:t xml:space="preserve">：驗證資料處理策略的穩健性——排除基線已確診個案是否影響預測效能？確保主要實驗結果不受資料篩選方式左右。</w:t>
       </w:r>
     </w:p>
-    <w:bookmarkStart w:id="56" w:name="實驗設計-3"/>
+    <w:bookmarkStart w:id="57" w:name="實驗設計-3"/>
     <w:p>
       <w:pPr>
         <w:pStyle w:val="3"/>
@@ -11838,7 +13005,7 @@
         <w:t xml:space="preserve">滑動窗口法使同一參與者可產生多筆樣本，其中部分窗口的起點（Y-2）可能已有目標疾病。這些「非新發」個案是否應該排除？由於</w:t>
       </w:r>
       <w:r>
-        <w:t xml:space="preserve"> Luo et al. (2024) </w:t>
+        <w:t xml:space="preserve"> Luo et al. [18] </w:t>
       </w:r>
       <w:r>
         <w:rPr>
@@ -11861,7 +13028,7 @@
         <w:pStyle w:val="Compact"/>
         <w:numPr>
           <w:ilvl w:val="0"/>
-          <w:numId w:val="1007"/>
+          <w:numId w:val="1009"/>
         </w:numPr>
       </w:pPr>
       <w:r>
@@ -11908,7 +13075,7 @@
         <w:pStyle w:val="Compact"/>
         <w:numPr>
           <w:ilvl w:val="0"/>
-          <w:numId w:val="1007"/>
+          <w:numId w:val="1009"/>
         </w:numPr>
       </w:pPr>
       <w:r>
@@ -11924,7 +13091,7 @@
           <w:b/>
           <w:bCs/>
         </w:rPr>
-        <w:t xml:space="preserve"> C</w:t>
+        <w:t xml:space="preserve"> B</w:t>
       </w:r>
       <w:r>
         <w:rPr>
@@ -11959,7 +13126,7 @@
         <w:rPr>
           <w:rFonts w:hint="eastAsia"/>
         </w:rPr>
-        <w:t xml:space="preserve">(2024)：高血壓</w:t>
+        <w:t xml:space="preserve">[18]：高血壓</w:t>
       </w:r>
       <w:r>
         <w:t xml:space="preserve"> SBP ≥ 140 </w:t>
@@ -11992,8 +13159,8 @@
         <w:t xml:space="preserve"> TC ≥ 6.22 mmol/L。</w:t>
       </w:r>
     </w:p>
-    <w:bookmarkEnd w:id="56"/>
-    <w:bookmarkStart w:id="57" w:name="排除統計"/>
+    <w:bookmarkEnd w:id="57"/>
+    <w:bookmarkStart w:id="58" w:name="排除統計"/>
     <w:p>
       <w:pPr>
         <w:pStyle w:val="3"/>
@@ -12019,7 +13186,7 @@
         <w:t xml:space="preserve">表</w:t>
       </w:r>
       <w:r>
-        <w:t xml:space="preserve"> 6-13 </w:t>
+        <w:t xml:space="preserve"> 6-14 </w:t>
       </w:r>
       <w:r>
         <w:rPr>
@@ -12028,7 +13195,7 @@
         <w:t xml:space="preserve">呈現各疾病在策略</w:t>
       </w:r>
       <w:r>
-        <w:t xml:space="preserve"> C </w:t>
+        <w:t xml:space="preserve"> B </w:t>
       </w:r>
       <w:r>
         <w:rPr>
@@ -12063,7 +13230,7 @@
           <w:b/>
           <w:bCs/>
         </w:rPr>
-        <w:t xml:space="preserve"> 6-13 </w:t>
+        <w:t xml:space="preserve"> 6-14 </w:t>
       </w:r>
       <w:r>
         <w:rPr>
@@ -12078,7 +13245,7 @@
           <w:b/>
           <w:bCs/>
         </w:rPr>
-        <w:t xml:space="preserve"> C </w:t>
+        <w:t xml:space="preserve"> B </w:t>
       </w:r>
       <w:r>
         <w:rPr>
@@ -12417,8 +13584,8 @@
         <w:t xml:space="preserve">4.1%），對陽性率的影響亦較小。</w:t>
       </w:r>
     </w:p>
-    <w:bookmarkEnd w:id="57"/>
-    <w:bookmarkStart w:id="58" w:name="實驗結果-1"/>
+    <w:bookmarkEnd w:id="58"/>
+    <w:bookmarkStart w:id="59" w:name="實驗結果-1"/>
     <w:p>
       <w:pPr>
         <w:pStyle w:val="3"/>
@@ -12450,7 +13617,7 @@
           <w:b/>
           <w:bCs/>
         </w:rPr>
-        <w:t xml:space="preserve"> 6-14 </w:t>
+        <w:t xml:space="preserve"> 6-15 </w:t>
       </w:r>
       <w:r>
         <w:rPr>
@@ -12951,7 +14118,7 @@
         <w:t xml:space="preserve">由表</w:t>
       </w:r>
       <w:r>
-        <w:t xml:space="preserve"> 6-14 </w:t>
+        <w:t xml:space="preserve"> 6-15 </w:t>
       </w:r>
       <w:r>
         <w:rPr>
@@ -13005,9 +14172,9 @@
         <w:t xml:space="preserve">A（包含所有樣本）的合理性：排除基線已確診個案並未帶來系統性的效能改善，而保留全部樣本可維持較大的訓練資料量與統計效力。</w:t>
       </w:r>
     </w:p>
-    <w:bookmarkEnd w:id="58"/>
     <w:bookmarkEnd w:id="59"/>
-    <w:bookmarkStart w:id="65" w:name="健檢次數與預測效能"/>
+    <w:bookmarkEnd w:id="60"/>
+    <w:bookmarkStart w:id="70" w:name="健檢次數與預測效能"/>
     <w:p>
       <w:pPr>
         <w:pStyle w:val="2"/>
@@ -13050,7 +14217,7 @@
         <w:t xml:space="preserve">Q6（健檢次數對預測性能的影響）——累積更多次健檢紀錄是否能提升預測準確度？</w:t>
       </w:r>
     </w:p>
-    <w:bookmarkStart w:id="60" w:name="實驗設計-4"/>
+    <w:bookmarkStart w:id="61" w:name="實驗設計-4"/>
     <w:p>
       <w:pPr>
         <w:pStyle w:val="3"/>
@@ -13157,8 +14324,8 @@
         <w:t xml:space="preserve">次健檢紀錄者）。</w:t>
       </w:r>
     </w:p>
-    <w:bookmarkEnd w:id="60"/>
-    <w:bookmarkStart w:id="64" w:name="實驗結果-2"/>
+    <w:bookmarkEnd w:id="61"/>
+    <w:bookmarkStart w:id="65" w:name="實驗結果-2"/>
     <w:p>
       <w:pPr>
         <w:pStyle w:val="3"/>
@@ -13211,18 +14378,18 @@
           <wp:inline>
             <wp:extent cx="5791200" cy="2855045"/>
             <wp:effectExtent b="0" l="0" r="0" t="0"/>
-            <wp:docPr descr="" title="" id="62" name="Picture"/>
+            <wp:docPr descr="" title="" id="63" name="Picture"/>
             <a:graphic>
               <a:graphicData uri="http://schemas.openxmlformats.org/drawingml/2006/picture">
                 <pic:pic>
                   <pic:nvPicPr>
-                    <pic:cNvPr descr="../figures/fig4-7_checkup_frequency.png" id="63" name="Picture"/>
+                    <pic:cNvPr descr="../figures/fig4-7_checkup_frequency.png" id="64" name="Picture"/>
                     <pic:cNvPicPr>
                       <a:picLocks noChangeArrowheads="1" noChangeAspect="1"/>
                     </pic:cNvPicPr>
                   </pic:nvPicPr>
                   <pic:blipFill>
-                    <a:blip r:embed="rId61"/>
+                    <a:blip r:embed="rId62"/>
                     <a:stretch>
                       <a:fillRect/>
                     </a:stretch>
@@ -13396,7 +14563,16 @@
         <w:rPr>
           <w:rFonts w:hint="eastAsia"/>
         </w:rPr>
-        <w:t xml:space="preserve">0.84，顯示更長期的血壓變化趨勢對高血壓預測具有較大的增量價值。整體而言，2</w:t>
+        <w:t xml:space="preserve">0.84，其跳升原因於</w:t>
+      </w:r>
+      <w:r>
+        <w:t xml:space="preserve"> §6.7.3 </w:t>
+      </w:r>
+      <w:r>
+        <w:rPr>
+          <w:rFonts w:hint="eastAsia"/>
+        </w:rPr>
+        <w:t xml:space="preserve">進一步探討。整體而言，2</w:t>
       </w:r>
       <w:r>
         <w:t xml:space="preserve"> </w:t>
@@ -13408,21 +14584,20 @@
         <w:t xml:space="preserve">次健檢（即本研究的主要實驗設定）已能提供穩定的預測基礎，但累積更多健檢紀錄仍有潛在的效能提升空間，尤其是高血壓預測。</w:t>
       </w:r>
     </w:p>
-    <w:bookmarkEnd w:id="64"/>
     <w:bookmarkEnd w:id="65"/>
-    <w:bookmarkStart w:id="68" w:name="多任務學習與單任務學習比較"/>
+    <w:bookmarkStart w:id="69" w:name="各時間點獨立預測力"/>
     <w:p>
       <w:pPr>
-        <w:pStyle w:val="2"/>
-      </w:pPr>
-      <w:r>
-        <w:t xml:space="preserve">6.8 </w:t>
-      </w:r>
-      <w:r>
-        <w:rPr>
-          <w:rFonts w:hint="eastAsia"/>
-        </w:rPr>
-        <w:t xml:space="preserve">多任務學習與單任務學習比較</w:t>
+        <w:pStyle w:val="3"/>
+      </w:pPr>
+      <w:r>
+        <w:t xml:space="preserve">6.7.3 </w:t>
+      </w:r>
+      <w:r>
+        <w:rPr>
+          <w:rFonts w:hint="eastAsia"/>
+        </w:rPr>
+        <w:t xml:space="preserve">各時間點獨立預測力</w:t>
       </w:r>
     </w:p>
     <w:p>
@@ -13432,9 +14607,519 @@
       <w:r>
         <w:rPr>
           <w:rFonts w:hint="eastAsia"/>
+        </w:rPr>
+        <w:t xml:space="preserve">延續</w:t>
+      </w:r>
+      <w:r>
+        <w:t xml:space="preserve"> §6.7.2 </w:t>
+      </w:r>
+      <w:r>
+        <w:rPr>
+          <w:rFonts w:hint="eastAsia"/>
+        </w:rPr>
+        <w:t xml:space="preserve">的健檢次數實驗，本研究進一步以相同的</w:t>
+      </w:r>
+      <w:r>
+        <w:t xml:space="preserve"> 2,526 </w:t>
+      </w:r>
+      <w:r>
+        <w:rPr>
+          <w:rFonts w:hint="eastAsia"/>
+        </w:rPr>
+        <w:t xml:space="preserve">名參與者，分別使用</w:t>
+      </w:r>
+      <w:r>
+        <w:t xml:space="preserve"> T1、T2、T3、T4 </w:t>
+      </w:r>
+      <w:r>
+        <w:rPr>
+          <w:rFonts w:hint="eastAsia"/>
+        </w:rPr>
+        <w:t xml:space="preserve">各自獨立預測</w:t>
+      </w:r>
+      <w:r>
+        <w:t xml:space="preserve"> </w:t>
+      </w:r>
+      <w:r>
+        <w:rPr>
+          <w:rFonts w:hint="eastAsia"/>
+        </w:rPr>
+        <w:t xml:space="preserve">T5，量化每個時間點對三項疾病的獨立預測貢獻。各時間點均使用</w:t>
+      </w:r>
+      <w:r>
+        <w:t xml:space="preserve"> 10 </w:t>
+      </w:r>
+      <w:r>
+        <w:rPr>
+          <w:rFonts w:hint="eastAsia"/>
+        </w:rPr>
+        <w:t xml:space="preserve">個特徵（sex、Age</w:t>
+      </w:r>
+      <w:r>
+        <w:t xml:space="preserve"> + 8 </w:t>
+      </w:r>
+      <w:r>
+        <w:rPr>
+          <w:rFonts w:hint="eastAsia"/>
+        </w:rPr>
+        <w:t xml:space="preserve">項生物標記），以</w:t>
+      </w:r>
+      <w:r>
+        <w:t xml:space="preserve"> StratifiedKFold 5-fold </w:t>
+      </w:r>
+      <w:r>
+        <w:rPr>
+          <w:rFonts w:hint="eastAsia"/>
+        </w:rPr>
+        <w:t xml:space="preserve">交叉驗證評估。</w:t>
+      </w:r>
+    </w:p>
+    <w:p>
+      <w:pPr>
+        <w:pStyle w:val="a0"/>
+      </w:pPr>
+      <w:r>
+        <w:rPr>
+          <w:rFonts w:hint="eastAsia"/>
+        </w:rPr>
+        <w:t xml:space="preserve">結果顯示三項疾病呈現截然不同的時間依賴模式（圖</w:t>
+      </w:r>
+      <w:r>
+        <w:t xml:space="preserve"> </w:t>
+      </w:r>
+      <w:r>
+        <w:rPr>
+          <w:rFonts w:hint="eastAsia"/>
+        </w:rPr>
+        <w:t xml:space="preserve">6-8）。高血糖與高血脂皆以</w:t>
+      </w:r>
+      <w:r>
+        <w:t xml:space="preserve"> </w:t>
+      </w:r>
+      <w:r>
+        <w:rPr>
+          <w:rFonts w:hint="eastAsia"/>
+        </w:rPr>
+        <w:t xml:space="preserve">T4（最近時間點）預測力最強（AUC</w:t>
+      </w:r>
+      <w:r>
+        <w:t xml:space="preserve"> </w:t>
+      </w:r>
+      <w:r>
+        <w:rPr>
+          <w:rFonts w:hint="eastAsia"/>
+        </w:rPr>
+        <w:t xml:space="preserve">分別為</w:t>
+      </w:r>
+      <w:r>
+        <w:t xml:space="preserve"> 0.931 </w:t>
+      </w:r>
+      <w:r>
+        <w:rPr>
+          <w:rFonts w:hint="eastAsia"/>
+        </w:rPr>
+        <w:t xml:space="preserve">與</w:t>
+      </w:r>
+      <w:r>
+        <w:t xml:space="preserve"> </w:t>
+      </w:r>
+      <w:r>
+        <w:rPr>
+          <w:rFonts w:hint="eastAsia"/>
+        </w:rPr>
+        <w:t xml:space="preserve">0.867），且</w:t>
+      </w:r>
+      <w:r>
+        <w:t xml:space="preserve"> AUC </w:t>
+      </w:r>
+      <w:r>
+        <w:rPr>
+          <w:rFonts w:hint="eastAsia"/>
+        </w:rPr>
+        <w:t xml:space="preserve">隨時間點遠離預測目標而遞減（高血糖</w:t>
+      </w:r>
+      <w:r>
+        <w:t xml:space="preserve"> T1 </w:t>
+      </w:r>
+      <w:r>
+        <w:rPr>
+          <w:rFonts w:hint="eastAsia"/>
+        </w:rPr>
+        <w:t xml:space="preserve">降至</w:t>
+      </w:r>
+      <w:r>
+        <w:t xml:space="preserve"> </w:t>
+      </w:r>
+      <w:r>
+        <w:rPr>
+          <w:rFonts w:hint="eastAsia"/>
+        </w:rPr>
+        <w:t xml:space="preserve">0.868、高血脂</w:t>
+      </w:r>
+      <w:r>
+        <w:t xml:space="preserve"> T1 </w:t>
+      </w:r>
+      <w:r>
+        <w:rPr>
+          <w:rFonts w:hint="eastAsia"/>
+        </w:rPr>
+        <w:t xml:space="preserve">降至</w:t>
+      </w:r>
+      <w:r>
+        <w:t xml:space="preserve"> </w:t>
+      </w:r>
+      <w:r>
+        <w:rPr>
+          <w:rFonts w:hint="eastAsia"/>
+        </w:rPr>
+        <w:t xml:space="preserve">0.814）。然而，高血壓呈現相反模式：T1（最早時間點）的</w:t>
+      </w:r>
+      <w:r>
+        <w:t xml:space="preserve"> AUC </w:t>
+      </w:r>
+      <w:r>
+        <w:rPr>
+          <w:rFonts w:hint="eastAsia"/>
+        </w:rPr>
+        <w:t xml:space="preserve">為</w:t>
+      </w:r>
+      <w:r>
+        <w:t xml:space="preserve"> </w:t>
+      </w:r>
+      <w:r>
+        <w:rPr>
+          <w:rFonts w:hint="eastAsia"/>
+        </w:rPr>
+        <w:t xml:space="preserve">0.786，遠高於</w:t>
+      </w:r>
+      <w:r>
+        <w:t xml:space="preserve"> </w:t>
+      </w:r>
+      <w:r>
+        <w:rPr>
+          <w:rFonts w:hint="eastAsia"/>
+        </w:rPr>
+        <w:t xml:space="preserve">T2-T4（0.627-0.666），差距達</w:t>
+      </w:r>
+      <w:r>
+        <w:t xml:space="preserve"> 0.120-0.159。</w:t>
+      </w:r>
+    </w:p>
+    <w:p>
+      <w:pPr>
+        <w:pStyle w:val="a0"/>
+      </w:pPr>
+      <w:r>
+        <w:rPr>
+          <w:rFonts w:hint="eastAsia"/>
           <w:b/>
           <w:bCs/>
         </w:rPr>
+        <w:t xml:space="preserve">圖</w:t>
+      </w:r>
+      <w:r>
+        <w:rPr>
+          <w:b/>
+          <w:bCs/>
+        </w:rPr>
+        <w:t xml:space="preserve"> 6-8 </w:t>
+      </w:r>
+      <w:r>
+        <w:rPr>
+          <w:rFonts w:hint="eastAsia"/>
+          <w:b/>
+          <w:bCs/>
+        </w:rPr>
+        <w:t xml:space="preserve">各時間點獨立預測力（LR,</w:t>
+      </w:r>
+      <w:r>
+        <w:rPr>
+          <w:b/>
+          <w:bCs/>
+        </w:rPr>
+        <w:t xml:space="preserve"> n=2,526, </w:t>
+      </w:r>
+      <w:r>
+        <w:rPr>
+          <w:rFonts w:hint="eastAsia"/>
+          <w:b/>
+          <w:bCs/>
+        </w:rPr>
+        <w:t xml:space="preserve">預測</w:t>
+      </w:r>
+      <w:r>
+        <w:rPr>
+          <w:b/>
+          <w:bCs/>
+        </w:rPr>
+        <w:t xml:space="preserve"> </w:t>
+      </w:r>
+      <w:r>
+        <w:rPr>
+          <w:rFonts w:hint="eastAsia"/>
+          <w:b/>
+          <w:bCs/>
+        </w:rPr>
+        <w:t xml:space="preserve">T5）</w:t>
+      </w:r>
+    </w:p>
+    <w:p>
+      <w:pPr>
+        <w:pStyle w:val="CaptionedFigure"/>
+      </w:pPr>
+      <w:r>
+        <w:drawing>
+          <wp:inline>
+            <wp:extent cx="5791200" cy="1795928"/>
+            <wp:effectExtent b="0" l="0" r="0" t="0"/>
+            <wp:docPr descr="各時間點獨立預測力" title="" id="67" name="Picture"/>
+            <a:graphic>
+              <a:graphicData uri="http://schemas.openxmlformats.org/drawingml/2006/picture">
+                <pic:pic>
+                  <pic:nvPicPr>
+                    <pic:cNvPr descr="../../../results/per_timepoint_prediction_lr.png" id="68" name="Picture"/>
+                    <pic:cNvPicPr>
+                      <a:picLocks noChangeArrowheads="1" noChangeAspect="1"/>
+                    </pic:cNvPicPr>
+                  </pic:nvPicPr>
+                  <pic:blipFill>
+                    <a:blip r:embed="rId66"/>
+                    <a:stretch>
+                      <a:fillRect/>
+                    </a:stretch>
+                  </pic:blipFill>
+                  <pic:spPr bwMode="auto">
+                    <a:xfrm>
+                      <a:off x="0" y="0"/>
+                      <a:ext cx="5791200" cy="1795928"/>
+                    </a:xfrm>
+                    <a:prstGeom prst="rect">
+                      <a:avLst/>
+                    </a:prstGeom>
+                    <a:noFill/>
+                    <a:ln w="9525">
+                      <a:noFill/>
+                      <a:headEnd/>
+                      <a:tailEnd/>
+                    </a:ln>
+                  </pic:spPr>
+                </pic:pic>
+              </a:graphicData>
+            </a:graphic>
+          </wp:inline>
+        </w:drawing>
+      </w:r>
+    </w:p>
+    <w:p>
+      <w:pPr>
+        <w:pStyle w:val="ImageCaption"/>
+      </w:pPr>
+      <w:r>
+        <w:rPr>
+          <w:rFonts w:hint="eastAsia"/>
+        </w:rPr>
+        <w:t xml:space="preserve">各時間點獨立預測力</w:t>
+      </w:r>
+    </w:p>
+    <w:p>
+      <w:pPr>
+        <w:pStyle w:val="a0"/>
+      </w:pPr>
+      <w:r>
+        <w:rPr>
+          <w:rFonts w:hint="eastAsia"/>
+        </w:rPr>
+        <w:t xml:space="preserve">由圖</w:t>
+      </w:r>
+      <w:r>
+        <w:t xml:space="preserve"> 6-8 </w:t>
+      </w:r>
+      <w:r>
+        <w:rPr>
+          <w:rFonts w:hint="eastAsia"/>
+        </w:rPr>
+        <w:t xml:space="preserve">可觀察到：</w:t>
+      </w:r>
+    </w:p>
+    <w:p>
+      <w:pPr>
+        <w:numPr>
+          <w:ilvl w:val="0"/>
+          <w:numId w:val="1010"/>
+        </w:numPr>
+      </w:pPr>
+      <w:r>
+        <w:rPr>
+          <w:rFonts w:hint="eastAsia"/>
+          <w:b/>
+          <w:bCs/>
+        </w:rPr>
+        <w:t xml:space="preserve">高血壓</w:t>
+      </w:r>
+      <w:r>
+        <w:rPr>
+          <w:rFonts w:hint="eastAsia"/>
+        </w:rPr>
+        <w:t xml:space="preserve">：T1（最早時間點）的獨立預測力（AUC</w:t>
+      </w:r>
+      <w:r>
+        <w:t xml:space="preserve"> </w:t>
+      </w:r>
+      <w:r>
+        <w:rPr>
+          <w:rFonts w:hint="eastAsia"/>
+        </w:rPr>
+        <w:t xml:space="preserve">0.786）遠高於</w:t>
+      </w:r>
+      <w:r>
+        <w:t xml:space="preserve"> </w:t>
+      </w:r>
+      <w:r>
+        <w:rPr>
+          <w:rFonts w:hint="eastAsia"/>
+        </w:rPr>
+        <w:t xml:space="preserve">T2-T4（0.627-0.666），差距達</w:t>
+      </w:r>
+      <w:r>
+        <w:t xml:space="preserve"> </w:t>
+      </w:r>
+      <w:r>
+        <w:rPr>
+          <w:rFonts w:hint="eastAsia"/>
+        </w:rPr>
+        <w:t xml:space="preserve">0.120-0.159，呈現與直覺相反的模式。此結果與</w:t>
+      </w:r>
+      <w:r>
+        <w:t xml:space="preserve"> §6.7.2 </w:t>
+      </w:r>
+      <w:r>
+        <w:rPr>
+          <w:rFonts w:hint="eastAsia"/>
+        </w:rPr>
+        <w:t xml:space="preserve">中加入第</w:t>
+      </w:r>
+      <w:r>
+        <w:t xml:space="preserve"> 4 </w:t>
+      </w:r>
+      <w:r>
+        <w:rPr>
+          <w:rFonts w:hint="eastAsia"/>
+        </w:rPr>
+        <w:t xml:space="preserve">次健檢（即</w:t>
+      </w:r>
+      <w:r>
+        <w:t xml:space="preserve"> </w:t>
+      </w:r>
+      <w:r>
+        <w:rPr>
+          <w:rFonts w:hint="eastAsia"/>
+        </w:rPr>
+        <w:t xml:space="preserve">T1）後</w:t>
+      </w:r>
+      <w:r>
+        <w:t xml:space="preserve"> AUC </w:t>
+      </w:r>
+      <w:r>
+        <w:rPr>
+          <w:rFonts w:hint="eastAsia"/>
+        </w:rPr>
+        <w:t xml:space="preserve">明顯跳升的現象一致，但其成因尚待進一步探討（見</w:t>
+      </w:r>
+      <w:r>
+        <w:t xml:space="preserve"> </w:t>
+      </w:r>
+      <w:r>
+        <w:rPr>
+          <w:rFonts w:hint="eastAsia"/>
+        </w:rPr>
+        <w:t xml:space="preserve">§7.5）。</w:t>
+      </w:r>
+    </w:p>
+    <w:p>
+      <w:pPr>
+        <w:numPr>
+          <w:ilvl w:val="0"/>
+          <w:numId w:val="1010"/>
+        </w:numPr>
+      </w:pPr>
+      <w:r>
+        <w:rPr>
+          <w:rFonts w:hint="eastAsia"/>
+          <w:b/>
+          <w:bCs/>
+        </w:rPr>
+        <w:t xml:space="preserve">高血糖與高血脂</w:t>
+      </w:r>
+      <w:r>
+        <w:rPr>
+          <w:rFonts w:hint="eastAsia"/>
+        </w:rPr>
+        <w:t xml:space="preserve">：兩者皆以</w:t>
+      </w:r>
+      <w:r>
+        <w:t xml:space="preserve"> </w:t>
+      </w:r>
+      <w:r>
+        <w:rPr>
+          <w:rFonts w:hint="eastAsia"/>
+        </w:rPr>
+        <w:t xml:space="preserve">T4（最近時間點）預測力最強（高血糖</w:t>
+      </w:r>
+      <w:r>
+        <w:t xml:space="preserve"> </w:t>
+      </w:r>
+      <w:r>
+        <w:rPr>
+          <w:rFonts w:hint="eastAsia"/>
+        </w:rPr>
+        <w:t xml:space="preserve">0.931、高血脂</w:t>
+      </w:r>
+      <w:r>
+        <w:t xml:space="preserve"> </w:t>
+      </w:r>
+      <w:r>
+        <w:rPr>
+          <w:rFonts w:hint="eastAsia"/>
+        </w:rPr>
+        <w:t xml:space="preserve">0.867），且</w:t>
+      </w:r>
+      <w:r>
+        <w:t xml:space="preserve"> AUC </w:t>
+      </w:r>
+      <w:r>
+        <w:rPr>
+          <w:rFonts w:hint="eastAsia"/>
+        </w:rPr>
+        <w:t xml:space="preserve">隨時間點遠離預測目標而遞減，符合近期值較具預測力的直覺預期。</w:t>
+      </w:r>
+    </w:p>
+    <w:bookmarkEnd w:id="69"/>
+    <w:bookmarkEnd w:id="70"/>
+    <w:bookmarkStart w:id="73" w:name="多任務學習與單任務學習比較"/>
+    <w:p>
+      <w:pPr>
+        <w:pStyle w:val="2"/>
+      </w:pPr>
+      <w:r>
+        <w:t xml:space="preserve">6.8 </w:t>
+      </w:r>
+      <w:r>
+        <w:rPr>
+          <w:rFonts w:hint="eastAsia"/>
+        </w:rPr>
+        <w:t xml:space="preserve">多任務學習與單任務學習比較</w:t>
+      </w:r>
+    </w:p>
+    <w:p>
+      <w:pPr>
+        <w:pStyle w:val="FirstParagraph"/>
+      </w:pPr>
+      <w:r>
+        <w:rPr>
+          <w:rFonts w:hint="eastAsia"/>
+          <w:b/>
+          <w:bCs/>
+        </w:rPr>
         <w:t xml:space="preserve">實驗目的</w:t>
       </w:r>
       <w:r>
@@ -13453,7 +15138,7 @@
         <w:t xml:space="preserve">Q3（多任務學習的效果）——同時預測三高疾病（MTL）相較於分別預測單一疾病（STL），在預測性能上有何差異？</w:t>
       </w:r>
     </w:p>
-    <w:bookmarkStart w:id="66" w:name="實驗設計-5"/>
+    <w:bookmarkStart w:id="71" w:name="實驗設計-5"/>
     <w:p>
       <w:pPr>
         <w:pStyle w:val="3"/>
@@ -13511,7 +15196,7 @@
         <w:pStyle w:val="Compact"/>
         <w:numPr>
           <w:ilvl w:val="0"/>
-          <w:numId w:val="1008"/>
+          <w:numId w:val="1011"/>
         </w:numPr>
       </w:pPr>
       <w:r>
@@ -13550,7 +15235,7 @@
         <w:pStyle w:val="Compact"/>
         <w:numPr>
           <w:ilvl w:val="0"/>
-          <w:numId w:val="1008"/>
+          <w:numId w:val="1011"/>
         </w:numPr>
       </w:pPr>
       <w:r>
@@ -13622,8 +15307,8 @@
         <w:t xml:space="preserve">交叉驗證。</w:t>
       </w:r>
     </w:p>
-    <w:bookmarkEnd w:id="66"/>
-    <w:bookmarkStart w:id="67" w:name="實驗結果-3"/>
+    <w:bookmarkEnd w:id="71"/>
+    <w:bookmarkStart w:id="72" w:name="實驗結果-3"/>
     <w:p>
       <w:pPr>
         <w:pStyle w:val="3"/>
@@ -13649,7 +15334,7 @@
         <w:t xml:space="preserve">表</w:t>
       </w:r>
       <w:r>
-        <w:t xml:space="preserve"> 6-15 </w:t>
+        <w:t xml:space="preserve"> 6-16 </w:t>
       </w:r>
       <w:r>
         <w:rPr>
@@ -13693,7 +15378,7 @@
           <w:b/>
           <w:bCs/>
         </w:rPr>
-        <w:t xml:space="preserve"> 6-15 MTL vs STL </w:t>
+        <w:t xml:space="preserve"> 6-16 MTL vs STL </w:t>
       </w:r>
       <w:r>
         <w:rPr>
@@ -14574,9 +16259,9 @@
         <w:t xml:space="preserve">架構，分別訓練三項疾病的獨立模型。</w:t>
       </w:r>
     </w:p>
-    <w:bookmarkEnd w:id="67"/>
-    <w:bookmarkEnd w:id="68"/>
-    <w:bookmarkStart w:id="72" w:name="符號回歸實驗"/>
+    <w:bookmarkEnd w:id="72"/>
+    <w:bookmarkEnd w:id="73"/>
+    <w:bookmarkStart w:id="77" w:name="符號回歸實驗"/>
     <w:p>
       <w:pPr>
         <w:pStyle w:val="2"/>
@@ -14610,7 +16295,7 @@
         <w:t xml:space="preserve">：探索可解釋的數學公式——能否從資料中發現簡潔的預測公式，兼顧預測效能與臨床可解釋性？</w:t>
       </w:r>
     </w:p>
-    <w:bookmarkStart w:id="69" w:name="實驗設計-6"/>
+    <w:bookmarkStart w:id="74" w:name="實驗設計-6"/>
     <w:p>
       <w:pPr>
         <w:pStyle w:val="3"/>
@@ -14666,8 +16351,8 @@
         <w:t xml:space="preserve"> +、-、*、/、exp。</w:t>
       </w:r>
     </w:p>
-    <w:bookmarkEnd w:id="69"/>
-    <w:bookmarkStart w:id="70" w:name="發現的公式"/>
+    <w:bookmarkEnd w:id="74"/>
+    <w:bookmarkStart w:id="75" w:name="發現的公式"/>
     <w:p>
       <w:pPr>
         <w:pStyle w:val="3"/>
@@ -14693,7 +16378,7 @@
         <w:t xml:space="preserve">表</w:t>
       </w:r>
       <w:r>
-        <w:t xml:space="preserve"> 6-16 </w:t>
+        <w:t xml:space="preserve"> 6-17 </w:t>
       </w:r>
       <w:r>
         <w:rPr>
@@ -14719,7 +16404,7 @@
           <w:b/>
           <w:bCs/>
         </w:rPr>
-        <w:t xml:space="preserve"> 6-16 </w:t>
+        <w:t xml:space="preserve"> 6-17 </w:t>
       </w:r>
       <w:r>
         <w:rPr>
@@ -15181,8 +16866,8 @@
         <w:t xml:space="preserve">7.6%，顯示單一特徵在此任務中的預測力有限。</w:t>
       </w:r>
     </w:p>
-    <w:bookmarkEnd w:id="70"/>
-    <w:bookmarkStart w:id="71" w:name="穩定性驗證"/>
+    <w:bookmarkEnd w:id="75"/>
+    <w:bookmarkStart w:id="76" w:name="穩定性驗證"/>
     <w:p>
       <w:pPr>
         <w:pStyle w:val="3"/>
@@ -15235,7 +16920,7 @@
         <w:t xml:space="preserve">§6.9.1）。表</w:t>
       </w:r>
       <w:r>
-        <w:t xml:space="preserve"> 6-17 </w:t>
+        <w:t xml:space="preserve"> 6-18 </w:t>
       </w:r>
       <w:r>
         <w:rPr>
@@ -15261,7 +16946,7 @@
           <w:b/>
           <w:bCs/>
         </w:rPr>
-        <w:t xml:space="preserve"> 6-17 </w:t>
+        <w:t xml:space="preserve"> 6-18 </w:t>
       </w:r>
       <w:r>
         <w:rPr>
@@ -15364,7 +17049,7 @@
               <w:t xml:space="preserve">表</w:t>
             </w:r>
             <w:r>
-              <w:t xml:space="preserve"> 6-16 AUC</w:t>
+              <w:t xml:space="preserve"> 6-17 AUC</w:t>
             </w:r>
           </w:p>
         </w:tc>
@@ -15593,7 +17278,7 @@
         <w:t xml:space="preserve">0.016，公式形式與表</w:t>
       </w:r>
       <w:r>
-        <w:t xml:space="preserve"> 6-16 </w:t>
+        <w:t xml:space="preserve"> 6-17 </w:t>
       </w:r>
       <w:r>
         <w:rPr>
@@ -15656,7 +17341,7 @@
         <w:t xml:space="preserve">SBP_Y-1（而非表</w:t>
       </w:r>
       <w:r>
-        <w:t xml:space="preserve"> 6-16 </w:t>
+        <w:t xml:space="preserve"> 6-17 </w:t>
       </w:r>
       <w:r>
         <w:rPr>
@@ -15750,7 +17435,7 @@
         <w:rPr>
           <w:rFonts w:hint="eastAsia"/>
         </w:rPr>
-        <w:t xml:space="preserve">最後更新：2026-02-24</w:t>
+        <w:t xml:space="preserve">最後更新：2026-03-24</w:t>
       </w:r>
       <w:r>
         <w:t xml:space="preserve"> </w:t>
@@ -15762,9 +17447,9 @@
         <w:t xml:space="preserve">維護者：紀伯喬</w:t>
       </w:r>
     </w:p>
-    <w:bookmarkEnd w:id="71"/>
-    <w:bookmarkEnd w:id="72"/>
-    <w:bookmarkEnd w:id="73"/>
+    <w:bookmarkEnd w:id="76"/>
+    <w:bookmarkEnd w:id="77"/>
+    <w:bookmarkEnd w:id="78"/>
     <w:sectPr>
       <w:footnotePr>
         <w:numRestart w:val="eachSect"/>
@@ -16555,34 +18240,7 @@
     <w:abstractNumId w:val="991"/>
   </w:num>
   <w:num w:numId="1005">
-    <w:abstractNumId w:val="99411"/>
-    <w:lvlOverride w:ilvl="0">
-      <w:startOverride w:val="1"/>
-    </w:lvlOverride>
-    <w:lvlOverride w:ilvl="1">
-      <w:startOverride w:val="1"/>
-    </w:lvlOverride>
-    <w:lvlOverride w:ilvl="2">
-      <w:startOverride w:val="1"/>
-    </w:lvlOverride>
-    <w:lvlOverride w:ilvl="3">
-      <w:startOverride w:val="1"/>
-    </w:lvlOverride>
-    <w:lvlOverride w:ilvl="4">
-      <w:startOverride w:val="1"/>
-    </w:lvlOverride>
-    <w:lvlOverride w:ilvl="5">
-      <w:startOverride w:val="1"/>
-    </w:lvlOverride>
-    <w:lvlOverride w:ilvl="6">
-      <w:startOverride w:val="1"/>
-    </w:lvlOverride>
-    <w:lvlOverride w:ilvl="7">
-      <w:startOverride w:val="1"/>
-    </w:lvlOverride>
-    <w:lvlOverride w:ilvl="8">
-      <w:startOverride w:val="1"/>
-    </w:lvlOverride>
+    <w:abstractNumId w:val="991"/>
   </w:num>
   <w:num w:numId="1006">
     <w:abstractNumId w:val="99411"/>
@@ -16615,9 +18273,99 @@
     </w:lvlOverride>
   </w:num>
   <w:num w:numId="1007">
+    <w:abstractNumId w:val="99411"/>
+    <w:lvlOverride w:ilvl="0">
+      <w:startOverride w:val="1"/>
+    </w:lvlOverride>
+    <w:lvlOverride w:ilvl="1">
+      <w:startOverride w:val="1"/>
+    </w:lvlOverride>
+    <w:lvlOverride w:ilvl="2">
+      <w:startOverride w:val="1"/>
+    </w:lvlOverride>
+    <w:lvlOverride w:ilvl="3">
+      <w:startOverride w:val="1"/>
+    </w:lvlOverride>
+    <w:lvlOverride w:ilvl="4">
+      <w:startOverride w:val="1"/>
+    </w:lvlOverride>
+    <w:lvlOverride w:ilvl="5">
+      <w:startOverride w:val="1"/>
+    </w:lvlOverride>
+    <w:lvlOverride w:ilvl="6">
+      <w:startOverride w:val="1"/>
+    </w:lvlOverride>
+    <w:lvlOverride w:ilvl="7">
+      <w:startOverride w:val="1"/>
+    </w:lvlOverride>
+    <w:lvlOverride w:ilvl="8">
+      <w:startOverride w:val="1"/>
+    </w:lvlOverride>
+  </w:num>
+  <w:num w:numId="1008">
+    <w:abstractNumId w:val="99411"/>
+    <w:lvlOverride w:ilvl="0">
+      <w:startOverride w:val="1"/>
+    </w:lvlOverride>
+    <w:lvlOverride w:ilvl="1">
+      <w:startOverride w:val="1"/>
+    </w:lvlOverride>
+    <w:lvlOverride w:ilvl="2">
+      <w:startOverride w:val="1"/>
+    </w:lvlOverride>
+    <w:lvlOverride w:ilvl="3">
+      <w:startOverride w:val="1"/>
+    </w:lvlOverride>
+    <w:lvlOverride w:ilvl="4">
+      <w:startOverride w:val="1"/>
+    </w:lvlOverride>
+    <w:lvlOverride w:ilvl="5">
+      <w:startOverride w:val="1"/>
+    </w:lvlOverride>
+    <w:lvlOverride w:ilvl="6">
+      <w:startOverride w:val="1"/>
+    </w:lvlOverride>
+    <w:lvlOverride w:ilvl="7">
+      <w:startOverride w:val="1"/>
+    </w:lvlOverride>
+    <w:lvlOverride w:ilvl="8">
+      <w:startOverride w:val="1"/>
+    </w:lvlOverride>
+  </w:num>
+  <w:num w:numId="1009">
     <w:abstractNumId w:val="991"/>
   </w:num>
-  <w:num w:numId="1008">
+  <w:num w:numId="1010">
+    <w:abstractNumId w:val="99411"/>
+    <w:lvlOverride w:ilvl="0">
+      <w:startOverride w:val="1"/>
+    </w:lvlOverride>
+    <w:lvlOverride w:ilvl="1">
+      <w:startOverride w:val="1"/>
+    </w:lvlOverride>
+    <w:lvlOverride w:ilvl="2">
+      <w:startOverride w:val="1"/>
+    </w:lvlOverride>
+    <w:lvlOverride w:ilvl="3">
+      <w:startOverride w:val="1"/>
+    </w:lvlOverride>
+    <w:lvlOverride w:ilvl="4">
+      <w:startOverride w:val="1"/>
+    </w:lvlOverride>
+    <w:lvlOverride w:ilvl="5">
+      <w:startOverride w:val="1"/>
+    </w:lvlOverride>
+    <w:lvlOverride w:ilvl="6">
+      <w:startOverride w:val="1"/>
+    </w:lvlOverride>
+    <w:lvlOverride w:ilvl="7">
+      <w:startOverride w:val="1"/>
+    </w:lvlOverride>
+    <w:lvlOverride w:ilvl="8">
+      <w:startOverride w:val="1"/>
+    </w:lvlOverride>
+  </w:num>
+  <w:num w:numId="1011">
     <w:abstractNumId w:val="991"/>
   </w:num>
 </w:numbering>

--- a/docs/00_thesis/chapters/06_第六章_實驗結果.docx
+++ b/docs/00_thesis/chapters/06_第六章_實驗結果.docx
@@ -13727,7 +13727,7 @@
               <w:rPr>
                 <w:rFonts w:hint="eastAsia"/>
               </w:rPr>
-              <w:t xml:space="preserve">C（排除已確診）</w:t>
+              <w:t xml:space="preserve">B（排除已確診）</w:t>
             </w:r>
           </w:p>
         </w:tc>

--- a/docs/00_thesis/chapters/06_第六章_實驗結果.docx
+++ b/docs/00_thesis/chapters/06_第六章_實驗結果.docx
@@ -2,7 +2,7 @@
 <file path=word/document.xml><?xml version="1.0" encoding="utf-8"?>
 <w:document xmlns:w="http://schemas.openxmlformats.org/wordprocessingml/2006/main" xmlns:m="http://schemas.openxmlformats.org/officeDocument/2006/math" xmlns:r="http://schemas.openxmlformats.org/officeDocument/2006/relationships" xmlns:o="urn:schemas-microsoft-com:office:office" xmlns:v="urn:schemas-microsoft-com:vml" xmlns:w10="urn:schemas-microsoft-com:office:word" xmlns:a="http://schemas.openxmlformats.org/drawingml/2006/main" xmlns:pic="http://schemas.openxmlformats.org/drawingml/2006/picture" xmlns:wp="http://schemas.openxmlformats.org/drawingml/2006/wordprocessingDrawing">
   <w:body>
-    <w:bookmarkStart w:id="78" w:name="第六章-實驗結果"/>
+    <w:bookmarkStart w:id="84" w:name="第六章-實驗結果"/>
     <w:p>
       <w:pPr>
         <w:pStyle w:val="1"/>
@@ -52,13 +52,19 @@
         <w:t xml:space="preserve">交叉驗證，確保同一參與者的紀錄不會同時出現在訓練集與測試集中。</w:t>
       </w:r>
     </w:p>
-    <w:bookmarkStart w:id="26" w:name="模型性能比較"/>
+    <w:bookmarkStart w:id="26" w:name="第一節-模型性能比較"/>
     <w:p>
       <w:pPr>
         <w:pStyle w:val="2"/>
       </w:pPr>
       <w:r>
-        <w:t xml:space="preserve">6.1 </w:t>
+        <w:rPr>
+          <w:rFonts w:hint="eastAsia"/>
+        </w:rPr>
+        <w:t xml:space="preserve">第一節</w:t>
+      </w:r>
+      <w:r>
+        <w:t xml:space="preserve"> </w:t>
       </w:r>
       <w:r>
         <w:rPr>
@@ -95,19 +101,16 @@
         <w:t xml:space="preserve">Q2（模型選擇與比較）——在三高疾病預測任務中，哪些機器學習模型表現最佳？傳統統計方法與機器學習方法的性能差異為何？</w:t>
       </w:r>
     </w:p>
-    <w:bookmarkStart w:id="21" w:name="整體結果"/>
+    <w:bookmarkStart w:id="21" w:name="壹整體結果"/>
     <w:p>
       <w:pPr>
         <w:pStyle w:val="3"/>
       </w:pPr>
       <w:r>
-        <w:t xml:space="preserve">6.1.1 </w:t>
-      </w:r>
-      <w:r>
-        <w:rPr>
-          <w:rFonts w:hint="eastAsia"/>
-        </w:rPr>
-        <w:t xml:space="preserve">整體結果</w:t>
+        <w:rPr>
+          <w:rFonts w:hint="eastAsia"/>
+        </w:rPr>
+        <w:t xml:space="preserve">壹、整體結果</w:t>
       </w:r>
     </w:p>
     <w:p>
@@ -964,19 +967,16 @@
       </w:r>
     </w:p>
     <w:bookmarkEnd w:id="21"/>
-    <w:bookmarkStart w:id="22" w:name="高血壓預測結果"/>
+    <w:bookmarkStart w:id="22" w:name="貳高血壓預測結果"/>
     <w:p>
       <w:pPr>
         <w:pStyle w:val="3"/>
       </w:pPr>
       <w:r>
-        <w:t xml:space="preserve">6.1.2 </w:t>
-      </w:r>
-      <w:r>
-        <w:rPr>
-          <w:rFonts w:hint="eastAsia"/>
-        </w:rPr>
-        <w:t xml:space="preserve">高血壓預測結果</w:t>
+        <w:rPr>
+          <w:rFonts w:hint="eastAsia"/>
+        </w:rPr>
+        <w:t xml:space="preserve">貳、高血壓預測結果</w:t>
       </w:r>
     </w:p>
     <w:p>
@@ -1960,19 +1960,16 @@
       </w:tr>
     </w:tbl>
     <w:bookmarkEnd w:id="22"/>
-    <w:bookmarkStart w:id="23" w:name="高血糖預測結果"/>
+    <w:bookmarkStart w:id="23" w:name="參高血糖預測結果"/>
     <w:p>
       <w:pPr>
         <w:pStyle w:val="3"/>
       </w:pPr>
       <w:r>
-        <w:t xml:space="preserve">6.1.3 </w:t>
-      </w:r>
-      <w:r>
-        <w:rPr>
-          <w:rFonts w:hint="eastAsia"/>
-        </w:rPr>
-        <w:t xml:space="preserve">高血糖預測結果</w:t>
+        <w:rPr>
+          <w:rFonts w:hint="eastAsia"/>
+        </w:rPr>
+        <w:t xml:space="preserve">參、高血糖預測結果</w:t>
       </w:r>
     </w:p>
     <w:p>
@@ -2920,19 +2917,16 @@
       </w:r>
     </w:p>
     <w:bookmarkEnd w:id="23"/>
-    <w:bookmarkStart w:id="24" w:name="高血脂預測結果"/>
+    <w:bookmarkStart w:id="24" w:name="肆高血脂預測結果"/>
     <w:p>
       <w:pPr>
         <w:pStyle w:val="3"/>
       </w:pPr>
       <w:r>
-        <w:t xml:space="preserve">6.1.4 </w:t>
-      </w:r>
-      <w:r>
-        <w:rPr>
-          <w:rFonts w:hint="eastAsia"/>
-        </w:rPr>
-        <w:t xml:space="preserve">高血脂預測結果</w:t>
+        <w:rPr>
+          <w:rFonts w:hint="eastAsia"/>
+        </w:rPr>
+        <w:t xml:space="preserve">肆、高血脂預測結果</w:t>
       </w:r>
     </w:p>
     <w:p>
@@ -3893,19 +3887,16 @@
       </w:r>
     </w:p>
     <w:bookmarkEnd w:id="24"/>
-    <w:bookmarkStart w:id="25" w:name="過擬合檢查"/>
+    <w:bookmarkStart w:id="25" w:name="伍過擬合檢查"/>
     <w:p>
       <w:pPr>
         <w:pStyle w:val="3"/>
       </w:pPr>
       <w:r>
-        <w:t xml:space="preserve">6.1.5 </w:t>
-      </w:r>
-      <w:r>
-        <w:rPr>
-          <w:rFonts w:hint="eastAsia"/>
-        </w:rPr>
-        <w:t xml:space="preserve">過擬合檢查</w:t>
+        <w:rPr>
+          <w:rFonts w:hint="eastAsia"/>
+        </w:rPr>
+        <w:t xml:space="preserve">伍、過擬合檢查</w:t>
       </w:r>
     </w:p>
     <w:p>
@@ -5416,13 +5407,19 @@
     </w:p>
     <w:bookmarkEnd w:id="25"/>
     <w:bookmarkEnd w:id="26"/>
-    <w:bookmarkStart w:id="35" w:name="特徵重要性分析"/>
+    <w:bookmarkStart w:id="35" w:name="第二節-特徵重要性分析"/>
     <w:p>
       <w:pPr>
         <w:pStyle w:val="2"/>
       </w:pPr>
       <w:r>
-        <w:t xml:space="preserve">6.2 </w:t>
+        <w:rPr>
+          <w:rFonts w:hint="eastAsia"/>
+        </w:rPr>
+        <w:t xml:space="preserve">第二節</w:t>
+      </w:r>
+      <w:r>
+        <w:t xml:space="preserve"> </w:t>
       </w:r>
       <w:r>
         <w:rPr>
@@ -5468,13 +5465,19 @@
         <w:t xml:space="preserve">特徵在重要特徵中的佔比為何？</w:t>
       </w:r>
     </w:p>
-    <w:bookmarkStart w:id="30" w:name="shap-特徵重要性"/>
+    <w:bookmarkStart w:id="30" w:name="壹shap-特徵重要性"/>
     <w:p>
       <w:pPr>
         <w:pStyle w:val="3"/>
       </w:pPr>
       <w:r>
-        <w:t xml:space="preserve">6.2.1 SHAP </w:t>
+        <w:rPr>
+          <w:rFonts w:hint="eastAsia"/>
+        </w:rPr>
+        <w:t xml:space="preserve">壹、SHAP</w:t>
+      </w:r>
+      <w:r>
+        <w:t xml:space="preserve"> </w:t>
       </w:r>
       <w:r>
         <w:rPr>
@@ -6316,13 +6319,19 @@
       </w:r>
     </w:p>
     <w:bookmarkEnd w:id="30"/>
-    <w:bookmarkStart w:id="34" w:name="δ-特徵在-top-10-中的佔比"/>
+    <w:bookmarkStart w:id="34" w:name="貳δ-特徵在-top-10-中的佔比"/>
     <w:p>
       <w:pPr>
         <w:pStyle w:val="3"/>
       </w:pPr>
       <w:r>
-        <w:t xml:space="preserve">6.2.2 Δ </w:t>
+        <w:rPr>
+          <w:rFonts w:hint="eastAsia"/>
+        </w:rPr>
+        <w:t xml:space="preserve">貳、Δ</w:t>
+      </w:r>
+      <w:r>
+        <w:t xml:space="preserve"> </w:t>
       </w:r>
       <w:r>
         <w:rPr>
@@ -6900,13 +6909,19 @@
     </w:p>
     <w:bookmarkEnd w:id="34"/>
     <w:bookmarkEnd w:id="35"/>
-    <w:bookmarkStart w:id="43" w:name="δ-特徵消融實驗"/>
+    <w:bookmarkStart w:id="43" w:name="第三節-δ-特徵消融實驗"/>
     <w:p>
       <w:pPr>
         <w:pStyle w:val="2"/>
       </w:pPr>
       <w:r>
-        <w:t xml:space="preserve">6.3 Δ </w:t>
+        <w:rPr>
+          <w:rFonts w:hint="eastAsia"/>
+        </w:rPr>
+        <w:t xml:space="preserve">第三節</w:t>
+      </w:r>
+      <w:r>
+        <w:t xml:space="preserve"> Δ </w:t>
       </w:r>
       <w:r>
         <w:rPr>
@@ -6952,19 +6967,16 @@
         <w:t xml:space="preserve">特徵是否能顯著提升三高疾病的預測性能？</w:t>
       </w:r>
     </w:p>
-    <w:bookmarkStart w:id="36" w:name="實驗設計"/>
+    <w:bookmarkStart w:id="36" w:name="壹實驗設計"/>
     <w:p>
       <w:pPr>
         <w:pStyle w:val="3"/>
       </w:pPr>
       <w:r>
-        <w:t xml:space="preserve">6.3.1 </w:t>
-      </w:r>
-      <w:r>
-        <w:rPr>
-          <w:rFonts w:hint="eastAsia"/>
-        </w:rPr>
-        <w:t xml:space="preserve">實驗設計</w:t>
+        <w:rPr>
+          <w:rFonts w:hint="eastAsia"/>
+        </w:rPr>
+        <w:t xml:space="preserve">壹、實驗設計</w:t>
       </w:r>
     </w:p>
     <w:p>
@@ -7161,19 +7173,16 @@
       </w:r>
     </w:p>
     <w:bookmarkEnd w:id="36"/>
-    <w:bookmarkStart w:id="37" w:name="比較框架-1-結果"/>
+    <w:bookmarkStart w:id="37" w:name="貳比較框架-1-結果"/>
     <w:p>
       <w:pPr>
         <w:pStyle w:val="3"/>
       </w:pPr>
       <w:r>
-        <w:t xml:space="preserve">6.3.2 </w:t>
-      </w:r>
-      <w:r>
-        <w:rPr>
-          <w:rFonts w:hint="eastAsia"/>
-        </w:rPr>
-        <w:t xml:space="preserve">比較框架</w:t>
+        <w:rPr>
+          <w:rFonts w:hint="eastAsia"/>
+        </w:rPr>
+        <w:t xml:space="preserve">貳、比較框架</w:t>
       </w:r>
       <w:r>
         <w:t xml:space="preserve"> 1 </w:t>
@@ -7794,19 +7803,16 @@
       </w:tr>
     </w:tbl>
     <w:bookmarkEnd w:id="37"/>
-    <w:bookmarkStart w:id="41" w:name="比較框架-2-結果"/>
+    <w:bookmarkStart w:id="41" w:name="參比較框架-2-結果"/>
     <w:p>
       <w:pPr>
         <w:pStyle w:val="3"/>
       </w:pPr>
       <w:r>
-        <w:t xml:space="preserve">6.3.3 </w:t>
-      </w:r>
-      <w:r>
-        <w:rPr>
-          <w:rFonts w:hint="eastAsia"/>
-        </w:rPr>
-        <w:t xml:space="preserve">比較框架</w:t>
+        <w:rPr>
+          <w:rFonts w:hint="eastAsia"/>
+        </w:rPr>
+        <w:t xml:space="preserve">參、比較框架</w:t>
       </w:r>
       <w:r>
         <w:t xml:space="preserve"> 2 </w:t>
@@ -8588,19 +8594,16 @@
       </w:r>
     </w:p>
     <w:bookmarkEnd w:id="41"/>
-    <w:bookmarkStart w:id="42" w:name="補充比較時間點遠近與變化量獨立預測力"/>
+    <w:bookmarkStart w:id="42" w:name="肆補充比較時間點遠近與變化量獨立預測力"/>
     <w:p>
       <w:pPr>
         <w:pStyle w:val="3"/>
       </w:pPr>
       <w:r>
-        <w:t xml:space="preserve">6.3.4 </w:t>
-      </w:r>
-      <w:r>
-        <w:rPr>
-          <w:rFonts w:hint="eastAsia"/>
-        </w:rPr>
-        <w:t xml:space="preserve">補充比較：時間點遠近與變化量獨立預測力</w:t>
+        <w:rPr>
+          <w:rFonts w:hint="eastAsia"/>
+        </w:rPr>
+        <w:t xml:space="preserve">肆、補充比較：時間點遠近與變化量獨立預測力</w:t>
       </w:r>
     </w:p>
     <w:p>
@@ -9679,13 +9682,19 @@
     </w:p>
     <w:bookmarkEnd w:id="42"/>
     <w:bookmarkEnd w:id="43"/>
-    <w:bookmarkStart w:id="49" w:name="特徵選擇消融實驗"/>
+    <w:bookmarkStart w:id="49" w:name="第四節-特徵選擇消融實驗"/>
     <w:p>
       <w:pPr>
         <w:pStyle w:val="2"/>
       </w:pPr>
       <w:r>
-        <w:t xml:space="preserve">6.4 </w:t>
+        <w:rPr>
+          <w:rFonts w:hint="eastAsia"/>
+        </w:rPr>
+        <w:t xml:space="preserve">第四節</w:t>
+      </w:r>
+      <w:r>
+        <w:t xml:space="preserve"> </w:t>
       </w:r>
       <w:r>
         <w:rPr>
@@ -9722,19 +9731,16 @@
         <w:t xml:space="preserve">Q5（模型精簡的可行性）——使用少量關鍵特徵是否能維持接近完整模型的預測性能？</w:t>
       </w:r>
     </w:p>
-    <w:bookmarkStart w:id="44" w:name="實驗設計-1"/>
+    <w:bookmarkStart w:id="44" w:name="壹實驗設計-1"/>
     <w:p>
       <w:pPr>
         <w:pStyle w:val="3"/>
       </w:pPr>
       <w:r>
-        <w:t xml:space="preserve">6.4.1 </w:t>
-      </w:r>
-      <w:r>
-        <w:rPr>
-          <w:rFonts w:hint="eastAsia"/>
-        </w:rPr>
-        <w:t xml:space="preserve">實驗設計</w:t>
+        <w:rPr>
+          <w:rFonts w:hint="eastAsia"/>
+        </w:rPr>
+        <w:t xml:space="preserve">壹、實驗設計</w:t>
       </w:r>
     </w:p>
     <w:p>
@@ -9776,19 +9782,16 @@
       </w:r>
     </w:p>
     <w:bookmarkEnd w:id="44"/>
-    <w:bookmarkStart w:id="48" w:name="實驗結果"/>
+    <w:bookmarkStart w:id="48" w:name="貳實驗結果"/>
     <w:p>
       <w:pPr>
         <w:pStyle w:val="3"/>
       </w:pPr>
       <w:r>
-        <w:t xml:space="preserve">6.4.2 </w:t>
-      </w:r>
-      <w:r>
-        <w:rPr>
-          <w:rFonts w:hint="eastAsia"/>
-        </w:rPr>
-        <w:t xml:space="preserve">實驗結果</w:t>
+        <w:rPr>
+          <w:rFonts w:hint="eastAsia"/>
+        </w:rPr>
+        <w:t xml:space="preserve">貳、實驗結果</w:t>
       </w:r>
     </w:p>
     <w:p>
@@ -10911,13 +10914,19 @@
     </w:p>
     <w:bookmarkEnd w:id="48"/>
     <w:bookmarkEnd w:id="49"/>
-    <w:bookmarkStart w:id="56" w:name="類別不平衡處理比較"/>
+    <w:bookmarkStart w:id="56" w:name="第五節-類別不平衡處理比較"/>
     <w:p>
       <w:pPr>
         <w:pStyle w:val="2"/>
       </w:pPr>
       <w:r>
-        <w:t xml:space="preserve">6.5 </w:t>
+        <w:rPr>
+          <w:rFonts w:hint="eastAsia"/>
+        </w:rPr>
+        <w:t xml:space="preserve">第五節</w:t>
+      </w:r>
+      <w:r>
+        <w:t xml:space="preserve"> </w:t>
       </w:r>
       <w:r>
         <w:rPr>
@@ -10954,19 +10963,16 @@
         <w:t xml:space="preserve">等方法對模型效能的影響，選定最適合實務應用的方案。</w:t>
       </w:r>
     </w:p>
-    <w:bookmarkStart w:id="50" w:name="實驗設計-2"/>
+    <w:bookmarkStart w:id="50" w:name="壹實驗設計-2"/>
     <w:p>
       <w:pPr>
         <w:pStyle w:val="3"/>
       </w:pPr>
       <w:r>
-        <w:t xml:space="preserve">6.5.1 </w:t>
-      </w:r>
-      <w:r>
-        <w:rPr>
-          <w:rFonts w:hint="eastAsia"/>
-        </w:rPr>
-        <w:t xml:space="preserve">實驗設計</w:t>
+        <w:rPr>
+          <w:rFonts w:hint="eastAsia"/>
+        </w:rPr>
+        <w:t xml:space="preserve">壹、實驗設計</w:t>
       </w:r>
     </w:p>
     <w:p>
@@ -11054,19 +11060,16 @@
       </w:r>
     </w:p>
     <w:bookmarkEnd w:id="50"/>
-    <w:bookmarkStart w:id="51" w:name="方法比較結果"/>
+    <w:bookmarkStart w:id="51" w:name="貳方法比較結果"/>
     <w:p>
       <w:pPr>
         <w:pStyle w:val="3"/>
       </w:pPr>
       <w:r>
-        <w:t xml:space="preserve">6.5.2 </w:t>
-      </w:r>
-      <w:r>
-        <w:rPr>
-          <w:rFonts w:hint="eastAsia"/>
-        </w:rPr>
-        <w:t xml:space="preserve">方法比較結果</w:t>
+        <w:rPr>
+          <w:rFonts w:hint="eastAsia"/>
+        </w:rPr>
+        <w:t xml:space="preserve">貳、方法比較結果</w:t>
       </w:r>
     </w:p>
     <w:p>
@@ -11968,19 +11971,16 @@
       </w:r>
     </w:p>
     <w:bookmarkEnd w:id="51"/>
-    <w:bookmarkStart w:id="55" w:name="權重設定比較結果"/>
+    <w:bookmarkStart w:id="55" w:name="參權重設定比較結果"/>
     <w:p>
       <w:pPr>
         <w:pStyle w:val="3"/>
       </w:pPr>
       <w:r>
-        <w:t xml:space="preserve">6.5.3 </w:t>
-      </w:r>
-      <w:r>
-        <w:rPr>
-          <w:rFonts w:hint="eastAsia"/>
-        </w:rPr>
-        <w:t xml:space="preserve">權重設定比較結果</w:t>
+        <w:rPr>
+          <w:rFonts w:hint="eastAsia"/>
+        </w:rPr>
+        <w:t xml:space="preserve">參、權重設定比較結果</w:t>
       </w:r>
     </w:p>
     <w:p>
@@ -12945,13 +12945,19 @@
     </w:p>
     <w:bookmarkEnd w:id="55"/>
     <w:bookmarkEnd w:id="56"/>
-    <w:bookmarkStart w:id="60" w:name="資料篩選策略比較"/>
+    <w:bookmarkStart w:id="60" w:name="第六節-資料篩選策略比較"/>
     <w:p>
       <w:pPr>
         <w:pStyle w:val="2"/>
       </w:pPr>
       <w:r>
-        <w:t xml:space="preserve">6.6 </w:t>
+        <w:rPr>
+          <w:rFonts w:hint="eastAsia"/>
+        </w:rPr>
+        <w:t xml:space="preserve">第六節</w:t>
+      </w:r>
+      <w:r>
+        <w:t xml:space="preserve"> </w:t>
       </w:r>
       <w:r>
         <w:rPr>
@@ -12979,19 +12985,16 @@
         <w:t xml:space="preserve">：驗證資料處理策略的穩健性——排除基線已確診個案是否影響預測效能？確保主要實驗結果不受資料篩選方式左右。</w:t>
       </w:r>
     </w:p>
-    <w:bookmarkStart w:id="57" w:name="實驗設計-3"/>
+    <w:bookmarkStart w:id="57" w:name="壹實驗設計-3"/>
     <w:p>
       <w:pPr>
         <w:pStyle w:val="3"/>
       </w:pPr>
       <w:r>
-        <w:t xml:space="preserve">6.6.1 </w:t>
-      </w:r>
-      <w:r>
-        <w:rPr>
-          <w:rFonts w:hint="eastAsia"/>
-        </w:rPr>
-        <w:t xml:space="preserve">實驗設計</w:t>
+        <w:rPr>
+          <w:rFonts w:hint="eastAsia"/>
+        </w:rPr>
+        <w:t xml:space="preserve">壹、實驗設計</w:t>
       </w:r>
     </w:p>
     <w:p>
@@ -13160,19 +13163,16 @@
       </w:r>
     </w:p>
     <w:bookmarkEnd w:id="57"/>
-    <w:bookmarkStart w:id="58" w:name="排除統計"/>
+    <w:bookmarkStart w:id="58" w:name="貳排除統計"/>
     <w:p>
       <w:pPr>
         <w:pStyle w:val="3"/>
       </w:pPr>
       <w:r>
-        <w:t xml:space="preserve">6.6.2 </w:t>
-      </w:r>
-      <w:r>
-        <w:rPr>
-          <w:rFonts w:hint="eastAsia"/>
-        </w:rPr>
-        <w:t xml:space="preserve">排除統計</w:t>
+        <w:rPr>
+          <w:rFonts w:hint="eastAsia"/>
+        </w:rPr>
+        <w:t xml:space="preserve">貳、排除統計</w:t>
       </w:r>
     </w:p>
     <w:p>
@@ -13585,19 +13585,16 @@
       </w:r>
     </w:p>
     <w:bookmarkEnd w:id="58"/>
-    <w:bookmarkStart w:id="59" w:name="實驗結果-1"/>
+    <w:bookmarkStart w:id="59" w:name="參實驗結果"/>
     <w:p>
       <w:pPr>
         <w:pStyle w:val="3"/>
       </w:pPr>
       <w:r>
-        <w:t xml:space="preserve">6.6.3 </w:t>
-      </w:r>
-      <w:r>
-        <w:rPr>
-          <w:rFonts w:hint="eastAsia"/>
-        </w:rPr>
-        <w:t xml:space="preserve">實驗結果</w:t>
+        <w:rPr>
+          <w:rFonts w:hint="eastAsia"/>
+        </w:rPr>
+        <w:t xml:space="preserve">參、實驗結果</w:t>
       </w:r>
     </w:p>
     <w:p>
@@ -14174,13 +14171,19 @@
     </w:p>
     <w:bookmarkEnd w:id="59"/>
     <w:bookmarkEnd w:id="60"/>
-    <w:bookmarkStart w:id="70" w:name="健檢次數與預測效能"/>
+    <w:bookmarkStart w:id="70" w:name="第七節-健檢次數與預測效能"/>
     <w:p>
       <w:pPr>
         <w:pStyle w:val="2"/>
       </w:pPr>
       <w:r>
-        <w:t xml:space="preserve">6.7 </w:t>
+        <w:rPr>
+          <w:rFonts w:hint="eastAsia"/>
+        </w:rPr>
+        <w:t xml:space="preserve">第七節</w:t>
+      </w:r>
+      <w:r>
+        <w:t xml:space="preserve"> </w:t>
       </w:r>
       <w:r>
         <w:rPr>
@@ -14217,19 +14220,16 @@
         <w:t xml:space="preserve">Q6（健檢次數對預測性能的影響）——累積更多次健檢紀錄是否能提升預測準確度？</w:t>
       </w:r>
     </w:p>
-    <w:bookmarkStart w:id="61" w:name="實驗設計-4"/>
+    <w:bookmarkStart w:id="61" w:name="壹實驗設計-4"/>
     <w:p>
       <w:pPr>
         <w:pStyle w:val="3"/>
       </w:pPr>
       <w:r>
-        <w:t xml:space="preserve">6.7.1 </w:t>
-      </w:r>
-      <w:r>
-        <w:rPr>
-          <w:rFonts w:hint="eastAsia"/>
-        </w:rPr>
-        <w:t xml:space="preserve">實驗設計</w:t>
+        <w:rPr>
+          <w:rFonts w:hint="eastAsia"/>
+        </w:rPr>
+        <w:t xml:space="preserve">壹、實驗設計</w:t>
       </w:r>
     </w:p>
     <w:p>
@@ -14325,19 +14325,16 @@
       </w:r>
     </w:p>
     <w:bookmarkEnd w:id="61"/>
-    <w:bookmarkStart w:id="65" w:name="實驗結果-2"/>
+    <w:bookmarkStart w:id="65" w:name="貳實驗結果-1"/>
     <w:p>
       <w:pPr>
         <w:pStyle w:val="3"/>
       </w:pPr>
       <w:r>
-        <w:t xml:space="preserve">6.7.2 </w:t>
-      </w:r>
-      <w:r>
-        <w:rPr>
-          <w:rFonts w:hint="eastAsia"/>
-        </w:rPr>
-        <w:t xml:space="preserve">實驗結果</w:t>
+        <w:rPr>
+          <w:rFonts w:hint="eastAsia"/>
+        </w:rPr>
+        <w:t xml:space="preserve">貳、實驗結果</w:t>
       </w:r>
     </w:p>
     <w:p>
@@ -14585,19 +14582,16 @@
       </w:r>
     </w:p>
     <w:bookmarkEnd w:id="65"/>
-    <w:bookmarkStart w:id="69" w:name="各時間點獨立預測力"/>
+    <w:bookmarkStart w:id="69" w:name="參各時間點獨立預測力"/>
     <w:p>
       <w:pPr>
         <w:pStyle w:val="3"/>
       </w:pPr>
       <w:r>
-        <w:t xml:space="preserve">6.7.3 </w:t>
-      </w:r>
-      <w:r>
-        <w:rPr>
-          <w:rFonts w:hint="eastAsia"/>
-        </w:rPr>
-        <w:t xml:space="preserve">各時間點獨立預測力</w:t>
+        <w:rPr>
+          <w:rFonts w:hint="eastAsia"/>
+        </w:rPr>
+        <w:t xml:space="preserve">參、各時間點獨立預測力</w:t>
       </w:r>
     </w:p>
     <w:p>
@@ -15095,13 +15089,19 @@
     </w:p>
     <w:bookmarkEnd w:id="69"/>
     <w:bookmarkEnd w:id="70"/>
-    <w:bookmarkStart w:id="73" w:name="多任務學習與單任務學習比較"/>
+    <w:bookmarkStart w:id="73" w:name="第八節-多任務學習與單任務學習比較"/>
     <w:p>
       <w:pPr>
         <w:pStyle w:val="2"/>
       </w:pPr>
       <w:r>
-        <w:t xml:space="preserve">6.8 </w:t>
+        <w:rPr>
+          <w:rFonts w:hint="eastAsia"/>
+        </w:rPr>
+        <w:t xml:space="preserve">第八節</w:t>
+      </w:r>
+      <w:r>
+        <w:t xml:space="preserve"> </w:t>
       </w:r>
       <w:r>
         <w:rPr>
@@ -15138,19 +15138,16 @@
         <w:t xml:space="preserve">Q3（多任務學習的效果）——同時預測三高疾病（MTL）相較於分別預測單一疾病（STL），在預測性能上有何差異？</w:t>
       </w:r>
     </w:p>
-    <w:bookmarkStart w:id="71" w:name="實驗設計-5"/>
+    <w:bookmarkStart w:id="71" w:name="壹實驗設計-5"/>
     <w:p>
       <w:pPr>
         <w:pStyle w:val="3"/>
       </w:pPr>
       <w:r>
-        <w:t xml:space="preserve">6.8.1 </w:t>
-      </w:r>
-      <w:r>
-        <w:rPr>
-          <w:rFonts w:hint="eastAsia"/>
-        </w:rPr>
-        <w:t xml:space="preserve">實驗設計</w:t>
+        <w:rPr>
+          <w:rFonts w:hint="eastAsia"/>
+        </w:rPr>
+        <w:t xml:space="preserve">壹、實驗設計</w:t>
       </w:r>
     </w:p>
     <w:p>
@@ -15308,19 +15305,16 @@
       </w:r>
     </w:p>
     <w:bookmarkEnd w:id="71"/>
-    <w:bookmarkStart w:id="72" w:name="實驗結果-3"/>
+    <w:bookmarkStart w:id="72" w:name="貳實驗結果-2"/>
     <w:p>
       <w:pPr>
         <w:pStyle w:val="3"/>
       </w:pPr>
       <w:r>
-        <w:t xml:space="preserve">6.8.2 </w:t>
-      </w:r>
-      <w:r>
-        <w:rPr>
-          <w:rFonts w:hint="eastAsia"/>
-        </w:rPr>
-        <w:t xml:space="preserve">實驗結果</w:t>
+        <w:rPr>
+          <w:rFonts w:hint="eastAsia"/>
+        </w:rPr>
+        <w:t xml:space="preserve">貳、實驗結果</w:t>
       </w:r>
     </w:p>
     <w:p>
@@ -16256,24 +16250,48 @@
         <w:rPr>
           <w:rFonts w:hint="eastAsia"/>
         </w:rPr>
-        <w:t xml:space="preserve">架構，分別訓練三項疾病的獨立模型。</w:t>
+        <w:t xml:space="preserve">架構，分別訓練三項疾病的獨立模型。為進一步釐清</w:t>
+      </w:r>
+      <w:r>
+        <w:t xml:space="preserve"> MTL </w:t>
+      </w:r>
+      <w:r>
+        <w:rPr>
+          <w:rFonts w:hint="eastAsia"/>
+        </w:rPr>
+        <w:t xml:space="preserve">未展現優勢的成因，§6.9</w:t>
+      </w:r>
+      <w:r>
+        <w:t xml:space="preserve"> </w:t>
+      </w:r>
+      <w:r>
+        <w:rPr>
+          <w:rFonts w:hint="eastAsia"/>
+        </w:rPr>
+        <w:t xml:space="preserve">從三疾病之間的共病性結構切入，量化任務間的相關程度，作為對本節結果的補充解釋。</w:t>
       </w:r>
     </w:p>
     <w:bookmarkEnd w:id="72"/>
     <w:bookmarkEnd w:id="73"/>
-    <w:bookmarkStart w:id="77" w:name="符號回歸實驗"/>
+    <w:bookmarkStart w:id="79" w:name="第九節-三疾病共病性分析"/>
     <w:p>
       <w:pPr>
         <w:pStyle w:val="2"/>
       </w:pPr>
       <w:r>
-        <w:t xml:space="preserve">6.9 </w:t>
-      </w:r>
-      <w:r>
-        <w:rPr>
-          <w:rFonts w:hint="eastAsia"/>
-        </w:rPr>
-        <w:t xml:space="preserve">符號回歸實驗</w:t>
+        <w:rPr>
+          <w:rFonts w:hint="eastAsia"/>
+        </w:rPr>
+        <w:t xml:space="preserve">第九節</w:t>
+      </w:r>
+      <w:r>
+        <w:t xml:space="preserve"> </w:t>
+      </w:r>
+      <w:r>
+        <w:rPr>
+          <w:rFonts w:hint="eastAsia"/>
+        </w:rPr>
+        <w:t xml:space="preserve">三疾病共病性分析</w:t>
       </w:r>
     </w:p>
     <w:p>
@@ -16292,22 +16310,28 @@
         <w:rPr>
           <w:rFonts w:hint="eastAsia"/>
         </w:rPr>
-        <w:t xml:space="preserve">：探索可解釋的數學公式——能否從資料中發現簡潔的預測公式，兼顧預測效能與臨床可解釋性？</w:t>
+        <w:t xml:space="preserve">：為輔助解釋第八節多任務學習實驗未能展現預測效能優勢的成因，本研究從三高疾病之間的共病性結構切入，量化任務間的相關程度，作為對</w:t>
+      </w:r>
+      <w:r>
+        <w:t xml:space="preserve"> MTL </w:t>
+      </w:r>
+      <w:r>
+        <w:rPr>
+          <w:rFonts w:hint="eastAsia"/>
+        </w:rPr>
+        <w:t xml:space="preserve">結果的補充解釋。</w:t>
       </w:r>
     </w:p>
-    <w:bookmarkStart w:id="74" w:name="實驗設計-6"/>
+    <w:bookmarkStart w:id="74" w:name="壹實驗設計-6"/>
     <w:p>
       <w:pPr>
         <w:pStyle w:val="3"/>
       </w:pPr>
       <w:r>
-        <w:t xml:space="preserve">6.9.1 </w:t>
-      </w:r>
-      <w:r>
-        <w:rPr>
-          <w:rFonts w:hint="eastAsia"/>
-        </w:rPr>
-        <w:t xml:space="preserve">實驗設計</w:t>
+        <w:rPr>
+          <w:rFonts w:hint="eastAsia"/>
+        </w:rPr>
+        <w:t xml:space="preserve">壹、實驗設計</w:t>
       </w:r>
     </w:p>
     <w:p>
@@ -16318,53 +16342,247 @@
         <w:rPr>
           <w:rFonts w:hint="eastAsia"/>
         </w:rPr>
-        <w:t xml:space="preserve">符號回歸使用</w:t>
-      </w:r>
-      <w:r>
-        <w:t xml:space="preserve"> PySR </w:t>
-      </w:r>
-      <w:r>
-        <w:rPr>
-          <w:rFonts w:hint="eastAsia"/>
-        </w:rPr>
-        <w:t xml:space="preserve">套件，嘗試從資料中自動發現可解釋的數學公式。實驗設定：最大複雜度</w:t>
-      </w:r>
-      <w:r>
-        <w:t xml:space="preserve"> </w:t>
-      </w:r>
-      <w:r>
-        <w:rPr>
-          <w:rFonts w:hint="eastAsia"/>
-        </w:rPr>
-        <w:t xml:space="preserve">35、迭代次數</w:t>
-      </w:r>
-      <w:r>
-        <w:t xml:space="preserve"> </w:t>
-      </w:r>
-      <w:r>
-        <w:rPr>
-          <w:rFonts w:hint="eastAsia"/>
-        </w:rPr>
-        <w:t xml:space="preserve">200、運算子包含</w:t>
-      </w:r>
-      <w:r>
-        <w:t xml:space="preserve"> +、-、*、/、exp。</w:t>
+        <w:t xml:space="preserve">本節以滑動窗口資料集（13,514</w:t>
+      </w:r>
+      <w:r>
+        <w:t xml:space="preserve"> </w:t>
+      </w:r>
+      <w:r>
+        <w:rPr>
+          <w:rFonts w:hint="eastAsia"/>
+        </w:rPr>
+        <w:t xml:space="preserve">筆建模紀錄）的疾病標籤為分析對象，採用以下兩項指標量化三高疾病兩兩之間的關聯性：</w:t>
+      </w:r>
+    </w:p>
+    <w:p>
+      <w:pPr>
+        <w:pStyle w:val="Compact"/>
+        <w:numPr>
+          <w:ilvl w:val="0"/>
+          <w:numId w:val="1012"/>
+        </w:numPr>
+      </w:pPr>
+      <w:r>
+        <w:rPr>
+          <w:b/>
+          <w:bCs/>
+        </w:rPr>
+        <w:t xml:space="preserve">Odds </w:t>
+      </w:r>
+      <w:r>
+        <w:rPr>
+          <w:rFonts w:hint="eastAsia"/>
+          <w:b/>
+          <w:bCs/>
+        </w:rPr>
+        <w:t xml:space="preserve">Ratio（OR）</w:t>
+      </w:r>
+      <w:r>
+        <w:rPr>
+          <w:rFonts w:hint="eastAsia"/>
+        </w:rPr>
+        <w:t xml:space="preserve">：衡量「擁有疾病</w:t>
+      </w:r>
+      <w:r>
+        <w:t xml:space="preserve"> A </w:t>
+      </w:r>
+      <w:r>
+        <w:rPr>
+          <w:rFonts w:hint="eastAsia"/>
+        </w:rPr>
+        <w:t xml:space="preserve">時發生疾病</w:t>
+      </w:r>
+      <w:r>
+        <w:t xml:space="preserve"> B </w:t>
+      </w:r>
+      <w:r>
+        <w:rPr>
+          <w:rFonts w:hint="eastAsia"/>
+        </w:rPr>
+        <w:t xml:space="preserve">的勝算」相較於「未擁有疾病</w:t>
+      </w:r>
+      <w:r>
+        <w:t xml:space="preserve"> </w:t>
+      </w:r>
+      <w:r>
+        <w:rPr>
+          <w:rFonts w:hint="eastAsia"/>
+        </w:rPr>
+        <w:t xml:space="preserve">A」的倍數，並以</w:t>
+      </w:r>
+      <w:r>
+        <w:t xml:space="preserve"> Fisher’s exact test </w:t>
+      </w:r>
+      <w:r>
+        <w:rPr>
+          <w:rFonts w:hint="eastAsia"/>
+        </w:rPr>
+        <w:t xml:space="preserve">評估顯著性。OR</w:t>
+      </w:r>
+      <w:r>
+        <w:t xml:space="preserve"> &gt; 1 </w:t>
+      </w:r>
+      <w:r>
+        <w:rPr>
+          <w:rFonts w:hint="eastAsia"/>
+        </w:rPr>
+        <w:t xml:space="preserve">表示正關聯、OR</w:t>
+      </w:r>
+      <w:r>
+        <w:t xml:space="preserve"> ≈ 1 </w:t>
+      </w:r>
+      <w:r>
+        <w:rPr>
+          <w:rFonts w:hint="eastAsia"/>
+        </w:rPr>
+        <w:t xml:space="preserve">表示獨立、OR</w:t>
+      </w:r>
+      <w:r>
+        <w:t xml:space="preserve"> &lt; 1 </w:t>
+      </w:r>
+      <w:r>
+        <w:rPr>
+          <w:rFonts w:hint="eastAsia"/>
+        </w:rPr>
+        <w:t xml:space="preserve">表示負關聯。</w:t>
+      </w:r>
+    </w:p>
+    <w:p>
+      <w:pPr>
+        <w:pStyle w:val="Compact"/>
+        <w:numPr>
+          <w:ilvl w:val="0"/>
+          <w:numId w:val="1012"/>
+        </w:numPr>
+      </w:pPr>
+      <w:r>
+        <w:rPr>
+          <w:b/>
+          <w:bCs/>
+        </w:rPr>
+        <w:t xml:space="preserve">Phi </w:t>
+      </w:r>
+      <w:r>
+        <w:rPr>
+          <w:rFonts w:hint="eastAsia"/>
+          <w:b/>
+          <w:bCs/>
+        </w:rPr>
+        <w:t xml:space="preserve">相關係數（φ）</w:t>
+      </w:r>
+      <w:r>
+        <w:rPr>
+          <w:rFonts w:hint="eastAsia"/>
+        </w:rPr>
+        <w:t xml:space="preserve">：二元變數的相關係數，等同於將兩個</w:t>
+      </w:r>
+      <w:r>
+        <w:t xml:space="preserve"> 0/1 </w:t>
+      </w:r>
+      <w:r>
+        <w:rPr>
+          <w:rFonts w:hint="eastAsia"/>
+        </w:rPr>
+        <w:t xml:space="preserve">標籤代入</w:t>
+      </w:r>
+      <w:r>
+        <w:t xml:space="preserve"> Pearson </w:t>
+      </w:r>
+      <w:r>
+        <w:rPr>
+          <w:rFonts w:hint="eastAsia"/>
+        </w:rPr>
+        <w:t xml:space="preserve">相關係數的結果。範圍</w:t>
+      </w:r>
+      <w:r>
+        <w:t xml:space="preserve"> [−1, </w:t>
+      </w:r>
+      <w:r>
+        <w:rPr>
+          <w:rFonts w:hint="eastAsia"/>
+        </w:rPr>
+        <w:t xml:space="preserve">+1]，絕對值越大表示線性相關性越強，慣例上</w:t>
+      </w:r>
+      <w:r>
+        <w:t xml:space="preserve"> |φ| &lt; 0.1 </w:t>
+      </w:r>
+      <w:r>
+        <w:rPr>
+          <w:rFonts w:hint="eastAsia"/>
+        </w:rPr>
+        <w:t xml:space="preserve">視為弱相關。</w:t>
+      </w:r>
+    </w:p>
+    <w:p>
+      <w:pPr>
+        <w:pStyle w:val="FirstParagraph"/>
+      </w:pPr>
+      <w:r>
+        <w:t xml:space="preserve">OR </w:t>
+      </w:r>
+      <w:r>
+        <w:rPr>
+          <w:rFonts w:hint="eastAsia"/>
+        </w:rPr>
+        <w:t xml:space="preserve">反映「有無關聯」、Phi</w:t>
+      </w:r>
+      <w:r>
+        <w:t xml:space="preserve"> </w:t>
+      </w:r>
+      <w:r>
+        <w:rPr>
+          <w:rFonts w:hint="eastAsia"/>
+        </w:rPr>
+        <w:t xml:space="preserve">反映「線性相關強度」，兩者互補：高</w:t>
+      </w:r>
+      <w:r>
+        <w:t xml:space="preserve"> OR </w:t>
+      </w:r>
+      <w:r>
+        <w:rPr>
+          <w:rFonts w:hint="eastAsia"/>
+        </w:rPr>
+        <w:t xml:space="preserve">但低</w:t>
+      </w:r>
+      <w:r>
+        <w:t xml:space="preserve"> Phi </w:t>
+      </w:r>
+      <w:r>
+        <w:rPr>
+          <w:rFonts w:hint="eastAsia"/>
+        </w:rPr>
+        <w:t xml:space="preserve">表示有關聯但非線性主導；低</w:t>
+      </w:r>
+      <w:r>
+        <w:t xml:space="preserve"> OR </w:t>
+      </w:r>
+      <w:r>
+        <w:rPr>
+          <w:rFonts w:hint="eastAsia"/>
+        </w:rPr>
+        <w:t xml:space="preserve">接近</w:t>
+      </w:r>
+      <w:r>
+        <w:t xml:space="preserve"> 1 </w:t>
+      </w:r>
+      <w:r>
+        <w:rPr>
+          <w:rFonts w:hint="eastAsia"/>
+        </w:rPr>
+        <w:t xml:space="preserve">則表示獨立。</w:t>
       </w:r>
     </w:p>
     <w:bookmarkEnd w:id="74"/>
-    <w:bookmarkStart w:id="75" w:name="發現的公式"/>
+    <w:bookmarkStart w:id="75" w:name="貳共病組合分布"/>
     <w:p>
       <w:pPr>
         <w:pStyle w:val="3"/>
       </w:pPr>
       <w:r>
-        <w:t xml:space="preserve">6.9.2 </w:t>
-      </w:r>
-      <w:r>
-        <w:rPr>
-          <w:rFonts w:hint="eastAsia"/>
-        </w:rPr>
-        <w:t xml:space="preserve">發現的公式</w:t>
+        <w:rPr>
+          <w:rFonts w:hint="eastAsia"/>
+        </w:rPr>
+        <w:t xml:space="preserve">貳、共病組合分布</w:t>
       </w:r>
     </w:p>
     <w:p>
@@ -16384,7 +16602,7 @@
         <w:rPr>
           <w:rFonts w:hint="eastAsia"/>
         </w:rPr>
-        <w:t xml:space="preserve">呈現各疾病的最佳符號回歸公式。</w:t>
+        <w:t xml:space="preserve">呈現滑動窗口樣本在三高疾病組合上的分布。</w:t>
       </w:r>
     </w:p>
     <w:p>
@@ -16405,6 +16623,2004 @@
           <w:bCs/>
         </w:rPr>
         <w:t xml:space="preserve"> 6-17 </w:t>
+      </w:r>
+      <w:r>
+        <w:rPr>
+          <w:rFonts w:hint="eastAsia"/>
+          <w:b/>
+          <w:bCs/>
+        </w:rPr>
+        <w:t xml:space="preserve">三高疾病組合分布（n=13,514）</w:t>
+      </w:r>
+    </w:p>
+    <w:tbl>
+      <w:tblPr>
+        <w:tblStyle w:val="Table"/>
+        <w:tblW w:type="auto" w:w="0"/>
+        <w:tblLook w:firstRow="1" w:lastRow="0" w:firstColumn="0" w:lastColumn="0" w:noHBand="0" w:noVBand="0" w:val="0020"/>
+      </w:tblPr>
+      <w:tblGrid>
+        <w:gridCol w:w="2640"/>
+        <w:gridCol w:w="2640"/>
+        <w:gridCol w:w="2640"/>
+      </w:tblGrid>
+      <w:tr>
+        <w:trPr>
+          <w:tblHeader w:val="on"/>
+        </w:trPr>
+        <w:tc>
+          <w:tcPr/>
+          <w:p>
+            <w:pPr>
+              <w:pStyle w:val="Compact"/>
+            </w:pPr>
+            <w:r>
+              <w:rPr>
+                <w:rFonts w:hint="eastAsia"/>
+              </w:rPr>
+              <w:t xml:space="preserve">組合</w:t>
+            </w:r>
+          </w:p>
+        </w:tc>
+        <w:tc>
+          <w:tcPr/>
+          <w:p>
+            <w:pPr>
+              <w:pStyle w:val="Compact"/>
+              <w:jc w:val="right"/>
+            </w:pPr>
+            <w:r>
+              <w:rPr>
+                <w:rFonts w:hint="eastAsia"/>
+              </w:rPr>
+              <w:t xml:space="preserve">樣本數</w:t>
+            </w:r>
+          </w:p>
+        </w:tc>
+        <w:tc>
+          <w:tcPr/>
+          <w:p>
+            <w:pPr>
+              <w:pStyle w:val="Compact"/>
+              <w:jc w:val="right"/>
+            </w:pPr>
+            <w:r>
+              <w:rPr>
+                <w:rFonts w:hint="eastAsia"/>
+              </w:rPr>
+              <w:t xml:space="preserve">比例</w:t>
+            </w:r>
+          </w:p>
+        </w:tc>
+      </w:tr>
+      <w:tr>
+        <w:tc>
+          <w:tcPr/>
+          <w:p>
+            <w:pPr>
+              <w:pStyle w:val="Compact"/>
+            </w:pPr>
+            <w:r>
+              <w:rPr>
+                <w:rFonts w:hint="eastAsia"/>
+              </w:rPr>
+              <w:t xml:space="preserve">無三高</w:t>
+            </w:r>
+          </w:p>
+        </w:tc>
+        <w:tc>
+          <w:tcPr/>
+          <w:p>
+            <w:pPr>
+              <w:pStyle w:val="Compact"/>
+              <w:jc w:val="right"/>
+            </w:pPr>
+            <w:r>
+              <w:t xml:space="preserve">9,542</w:t>
+            </w:r>
+          </w:p>
+        </w:tc>
+        <w:tc>
+          <w:tcPr/>
+          <w:p>
+            <w:pPr>
+              <w:pStyle w:val="Compact"/>
+              <w:jc w:val="right"/>
+            </w:pPr>
+            <w:r>
+              <w:t xml:space="preserve">70.6%</w:t>
+            </w:r>
+          </w:p>
+        </w:tc>
+      </w:tr>
+      <w:tr>
+        <w:tc>
+          <w:tcPr/>
+          <w:p>
+            <w:pPr>
+              <w:pStyle w:val="Compact"/>
+            </w:pPr>
+            <w:r>
+              <w:rPr>
+                <w:rFonts w:hint="eastAsia"/>
+              </w:rPr>
+              <w:t xml:space="preserve">僅高血壓</w:t>
+            </w:r>
+          </w:p>
+        </w:tc>
+        <w:tc>
+          <w:tcPr/>
+          <w:p>
+            <w:pPr>
+              <w:pStyle w:val="Compact"/>
+              <w:jc w:val="right"/>
+            </w:pPr>
+            <w:r>
+              <w:t xml:space="preserve">2,182</w:t>
+            </w:r>
+          </w:p>
+        </w:tc>
+        <w:tc>
+          <w:tcPr/>
+          <w:p>
+            <w:pPr>
+              <w:pStyle w:val="Compact"/>
+              <w:jc w:val="right"/>
+            </w:pPr>
+            <w:r>
+              <w:t xml:space="preserve">16.1%</w:t>
+            </w:r>
+          </w:p>
+        </w:tc>
+      </w:tr>
+      <w:tr>
+        <w:tc>
+          <w:tcPr/>
+          <w:p>
+            <w:pPr>
+              <w:pStyle w:val="Compact"/>
+            </w:pPr>
+            <w:r>
+              <w:rPr>
+                <w:rFonts w:hint="eastAsia"/>
+              </w:rPr>
+              <w:t xml:space="preserve">僅高血脂</w:t>
+            </w:r>
+          </w:p>
+        </w:tc>
+        <w:tc>
+          <w:tcPr/>
+          <w:p>
+            <w:pPr>
+              <w:pStyle w:val="Compact"/>
+              <w:jc w:val="right"/>
+            </w:pPr>
+            <w:r>
+              <w:t xml:space="preserve">791</w:t>
+            </w:r>
+          </w:p>
+        </w:tc>
+        <w:tc>
+          <w:tcPr/>
+          <w:p>
+            <w:pPr>
+              <w:pStyle w:val="Compact"/>
+              <w:jc w:val="right"/>
+            </w:pPr>
+            <w:r>
+              <w:t xml:space="preserve">5.9%</w:t>
+            </w:r>
+          </w:p>
+        </w:tc>
+      </w:tr>
+      <w:tr>
+        <w:tc>
+          <w:tcPr/>
+          <w:p>
+            <w:pPr>
+              <w:pStyle w:val="Compact"/>
+            </w:pPr>
+            <w:r>
+              <w:rPr>
+                <w:rFonts w:hint="eastAsia"/>
+              </w:rPr>
+              <w:t xml:space="preserve">僅高血糖</w:t>
+            </w:r>
+          </w:p>
+        </w:tc>
+        <w:tc>
+          <w:tcPr/>
+          <w:p>
+            <w:pPr>
+              <w:pStyle w:val="Compact"/>
+              <w:jc w:val="right"/>
+            </w:pPr>
+            <w:r>
+              <w:t xml:space="preserve">510</w:t>
+            </w:r>
+          </w:p>
+        </w:tc>
+        <w:tc>
+          <w:tcPr/>
+          <w:p>
+            <w:pPr>
+              <w:pStyle w:val="Compact"/>
+              <w:jc w:val="right"/>
+            </w:pPr>
+            <w:r>
+              <w:t xml:space="preserve">3.8%</w:t>
+            </w:r>
+          </w:p>
+        </w:tc>
+      </w:tr>
+      <w:tr>
+        <w:tc>
+          <w:tcPr/>
+          <w:p>
+            <w:pPr>
+              <w:pStyle w:val="Compact"/>
+            </w:pPr>
+            <w:r>
+              <w:rPr>
+                <w:rFonts w:hint="eastAsia"/>
+              </w:rPr>
+              <w:t xml:space="preserve">高血壓</w:t>
+            </w:r>
+            <w:r>
+              <w:t xml:space="preserve"> + </w:t>
+            </w:r>
+            <w:r>
+              <w:rPr>
+                <w:rFonts w:hint="eastAsia"/>
+              </w:rPr>
+              <w:t xml:space="preserve">高血糖</w:t>
+            </w:r>
+          </w:p>
+        </w:tc>
+        <w:tc>
+          <w:tcPr/>
+          <w:p>
+            <w:pPr>
+              <w:pStyle w:val="Compact"/>
+              <w:jc w:val="right"/>
+            </w:pPr>
+            <w:r>
+              <w:t xml:space="preserve">207</w:t>
+            </w:r>
+          </w:p>
+        </w:tc>
+        <w:tc>
+          <w:tcPr/>
+          <w:p>
+            <w:pPr>
+              <w:pStyle w:val="Compact"/>
+              <w:jc w:val="right"/>
+            </w:pPr>
+            <w:r>
+              <w:t xml:space="preserve">1.5%</w:t>
+            </w:r>
+          </w:p>
+        </w:tc>
+      </w:tr>
+      <w:tr>
+        <w:tc>
+          <w:tcPr/>
+          <w:p>
+            <w:pPr>
+              <w:pStyle w:val="Compact"/>
+            </w:pPr>
+            <w:r>
+              <w:rPr>
+                <w:rFonts w:hint="eastAsia"/>
+              </w:rPr>
+              <w:t xml:space="preserve">高血壓</w:t>
+            </w:r>
+            <w:r>
+              <w:t xml:space="preserve"> + </w:t>
+            </w:r>
+            <w:r>
+              <w:rPr>
+                <w:rFonts w:hint="eastAsia"/>
+              </w:rPr>
+              <w:t xml:space="preserve">高血脂</w:t>
+            </w:r>
+          </w:p>
+        </w:tc>
+        <w:tc>
+          <w:tcPr/>
+          <w:p>
+            <w:pPr>
+              <w:pStyle w:val="Compact"/>
+              <w:jc w:val="right"/>
+            </w:pPr>
+            <w:r>
+              <w:t xml:space="preserve">198</w:t>
+            </w:r>
+          </w:p>
+        </w:tc>
+        <w:tc>
+          <w:tcPr/>
+          <w:p>
+            <w:pPr>
+              <w:pStyle w:val="Compact"/>
+              <w:jc w:val="right"/>
+            </w:pPr>
+            <w:r>
+              <w:t xml:space="preserve">1.5%</w:t>
+            </w:r>
+          </w:p>
+        </w:tc>
+      </w:tr>
+      <w:tr>
+        <w:tc>
+          <w:tcPr/>
+          <w:p>
+            <w:pPr>
+              <w:pStyle w:val="Compact"/>
+            </w:pPr>
+            <w:r>
+              <w:rPr>
+                <w:rFonts w:hint="eastAsia"/>
+              </w:rPr>
+              <w:t xml:space="preserve">高血糖</w:t>
+            </w:r>
+            <w:r>
+              <w:t xml:space="preserve"> + </w:t>
+            </w:r>
+            <w:r>
+              <w:rPr>
+                <w:rFonts w:hint="eastAsia"/>
+              </w:rPr>
+              <w:t xml:space="preserve">高血脂</w:t>
+            </w:r>
+          </w:p>
+        </w:tc>
+        <w:tc>
+          <w:tcPr/>
+          <w:p>
+            <w:pPr>
+              <w:pStyle w:val="Compact"/>
+              <w:jc w:val="right"/>
+            </w:pPr>
+            <w:r>
+              <w:t xml:space="preserve">64</w:t>
+            </w:r>
+          </w:p>
+        </w:tc>
+        <w:tc>
+          <w:tcPr/>
+          <w:p>
+            <w:pPr>
+              <w:pStyle w:val="Compact"/>
+              <w:jc w:val="right"/>
+            </w:pPr>
+            <w:r>
+              <w:t xml:space="preserve">0.5%</w:t>
+            </w:r>
+          </w:p>
+        </w:tc>
+      </w:tr>
+      <w:tr>
+        <w:tc>
+          <w:tcPr/>
+          <w:p>
+            <w:pPr>
+              <w:pStyle w:val="Compact"/>
+            </w:pPr>
+            <w:r>
+              <w:rPr>
+                <w:rFonts w:hint="eastAsia"/>
+              </w:rPr>
+              <w:t xml:space="preserve">高血壓</w:t>
+            </w:r>
+            <w:r>
+              <w:t xml:space="preserve"> + </w:t>
+            </w:r>
+            <w:r>
+              <w:rPr>
+                <w:rFonts w:hint="eastAsia"/>
+              </w:rPr>
+              <w:t xml:space="preserve">高血糖</w:t>
+            </w:r>
+            <w:r>
+              <w:t xml:space="preserve"> + </w:t>
+            </w:r>
+            <w:r>
+              <w:rPr>
+                <w:rFonts w:hint="eastAsia"/>
+              </w:rPr>
+              <w:t xml:space="preserve">高血脂</w:t>
+            </w:r>
+          </w:p>
+        </w:tc>
+        <w:tc>
+          <w:tcPr/>
+          <w:p>
+            <w:pPr>
+              <w:pStyle w:val="Compact"/>
+              <w:jc w:val="right"/>
+            </w:pPr>
+            <w:r>
+              <w:t xml:space="preserve">20</w:t>
+            </w:r>
+          </w:p>
+        </w:tc>
+        <w:tc>
+          <w:tcPr/>
+          <w:p>
+            <w:pPr>
+              <w:pStyle w:val="Compact"/>
+              <w:jc w:val="right"/>
+            </w:pPr>
+            <w:r>
+              <w:t xml:space="preserve">0.1%</w:t>
+            </w:r>
+          </w:p>
+        </w:tc>
+      </w:tr>
+    </w:tbl>
+    <w:p>
+      <w:pPr>
+        <w:pStyle w:val="a0"/>
+      </w:pPr>
+      <w:r>
+        <w:rPr>
+          <w:rFonts w:hint="eastAsia"/>
+        </w:rPr>
+        <w:t xml:space="preserve">由表</w:t>
+      </w:r>
+      <w:r>
+        <w:t xml:space="preserve"> 6-17 </w:t>
+      </w:r>
+      <w:r>
+        <w:rPr>
+          <w:rFonts w:hint="eastAsia"/>
+        </w:rPr>
+        <w:t xml:space="preserve">可觀察到三項特徵。第一，</w:t>
+      </w:r>
+      <w:r>
+        <w:rPr>
+          <w:rFonts w:hint="eastAsia"/>
+          <w:b/>
+          <w:bCs/>
+        </w:rPr>
+        <w:t xml:space="preserve">約</w:t>
+      </w:r>
+      <w:r>
+        <w:rPr>
+          <w:b/>
+          <w:bCs/>
+        </w:rPr>
+        <w:t xml:space="preserve"> 7 </w:t>
+      </w:r>
+      <w:r>
+        <w:rPr>
+          <w:rFonts w:hint="eastAsia"/>
+          <w:b/>
+          <w:bCs/>
+        </w:rPr>
+        <w:t xml:space="preserve">成樣本為健康狀態</w:t>
+      </w:r>
+      <w:r>
+        <w:rPr>
+          <w:rFonts w:hint="eastAsia"/>
+        </w:rPr>
+        <w:t xml:space="preserve">（70.6%</w:t>
+      </w:r>
+      <w:r>
+        <w:t xml:space="preserve"> </w:t>
+      </w:r>
+      <w:r>
+        <w:rPr>
+          <w:rFonts w:hint="eastAsia"/>
+        </w:rPr>
+        <w:t xml:space="preserve">無三高），呼應</w:t>
+      </w:r>
+      <w:r>
+        <w:t xml:space="preserve"> §6.5 </w:t>
+      </w:r>
+      <w:r>
+        <w:rPr>
+          <w:rFonts w:hint="eastAsia"/>
+        </w:rPr>
+        <w:t xml:space="preserve">類別不平衡實驗中各疾病陽性率偏低的事實。第二，</w:t>
+      </w:r>
+      <w:r>
+        <w:rPr>
+          <w:rFonts w:hint="eastAsia"/>
+          <w:b/>
+          <w:bCs/>
+        </w:rPr>
+        <w:t xml:space="preserve">單獨高血壓</w:t>
+      </w:r>
+      <w:r>
+        <w:rPr>
+          <w:rFonts w:hint="eastAsia"/>
+        </w:rPr>
+        <w:t xml:space="preserve">是最常見的異常狀態（16.1%），明顯多於僅高血脂（5.9%）與僅高血糖（3.8%）。第三，</w:t>
+      </w:r>
+      <w:r>
+        <w:rPr>
+          <w:rFonts w:hint="eastAsia"/>
+          <w:b/>
+          <w:bCs/>
+        </w:rPr>
+        <w:t xml:space="preserve">同時擁有三高的個體極為罕見</w:t>
+      </w:r>
+      <w:r>
+        <w:rPr>
+          <w:rFonts w:hint="eastAsia"/>
+        </w:rPr>
+        <w:t xml:space="preserve">（僅</w:t>
+      </w:r>
+      <w:r>
+        <w:t xml:space="preserve"> 0.1%、20 </w:t>
+      </w:r>
+      <w:r>
+        <w:rPr>
+          <w:rFonts w:hint="eastAsia"/>
+        </w:rPr>
+        <w:t xml:space="preserve">筆紀錄），這在預測上對應「同時陽性」的訊號極少。</w:t>
+      </w:r>
+    </w:p>
+    <w:bookmarkEnd w:id="75"/>
+    <w:bookmarkStart w:id="76" w:name="參odds-ratio-分析"/>
+    <w:p>
+      <w:pPr>
+        <w:pStyle w:val="3"/>
+      </w:pPr>
+      <w:r>
+        <w:rPr>
+          <w:rFonts w:hint="eastAsia"/>
+        </w:rPr>
+        <w:t xml:space="preserve">參、Odds</w:t>
+      </w:r>
+      <w:r>
+        <w:t xml:space="preserve"> Ratio </w:t>
+      </w:r>
+      <w:r>
+        <w:rPr>
+          <w:rFonts w:hint="eastAsia"/>
+        </w:rPr>
+        <w:t xml:space="preserve">分析</w:t>
+      </w:r>
+    </w:p>
+    <w:p>
+      <w:pPr>
+        <w:pStyle w:val="FirstParagraph"/>
+      </w:pPr>
+      <w:r>
+        <w:rPr>
+          <w:rFonts w:hint="eastAsia"/>
+        </w:rPr>
+        <w:t xml:space="preserve">表</w:t>
+      </w:r>
+      <w:r>
+        <w:t xml:space="preserve"> 6-18 </w:t>
+      </w:r>
+      <w:r>
+        <w:rPr>
+          <w:rFonts w:hint="eastAsia"/>
+        </w:rPr>
+        <w:t xml:space="preserve">呈現三疾病兩兩之間的</w:t>
+      </w:r>
+      <w:r>
+        <w:t xml:space="preserve"> Odds Ratio </w:t>
+      </w:r>
+      <w:r>
+        <w:rPr>
+          <w:rFonts w:hint="eastAsia"/>
+        </w:rPr>
+        <w:t xml:space="preserve">與顯著性檢定結果。</w:t>
+      </w:r>
+    </w:p>
+    <w:p>
+      <w:pPr>
+        <w:pStyle w:val="a0"/>
+      </w:pPr>
+      <w:r>
+        <w:rPr>
+          <w:rFonts w:hint="eastAsia"/>
+          <w:b/>
+          <w:bCs/>
+        </w:rPr>
+        <w:t xml:space="preserve">表</w:t>
+      </w:r>
+      <w:r>
+        <w:rPr>
+          <w:b/>
+          <w:bCs/>
+        </w:rPr>
+        <w:t xml:space="preserve"> 6-18 </w:t>
+      </w:r>
+      <w:r>
+        <w:rPr>
+          <w:rFonts w:hint="eastAsia"/>
+          <w:b/>
+          <w:bCs/>
+        </w:rPr>
+        <w:t xml:space="preserve">三疾病兩兩</w:t>
+      </w:r>
+      <w:r>
+        <w:rPr>
+          <w:b/>
+          <w:bCs/>
+        </w:rPr>
+        <w:t xml:space="preserve"> Odds </w:t>
+      </w:r>
+      <w:r>
+        <w:rPr>
+          <w:rFonts w:hint="eastAsia"/>
+          <w:b/>
+          <w:bCs/>
+        </w:rPr>
+        <w:t xml:space="preserve">Ratio（Fisher’s</w:t>
+      </w:r>
+      <w:r>
+        <w:rPr>
+          <w:b/>
+          <w:bCs/>
+        </w:rPr>
+        <w:t xml:space="preserve"> exact </w:t>
+      </w:r>
+      <w:r>
+        <w:rPr>
+          <w:rFonts w:hint="eastAsia"/>
+          <w:b/>
+          <w:bCs/>
+        </w:rPr>
+        <w:t xml:space="preserve">test）</w:t>
+      </w:r>
+    </w:p>
+    <w:tbl>
+      <w:tblPr>
+        <w:tblStyle w:val="Table"/>
+        <w:tblW w:type="auto" w:w="0"/>
+        <w:tblLook w:firstRow="1" w:lastRow="0" w:firstColumn="0" w:lastColumn="0" w:noHBand="0" w:noVBand="0" w:val="0020"/>
+      </w:tblPr>
+      <w:tblGrid>
+        <w:gridCol w:w="1980"/>
+        <w:gridCol w:w="1980"/>
+        <w:gridCol w:w="1980"/>
+        <w:gridCol w:w="1980"/>
+      </w:tblGrid>
+      <w:tr>
+        <w:trPr>
+          <w:tblHeader w:val="on"/>
+        </w:trPr>
+        <w:tc>
+          <w:tcPr/>
+          <w:p>
+            <w:pPr>
+              <w:pStyle w:val="Compact"/>
+            </w:pPr>
+            <w:r>
+              <w:rPr>
+                <w:rFonts w:hint="eastAsia"/>
+              </w:rPr>
+              <w:t xml:space="preserve">疾病配對</w:t>
+            </w:r>
+          </w:p>
+        </w:tc>
+        <w:tc>
+          <w:tcPr/>
+          <w:p>
+            <w:pPr>
+              <w:pStyle w:val="Compact"/>
+              <w:jc w:val="center"/>
+            </w:pPr>
+            <w:r>
+              <w:t xml:space="preserve">Odds Ratio</w:t>
+            </w:r>
+          </w:p>
+        </w:tc>
+        <w:tc>
+          <w:tcPr/>
+          <w:p>
+            <w:pPr>
+              <w:pStyle w:val="Compact"/>
+              <w:jc w:val="center"/>
+            </w:pPr>
+            <w:r>
+              <w:t xml:space="preserve">p-value</w:t>
+            </w:r>
+          </w:p>
+        </w:tc>
+        <w:tc>
+          <w:tcPr/>
+          <w:p>
+            <w:pPr>
+              <w:pStyle w:val="Compact"/>
+              <w:jc w:val="center"/>
+            </w:pPr>
+            <w:r>
+              <w:rPr>
+                <w:rFonts w:hint="eastAsia"/>
+              </w:rPr>
+              <w:t xml:space="preserve">顯著性</w:t>
+            </w:r>
+          </w:p>
+        </w:tc>
+      </w:tr>
+      <w:tr>
+        <w:tc>
+          <w:tcPr/>
+          <w:p>
+            <w:pPr>
+              <w:pStyle w:val="Compact"/>
+            </w:pPr>
+            <w:r>
+              <w:rPr>
+                <w:rFonts w:hint="eastAsia"/>
+              </w:rPr>
+              <w:t xml:space="preserve">高血壓</w:t>
+            </w:r>
+            <w:r>
+              <w:t xml:space="preserve"> ↔ </w:t>
+            </w:r>
+            <w:r>
+              <w:rPr>
+                <w:rFonts w:hint="eastAsia"/>
+              </w:rPr>
+              <w:t xml:space="preserve">高血糖</w:t>
+            </w:r>
+          </w:p>
+        </w:tc>
+        <w:tc>
+          <w:tcPr/>
+          <w:p>
+            <w:pPr>
+              <w:pStyle w:val="Compact"/>
+              <w:jc w:val="center"/>
+            </w:pPr>
+            <w:r>
+              <w:rPr>
+                <w:b/>
+                <w:bCs/>
+              </w:rPr>
+              <w:t xml:space="preserve">1.72</w:t>
+            </w:r>
+          </w:p>
+        </w:tc>
+        <w:tc>
+          <w:tcPr/>
+          <w:p>
+            <w:pPr>
+              <w:pStyle w:val="Compact"/>
+              <w:jc w:val="center"/>
+            </w:pPr>
+            <w:r>
+              <w:t xml:space="preserve">3.03 × 10⁻¹¹</w:t>
+            </w:r>
+          </w:p>
+        </w:tc>
+        <w:tc>
+          <w:tcPr/>
+          <w:p>
+            <w:pPr>
+              <w:pStyle w:val="Compact"/>
+              <w:jc w:val="center"/>
+            </w:pPr>
+            <w:r>
+              <w:t xml:space="preserve">***</w:t>
+            </w:r>
+          </w:p>
+        </w:tc>
+      </w:tr>
+      <w:tr>
+        <w:tc>
+          <w:tcPr/>
+          <w:p>
+            <w:pPr>
+              <w:pStyle w:val="Compact"/>
+            </w:pPr>
+            <w:r>
+              <w:rPr>
+                <w:rFonts w:hint="eastAsia"/>
+              </w:rPr>
+              <w:t xml:space="preserve">高血糖</w:t>
+            </w:r>
+            <w:r>
+              <w:t xml:space="preserve"> ↔ </w:t>
+            </w:r>
+            <w:r>
+              <w:rPr>
+                <w:rFonts w:hint="eastAsia"/>
+              </w:rPr>
+              <w:t xml:space="preserve">高血脂</w:t>
+            </w:r>
+          </w:p>
+        </w:tc>
+        <w:tc>
+          <w:tcPr/>
+          <w:p>
+            <w:pPr>
+              <w:pStyle w:val="Compact"/>
+              <w:jc w:val="center"/>
+            </w:pPr>
+            <w:r>
+              <w:t xml:space="preserve">1.39</w:t>
+            </w:r>
+          </w:p>
+        </w:tc>
+        <w:tc>
+          <w:tcPr/>
+          <w:p>
+            <w:pPr>
+              <w:pStyle w:val="Compact"/>
+              <w:jc w:val="center"/>
+            </w:pPr>
+            <w:r>
+              <w:t xml:space="preserve">7.33 × 10⁻³</w:t>
+            </w:r>
+          </w:p>
+        </w:tc>
+        <w:tc>
+          <w:tcPr/>
+          <w:p>
+            <w:pPr>
+              <w:pStyle w:val="Compact"/>
+              <w:jc w:val="center"/>
+            </w:pPr>
+            <w:r>
+              <w:t xml:space="preserve">**</w:t>
+            </w:r>
+          </w:p>
+        </w:tc>
+      </w:tr>
+      <w:tr>
+        <w:tc>
+          <w:tcPr/>
+          <w:p>
+            <w:pPr>
+              <w:pStyle w:val="Compact"/>
+            </w:pPr>
+            <w:r>
+              <w:rPr>
+                <w:rFonts w:hint="eastAsia"/>
+              </w:rPr>
+              <w:t xml:space="preserve">高血壓</w:t>
+            </w:r>
+            <w:r>
+              <w:t xml:space="preserve"> ↔ </w:t>
+            </w:r>
+            <w:r>
+              <w:rPr>
+                <w:rFonts w:hint="eastAsia"/>
+              </w:rPr>
+              <w:t xml:space="preserve">高血脂</w:t>
+            </w:r>
+          </w:p>
+        </w:tc>
+        <w:tc>
+          <w:tcPr/>
+          <w:p>
+            <w:pPr>
+              <w:pStyle w:val="Compact"/>
+              <w:jc w:val="center"/>
+            </w:pPr>
+            <w:r>
+              <w:t xml:space="preserve">1.07</w:t>
+            </w:r>
+          </w:p>
+        </w:tc>
+        <w:tc>
+          <w:tcPr/>
+          <w:p>
+            <w:pPr>
+              <w:pStyle w:val="Compact"/>
+              <w:jc w:val="center"/>
+            </w:pPr>
+            <w:r>
+              <w:t xml:space="preserve">0.397</w:t>
+            </w:r>
+          </w:p>
+        </w:tc>
+        <w:tc>
+          <w:tcPr/>
+          <w:p>
+            <w:pPr>
+              <w:pStyle w:val="Compact"/>
+              <w:jc w:val="center"/>
+            </w:pPr>
+            <w:r>
+              <w:t xml:space="preserve">n.s.</w:t>
+            </w:r>
+          </w:p>
+        </w:tc>
+      </w:tr>
+    </w:tbl>
+    <w:p>
+      <w:pPr>
+        <w:pStyle w:val="a0"/>
+      </w:pPr>
+      <w:r>
+        <w:rPr>
+          <w:rFonts w:hint="eastAsia"/>
+        </w:rPr>
+        <w:t xml:space="preserve">註：***</w:t>
+      </w:r>
+      <w:r>
+        <w:t xml:space="preserve"> p &lt; 0.001、** p &lt; 0.01、n.s. </w:t>
+      </w:r>
+      <w:r>
+        <w:rPr>
+          <w:rFonts w:hint="eastAsia"/>
+        </w:rPr>
+        <w:t xml:space="preserve">不顯著（p</w:t>
+      </w:r>
+      <w:r>
+        <w:t xml:space="preserve"> &gt; </w:t>
+      </w:r>
+      <w:r>
+        <w:rPr>
+          <w:rFonts w:hint="eastAsia"/>
+        </w:rPr>
+        <w:t xml:space="preserve">0.05）。</w:t>
+      </w:r>
+    </w:p>
+    <w:p>
+      <w:pPr>
+        <w:pStyle w:val="a0"/>
+      </w:pPr>
+      <w:r>
+        <w:rPr>
+          <w:rFonts w:hint="eastAsia"/>
+        </w:rPr>
+        <w:t xml:space="preserve">由表</w:t>
+      </w:r>
+      <w:r>
+        <w:t xml:space="preserve"> 6-18 </w:t>
+      </w:r>
+      <w:r>
+        <w:rPr>
+          <w:rFonts w:hint="eastAsia"/>
+        </w:rPr>
+        <w:t xml:space="preserve">可觀察到三項疾病的關聯結構並非均質。</w:t>
+      </w:r>
+      <w:r>
+        <w:rPr>
+          <w:rFonts w:hint="eastAsia"/>
+          <w:b/>
+          <w:bCs/>
+        </w:rPr>
+        <w:t xml:space="preserve">高血壓與高血糖的關聯最強</w:t>
+      </w:r>
+      <w:r>
+        <w:rPr>
+          <w:rFonts w:hint="eastAsia"/>
+        </w:rPr>
+        <w:t xml:space="preserve">（OR</w:t>
+      </w:r>
+      <w:r>
+        <w:t xml:space="preserve"> = 1.72、p &lt; </w:t>
+      </w:r>
+      <w:r>
+        <w:rPr>
+          <w:rFonts w:hint="eastAsia"/>
+        </w:rPr>
+        <w:t xml:space="preserve">0.001）：擁有高血壓的個體發生高血糖的勝算約為無高血壓者的</w:t>
+      </w:r>
+      <w:r>
+        <w:t xml:space="preserve"> 1.72 </w:t>
+      </w:r>
+      <w:r>
+        <w:rPr>
+          <w:rFonts w:hint="eastAsia"/>
+        </w:rPr>
+        <w:t xml:space="preserve">倍。此關聯與共享風險因子（如肥胖、胰島素阻抗、代謝症候群核心病理）一致。</w:t>
+      </w:r>
+      <w:r>
+        <w:rPr>
+          <w:rFonts w:hint="eastAsia"/>
+          <w:b/>
+          <w:bCs/>
+        </w:rPr>
+        <w:t xml:space="preserve">高血糖與高血脂呈中度關聯</w:t>
+      </w:r>
+      <w:r>
+        <w:rPr>
+          <w:rFonts w:hint="eastAsia"/>
+        </w:rPr>
+        <w:t xml:space="preserve">（OR</w:t>
+      </w:r>
+      <w:r>
+        <w:t xml:space="preserve"> = 1.39、p &lt; </w:t>
+      </w:r>
+      <w:r>
+        <w:rPr>
+          <w:rFonts w:hint="eastAsia"/>
+        </w:rPr>
+        <w:t xml:space="preserve">0.01），符合糖尿病常合併脂質異常的臨床觀察。</w:t>
+      </w:r>
+      <w:r>
+        <w:rPr>
+          <w:rFonts w:hint="eastAsia"/>
+          <w:b/>
+          <w:bCs/>
+        </w:rPr>
+        <w:t xml:space="preserve">高血壓與高血脂則近乎獨立</w:t>
+      </w:r>
+      <w:r>
+        <w:rPr>
+          <w:rFonts w:hint="eastAsia"/>
+        </w:rPr>
+        <w:t xml:space="preserve">（OR</w:t>
+      </w:r>
+      <w:r>
+        <w:t xml:space="preserve"> = 1.07、p = </w:t>
+      </w:r>
+      <w:r>
+        <w:rPr>
+          <w:rFonts w:hint="eastAsia"/>
+        </w:rPr>
+        <w:t xml:space="preserve">0.397、未達顯著）。此結果與本資料集的追蹤期（2–8</w:t>
+      </w:r>
+      <w:r>
+        <w:t xml:space="preserve"> </w:t>
+      </w:r>
+      <w:r>
+        <w:rPr>
+          <w:rFonts w:hint="eastAsia"/>
+        </w:rPr>
+        <w:t xml:space="preserve">年、中位數約</w:t>
+      </w:r>
+      <w:r>
+        <w:t xml:space="preserve"> 6 </w:t>
+      </w:r>
+      <w:r>
+        <w:rPr>
+          <w:rFonts w:hint="eastAsia"/>
+        </w:rPr>
+        <w:t xml:space="preserve">年）有關：高血脂導致動脈硬化進而誘發高血壓的病程通常需</w:t>
+      </w:r>
+      <w:r>
+        <w:t xml:space="preserve"> 10–20 </w:t>
+      </w:r>
+      <w:r>
+        <w:rPr>
+          <w:rFonts w:hint="eastAsia"/>
+        </w:rPr>
+        <w:t xml:space="preserve">年，本資料集的觀察窗口可能不足以捕捉此長期效應。</w:t>
+      </w:r>
+    </w:p>
+    <w:bookmarkEnd w:id="76"/>
+    <w:bookmarkStart w:id="77" w:name="肆phi-相關係數矩陣"/>
+    <w:p>
+      <w:pPr>
+        <w:pStyle w:val="3"/>
+      </w:pPr>
+      <w:r>
+        <w:rPr>
+          <w:rFonts w:hint="eastAsia"/>
+        </w:rPr>
+        <w:t xml:space="preserve">肆、Phi</w:t>
+      </w:r>
+      <w:r>
+        <w:t xml:space="preserve"> </w:t>
+      </w:r>
+      <w:r>
+        <w:rPr>
+          <w:rFonts w:hint="eastAsia"/>
+        </w:rPr>
+        <w:t xml:space="preserve">相關係數矩陣</w:t>
+      </w:r>
+    </w:p>
+    <w:p>
+      <w:pPr>
+        <w:pStyle w:val="FirstParagraph"/>
+      </w:pPr>
+      <w:r>
+        <w:rPr>
+          <w:rFonts w:hint="eastAsia"/>
+        </w:rPr>
+        <w:t xml:space="preserve">表</w:t>
+      </w:r>
+      <w:r>
+        <w:t xml:space="preserve"> 6-19 </w:t>
+      </w:r>
+      <w:r>
+        <w:rPr>
+          <w:rFonts w:hint="eastAsia"/>
+        </w:rPr>
+        <w:t xml:space="preserve">呈現三疾病標籤之間的</w:t>
+      </w:r>
+      <w:r>
+        <w:t xml:space="preserve"> Phi </w:t>
+      </w:r>
+      <w:r>
+        <w:rPr>
+          <w:rFonts w:hint="eastAsia"/>
+        </w:rPr>
+        <w:t xml:space="preserve">相關係數矩陣。</w:t>
+      </w:r>
+    </w:p>
+    <w:p>
+      <w:pPr>
+        <w:pStyle w:val="a0"/>
+      </w:pPr>
+      <w:r>
+        <w:rPr>
+          <w:rFonts w:hint="eastAsia"/>
+          <w:b/>
+          <w:bCs/>
+        </w:rPr>
+        <w:t xml:space="preserve">表</w:t>
+      </w:r>
+      <w:r>
+        <w:rPr>
+          <w:b/>
+          <w:bCs/>
+        </w:rPr>
+        <w:t xml:space="preserve"> 6-19 </w:t>
+      </w:r>
+      <w:r>
+        <w:rPr>
+          <w:rFonts w:hint="eastAsia"/>
+          <w:b/>
+          <w:bCs/>
+        </w:rPr>
+        <w:t xml:space="preserve">三疾病兩兩</w:t>
+      </w:r>
+      <w:r>
+        <w:rPr>
+          <w:b/>
+          <w:bCs/>
+        </w:rPr>
+        <w:t xml:space="preserve"> Phi </w:t>
+      </w:r>
+      <w:r>
+        <w:rPr>
+          <w:rFonts w:hint="eastAsia"/>
+          <w:b/>
+          <w:bCs/>
+        </w:rPr>
+        <w:t xml:space="preserve">相關係數</w:t>
+      </w:r>
+    </w:p>
+    <w:tbl>
+      <w:tblPr>
+        <w:tblStyle w:val="Table"/>
+        <w:tblW w:type="auto" w:w="0"/>
+        <w:tblLook w:firstRow="1" w:lastRow="0" w:firstColumn="0" w:lastColumn="0" w:noHBand="0" w:noVBand="0" w:val="0020"/>
+      </w:tblPr>
+      <w:tblGrid>
+        <w:gridCol w:w="1980"/>
+        <w:gridCol w:w="1980"/>
+        <w:gridCol w:w="1980"/>
+        <w:gridCol w:w="1980"/>
+      </w:tblGrid>
+      <w:tr>
+        <w:trPr>
+          <w:tblHeader w:val="on"/>
+        </w:trPr>
+        <w:tc>
+          <w:tcPr/>
+          <w:p>
+            <w:pPr>
+              <w:pStyle w:val="Compact"/>
+            </w:pPr>
+          </w:p>
+        </w:tc>
+        <w:tc>
+          <w:tcPr/>
+          <w:p>
+            <w:pPr>
+              <w:pStyle w:val="Compact"/>
+              <w:jc w:val="center"/>
+            </w:pPr>
+            <w:r>
+              <w:rPr>
+                <w:rFonts w:hint="eastAsia"/>
+              </w:rPr>
+              <w:t xml:space="preserve">高血壓</w:t>
+            </w:r>
+          </w:p>
+        </w:tc>
+        <w:tc>
+          <w:tcPr/>
+          <w:p>
+            <w:pPr>
+              <w:pStyle w:val="Compact"/>
+              <w:jc w:val="center"/>
+            </w:pPr>
+            <w:r>
+              <w:rPr>
+                <w:rFonts w:hint="eastAsia"/>
+              </w:rPr>
+              <w:t xml:space="preserve">高血糖</w:t>
+            </w:r>
+          </w:p>
+        </w:tc>
+        <w:tc>
+          <w:tcPr/>
+          <w:p>
+            <w:pPr>
+              <w:pStyle w:val="Compact"/>
+              <w:jc w:val="center"/>
+            </w:pPr>
+            <w:r>
+              <w:rPr>
+                <w:rFonts w:hint="eastAsia"/>
+              </w:rPr>
+              <w:t xml:space="preserve">高血脂</w:t>
+            </w:r>
+          </w:p>
+        </w:tc>
+      </w:tr>
+      <w:tr>
+        <w:tc>
+          <w:tcPr/>
+          <w:p>
+            <w:pPr>
+              <w:pStyle w:val="Compact"/>
+              <w:jc w:val="center"/>
+            </w:pPr>
+            <w:r>
+              <w:rPr>
+                <w:rFonts w:hint="eastAsia"/>
+              </w:rPr>
+              <w:t xml:space="preserve">高血壓</w:t>
+            </w:r>
+          </w:p>
+        </w:tc>
+        <w:tc>
+          <w:tcPr/>
+          <w:p>
+            <w:pPr>
+              <w:pStyle w:val="Compact"/>
+              <w:jc w:val="center"/>
+            </w:pPr>
+            <w:r>
+              <w:t xml:space="preserve">1.000</w:t>
+            </w:r>
+          </w:p>
+        </w:tc>
+        <w:tc>
+          <w:tcPr/>
+          <w:p>
+            <w:pPr>
+              <w:pStyle w:val="Compact"/>
+              <w:jc w:val="center"/>
+            </w:pPr>
+            <w:r>
+              <w:t xml:space="preserve">0.058</w:t>
+            </w:r>
+          </w:p>
+        </w:tc>
+        <w:tc>
+          <w:tcPr/>
+          <w:p>
+            <w:pPr>
+              <w:pStyle w:val="Compact"/>
+              <w:jc w:val="center"/>
+            </w:pPr>
+            <w:r>
+              <w:t xml:space="preserve">0.008</w:t>
+            </w:r>
+          </w:p>
+        </w:tc>
+      </w:tr>
+      <w:tr>
+        <w:tc>
+          <w:tcPr/>
+          <w:p>
+            <w:pPr>
+              <w:pStyle w:val="Compact"/>
+              <w:jc w:val="center"/>
+            </w:pPr>
+            <w:r>
+              <w:rPr>
+                <w:rFonts w:hint="eastAsia"/>
+              </w:rPr>
+              <w:t xml:space="preserve">高血糖</w:t>
+            </w:r>
+          </w:p>
+        </w:tc>
+        <w:tc>
+          <w:tcPr/>
+          <w:p>
+            <w:pPr>
+              <w:pStyle w:val="Compact"/>
+              <w:jc w:val="center"/>
+            </w:pPr>
+            <w:r>
+              <w:t xml:space="preserve">0.058</w:t>
+            </w:r>
+          </w:p>
+        </w:tc>
+        <w:tc>
+          <w:tcPr/>
+          <w:p>
+            <w:pPr>
+              <w:pStyle w:val="Compact"/>
+              <w:jc w:val="center"/>
+            </w:pPr>
+            <w:r>
+              <w:t xml:space="preserve">1.000</w:t>
+            </w:r>
+          </w:p>
+        </w:tc>
+        <w:tc>
+          <w:tcPr/>
+          <w:p>
+            <w:pPr>
+              <w:pStyle w:val="Compact"/>
+              <w:jc w:val="center"/>
+            </w:pPr>
+            <w:r>
+              <w:t xml:space="preserve">0.024</w:t>
+            </w:r>
+          </w:p>
+        </w:tc>
+      </w:tr>
+      <w:tr>
+        <w:tc>
+          <w:tcPr/>
+          <w:p>
+            <w:pPr>
+              <w:pStyle w:val="Compact"/>
+              <w:jc w:val="center"/>
+            </w:pPr>
+            <w:r>
+              <w:rPr>
+                <w:rFonts w:hint="eastAsia"/>
+              </w:rPr>
+              <w:t xml:space="preserve">高血脂</w:t>
+            </w:r>
+          </w:p>
+        </w:tc>
+        <w:tc>
+          <w:tcPr/>
+          <w:p>
+            <w:pPr>
+              <w:pStyle w:val="Compact"/>
+              <w:jc w:val="center"/>
+            </w:pPr>
+            <w:r>
+              <w:t xml:space="preserve">0.008</w:t>
+            </w:r>
+          </w:p>
+        </w:tc>
+        <w:tc>
+          <w:tcPr/>
+          <w:p>
+            <w:pPr>
+              <w:pStyle w:val="Compact"/>
+              <w:jc w:val="center"/>
+            </w:pPr>
+            <w:r>
+              <w:t xml:space="preserve">0.024</w:t>
+            </w:r>
+          </w:p>
+        </w:tc>
+        <w:tc>
+          <w:tcPr/>
+          <w:p>
+            <w:pPr>
+              <w:pStyle w:val="Compact"/>
+              <w:jc w:val="center"/>
+            </w:pPr>
+            <w:r>
+              <w:t xml:space="preserve">1.000</w:t>
+            </w:r>
+          </w:p>
+        </w:tc>
+      </w:tr>
+    </w:tbl>
+    <w:p>
+      <w:pPr>
+        <w:pStyle w:val="a0"/>
+      </w:pPr>
+      <w:r>
+        <w:rPr>
+          <w:rFonts w:hint="eastAsia"/>
+        </w:rPr>
+        <w:t xml:space="preserve">由表</w:t>
+      </w:r>
+      <w:r>
+        <w:t xml:space="preserve"> 6-19 </w:t>
+      </w:r>
+      <w:r>
+        <w:rPr>
+          <w:rFonts w:hint="eastAsia"/>
+        </w:rPr>
+        <w:t xml:space="preserve">可觀察到，</w:t>
+      </w:r>
+      <w:r>
+        <w:rPr>
+          <w:rFonts w:hint="eastAsia"/>
+          <w:b/>
+          <w:bCs/>
+        </w:rPr>
+        <w:t xml:space="preserve">三疾病之間的線性相關性普遍偏弱</w:t>
+      </w:r>
+      <w:r>
+        <w:rPr>
+          <w:rFonts w:hint="eastAsia"/>
+        </w:rPr>
+        <w:t xml:space="preserve">：所有</w:t>
+      </w:r>
+      <w:r>
+        <w:t xml:space="preserve"> |φ| </w:t>
+      </w:r>
+      <w:r>
+        <w:rPr>
+          <w:rFonts w:hint="eastAsia"/>
+        </w:rPr>
+        <w:t xml:space="preserve">均小於</w:t>
+      </w:r>
+      <w:r>
+        <w:t xml:space="preserve"> </w:t>
+      </w:r>
+      <w:r>
+        <w:rPr>
+          <w:rFonts w:hint="eastAsia"/>
+        </w:rPr>
+        <w:t xml:space="preserve">0.1，遠低於慣例上的「弱相關」門檻。將表</w:t>
+      </w:r>
+      <w:r>
+        <w:t xml:space="preserve"> </w:t>
+      </w:r>
+      <w:r>
+        <w:rPr>
+          <w:rFonts w:hint="eastAsia"/>
+        </w:rPr>
+        <w:t xml:space="preserve">6-19（Phi）與表</w:t>
+      </w:r>
+      <w:r>
+        <w:t xml:space="preserve"> </w:t>
+      </w:r>
+      <w:r>
+        <w:rPr>
+          <w:rFonts w:hint="eastAsia"/>
+        </w:rPr>
+        <w:t xml:space="preserve">6-18（OR）並列觀察可發現一個關鍵現象——</w:t>
+      </w:r>
+      <w:r>
+        <w:rPr>
+          <w:rFonts w:hint="eastAsia"/>
+          <w:b/>
+          <w:bCs/>
+        </w:rPr>
+        <w:t xml:space="preserve">高血壓</w:t>
+      </w:r>
+      <w:r>
+        <w:rPr>
+          <w:b/>
+          <w:bCs/>
+        </w:rPr>
+        <w:t xml:space="preserve"> ↔ </w:t>
+      </w:r>
+      <w:r>
+        <w:rPr>
+          <w:rFonts w:hint="eastAsia"/>
+          <w:b/>
+          <w:bCs/>
+        </w:rPr>
+        <w:t xml:space="preserve">高血糖</w:t>
+      </w:r>
+      <w:r>
+        <w:rPr>
+          <w:b/>
+          <w:bCs/>
+        </w:rPr>
+        <w:t xml:space="preserve"> </w:t>
+      </w:r>
+      <w:r>
+        <w:rPr>
+          <w:rFonts w:hint="eastAsia"/>
+          <w:b/>
+          <w:bCs/>
+        </w:rPr>
+        <w:t xml:space="preserve">在</w:t>
+      </w:r>
+      <w:r>
+        <w:rPr>
+          <w:b/>
+          <w:bCs/>
+        </w:rPr>
+        <w:t xml:space="preserve"> OR </w:t>
+      </w:r>
+      <w:r>
+        <w:rPr>
+          <w:rFonts w:hint="eastAsia"/>
+          <w:b/>
+          <w:bCs/>
+        </w:rPr>
+        <w:t xml:space="preserve">上顯著（1.72），但</w:t>
+      </w:r>
+      <w:r>
+        <w:rPr>
+          <w:b/>
+          <w:bCs/>
+        </w:rPr>
+        <w:t xml:space="preserve"> Phi </w:t>
+      </w:r>
+      <w:r>
+        <w:rPr>
+          <w:rFonts w:hint="eastAsia"/>
+          <w:b/>
+          <w:bCs/>
+        </w:rPr>
+        <w:t xml:space="preserve">僅</w:t>
+      </w:r>
+      <w:r>
+        <w:rPr>
+          <w:b/>
+          <w:bCs/>
+        </w:rPr>
+        <w:t xml:space="preserve"> 0.058</w:t>
+      </w:r>
+      <w:r>
+        <w:rPr>
+          <w:rFonts w:hint="eastAsia"/>
+        </w:rPr>
+        <w:t xml:space="preserve">。此「高</w:t>
+      </w:r>
+      <w:r>
+        <w:t xml:space="preserve"> </w:t>
+      </w:r>
+      <w:r>
+        <w:rPr>
+          <w:rFonts w:hint="eastAsia"/>
+        </w:rPr>
+        <w:t xml:space="preserve">OR、低</w:t>
+      </w:r>
+      <w:r>
+        <w:t xml:space="preserve"> </w:t>
+      </w:r>
+      <w:r>
+        <w:rPr>
+          <w:rFonts w:hint="eastAsia"/>
+        </w:rPr>
+        <w:t xml:space="preserve">Phi」的組合反映出：三高疾病的關聯並非簡單的「A</w:t>
+      </w:r>
+      <w:r>
+        <w:t xml:space="preserve"> </w:t>
+      </w:r>
+      <w:r>
+        <w:rPr>
+          <w:rFonts w:hint="eastAsia"/>
+        </w:rPr>
+        <w:t xml:space="preserve">出現則</w:t>
+      </w:r>
+      <w:r>
+        <w:t xml:space="preserve"> B </w:t>
+      </w:r>
+      <w:r>
+        <w:rPr>
+          <w:rFonts w:hint="eastAsia"/>
+        </w:rPr>
+        <w:t xml:space="preserve">出現」線性對應，而是透過</w:t>
+      </w:r>
+      <w:r>
+        <w:rPr>
+          <w:rFonts w:hint="eastAsia"/>
+          <w:b/>
+          <w:bCs/>
+        </w:rPr>
+        <w:t xml:space="preserve">共享的上游風險因子</w:t>
+      </w:r>
+      <w:r>
+        <w:rPr>
+          <w:rFonts w:hint="eastAsia"/>
+        </w:rPr>
+        <w:t xml:space="preserve">（如代謝症候群、年齡、肥胖）間接連結。換言之，個體因為共同的代謝失調背景而同時容易發展三高，而非三高之間有直接的因果鏈。</w:t>
+      </w:r>
+    </w:p>
+    <w:bookmarkEnd w:id="77"/>
+    <w:bookmarkStart w:id="78" w:name="伍對多任務學習結果的啟示"/>
+    <w:p>
+      <w:pPr>
+        <w:pStyle w:val="3"/>
+      </w:pPr>
+      <w:r>
+        <w:rPr>
+          <w:rFonts w:hint="eastAsia"/>
+        </w:rPr>
+        <w:t xml:space="preserve">伍、對多任務學習結果的啟示</w:t>
+      </w:r>
+    </w:p>
+    <w:p>
+      <w:pPr>
+        <w:pStyle w:val="FirstParagraph"/>
+      </w:pPr>
+      <w:r>
+        <w:rPr>
+          <w:rFonts w:hint="eastAsia"/>
+        </w:rPr>
+        <w:t xml:space="preserve">本節的共病性分析為</w:t>
+      </w:r>
+      <w:r>
+        <w:t xml:space="preserve"> §6.8 MTL </w:t>
+      </w:r>
+      <w:r>
+        <w:rPr>
+          <w:rFonts w:hint="eastAsia"/>
+        </w:rPr>
+        <w:t xml:space="preserve">未能展現預測優勢的結果提供了兩項補充解釋。</w:t>
+      </w:r>
+    </w:p>
+    <w:p>
+      <w:pPr>
+        <w:pStyle w:val="a0"/>
+      </w:pPr>
+      <w:r>
+        <w:rPr>
+          <w:rFonts w:hint="eastAsia"/>
+          <w:b/>
+          <w:bCs/>
+        </w:rPr>
+        <w:t xml:space="preserve">其一，任務間的線性相關性偏低（Phi</w:t>
+      </w:r>
+      <w:r>
+        <w:rPr>
+          <w:b/>
+          <w:bCs/>
+        </w:rPr>
+        <w:t xml:space="preserve"> &lt; </w:t>
+      </w:r>
+      <w:r>
+        <w:rPr>
+          <w:rFonts w:hint="eastAsia"/>
+          <w:b/>
+          <w:bCs/>
+        </w:rPr>
+        <w:t xml:space="preserve">0.1）</w:t>
+      </w:r>
+      <w:r>
+        <w:rPr>
+          <w:rFonts w:hint="eastAsia"/>
+        </w:rPr>
+        <w:t xml:space="preserve">：多任務學習在任務高度相關時較能受益於共享表徵的「資料增強」效應。本研究中三疾病標籤的</w:t>
+      </w:r>
+      <w:r>
+        <w:t xml:space="preserve"> Phi </w:t>
+      </w:r>
+      <w:r>
+        <w:rPr>
+          <w:rFonts w:hint="eastAsia"/>
+        </w:rPr>
+        <w:t xml:space="preserve">均不超過</w:t>
+      </w:r>
+      <w:r>
+        <w:t xml:space="preserve"> </w:t>
+      </w:r>
+      <w:r>
+        <w:rPr>
+          <w:rFonts w:hint="eastAsia"/>
+        </w:rPr>
+        <w:t xml:space="preserve">0.06，意味著從標籤層面看，三項任務的「同步可預測性」有限，共享底層難以同時有效服務三項輸出。</w:t>
+      </w:r>
+    </w:p>
+    <w:p>
+      <w:pPr>
+        <w:pStyle w:val="a0"/>
+      </w:pPr>
+      <w:r>
+        <w:rPr>
+          <w:rFonts w:hint="eastAsia"/>
+          <w:b/>
+          <w:bCs/>
+        </w:rPr>
+        <w:t xml:space="preserve">其二，三項疾病的主要驅動特徵差異顯著</w:t>
+      </w:r>
+      <w:r>
+        <w:rPr>
+          <w:rFonts w:hint="eastAsia"/>
+        </w:rPr>
+        <w:t xml:space="preserve">：§6.2</w:t>
+      </w:r>
+      <w:r>
+        <w:t xml:space="preserve"> SHAP </w:t>
+      </w:r>
+      <w:r>
+        <w:rPr>
+          <w:rFonts w:hint="eastAsia"/>
+        </w:rPr>
+        <w:t xml:space="preserve">分析顯示，高血壓主要由</w:t>
+      </w:r>
+      <w:r>
+        <w:t xml:space="preserve"> SBP/DBP </w:t>
+      </w:r>
+      <w:r>
+        <w:rPr>
+          <w:rFonts w:hint="eastAsia"/>
+        </w:rPr>
+        <w:t xml:space="preserve">主導、高血糖由</w:t>
+      </w:r>
+      <w:r>
+        <w:t xml:space="preserve"> FBG </w:t>
+      </w:r>
+      <w:r>
+        <w:rPr>
+          <w:rFonts w:hint="eastAsia"/>
+        </w:rPr>
+        <w:t xml:space="preserve">主導、高血脂由</w:t>
+      </w:r>
+      <w:r>
+        <w:t xml:space="preserve"> TC </w:t>
+      </w:r>
+      <w:r>
+        <w:rPr>
+          <w:rFonts w:hint="eastAsia"/>
+        </w:rPr>
+        <w:t xml:space="preserve">主導。這呼應</w:t>
+      </w:r>
+      <w:r>
+        <w:t xml:space="preserve"> §6.8 </w:t>
+      </w:r>
+      <w:r>
+        <w:rPr>
+          <w:rFonts w:hint="eastAsia"/>
+        </w:rPr>
+        <w:t xml:space="preserve">結尾的觀察——主要預測特徵差異大時，共享表徵反而稀釋專屬資訊。</w:t>
+      </w:r>
+    </w:p>
+    <w:p>
+      <w:pPr>
+        <w:pStyle w:val="a0"/>
+      </w:pPr>
+      <w:r>
+        <w:rPr>
+          <w:rFonts w:hint="eastAsia"/>
+        </w:rPr>
+        <w:t xml:space="preserve">值得注意的是，雖然</w:t>
+      </w:r>
+      <w:r>
+        <w:t xml:space="preserve"> Phi </w:t>
+      </w:r>
+      <w:r>
+        <w:rPr>
+          <w:rFonts w:hint="eastAsia"/>
+        </w:rPr>
+        <w:t xml:space="preserve">偏低，但</w:t>
+      </w:r>
+      <w:r>
+        <w:t xml:space="preserve"> </w:t>
+      </w:r>
+      <w:r>
+        <w:rPr>
+          <w:rFonts w:hint="eastAsia"/>
+        </w:rPr>
+        <w:t xml:space="preserve">高血壓</w:t>
+      </w:r>
+      <w:r>
+        <w:t xml:space="preserve"> ↔ </w:t>
+      </w:r>
+      <w:r>
+        <w:rPr>
+          <w:rFonts w:hint="eastAsia"/>
+        </w:rPr>
+        <w:t xml:space="preserve">高血糖</w:t>
+      </w:r>
+      <w:r>
+        <w:t xml:space="preserve"> </w:t>
+      </w:r>
+      <w:r>
+        <w:rPr>
+          <w:rFonts w:hint="eastAsia"/>
+        </w:rPr>
+        <w:t xml:space="preserve">的</w:t>
+      </w:r>
+      <w:r>
+        <w:t xml:space="preserve"> OR </w:t>
+      </w:r>
+      <w:r>
+        <w:rPr>
+          <w:rFonts w:hint="eastAsia"/>
+        </w:rPr>
+        <w:t xml:space="preserve">達</w:t>
+      </w:r>
+      <w:r>
+        <w:t xml:space="preserve"> 1.72 </w:t>
+      </w:r>
+      <w:r>
+        <w:rPr>
+          <w:rFonts w:hint="eastAsia"/>
+        </w:rPr>
+        <w:t xml:space="preserve">顯示三高之間仍存在臨床上有意義的關聯，這也是本研究選擇同時預測三項疾病、而非僅單獨建模的根本理由。MTL</w:t>
+      </w:r>
+      <w:r>
+        <w:t xml:space="preserve"> </w:t>
+      </w:r>
+      <w:r>
+        <w:rPr>
+          <w:rFonts w:hint="eastAsia"/>
+        </w:rPr>
+        <w:t xml:space="preserve">雖未提升預測效能，但其顯著的參數效率優勢（−66%）使其在資源受限的部署場景下仍是可行的選擇。</w:t>
+      </w:r>
+    </w:p>
+    <w:p>
+      <w:pPr>
+        <w:pStyle w:val="a0"/>
+      </w:pPr>
+      <w:r>
+        <w:rPr>
+          <w:rFonts w:hint="eastAsia"/>
+        </w:rPr>
+        <w:t xml:space="preserve">綜合而言，本節的共病性分析揭示：</w:t>
+      </w:r>
+      <w:r>
+        <w:rPr>
+          <w:rFonts w:hint="eastAsia"/>
+          <w:b/>
+          <w:bCs/>
+        </w:rPr>
+        <w:t xml:space="preserve">三高疾病的關聯來自共享上游因子（弱線性相關但仍有臨床顯著性）</w:t>
+      </w:r>
+      <w:r>
+        <w:rPr>
+          <w:rFonts w:hint="eastAsia"/>
+        </w:rPr>
+        <w:t xml:space="preserve">，此結構限制了</w:t>
+      </w:r>
+      <w:r>
+        <w:t xml:space="preserve"> MTL </w:t>
+      </w:r>
+      <w:r>
+        <w:rPr>
+          <w:rFonts w:hint="eastAsia"/>
+        </w:rPr>
+        <w:t xml:space="preserve">在預測效能上的提升空間，但不否定其在效率面的價值。第七章將進一步從臨床與方法論角度討論此發現的意涵（詳見</w:t>
+      </w:r>
+      <w:r>
+        <w:t xml:space="preserve"> </w:t>
+      </w:r>
+      <w:r>
+        <w:rPr>
+          <w:rFonts w:hint="eastAsia"/>
+        </w:rPr>
+        <w:t xml:space="preserve">§7.6）。</w:t>
+      </w:r>
+    </w:p>
+    <w:bookmarkEnd w:id="78"/>
+    <w:bookmarkEnd w:id="79"/>
+    <w:bookmarkStart w:id="83" w:name="第十節-符號回歸實驗"/>
+    <w:p>
+      <w:pPr>
+        <w:pStyle w:val="2"/>
+      </w:pPr>
+      <w:r>
+        <w:rPr>
+          <w:rFonts w:hint="eastAsia"/>
+        </w:rPr>
+        <w:t xml:space="preserve">第十節</w:t>
+      </w:r>
+      <w:r>
+        <w:t xml:space="preserve"> </w:t>
+      </w:r>
+      <w:r>
+        <w:rPr>
+          <w:rFonts w:hint="eastAsia"/>
+        </w:rPr>
+        <w:t xml:space="preserve">符號回歸實驗</w:t>
+      </w:r>
+    </w:p>
+    <w:p>
+      <w:pPr>
+        <w:pStyle w:val="FirstParagraph"/>
+      </w:pPr>
+      <w:r>
+        <w:rPr>
+          <w:rFonts w:hint="eastAsia"/>
+          <w:b/>
+          <w:bCs/>
+        </w:rPr>
+        <w:t xml:space="preserve">實驗目的</w:t>
+      </w:r>
+      <w:r>
+        <w:rPr>
+          <w:rFonts w:hint="eastAsia"/>
+        </w:rPr>
+        <w:t xml:space="preserve">：探索可解釋的數學公式——能否從資料中發現簡潔的預測公式，兼顧預測效能與臨床可解釋性？</w:t>
+      </w:r>
+    </w:p>
+    <w:bookmarkStart w:id="80" w:name="壹實驗設計-7"/>
+    <w:p>
+      <w:pPr>
+        <w:pStyle w:val="3"/>
+      </w:pPr>
+      <w:r>
+        <w:rPr>
+          <w:rFonts w:hint="eastAsia"/>
+        </w:rPr>
+        <w:t xml:space="preserve">壹、實驗設計</w:t>
+      </w:r>
+    </w:p>
+    <w:p>
+      <w:pPr>
+        <w:pStyle w:val="FirstParagraph"/>
+      </w:pPr>
+      <w:r>
+        <w:rPr>
+          <w:rFonts w:hint="eastAsia"/>
+        </w:rPr>
+        <w:t xml:space="preserve">符號回歸使用</w:t>
+      </w:r>
+      <w:r>
+        <w:t xml:space="preserve"> PySR </w:t>
+      </w:r>
+      <w:r>
+        <w:rPr>
+          <w:rFonts w:hint="eastAsia"/>
+        </w:rPr>
+        <w:t xml:space="preserve">套件，嘗試從資料中自動發現可解釋的數學公式。實驗設定：最大複雜度</w:t>
+      </w:r>
+      <w:r>
+        <w:t xml:space="preserve"> </w:t>
+      </w:r>
+      <w:r>
+        <w:rPr>
+          <w:rFonts w:hint="eastAsia"/>
+        </w:rPr>
+        <w:t xml:space="preserve">35、迭代次數</w:t>
+      </w:r>
+      <w:r>
+        <w:t xml:space="preserve"> </w:t>
+      </w:r>
+      <w:r>
+        <w:rPr>
+          <w:rFonts w:hint="eastAsia"/>
+        </w:rPr>
+        <w:t xml:space="preserve">200、運算子包含</w:t>
+      </w:r>
+      <w:r>
+        <w:t xml:space="preserve"> +、-、*、/、exp。</w:t>
+      </w:r>
+    </w:p>
+    <w:bookmarkEnd w:id="80"/>
+    <w:bookmarkStart w:id="81" w:name="貳發現的公式"/>
+    <w:p>
+      <w:pPr>
+        <w:pStyle w:val="3"/>
+      </w:pPr>
+      <w:r>
+        <w:rPr>
+          <w:rFonts w:hint="eastAsia"/>
+        </w:rPr>
+        <w:t xml:space="preserve">貳、發現的公式</w:t>
+      </w:r>
+    </w:p>
+    <w:p>
+      <w:pPr>
+        <w:pStyle w:val="FirstParagraph"/>
+      </w:pPr>
+      <w:r>
+        <w:rPr>
+          <w:rFonts w:hint="eastAsia"/>
+        </w:rPr>
+        <w:t xml:space="preserve">表</w:t>
+      </w:r>
+      <w:r>
+        <w:t xml:space="preserve"> 6-20 </w:t>
+      </w:r>
+      <w:r>
+        <w:rPr>
+          <w:rFonts w:hint="eastAsia"/>
+        </w:rPr>
+        <w:t xml:space="preserve">呈現各疾病的最佳符號回歸公式。</w:t>
+      </w:r>
+    </w:p>
+    <w:p>
+      <w:pPr>
+        <w:pStyle w:val="a0"/>
+      </w:pPr>
+      <w:r>
+        <w:rPr>
+          <w:rFonts w:hint="eastAsia"/>
+          <w:b/>
+          <w:bCs/>
+        </w:rPr>
+        <w:t xml:space="preserve">表</w:t>
+      </w:r>
+      <w:r>
+        <w:rPr>
+          <w:b/>
+          <w:bCs/>
+        </w:rPr>
+        <w:t xml:space="preserve"> 6-20 </w:t>
       </w:r>
       <w:r>
         <w:rPr>
@@ -16866,20 +19082,17 @@
         <w:t xml:space="preserve">7.6%，顯示單一特徵在此任務中的預測力有限。</w:t>
       </w:r>
     </w:p>
-    <w:bookmarkEnd w:id="75"/>
-    <w:bookmarkStart w:id="76" w:name="穩定性驗證"/>
+    <w:bookmarkEnd w:id="81"/>
+    <w:bookmarkStart w:id="82" w:name="參穩定性驗證"/>
     <w:p>
       <w:pPr>
         <w:pStyle w:val="3"/>
       </w:pPr>
       <w:r>
-        <w:t xml:space="preserve">6.9.3 </w:t>
-      </w:r>
-      <w:r>
-        <w:rPr>
-          <w:rFonts w:hint="eastAsia"/>
-        </w:rPr>
-        <w:t xml:space="preserve">穩定性驗證</w:t>
+        <w:rPr>
+          <w:rFonts w:hint="eastAsia"/>
+        </w:rPr>
+        <w:t xml:space="preserve">參、穩定性驗證</w:t>
       </w:r>
     </w:p>
     <w:p>
@@ -16917,10 +19130,10 @@
         <w:rPr>
           <w:rFonts w:hint="eastAsia"/>
         </w:rPr>
-        <w:t xml:space="preserve">§6.9.1）。表</w:t>
-      </w:r>
-      <w:r>
-        <w:t xml:space="preserve"> 6-18 </w:t>
+        <w:t xml:space="preserve">§6.10.1）。表</w:t>
+      </w:r>
+      <w:r>
+        <w:t xml:space="preserve"> 6-21 </w:t>
       </w:r>
       <w:r>
         <w:rPr>
@@ -16946,7 +19159,7 @@
           <w:b/>
           <w:bCs/>
         </w:rPr>
-        <w:t xml:space="preserve"> 6-18 </w:t>
+        <w:t xml:space="preserve"> 6-21 </w:t>
       </w:r>
       <w:r>
         <w:rPr>
@@ -17049,7 +19262,7 @@
               <w:t xml:space="preserve">表</w:t>
             </w:r>
             <w:r>
-              <w:t xml:space="preserve"> 6-17 AUC</w:t>
+              <w:t xml:space="preserve"> 6-20 AUC</w:t>
             </w:r>
           </w:p>
         </w:tc>
@@ -17278,7 +19491,7 @@
         <w:t xml:space="preserve">0.016，公式形式與表</w:t>
       </w:r>
       <w:r>
-        <w:t xml:space="preserve"> 6-17 </w:t>
+        <w:t xml:space="preserve"> 6-20 </w:t>
       </w:r>
       <w:r>
         <w:rPr>
@@ -17341,7 +19554,7 @@
         <w:t xml:space="preserve">SBP_Y-1（而非表</w:t>
       </w:r>
       <w:r>
-        <w:t xml:space="preserve"> 6-17 </w:t>
+        <w:t xml:space="preserve"> 6-20 </w:t>
       </w:r>
       <w:r>
         <w:rPr>
@@ -17447,9 +19660,9 @@
         <w:t xml:space="preserve">維護者：紀伯喬</w:t>
       </w:r>
     </w:p>
-    <w:bookmarkEnd w:id="76"/>
-    <w:bookmarkEnd w:id="77"/>
-    <w:bookmarkEnd w:id="78"/>
+    <w:bookmarkEnd w:id="82"/>
+    <w:bookmarkEnd w:id="83"/>
+    <w:bookmarkEnd w:id="84"/>
     <w:sectPr>
       <w:footnotePr>
         <w:numRestart w:val="eachSect"/>
@@ -18366,6 +20579,9 @@
     </w:lvlOverride>
   </w:num>
   <w:num w:numId="1011">
+    <w:abstractNumId w:val="991"/>
+  </w:num>
+  <w:num w:numId="1012">
     <w:abstractNumId w:val="991"/>
   </w:num>
 </w:numbering>
